--- a/output/procedures/ALP-EPC-00000-GE-PLN-0002.docx
+++ b/output/procedures/ALP-EPC-00000-GE-PLN-0002.docx
@@ -211,7 +211,7 @@
               <w:rPr>
                 <w:sz w:val="16"/>
               </w:rPr>
-              <w:t>IFR 2027-04-09, IFA 2027-05-07, IFC 2027-05-14</w:t>
+              <w:t>IFR 2027-03-31, IFA 2027-04-28, IFC 2027-05-05</w:t>
             </w:r>
           </w:p>
         </w:tc>
@@ -2670,7 +2670,7 @@
               <w:rPr>
                 <w:sz w:val="14"/>
               </w:rPr>
-              <w:t>2027-03-05</w:t>
+              <w:t>2027-03-04</w:t>
             </w:r>
           </w:p>
         </w:tc>
@@ -2686,7 +2686,7 @@
               <w:rPr>
                 <w:sz w:val="14"/>
               </w:rPr>
-              <w:t>23</w:t>
+              <w:t>24</w:t>
             </w:r>
           </w:p>
         </w:tc>
@@ -2835,7 +2835,7 @@
               <w:rPr>
                 <w:sz w:val="14"/>
               </w:rPr>
-              <w:t>13</w:t>
+              <w:t>12</w:t>
             </w:r>
           </w:p>
         </w:tc>
@@ -2968,7 +2968,7 @@
               <w:rPr>
                 <w:sz w:val="14"/>
               </w:rPr>
-              <w:t>2027-10-11</w:t>
+              <w:t>2027-10-07</w:t>
             </w:r>
           </w:p>
         </w:tc>
@@ -2984,7 +2984,7 @@
               <w:rPr>
                 <w:sz w:val="14"/>
               </w:rPr>
-              <w:t>91</w:t>
+              <w:t>93</w:t>
             </w:r>
           </w:p>
         </w:tc>
@@ -3117,7 +3117,7 @@
               <w:rPr>
                 <w:sz w:val="14"/>
               </w:rPr>
-              <w:t>2027-05-06</w:t>
+              <w:t>2027-05-21</w:t>
             </w:r>
           </w:p>
         </w:tc>
@@ -3133,7 +3133,7 @@
               <w:rPr>
                 <w:sz w:val="14"/>
               </w:rPr>
-              <w:t>151</w:t>
+              <w:t>140</w:t>
             </w:r>
           </w:p>
         </w:tc>
@@ -3266,7 +3266,7 @@
               <w:rPr>
                 <w:sz w:val="14"/>
               </w:rPr>
-              <w:t>2027-09-17</w:t>
+              <w:t>2027-09-29</w:t>
             </w:r>
           </w:p>
         </w:tc>
@@ -3282,7 +3282,7 @@
               <w:rPr>
                 <w:sz w:val="14"/>
               </w:rPr>
-              <w:t>140</w:t>
+              <w:t>132</w:t>
             </w:r>
           </w:p>
         </w:tc>
@@ -3564,7 +3564,7 @@
               <w:rPr>
                 <w:sz w:val="14"/>
               </w:rPr>
-              <w:t>2028-03-03</w:t>
+              <w:t>2028-03-02</w:t>
             </w:r>
           </w:p>
         </w:tc>
@@ -3580,7 +3580,7 @@
               <w:rPr>
                 <w:sz w:val="14"/>
               </w:rPr>
-              <w:t>16</w:t>
+              <w:t>17</w:t>
             </w:r>
           </w:p>
         </w:tc>
@@ -3713,7 +3713,7 @@
               <w:rPr>
                 <w:sz w:val="14"/>
               </w:rPr>
-              <w:t>2027-07-09</w:t>
+              <w:t>2027-07-05</w:t>
             </w:r>
           </w:p>
         </w:tc>
@@ -3729,7 +3729,7 @@
               <w:rPr>
                 <w:sz w:val="14"/>
               </w:rPr>
-              <w:t>34</w:t>
+              <w:t>38</w:t>
             </w:r>
           </w:p>
         </w:tc>
@@ -4027,7 +4027,7 @@
               <w:rPr>
                 <w:sz w:val="14"/>
               </w:rPr>
-              <w:t>20</w:t>
+              <w:t>18</w:t>
             </w:r>
           </w:p>
         </w:tc>
@@ -4160,7 +4160,7 @@
               <w:rPr>
                 <w:sz w:val="14"/>
               </w:rPr>
-              <w:t>2027-10-29</w:t>
+              <w:t>2027-11-03</w:t>
             </w:r>
           </w:p>
         </w:tc>
@@ -4176,7 +4176,7 @@
               <w:rPr>
                 <w:sz w:val="14"/>
               </w:rPr>
-              <w:t>108</w:t>
+              <w:t>105</w:t>
             </w:r>
           </w:p>
         </w:tc>
@@ -4309,7 +4309,7 @@
               <w:rPr>
                 <w:sz w:val="14"/>
               </w:rPr>
-              <w:t>2027-09-15</w:t>
+              <w:t>2027-09-27</w:t>
             </w:r>
           </w:p>
         </w:tc>
@@ -4325,7 +4325,7 @@
               <w:rPr>
                 <w:sz w:val="14"/>
               </w:rPr>
-              <w:t>180</w:t>
+              <w:t>172</w:t>
             </w:r>
           </w:p>
         </w:tc>
@@ -4607,7 +4607,7 @@
               <w:rPr>
                 <w:sz w:val="14"/>
               </w:rPr>
-              <w:t>2028-04-28</w:t>
+              <w:t>2028-04-27</w:t>
             </w:r>
           </w:p>
         </w:tc>
@@ -4623,7 +4623,7 @@
               <w:rPr>
                 <w:sz w:val="14"/>
               </w:rPr>
-              <w:t>11</w:t>
+              <w:t>12</w:t>
             </w:r>
           </w:p>
         </w:tc>
@@ -5054,7 +5054,7 @@
               <w:rPr>
                 <w:sz w:val="14"/>
               </w:rPr>
-              <w:t>2027-09-06</w:t>
+              <w:t>2027-09-15</w:t>
             </w:r>
           </w:p>
         </w:tc>
@@ -5070,7 +5070,7 @@
               <w:rPr>
                 <w:sz w:val="14"/>
               </w:rPr>
-              <w:t>53</w:t>
+              <w:t>52</w:t>
             </w:r>
           </w:p>
         </w:tc>
@@ -5203,7 +5203,7 @@
               <w:rPr>
                 <w:sz w:val="14"/>
               </w:rPr>
-              <w:t>2027-10-21</w:t>
+              <w:t>2027-10-22</w:t>
             </w:r>
           </w:p>
         </w:tc>
@@ -5219,7 +5219,7 @@
               <w:rPr>
                 <w:sz w:val="14"/>
               </w:rPr>
-              <w:t>27</w:t>
+              <w:t>26</w:t>
             </w:r>
           </w:p>
         </w:tc>
@@ -5352,7 +5352,7 @@
               <w:rPr>
                 <w:sz w:val="14"/>
               </w:rPr>
-              <w:t>2027-05-17</w:t>
+              <w:t>2027-05-10</w:t>
             </w:r>
           </w:p>
         </w:tc>
@@ -5368,7 +5368,7 @@
               <w:rPr>
                 <w:sz w:val="14"/>
               </w:rPr>
-              <w:t>50</w:t>
+              <w:t>55</w:t>
             </w:r>
           </w:p>
         </w:tc>
@@ -5501,7 +5501,7 @@
               <w:rPr>
                 <w:sz w:val="14"/>
               </w:rPr>
-              <w:t>2027-04-19</w:t>
+              <w:t>2027-04-16</w:t>
             </w:r>
           </w:p>
         </w:tc>
@@ -5650,7 +5650,7 @@
               <w:rPr>
                 <w:sz w:val="14"/>
               </w:rPr>
-              <w:t>2027-09-20</w:t>
+              <w:t>2027-09-09</w:t>
             </w:r>
           </w:p>
         </w:tc>
@@ -5666,7 +5666,7 @@
               <w:rPr>
                 <w:sz w:val="14"/>
               </w:rPr>
-              <w:t>106</w:t>
+              <w:t>109</w:t>
             </w:r>
           </w:p>
         </w:tc>
@@ -5948,7 +5948,7 @@
               <w:rPr>
                 <w:sz w:val="14"/>
               </w:rPr>
-              <w:t>2027-06-07</w:t>
+              <w:t>2027-06-03</w:t>
             </w:r>
           </w:p>
         </w:tc>
@@ -5964,7 +5964,7 @@
               <w:rPr>
                 <w:sz w:val="14"/>
               </w:rPr>
-              <w:t>13</w:t>
+              <w:t>14</w:t>
             </w:r>
           </w:p>
         </w:tc>
@@ -6097,7 +6097,7 @@
               <w:rPr>
                 <w:sz w:val="14"/>
               </w:rPr>
-              <w:t>2027-10-13</w:t>
+              <w:t>2027-10-08</w:t>
             </w:r>
           </w:p>
         </w:tc>
@@ -6113,7 +6113,7 @@
               <w:rPr>
                 <w:sz w:val="14"/>
               </w:rPr>
-              <w:t>92</w:t>
+              <w:t>95</w:t>
             </w:r>
           </w:p>
         </w:tc>
@@ -6246,7 +6246,7 @@
               <w:rPr>
                 <w:sz w:val="14"/>
               </w:rPr>
-              <w:t>2027-08-27</w:t>
+              <w:t>2027-09-08</w:t>
             </w:r>
           </w:p>
         </w:tc>
@@ -6262,7 +6262,7 @@
               <w:rPr>
                 <w:sz w:val="14"/>
               </w:rPr>
-              <w:t>150</w:t>
+              <w:t>142</w:t>
             </w:r>
           </w:p>
         </w:tc>
@@ -6544,7 +6544,7 @@
               <w:rPr>
                 <w:sz w:val="14"/>
               </w:rPr>
-              <w:t>2027-10-07</w:t>
+              <w:t>2027-10-08</w:t>
             </w:r>
           </w:p>
         </w:tc>
@@ -6560,7 +6560,7 @@
               <w:rPr>
                 <w:sz w:val="14"/>
               </w:rPr>
-              <w:t>47</w:t>
+              <w:t>46</w:t>
             </w:r>
           </w:p>
         </w:tc>
@@ -6693,7 +6693,7 @@
               <w:rPr>
                 <w:sz w:val="14"/>
               </w:rPr>
-              <w:t>2027-09-28</w:t>
+              <w:t>2027-09-29</w:t>
             </w:r>
           </w:p>
         </w:tc>
@@ -6709,7 +6709,7 @@
               <w:rPr>
                 <w:sz w:val="14"/>
               </w:rPr>
-              <w:t>9</w:t>
+              <w:t>8</w:t>
             </w:r>
           </w:p>
         </w:tc>
@@ -6725,7 +6725,7 @@
               <w:rPr>
                 <w:sz w:val="14"/>
               </w:rPr>
-              <w:t>2027-10-26</w:t>
+              <w:t>2027-07-29</w:t>
             </w:r>
           </w:p>
         </w:tc>
@@ -6842,7 +6842,7 @@
               <w:rPr>
                 <w:sz w:val="14"/>
               </w:rPr>
-              <w:t>2027-06-02</w:t>
+              <w:t>2027-05-31</w:t>
             </w:r>
           </w:p>
         </w:tc>
@@ -6858,7 +6858,7 @@
               <w:rPr>
                 <w:sz w:val="14"/>
               </w:rPr>
-              <w:t>12</w:t>
+              <w:t>15</w:t>
             </w:r>
           </w:p>
         </w:tc>
@@ -7140,7 +7140,7 @@
               <w:rPr>
                 <w:sz w:val="14"/>
               </w:rPr>
-              <w:t>2027-09-08</w:t>
+              <w:t>2027-09-20</w:t>
             </w:r>
           </w:p>
         </w:tc>
@@ -7156,7 +7156,7 @@
               <w:rPr>
                 <w:sz w:val="14"/>
               </w:rPr>
-              <w:t>165</w:t>
+              <w:t>157</w:t>
             </w:r>
           </w:p>
         </w:tc>
@@ -7438,7 +7438,7 @@
               <w:rPr>
                 <w:sz w:val="14"/>
               </w:rPr>
-              <w:t>2028-03-14</w:t>
+              <w:t>2028-03-13</w:t>
             </w:r>
           </w:p>
         </w:tc>
@@ -7454,7 +7454,7 @@
               <w:rPr>
                 <w:sz w:val="14"/>
               </w:rPr>
-              <w:t>14</w:t>
+              <w:t>15</w:t>
             </w:r>
           </w:p>
         </w:tc>
@@ -7587,7 +7587,7 @@
               <w:rPr>
                 <w:sz w:val="14"/>
               </w:rPr>
-              <w:t>2027-05-14</w:t>
+              <w:t>2027-05-06</w:t>
             </w:r>
           </w:p>
         </w:tc>
@@ -7603,7 +7603,7 @@
               <w:rPr>
                 <w:sz w:val="14"/>
               </w:rPr>
-              <w:t>51</w:t>
+              <w:t>57</w:t>
             </w:r>
           </w:p>
         </w:tc>
@@ -7736,7 +7736,7 @@
               <w:rPr>
                 <w:sz w:val="14"/>
               </w:rPr>
-              <w:t>2027-06-10</w:t>
+              <w:t>2027-06-03</w:t>
             </w:r>
           </w:p>
         </w:tc>
@@ -7752,7 +7752,7 @@
               <w:rPr>
                 <w:sz w:val="14"/>
               </w:rPr>
-              <w:t>9</w:t>
+              <w:t>10</w:t>
             </w:r>
           </w:p>
         </w:tc>
@@ -7885,7 +7885,7 @@
               <w:rPr>
                 <w:sz w:val="14"/>
               </w:rPr>
-              <w:t>2027-10-04</w:t>
+              <w:t>2027-09-29</w:t>
             </w:r>
           </w:p>
         </w:tc>
@@ -7901,7 +7901,7 @@
               <w:rPr>
                 <w:sz w:val="14"/>
               </w:rPr>
-              <w:t>99</w:t>
+              <w:t>98</w:t>
             </w:r>
           </w:p>
         </w:tc>
@@ -8034,7 +8034,7 @@
               <w:rPr>
                 <w:sz w:val="14"/>
               </w:rPr>
-              <w:t>2027-09-22</w:t>
+              <w:t>2027-10-04</w:t>
             </w:r>
           </w:p>
         </w:tc>
@@ -8050,7 +8050,7 @@
               <w:rPr>
                 <w:sz w:val="14"/>
               </w:rPr>
-              <w:t>141</w:t>
+              <w:t>133</w:t>
             </w:r>
           </w:p>
         </w:tc>
@@ -8183,7 +8183,7 @@
               <w:rPr>
                 <w:sz w:val="14"/>
               </w:rPr>
-              <w:t>2027-09-27</w:t>
+              <w:t>2027-09-10</w:t>
             </w:r>
           </w:p>
         </w:tc>
@@ -8199,7 +8199,7 @@
               <w:rPr>
                 <w:sz w:val="14"/>
               </w:rPr>
-              <w:t>85</w:t>
+              <w:t>96</w:t>
             </w:r>
           </w:p>
         </w:tc>
@@ -8332,7 +8332,7 @@
               <w:rPr>
                 <w:sz w:val="14"/>
               </w:rPr>
-              <w:t>2028-01-28</w:t>
+              <w:t>2028-01-27</w:t>
             </w:r>
           </w:p>
         </w:tc>
@@ -8348,7 +8348,7 @@
               <w:rPr>
                 <w:sz w:val="14"/>
               </w:rPr>
-              <w:t>26</w:t>
+              <w:t>27</w:t>
             </w:r>
           </w:p>
         </w:tc>
@@ -8481,7 +8481,7 @@
               <w:rPr>
                 <w:sz w:val="14"/>
               </w:rPr>
-              <w:t>2027-06-18</w:t>
+              <w:t>2027-06-14</w:t>
             </w:r>
           </w:p>
         </w:tc>
@@ -8497,7 +8497,7 @@
               <w:rPr>
                 <w:sz w:val="14"/>
               </w:rPr>
-              <w:t>37</w:t>
+              <w:t>41</w:t>
             </w:r>
           </w:p>
         </w:tc>
@@ -8630,7 +8630,7 @@
               <w:rPr>
                 <w:sz w:val="14"/>
               </w:rPr>
-              <w:t>2027-07-27</w:t>
+              <w:t>2027-07-28</w:t>
             </w:r>
           </w:p>
         </w:tc>
@@ -8646,7 +8646,7 @@
               <w:rPr>
                 <w:sz w:val="14"/>
               </w:rPr>
-              <w:t>24</w:t>
+              <w:t>30</w:t>
             </w:r>
           </w:p>
         </w:tc>
@@ -8779,7 +8779,7 @@
               <w:rPr>
                 <w:sz w:val="14"/>
               </w:rPr>
-              <w:t>2027-08-30</w:t>
+              <w:t>2027-09-03</w:t>
             </w:r>
           </w:p>
         </w:tc>
@@ -8795,7 +8795,7 @@
               <w:rPr>
                 <w:sz w:val="14"/>
               </w:rPr>
-              <w:t>100</w:t>
+              <w:t>96</w:t>
             </w:r>
           </w:p>
         </w:tc>
@@ -8928,7 +8928,7 @@
               <w:rPr>
                 <w:sz w:val="14"/>
               </w:rPr>
-              <w:t>2027-08-30</w:t>
+              <w:t>2027-09-09</w:t>
             </w:r>
           </w:p>
         </w:tc>
@@ -8944,7 +8944,7 @@
               <w:rPr>
                 <w:sz w:val="14"/>
               </w:rPr>
-              <w:t>123</w:t>
+              <w:t>115</w:t>
             </w:r>
           </w:p>
         </w:tc>
@@ -9226,7 +9226,7 @@
               <w:rPr>
                 <w:sz w:val="14"/>
               </w:rPr>
-              <w:t>2027-12-07</w:t>
+              <w:t>2027-12-09</w:t>
             </w:r>
           </w:p>
         </w:tc>
@@ -9242,7 +9242,7 @@
               <w:rPr>
                 <w:sz w:val="14"/>
               </w:rPr>
-              <w:t>34</w:t>
+              <w:t>32</w:t>
             </w:r>
           </w:p>
         </w:tc>
@@ -9375,7 +9375,7 @@
               <w:rPr>
                 <w:sz w:val="14"/>
               </w:rPr>
-              <w:t>2027-06-24</w:t>
+              <w:t>2027-06-28</w:t>
             </w:r>
           </w:p>
         </w:tc>
@@ -9391,7 +9391,7 @@
               <w:rPr>
                 <w:sz w:val="14"/>
               </w:rPr>
-              <w:t>19</w:t>
+              <w:t>14</w:t>
             </w:r>
           </w:p>
         </w:tc>
@@ -9524,7 +9524,7 @@
               <w:rPr>
                 <w:sz w:val="14"/>
               </w:rPr>
-              <w:t>2027-09-28</w:t>
+              <w:t>2027-09-16</w:t>
             </w:r>
           </w:p>
         </w:tc>
@@ -9540,7 +9540,7 @@
               <w:rPr>
                 <w:sz w:val="14"/>
               </w:rPr>
-              <w:t>96</w:t>
+              <w:t>104</w:t>
             </w:r>
           </w:p>
         </w:tc>
@@ -9673,7 +9673,7 @@
               <w:rPr>
                 <w:sz w:val="14"/>
               </w:rPr>
-              <w:t>2027-08-27</w:t>
+              <w:t>2027-09-08</w:t>
             </w:r>
           </w:p>
         </w:tc>
@@ -9689,7 +9689,7 @@
               <w:rPr>
                 <w:sz w:val="14"/>
               </w:rPr>
-              <w:t>145</w:t>
+              <w:t>137</w:t>
             </w:r>
           </w:p>
         </w:tc>
@@ -10567,7 +10567,7 @@
               <w:rPr>
                 <w:sz w:val="14"/>
               </w:rPr>
-              <w:t>2027-08-31</w:t>
+              <w:t>2027-09-15</w:t>
             </w:r>
           </w:p>
         </w:tc>
@@ -10583,7 +10583,7 @@
               <w:rPr>
                 <w:sz w:val="14"/>
               </w:rPr>
-              <w:t>88</w:t>
+              <w:t>80</w:t>
             </w:r>
           </w:p>
         </w:tc>
@@ -10716,7 +10716,7 @@
               <w:rPr>
                 <w:sz w:val="14"/>
               </w:rPr>
-              <w:t>2027-06-22</w:t>
+              <w:t>2027-06-17</w:t>
             </w:r>
           </w:p>
         </w:tc>
@@ -10732,7 +10732,7 @@
               <w:rPr>
                 <w:sz w:val="14"/>
               </w:rPr>
-              <w:t>33</w:t>
+              <w:t>36</w:t>
             </w:r>
           </w:p>
         </w:tc>
@@ -11014,7 +11014,7 @@
               <w:rPr>
                 <w:sz w:val="14"/>
               </w:rPr>
-              <w:t>2027-06-17</w:t>
+              <w:t>2027-06-18</w:t>
             </w:r>
           </w:p>
         </w:tc>
@@ -11030,7 +11030,7 @@
               <w:rPr>
                 <w:sz w:val="14"/>
               </w:rPr>
-              <w:t>18</w:t>
+              <w:t>26</w:t>
             </w:r>
           </w:p>
         </w:tc>
@@ -11163,7 +11163,7 @@
               <w:rPr>
                 <w:sz w:val="14"/>
               </w:rPr>
-              <w:t>2027-06-22</w:t>
+              <w:t>2027-06-07</w:t>
             </w:r>
           </w:p>
         </w:tc>
@@ -11179,7 +11179,7 @@
               <w:rPr>
                 <w:sz w:val="14"/>
               </w:rPr>
-              <w:t>24</w:t>
+              <w:t>35</w:t>
             </w:r>
           </w:p>
         </w:tc>
@@ -11312,7 +11312,7 @@
               <w:rPr>
                 <w:sz w:val="14"/>
               </w:rPr>
-              <w:t>2027-10-19</w:t>
+              <w:t>2027-10-20</w:t>
             </w:r>
           </w:p>
         </w:tc>
@@ -11328,7 +11328,7 @@
               <w:rPr>
                 <w:sz w:val="14"/>
               </w:rPr>
-              <w:t>9</w:t>
+              <w:t>8</w:t>
             </w:r>
           </w:p>
         </w:tc>
@@ -11344,7 +11344,7 @@
               <w:rPr>
                 <w:sz w:val="14"/>
               </w:rPr>
-              <w:t>2027-10-26</w:t>
+              <w:t>2027-07-29</w:t>
             </w:r>
           </w:p>
         </w:tc>
@@ -11644,7 +11644,7 @@
               <w:rPr>
                 <w:sz w:val="14"/>
               </w:rPr>
-              <w:t>2027-03-05</w:t>
+              <w:t>2027-03-04</w:t>
             </w:r>
           </w:p>
         </w:tc>
@@ -11676,7 +11676,7 @@
               <w:rPr>
                 <w:sz w:val="14"/>
               </w:rPr>
-              <w:t>23</w:t>
+              <w:t>24</w:t>
             </w:r>
           </w:p>
         </w:tc>
@@ -11793,7 +11793,7 @@
               <w:rPr>
                 <w:sz w:val="14"/>
               </w:rPr>
-              <w:t>ALP-EPC-00UBF-CV-RBR-0001</w:t>
+              <w:t>ALP-EPC-10UHA-CV-RBR-0001</w:t>
             </w:r>
           </w:p>
         </w:tc>
@@ -11841,7 +11841,7 @@
               <w:rPr>
                 <w:sz w:val="14"/>
               </w:rPr>
-              <w:t>13</w:t>
+              <w:t>12</w:t>
             </w:r>
           </w:p>
         </w:tc>
@@ -11974,7 +11974,7 @@
               <w:rPr>
                 <w:sz w:val="14"/>
               </w:rPr>
-              <w:t>2027-10-11</w:t>
+              <w:t>2027-10-07</w:t>
             </w:r>
           </w:p>
         </w:tc>
@@ -12006,7 +12006,7 @@
               <w:rPr>
                 <w:sz w:val="14"/>
               </w:rPr>
-              <w:t>91</w:t>
+              <w:t>93</w:t>
             </w:r>
           </w:p>
         </w:tc>
@@ -12038,7 +12038,7 @@
               <w:rPr>
                 <w:sz w:val="14"/>
               </w:rPr>
-              <w:t>2027-04-26</w:t>
+              <w:t>2027-03-29</w:t>
             </w:r>
           </w:p>
         </w:tc>
@@ -12054,7 +12054,7 @@
               <w:rPr>
                 <w:sz w:val="14"/>
               </w:rPr>
-              <w:t>185</w:t>
+              <w:t>205</w:t>
             </w:r>
           </w:p>
         </w:tc>
@@ -12139,7 +12139,7 @@
               <w:rPr>
                 <w:sz w:val="14"/>
               </w:rPr>
-              <w:t>2027-05-06</w:t>
+              <w:t>2027-05-21</w:t>
             </w:r>
           </w:p>
         </w:tc>
@@ -12171,7 +12171,7 @@
               <w:rPr>
                 <w:sz w:val="14"/>
               </w:rPr>
-              <w:t>151</w:t>
+              <w:t>140</w:t>
             </w:r>
           </w:p>
         </w:tc>
@@ -12304,7 +12304,7 @@
               <w:rPr>
                 <w:sz w:val="14"/>
               </w:rPr>
-              <w:t>2027-09-17</w:t>
+              <w:t>2027-09-29</w:t>
             </w:r>
           </w:p>
         </w:tc>
@@ -12336,7 +12336,7 @@
               <w:rPr>
                 <w:sz w:val="14"/>
               </w:rPr>
-              <w:t>140</w:t>
+              <w:t>132</w:t>
             </w:r>
           </w:p>
         </w:tc>
@@ -12368,7 +12368,7 @@
               <w:rPr>
                 <w:sz w:val="14"/>
               </w:rPr>
-              <w:t>2027-04-26</w:t>
+              <w:t>2027-03-29</w:t>
             </w:r>
           </w:p>
         </w:tc>
@@ -12384,7 +12384,7 @@
               <w:rPr>
                 <w:sz w:val="14"/>
               </w:rPr>
-              <w:t>205</w:t>
+              <w:t>225</w:t>
             </w:r>
           </w:p>
         </w:tc>
@@ -12517,7 +12517,7 @@
               <w:rPr>
                 <w:sz w:val="14"/>
               </w:rPr>
-              <w:t>MR-ME-024</w:t>
+              <w:t>MR-ME-023</w:t>
             </w:r>
           </w:p>
         </w:tc>
@@ -12533,7 +12533,7 @@
               <w:rPr>
                 <w:sz w:val="14"/>
               </w:rPr>
-              <w:t>2027-05-06</w:t>
+              <w:t>2027-10-12</w:t>
             </w:r>
           </w:p>
         </w:tc>
@@ -12549,7 +12549,7 @@
               <w:rPr>
                 <w:sz w:val="14"/>
               </w:rPr>
-              <w:t>117</w:t>
+              <w:t>4</w:t>
             </w:r>
           </w:p>
         </w:tc>
@@ -12634,7 +12634,7 @@
               <w:rPr>
                 <w:sz w:val="14"/>
               </w:rPr>
-              <w:t>2028-03-03</w:t>
+              <w:t>2028-03-02</w:t>
             </w:r>
           </w:p>
         </w:tc>
@@ -12666,7 +12666,7 @@
               <w:rPr>
                 <w:sz w:val="14"/>
               </w:rPr>
-              <w:t>16</w:t>
+              <w:t>17</w:t>
             </w:r>
           </w:p>
         </w:tc>
@@ -12682,7 +12682,7 @@
               <w:rPr>
                 <w:sz w:val="14"/>
               </w:rPr>
-              <w:t>MR-PI-005</w:t>
+              <w:t>MR-ME-023</w:t>
             </w:r>
           </w:p>
         </w:tc>
@@ -12698,7 +12698,7 @@
               <w:rPr>
                 <w:sz w:val="14"/>
               </w:rPr>
-              <w:t>2027-04-29</w:t>
+              <w:t>2027-10-12</w:t>
             </w:r>
           </w:p>
         </w:tc>
@@ -12714,7 +12714,7 @@
               <w:rPr>
                 <w:sz w:val="14"/>
               </w:rPr>
-              <w:t>162</w:t>
+              <w:t>44</w:t>
             </w:r>
           </w:p>
         </w:tc>
@@ -12783,7 +12783,7 @@
               <w:rPr>
                 <w:sz w:val="14"/>
               </w:rPr>
-              <w:t>ALP-EPC-00UBF-SS-STL-0001</w:t>
+              <w:t>ALP-EPC-10UMA-SS-STL-0001</w:t>
             </w:r>
           </w:p>
         </w:tc>
@@ -12799,7 +12799,7 @@
               <w:rPr>
                 <w:sz w:val="14"/>
               </w:rPr>
-              <w:t>2027-07-09</w:t>
+              <w:t>2027-07-05</w:t>
             </w:r>
           </w:p>
         </w:tc>
@@ -12831,7 +12831,7 @@
               <w:rPr>
                 <w:sz w:val="14"/>
               </w:rPr>
-              <w:t>34</w:t>
+              <w:t>38</w:t>
             </w:r>
           </w:p>
         </w:tc>
@@ -13113,7 +13113,7 @@
               <w:rPr>
                 <w:sz w:val="14"/>
               </w:rPr>
-              <w:t>ALP-EPC-20UMB-CV-EFD-0001</w:t>
+              <w:t>ALP-EPC-20UMB-CV-RBR-0001</w:t>
             </w:r>
           </w:p>
         </w:tc>
@@ -13161,7 +13161,7 @@
               <w:rPr>
                 <w:sz w:val="14"/>
               </w:rPr>
-              <w:t>20</w:t>
+              <w:t>18</w:t>
             </w:r>
           </w:p>
         </w:tc>
@@ -13294,7 +13294,7 @@
               <w:rPr>
                 <w:sz w:val="14"/>
               </w:rPr>
-              <w:t>2027-10-29</w:t>
+              <w:t>2027-11-03</w:t>
             </w:r>
           </w:p>
         </w:tc>
@@ -13326,7 +13326,7 @@
               <w:rPr>
                 <w:sz w:val="14"/>
               </w:rPr>
-              <w:t>108</w:t>
+              <w:t>105</w:t>
             </w:r>
           </w:p>
         </w:tc>
@@ -13459,7 +13459,7 @@
               <w:rPr>
                 <w:sz w:val="14"/>
               </w:rPr>
-              <w:t>2027-09-15</w:t>
+              <w:t>2027-09-27</w:t>
             </w:r>
           </w:p>
         </w:tc>
@@ -13491,7 +13491,7 @@
               <w:rPr>
                 <w:sz w:val="14"/>
               </w:rPr>
-              <w:t>180</w:t>
+              <w:t>172</w:t>
             </w:r>
           </w:p>
         </w:tc>
@@ -13672,7 +13672,7 @@
               <w:rPr>
                 <w:sz w:val="14"/>
               </w:rPr>
-              <w:t>MR-ME-024</w:t>
+              <w:t>MR-ME-023</w:t>
             </w:r>
           </w:p>
         </w:tc>
@@ -13688,7 +13688,7 @@
               <w:rPr>
                 <w:sz w:val="14"/>
               </w:rPr>
-              <w:t>2027-05-06</w:t>
+              <w:t>2027-10-12</w:t>
             </w:r>
           </w:p>
         </w:tc>
@@ -13704,7 +13704,7 @@
               <w:rPr>
                 <w:sz w:val="14"/>
               </w:rPr>
-              <w:t>162</w:t>
+              <w:t>49</w:t>
             </w:r>
           </w:p>
         </w:tc>
@@ -13773,7 +13773,7 @@
               <w:rPr>
                 <w:sz w:val="14"/>
               </w:rPr>
-              <w:t>ALP-EPC-20MAN-PI-SUP-0001</w:t>
+              <w:t>ALP-EPC-20LCA-PI-SUP-0001</w:t>
             </w:r>
           </w:p>
         </w:tc>
@@ -13789,7 +13789,7 @@
               <w:rPr>
                 <w:sz w:val="14"/>
               </w:rPr>
-              <w:t>2028-04-28</w:t>
+              <w:t>2028-04-27</w:t>
             </w:r>
           </w:p>
         </w:tc>
@@ -13821,7 +13821,7 @@
               <w:rPr>
                 <w:sz w:val="14"/>
               </w:rPr>
-              <w:t>11</w:t>
+              <w:t>12</w:t>
             </w:r>
           </w:p>
         </w:tc>
@@ -13853,7 +13853,7 @@
               <w:rPr>
                 <w:sz w:val="14"/>
               </w:rPr>
-              <w:t>2027-04-29</w:t>
+              <w:t>2027-05-19</w:t>
             </w:r>
           </w:p>
         </w:tc>
@@ -13869,7 +13869,7 @@
               <w:rPr>
                 <w:sz w:val="14"/>
               </w:rPr>
-              <w:t>197</w:t>
+              <w:t>183</w:t>
             </w:r>
           </w:p>
         </w:tc>
@@ -14284,7 +14284,7 @@
               <w:rPr>
                 <w:sz w:val="14"/>
               </w:rPr>
-              <w:t>2027-09-06</w:t>
+              <w:t>2027-09-15</w:t>
             </w:r>
           </w:p>
         </w:tc>
@@ -14316,7 +14316,7 @@
               <w:rPr>
                 <w:sz w:val="14"/>
               </w:rPr>
-              <w:t>53</w:t>
+              <w:t>52</w:t>
             </w:r>
           </w:p>
         </w:tc>
@@ -14348,7 +14348,7 @@
               <w:rPr>
                 <w:sz w:val="14"/>
               </w:rPr>
-              <w:t>2027-04-26</w:t>
+              <w:t>2027-03-29</w:t>
             </w:r>
           </w:p>
         </w:tc>
@@ -14364,7 +14364,7 @@
               <w:rPr>
                 <w:sz w:val="14"/>
               </w:rPr>
-              <w:t>130</w:t>
+              <w:t>150</w:t>
             </w:r>
           </w:p>
         </w:tc>
@@ -14449,7 +14449,7 @@
               <w:rPr>
                 <w:sz w:val="14"/>
               </w:rPr>
-              <w:t>2027-10-21</w:t>
+              <w:t>2027-10-22</w:t>
             </w:r>
           </w:p>
         </w:tc>
@@ -14481,7 +14481,7 @@
               <w:rPr>
                 <w:sz w:val="14"/>
               </w:rPr>
-              <w:t>27</w:t>
+              <w:t>26</w:t>
             </w:r>
           </w:p>
         </w:tc>
@@ -14614,7 +14614,7 @@
               <w:rPr>
                 <w:sz w:val="14"/>
               </w:rPr>
-              <w:t>2027-05-17</w:t>
+              <w:t>2027-05-10</w:t>
             </w:r>
           </w:p>
         </w:tc>
@@ -14646,7 +14646,7 @@
               <w:rPr>
                 <w:sz w:val="14"/>
               </w:rPr>
-              <w:t>50</w:t>
+              <w:t>55</w:t>
             </w:r>
           </w:p>
         </w:tc>
@@ -14777,7 +14777,7 @@
               <w:rPr>
                 <w:sz w:val="14"/>
               </w:rPr>
-              <w:t>2027-04-19</w:t>
+              <w:t>2027-04-16</w:t>
             </w:r>
           </w:p>
         </w:tc>
@@ -14924,7 +14924,7 @@
               <w:rPr>
                 <w:sz w:val="14"/>
               </w:rPr>
-              <w:t>ALP-EPC-00UAC-EL-CBL-0001</w:t>
+              <w:t>ALP-EPC-00UAC-EL-ELY-0002</w:t>
             </w:r>
           </w:p>
         </w:tc>
@@ -14940,7 +14940,7 @@
               <w:rPr>
                 <w:sz w:val="14"/>
               </w:rPr>
-              <w:t>2027-09-20</w:t>
+              <w:t>2027-09-09</w:t>
             </w:r>
           </w:p>
         </w:tc>
@@ -14972,7 +14972,7 @@
               <w:rPr>
                 <w:sz w:val="14"/>
               </w:rPr>
-              <w:t>106</w:t>
+              <w:t>109</w:t>
             </w:r>
           </w:p>
         </w:tc>
@@ -15268,7 +15268,7 @@
               <w:rPr>
                 <w:sz w:val="14"/>
               </w:rPr>
-              <w:t>2027-06-07</w:t>
+              <w:t>2027-06-03</w:t>
             </w:r>
           </w:p>
         </w:tc>
@@ -15300,7 +15300,7 @@
               <w:rPr>
                 <w:sz w:val="14"/>
               </w:rPr>
-              <w:t>13</w:t>
+              <w:t>14</w:t>
             </w:r>
           </w:p>
         </w:tc>
@@ -15417,7 +15417,7 @@
               <w:rPr>
                 <w:sz w:val="14"/>
               </w:rPr>
-              <w:t>ALP-EPC-00UPC-EL-ELY-0002</w:t>
+              <w:t>ALP-EPC-00UPC-EL-ELY-0003</w:t>
             </w:r>
           </w:p>
         </w:tc>
@@ -15433,7 +15433,7 @@
               <w:rPr>
                 <w:sz w:val="14"/>
               </w:rPr>
-              <w:t>2027-10-13</w:t>
+              <w:t>2027-10-08</w:t>
             </w:r>
           </w:p>
         </w:tc>
@@ -15465,7 +15465,7 @@
               <w:rPr>
                 <w:sz w:val="14"/>
               </w:rPr>
-              <w:t>92</w:t>
+              <w:t>95</w:t>
             </w:r>
           </w:p>
         </w:tc>
@@ -15598,7 +15598,7 @@
               <w:rPr>
                 <w:sz w:val="14"/>
               </w:rPr>
-              <w:t>2027-08-27</w:t>
+              <w:t>2027-09-08</w:t>
             </w:r>
           </w:p>
         </w:tc>
@@ -15630,7 +15630,7 @@
               <w:rPr>
                 <w:sz w:val="14"/>
               </w:rPr>
-              <w:t>150</w:t>
+              <w:t>142</w:t>
             </w:r>
           </w:p>
         </w:tc>
@@ -15928,7 +15928,7 @@
               <w:rPr>
                 <w:sz w:val="14"/>
               </w:rPr>
-              <w:t>2027-10-07</w:t>
+              <w:t>2027-10-08</w:t>
             </w:r>
           </w:p>
         </w:tc>
@@ -15960,7 +15960,7 @@
               <w:rPr>
                 <w:sz w:val="14"/>
               </w:rPr>
-              <w:t>47</w:t>
+              <w:t>46</w:t>
             </w:r>
           </w:p>
         </w:tc>
@@ -16093,7 +16093,7 @@
               <w:rPr>
                 <w:sz w:val="14"/>
               </w:rPr>
-              <w:t>2027-09-28</w:t>
+              <w:t>2027-09-29</w:t>
             </w:r>
           </w:p>
         </w:tc>
@@ -16125,7 +16125,7 @@
               <w:rPr>
                 <w:sz w:val="14"/>
               </w:rPr>
-              <w:t>9</w:t>
+              <w:t>8</w:t>
             </w:r>
           </w:p>
         </w:tc>
@@ -16141,7 +16141,7 @@
               <w:rPr>
                 <w:sz w:val="14"/>
               </w:rPr>
-              <w:t>MR-EL-010</w:t>
+              <w:t>MR-CV-003</w:t>
             </w:r>
           </w:p>
         </w:tc>
@@ -16157,7 +16157,7 @@
               <w:rPr>
                 <w:sz w:val="14"/>
               </w:rPr>
-              <w:t>2027-08-10</w:t>
+              <w:t>2027-02-25</w:t>
             </w:r>
           </w:p>
         </w:tc>
@@ -16173,7 +16173,7 @@
               <w:rPr>
                 <w:sz w:val="14"/>
               </w:rPr>
-              <w:t>78</w:t>
+              <w:t>136</w:t>
             </w:r>
           </w:p>
         </w:tc>
@@ -16242,7 +16242,7 @@
               <w:rPr>
                 <w:sz w:val="14"/>
               </w:rPr>
-              <w:t>ALP-EPC-00UGA-HV-GAD-0001</w:t>
+              <w:t>ALP-EPC-00UGA-CV-EFD-0001</w:t>
             </w:r>
           </w:p>
         </w:tc>
@@ -16258,7 +16258,7 @@
               <w:rPr>
                 <w:sz w:val="14"/>
               </w:rPr>
-              <w:t>2027-06-02</w:t>
+              <w:t>2027-05-31</w:t>
             </w:r>
           </w:p>
         </w:tc>
@@ -16290,7 +16290,7 @@
               <w:rPr>
                 <w:sz w:val="14"/>
               </w:rPr>
-              <w:t>12</w:t>
+              <w:t>15</w:t>
             </w:r>
           </w:p>
         </w:tc>
@@ -16586,7 +16586,7 @@
               <w:rPr>
                 <w:sz w:val="14"/>
               </w:rPr>
-              <w:t>2027-09-08</w:t>
+              <w:t>2027-09-20</w:t>
             </w:r>
           </w:p>
         </w:tc>
@@ -16618,7 +16618,7 @@
               <w:rPr>
                 <w:sz w:val="14"/>
               </w:rPr>
-              <w:t>165</w:t>
+              <w:t>157</w:t>
             </w:r>
           </w:p>
         </w:tc>
@@ -16916,7 +16916,7 @@
               <w:rPr>
                 <w:sz w:val="14"/>
               </w:rPr>
-              <w:t>2028-03-14</w:t>
+              <w:t>2028-03-13</w:t>
             </w:r>
           </w:p>
         </w:tc>
@@ -16948,7 +16948,7 @@
               <w:rPr>
                 <w:sz w:val="14"/>
               </w:rPr>
-              <w:t>14</w:t>
+              <w:t>15</w:t>
             </w:r>
           </w:p>
         </w:tc>
@@ -17065,7 +17065,7 @@
               <w:rPr>
                 <w:sz w:val="14"/>
               </w:rPr>
-              <w:t>ALP-EPC-00UGA-SS-STL-0002</w:t>
+              <w:t>ALP-S01-00UGA-SS-STL-0001</w:t>
             </w:r>
           </w:p>
         </w:tc>
@@ -17081,7 +17081,7 @@
               <w:rPr>
                 <w:sz w:val="14"/>
               </w:rPr>
-              <w:t>2027-05-14</w:t>
+              <w:t>2027-05-06</w:t>
             </w:r>
           </w:p>
         </w:tc>
@@ -17113,7 +17113,7 @@
               <w:rPr>
                 <w:sz w:val="14"/>
               </w:rPr>
-              <w:t>51</w:t>
+              <w:t>57</w:t>
             </w:r>
           </w:p>
         </w:tc>
@@ -17244,7 +17244,7 @@
               <w:rPr>
                 <w:sz w:val="14"/>
               </w:rPr>
-              <w:t>2027-06-10</w:t>
+              <w:t>2027-06-03</w:t>
             </w:r>
           </w:p>
         </w:tc>
@@ -17276,7 +17276,7 @@
               <w:rPr>
                 <w:sz w:val="14"/>
               </w:rPr>
-              <w:t>9</w:t>
+              <w:t>10</w:t>
             </w:r>
           </w:p>
         </w:tc>
@@ -17407,7 +17407,7 @@
               <w:rPr>
                 <w:sz w:val="14"/>
               </w:rPr>
-              <w:t>2027-10-04</w:t>
+              <w:t>2027-09-29</w:t>
             </w:r>
           </w:p>
         </w:tc>
@@ -17439,7 +17439,7 @@
               <w:rPr>
                 <w:sz w:val="14"/>
               </w:rPr>
-              <w:t>99</w:t>
+              <w:t>98</w:t>
             </w:r>
           </w:p>
         </w:tc>
@@ -17572,7 +17572,7 @@
               <w:rPr>
                 <w:sz w:val="14"/>
               </w:rPr>
-              <w:t>2027-09-22</w:t>
+              <w:t>2027-10-04</w:t>
             </w:r>
           </w:p>
         </w:tc>
@@ -17604,7 +17604,7 @@
               <w:rPr>
                 <w:sz w:val="14"/>
               </w:rPr>
-              <w:t>141</w:t>
+              <w:t>133</w:t>
             </w:r>
           </w:p>
         </w:tc>
@@ -17737,7 +17737,7 @@
               <w:rPr>
                 <w:sz w:val="14"/>
               </w:rPr>
-              <w:t>2027-09-27</w:t>
+              <w:t>2027-09-10</w:t>
             </w:r>
           </w:p>
         </w:tc>
@@ -17769,7 +17769,7 @@
               <w:rPr>
                 <w:sz w:val="14"/>
               </w:rPr>
-              <w:t>85</w:t>
+              <w:t>96</w:t>
             </w:r>
           </w:p>
         </w:tc>
@@ -17785,7 +17785,7 @@
               <w:rPr>
                 <w:sz w:val="14"/>
               </w:rPr>
-              <w:t>MR-ME-010</w:t>
+              <w:t>MR-ME-023</w:t>
             </w:r>
           </w:p>
         </w:tc>
@@ -17801,7 +17801,7 @@
               <w:rPr>
                 <w:sz w:val="14"/>
               </w:rPr>
-              <w:t>2027-07-05</w:t>
+              <w:t>2027-10-12</w:t>
             </w:r>
           </w:p>
         </w:tc>
@@ -17817,7 +17817,7 @@
               <w:rPr>
                 <w:sz w:val="14"/>
               </w:rPr>
-              <w:t>85</w:t>
+              <w:t>14</w:t>
             </w:r>
           </w:p>
         </w:tc>
@@ -17886,7 +17886,7 @@
               <w:rPr>
                 <w:sz w:val="14"/>
               </w:rPr>
-              <w:t>ALP-EPC-10LAB-PI-SUP-0001</w:t>
+              <w:t>ALP-EPC-00PGA-PI-SUP-0001</w:t>
             </w:r>
           </w:p>
         </w:tc>
@@ -17902,7 +17902,7 @@
               <w:rPr>
                 <w:sz w:val="14"/>
               </w:rPr>
-              <w:t>2028-01-28</w:t>
+              <w:t>2028-01-27</w:t>
             </w:r>
           </w:p>
         </w:tc>
@@ -17934,7 +17934,7 @@
               <w:rPr>
                 <w:sz w:val="14"/>
               </w:rPr>
-              <w:t>26</w:t>
+              <w:t>27</w:t>
             </w:r>
           </w:p>
         </w:tc>
@@ -17966,7 +17966,7 @@
               <w:rPr>
                 <w:sz w:val="14"/>
               </w:rPr>
-              <w:t>2027-04-29</w:t>
+              <w:t>2027-05-19</w:t>
             </w:r>
           </w:p>
         </w:tc>
@@ -17982,7 +17982,7 @@
               <w:rPr>
                 <w:sz w:val="14"/>
               </w:rPr>
-              <w:t>162</w:t>
+              <w:t>148</w:t>
             </w:r>
           </w:p>
         </w:tc>
@@ -18067,7 +18067,7 @@
               <w:rPr>
                 <w:sz w:val="14"/>
               </w:rPr>
-              <w:t>2027-06-18</w:t>
+              <w:t>2027-06-14</w:t>
             </w:r>
           </w:p>
         </w:tc>
@@ -18099,7 +18099,7 @@
               <w:rPr>
                 <w:sz w:val="14"/>
               </w:rPr>
-              <w:t>37</w:t>
+              <w:t>41</w:t>
             </w:r>
           </w:p>
         </w:tc>
@@ -18216,7 +18216,7 @@
               <w:rPr>
                 <w:sz w:val="14"/>
               </w:rPr>
-              <w:t>ALP-EPC-00UEK-HS-GAD-0001</w:t>
+              <w:t>ALP-EPC-00UEK-CV-RBR-0001</w:t>
             </w:r>
           </w:p>
         </w:tc>
@@ -18232,7 +18232,7 @@
               <w:rPr>
                 <w:sz w:val="14"/>
               </w:rPr>
-              <w:t>2027-07-27</w:t>
+              <w:t>2027-07-28</w:t>
             </w:r>
           </w:p>
         </w:tc>
@@ -18264,7 +18264,7 @@
               <w:rPr>
                 <w:sz w:val="14"/>
               </w:rPr>
-              <w:t>24</w:t>
+              <w:t>30</w:t>
             </w:r>
           </w:p>
         </w:tc>
@@ -18395,7 +18395,7 @@
               <w:rPr>
                 <w:sz w:val="14"/>
               </w:rPr>
-              <w:t>2027-08-30</w:t>
+              <w:t>2027-09-03</w:t>
             </w:r>
           </w:p>
         </w:tc>
@@ -18427,7 +18427,7 @@
               <w:rPr>
                 <w:sz w:val="14"/>
               </w:rPr>
-              <w:t>100</w:t>
+              <w:t>96</w:t>
             </w:r>
           </w:p>
         </w:tc>
@@ -18560,7 +18560,7 @@
               <w:rPr>
                 <w:sz w:val="14"/>
               </w:rPr>
-              <w:t>2027-08-30</w:t>
+              <w:t>2027-09-09</w:t>
             </w:r>
           </w:p>
         </w:tc>
@@ -18592,7 +18592,7 @@
               <w:rPr>
                 <w:sz w:val="14"/>
               </w:rPr>
-              <w:t>123</w:t>
+              <w:t>115</w:t>
             </w:r>
           </w:p>
         </w:tc>
@@ -18890,7 +18890,7 @@
               <w:rPr>
                 <w:sz w:val="14"/>
               </w:rPr>
-              <w:t>2027-12-07</w:t>
+              <w:t>2027-12-09</w:t>
             </w:r>
           </w:p>
         </w:tc>
@@ -18922,7 +18922,7 @@
               <w:rPr>
                 <w:sz w:val="14"/>
               </w:rPr>
-              <w:t>34</w:t>
+              <w:t>32</w:t>
             </w:r>
           </w:p>
         </w:tc>
@@ -19055,7 +19055,7 @@
               <w:rPr>
                 <w:sz w:val="14"/>
               </w:rPr>
-              <w:t>2027-06-24</w:t>
+              <w:t>2027-06-28</w:t>
             </w:r>
           </w:p>
         </w:tc>
@@ -19087,7 +19087,7 @@
               <w:rPr>
                 <w:sz w:val="14"/>
               </w:rPr>
-              <w:t>19</w:t>
+              <w:t>14</w:t>
             </w:r>
           </w:p>
         </w:tc>
@@ -19218,7 +19218,7 @@
               <w:rPr>
                 <w:sz w:val="14"/>
               </w:rPr>
-              <w:t>2027-09-28</w:t>
+              <w:t>2027-09-16</w:t>
             </w:r>
           </w:p>
         </w:tc>
@@ -19250,7 +19250,7 @@
               <w:rPr>
                 <w:sz w:val="14"/>
               </w:rPr>
-              <w:t>96</w:t>
+              <w:t>104</w:t>
             </w:r>
           </w:p>
         </w:tc>
@@ -19383,7 +19383,7 @@
               <w:rPr>
                 <w:sz w:val="14"/>
               </w:rPr>
-              <w:t>2027-08-27</w:t>
+              <w:t>2027-09-08</w:t>
             </w:r>
           </w:p>
         </w:tc>
@@ -19415,7 +19415,7 @@
               <w:rPr>
                 <w:sz w:val="14"/>
               </w:rPr>
-              <w:t>145</w:t>
+              <w:t>137</w:t>
             </w:r>
           </w:p>
         </w:tc>
@@ -19596,7 +19596,7 @@
               <w:rPr>
                 <w:sz w:val="14"/>
               </w:rPr>
-              <w:t>MR-ME-017</w:t>
+              <w:t>MR-ME-016</w:t>
             </w:r>
           </w:p>
         </w:tc>
@@ -19612,7 +19612,7 @@
               <w:rPr>
                 <w:sz w:val="14"/>
               </w:rPr>
-              <w:t>2027-06-28</w:t>
+              <w:t>2027-03-11</w:t>
             </w:r>
           </w:p>
         </w:tc>
@@ -19628,7 +19628,7 @@
               <w:rPr>
                 <w:sz w:val="14"/>
               </w:rPr>
-              <w:t>70</w:t>
+              <w:t>147</w:t>
             </w:r>
           </w:p>
         </w:tc>
@@ -20371,7 +20371,7 @@
               <w:rPr>
                 <w:sz w:val="14"/>
               </w:rPr>
-              <w:t>2027-08-31</w:t>
+              <w:t>2027-09-15</w:t>
             </w:r>
           </w:p>
         </w:tc>
@@ -20403,7 +20403,7 @@
               <w:rPr>
                 <w:sz w:val="14"/>
               </w:rPr>
-              <w:t>88</w:t>
+              <w:t>80</w:t>
             </w:r>
           </w:p>
         </w:tc>
@@ -20435,7 +20435,7 @@
               <w:rPr>
                 <w:sz w:val="14"/>
               </w:rPr>
-              <w:t>2027-06-17</w:t>
+              <w:t>2027-07-07</w:t>
             </w:r>
           </w:p>
         </w:tc>
@@ -20451,7 +20451,7 @@
               <w:rPr>
                 <w:sz w:val="14"/>
               </w:rPr>
-              <w:t>112</w:t>
+              <w:t>98</w:t>
             </w:r>
           </w:p>
         </w:tc>
@@ -20536,7 +20536,7 @@
               <w:rPr>
                 <w:sz w:val="14"/>
               </w:rPr>
-              <w:t>2027-06-22</w:t>
+              <w:t>2027-06-17</w:t>
             </w:r>
           </w:p>
         </w:tc>
@@ -20568,7 +20568,7 @@
               <w:rPr>
                 <w:sz w:val="14"/>
               </w:rPr>
-              <w:t>33</w:t>
+              <w:t>36</w:t>
             </w:r>
           </w:p>
         </w:tc>
@@ -20848,7 +20848,7 @@
               <w:rPr>
                 <w:sz w:val="14"/>
               </w:rPr>
-              <w:t>ALP-EPC-00UZD-CV-FND-0001</w:t>
+              <w:t>ALP-EPC-00UZE-CV-RBR-0001</w:t>
             </w:r>
           </w:p>
         </w:tc>
@@ -20864,7 +20864,7 @@
               <w:rPr>
                 <w:sz w:val="14"/>
               </w:rPr>
-              <w:t>2027-06-17</w:t>
+              <w:t>2027-06-18</w:t>
             </w:r>
           </w:p>
         </w:tc>
@@ -20896,7 +20896,7 @@
               <w:rPr>
                 <w:sz w:val="14"/>
               </w:rPr>
-              <w:t>18</w:t>
+              <w:t>26</w:t>
             </w:r>
           </w:p>
         </w:tc>
@@ -21027,7 +21027,7 @@
               <w:rPr>
                 <w:sz w:val="14"/>
               </w:rPr>
-              <w:t>2027-06-22</w:t>
+              <w:t>2027-06-07</w:t>
             </w:r>
           </w:p>
         </w:tc>
@@ -21059,7 +21059,7 @@
               <w:rPr>
                 <w:sz w:val="14"/>
               </w:rPr>
-              <w:t>24</w:t>
+              <w:t>35</w:t>
             </w:r>
           </w:p>
         </w:tc>
@@ -21192,7 +21192,7 @@
               <w:rPr>
                 <w:sz w:val="14"/>
               </w:rPr>
-              <w:t>2027-10-19</w:t>
+              <w:t>2027-10-20</w:t>
             </w:r>
           </w:p>
         </w:tc>
@@ -21224,7 +21224,7 @@
               <w:rPr>
                 <w:sz w:val="14"/>
               </w:rPr>
-              <w:t>9</w:t>
+              <w:t>8</w:t>
             </w:r>
           </w:p>
         </w:tc>
@@ -21240,7 +21240,7 @@
               <w:rPr>
                 <w:sz w:val="14"/>
               </w:rPr>
-              <w:t>MR-EL-010</w:t>
+              <w:t>MR-PI-001</w:t>
             </w:r>
           </w:p>
         </w:tc>
@@ -21256,7 +21256,7 @@
               <w:rPr>
                 <w:sz w:val="14"/>
               </w:rPr>
-              <w:t>2027-08-10</w:t>
+              <w:t>2027-02-25</w:t>
             </w:r>
           </w:p>
         </w:tc>
@@ -21272,7 +21272,7 @@
               <w:rPr>
                 <w:sz w:val="14"/>
               </w:rPr>
-              <w:t>39</w:t>
+              <w:t>97</w:t>
             </w:r>
           </w:p>
         </w:tc>
@@ -23745,7 +23745,7 @@
               <w:rPr>
                 <w:sz w:val="14"/>
               </w:rPr>
-              <w:t>2027-04-20</w:t>
+              <w:t>2027-01-21</w:t>
             </w:r>
           </w:p>
         </w:tc>
@@ -23761,7 +23761,7 @@
               <w:rPr>
                 <w:sz w:val="14"/>
               </w:rPr>
-              <w:t>2027-06-15</w:t>
+              <w:t>2027-03-18</w:t>
             </w:r>
           </w:p>
         </w:tc>
@@ -23777,7 +23777,7 @@
               <w:rPr>
                 <w:sz w:val="14"/>
               </w:rPr>
-              <w:t>2027-08-10</w:t>
+              <w:t>2027-05-13</w:t>
             </w:r>
           </w:p>
         </w:tc>
@@ -23793,7 +23793,7 @@
               <w:rPr>
                 <w:sz w:val="14"/>
               </w:rPr>
-              <w:t>2027-10-26</w:t>
+              <w:t>2027-07-29</w:t>
             </w:r>
           </w:p>
         </w:tc>
@@ -23841,7 +23841,7 @@
               <w:rPr>
                 <w:sz w:val="14"/>
               </w:rPr>
-              <w:t>4</w:t>
+              <w:t>67</w:t>
             </w:r>
           </w:p>
         </w:tc>
@@ -24107,7 +24107,7 @@
               <w:rPr>
                 <w:sz w:val="14"/>
               </w:rPr>
-              <w:t>2027-01-11</w:t>
+              <w:t>2026-12-14</w:t>
             </w:r>
           </w:p>
         </w:tc>
@@ -24123,6 +24123,22 @@
               <w:rPr>
                 <w:sz w:val="14"/>
               </w:rPr>
+              <w:t>2027-03-01</w:t>
+            </w:r>
+          </w:p>
+        </w:tc>
+        <w:tc>
+          <w:tcPr>
+            <w:tcW w:type="dxa" w:w="1077"/>
+          </w:tcPr>
+          <w:p>
+            <w:pPr>
+              <w:spacing w:after="0"/>
+            </w:pPr>
+            <w:r>
+              <w:rPr>
+                <w:sz w:val="14"/>
+              </w:rPr>
               <w:t>2027-03-29</w:t>
             </w:r>
           </w:p>
@@ -24139,7 +24155,7 @@
               <w:rPr>
                 <w:sz w:val="14"/>
               </w:rPr>
-              <w:t>2027-04-26</w:t>
+              <w:t>2027-03-01</w:t>
             </w:r>
           </w:p>
         </w:tc>
@@ -24155,22 +24171,6 @@
               <w:rPr>
                 <w:sz w:val="14"/>
               </w:rPr>
-              <w:t>2027-03-29</w:t>
-            </w:r>
-          </w:p>
-        </w:tc>
-        <w:tc>
-          <w:tcPr>
-            <w:tcW w:type="dxa" w:w="1077"/>
-          </w:tcPr>
-          <w:p>
-            <w:pPr>
-              <w:spacing w:after="0"/>
-            </w:pPr>
-            <w:r>
-              <w:rPr>
-                <w:sz w:val="14"/>
-              </w:rPr>
               <w:t>2027-11-22</w:t>
             </w:r>
           </w:p>
@@ -24203,7 +24203,7 @@
               <w:rPr>
                 <w:sz w:val="14"/>
               </w:rPr>
-              <w:t>170</w:t>
+              <w:t>190</w:t>
             </w:r>
           </w:p>
         </w:tc>
@@ -25736,7 +25736,7 @@
               <w:rPr>
                 <w:sz w:val="14"/>
               </w:rPr>
-              <w:t>2027-02-25</w:t>
+              <w:t>2027-03-17</w:t>
             </w:r>
           </w:p>
         </w:tc>
@@ -25752,7 +25752,7 @@
               <w:rPr>
                 <w:sz w:val="14"/>
               </w:rPr>
-              <w:t>2027-04-22</w:t>
+              <w:t>2027-05-12</w:t>
             </w:r>
           </w:p>
         </w:tc>
@@ -25768,7 +25768,7 @@
               <w:rPr>
                 <w:sz w:val="14"/>
               </w:rPr>
-              <w:t>2027-06-17</w:t>
+              <w:t>2027-07-07</w:t>
             </w:r>
           </w:p>
         </w:tc>
@@ -25784,7 +25784,7 @@
               <w:rPr>
                 <w:sz w:val="14"/>
               </w:rPr>
-              <w:t>2027-09-23</w:t>
+              <w:t>2027-10-13</w:t>
             </w:r>
           </w:p>
         </w:tc>
@@ -25832,7 +25832,7 @@
               <w:rPr>
                 <w:sz w:val="14"/>
               </w:rPr>
-              <w:t>62</w:t>
+              <w:t>48</w:t>
             </w:r>
           </w:p>
         </w:tc>
@@ -25917,7 +25917,7 @@
               <w:rPr>
                 <w:sz w:val="14"/>
               </w:rPr>
-              <w:t>2027-02-16</w:t>
+              <w:t>2027-02-04</w:t>
             </w:r>
           </w:p>
         </w:tc>
@@ -25933,7 +25933,7 @@
               <w:rPr>
                 <w:sz w:val="14"/>
               </w:rPr>
-              <w:t>2027-04-13</w:t>
+              <w:t>2027-04-01</w:t>
             </w:r>
           </w:p>
         </w:tc>
@@ -25949,7 +25949,7 @@
               <w:rPr>
                 <w:sz w:val="14"/>
               </w:rPr>
-              <w:t>2027-06-08</w:t>
+              <w:t>2027-05-27</w:t>
             </w:r>
           </w:p>
         </w:tc>
@@ -25965,7 +25965,7 @@
               <w:rPr>
                 <w:sz w:val="14"/>
               </w:rPr>
-              <w:t>2027-09-14</w:t>
+              <w:t>2027-09-02</w:t>
             </w:r>
           </w:p>
         </w:tc>
@@ -26013,7 +26013,7 @@
               <w:rPr>
                 <w:sz w:val="14"/>
               </w:rPr>
-              <w:t>69</w:t>
+              <w:t>77</w:t>
             </w:r>
           </w:p>
         </w:tc>
@@ -28451,7 +28451,7 @@
               <w:rPr>
                 <w:sz w:val="14"/>
               </w:rPr>
-              <w:t>2027-04-05</w:t>
+              <w:t>2027-03-19</w:t>
             </w:r>
           </w:p>
         </w:tc>
@@ -28467,7 +28467,7 @@
               <w:rPr>
                 <w:sz w:val="14"/>
               </w:rPr>
-              <w:t>2027-05-24</w:t>
+              <w:t>2027-05-07</w:t>
             </w:r>
           </w:p>
         </w:tc>
@@ -28483,7 +28483,7 @@
               <w:rPr>
                 <w:sz w:val="14"/>
               </w:rPr>
-              <w:t>2027-07-05</w:t>
+              <w:t>2027-06-18</w:t>
             </w:r>
           </w:p>
         </w:tc>
@@ -28499,7 +28499,7 @@
               <w:rPr>
                 <w:sz w:val="14"/>
               </w:rPr>
-              <w:t>2027-10-25</w:t>
+              <w:t>2027-10-08</w:t>
             </w:r>
           </w:p>
         </w:tc>
@@ -28547,7 +28547,7 @@
               <w:rPr>
                 <w:sz w:val="14"/>
               </w:rPr>
-              <w:t>25</w:t>
+              <w:t>36</w:t>
             </w:r>
           </w:p>
         </w:tc>
@@ -28632,7 +28632,7 @@
               <w:rPr>
                 <w:sz w:val="14"/>
               </w:rPr>
-              <w:t>2027-03-17</w:t>
+              <w:t>2027-03-16</w:t>
             </w:r>
           </w:p>
         </w:tc>
@@ -28648,7 +28648,7 @@
               <w:rPr>
                 <w:sz w:val="14"/>
               </w:rPr>
-              <w:t>2027-05-05</w:t>
+              <w:t>2027-05-04</w:t>
             </w:r>
           </w:p>
         </w:tc>
@@ -28664,7 +28664,7 @@
               <w:rPr>
                 <w:sz w:val="14"/>
               </w:rPr>
-              <w:t>2027-06-16</w:t>
+              <w:t>2027-06-15</w:t>
             </w:r>
           </w:p>
         </w:tc>
@@ -28680,7 +28680,7 @@
               <w:rPr>
                 <w:sz w:val="14"/>
               </w:rPr>
-              <w:t>2027-11-17</w:t>
+              <w:t>2027-11-16</w:t>
             </w:r>
           </w:p>
         </w:tc>
@@ -28728,7 +28728,7 @@
               <w:rPr>
                 <w:sz w:val="14"/>
               </w:rPr>
-              <w:t>8</w:t>
+              <w:t>9</w:t>
             </w:r>
           </w:p>
         </w:tc>
@@ -29718,7 +29718,7 @@
               <w:rPr>
                 <w:sz w:val="14"/>
               </w:rPr>
-              <w:t>2027-03-08</w:t>
+              <w:t>2026-11-12</w:t>
             </w:r>
           </w:p>
         </w:tc>
@@ -29734,7 +29734,7 @@
               <w:rPr>
                 <w:sz w:val="14"/>
               </w:rPr>
-              <w:t>2027-05-17</w:t>
+              <w:t>2027-01-21</w:t>
             </w:r>
           </w:p>
         </w:tc>
@@ -29750,7 +29750,7 @@
               <w:rPr>
                 <w:sz w:val="14"/>
               </w:rPr>
-              <w:t>2027-06-28</w:t>
+              <w:t>2027-03-04</w:t>
             </w:r>
           </w:p>
         </w:tc>
@@ -29766,7 +29766,7 @@
               <w:rPr>
                 <w:sz w:val="14"/>
               </w:rPr>
-              <w:t>2027-08-23</w:t>
+              <w:t>2027-04-29</w:t>
             </w:r>
           </w:p>
         </w:tc>
@@ -29814,7 +29814,7 @@
               <w:rPr>
                 <w:sz w:val="14"/>
               </w:rPr>
-              <w:t>50</w:t>
+              <w:t>132</w:t>
             </w:r>
           </w:p>
         </w:tc>
@@ -30080,7 +30080,7 @@
               <w:rPr>
                 <w:sz w:val="14"/>
               </w:rPr>
-              <w:t>2026-12-29</w:t>
+              <w:t>2026-11-05</w:t>
             </w:r>
           </w:p>
         </w:tc>
@@ -30096,7 +30096,7 @@
               <w:rPr>
                 <w:sz w:val="14"/>
               </w:rPr>
-              <w:t>2027-02-16</w:t>
+              <w:t>2026-12-24</w:t>
             </w:r>
           </w:p>
         </w:tc>
@@ -30112,7 +30112,7 @@
               <w:rPr>
                 <w:sz w:val="14"/>
               </w:rPr>
-              <w:t>2027-03-30</w:t>
+              <w:t>2027-02-04</w:t>
             </w:r>
           </w:p>
         </w:tc>
@@ -30128,7 +30128,7 @@
               <w:rPr>
                 <w:sz w:val="14"/>
               </w:rPr>
-              <w:t>2027-08-31</w:t>
+              <w:t>2027-07-08</w:t>
             </w:r>
           </w:p>
         </w:tc>
@@ -30176,7 +30176,7 @@
               <w:rPr>
                 <w:sz w:val="14"/>
               </w:rPr>
-              <w:t>54</w:t>
+              <w:t>92</w:t>
             </w:r>
           </w:p>
         </w:tc>
@@ -30623,7 +30623,7 @@
               <w:rPr>
                 <w:sz w:val="14"/>
               </w:rPr>
-              <w:t>2027-01-07</w:t>
+              <w:t>2027-01-14</w:t>
             </w:r>
           </w:p>
         </w:tc>
@@ -30639,7 +30639,7 @@
               <w:rPr>
                 <w:sz w:val="14"/>
               </w:rPr>
-              <w:t>2027-03-04</w:t>
+              <w:t>2027-03-11</w:t>
             </w:r>
           </w:p>
         </w:tc>
@@ -30655,7 +30655,7 @@
               <w:rPr>
                 <w:sz w:val="14"/>
               </w:rPr>
-              <w:t>2027-04-01</w:t>
+              <w:t>2027-04-08</w:t>
             </w:r>
           </w:p>
         </w:tc>
@@ -30671,7 +30671,7 @@
               <w:rPr>
                 <w:sz w:val="14"/>
               </w:rPr>
-              <w:t>2027-03-04</w:t>
+              <w:t>2027-03-11</w:t>
             </w:r>
           </w:p>
         </w:tc>
@@ -30719,7 +30719,7 @@
               <w:rPr>
                 <w:sz w:val="14"/>
               </w:rPr>
-              <w:t>222</w:t>
+              <w:t>217</w:t>
             </w:r>
           </w:p>
         </w:tc>
@@ -30804,7 +30804,7 @@
               <w:rPr>
                 <w:sz w:val="14"/>
               </w:rPr>
-              <w:t>2027-01-07</w:t>
+              <w:t>2027-06-29</w:t>
             </w:r>
           </w:p>
         </w:tc>
@@ -30820,7 +30820,7 @@
               <w:rPr>
                 <w:sz w:val="14"/>
               </w:rPr>
-              <w:t>2027-03-25</w:t>
+              <w:t>2027-09-14</w:t>
             </w:r>
           </w:p>
         </w:tc>
@@ -30836,7 +30836,7 @@
               <w:rPr>
                 <w:sz w:val="14"/>
               </w:rPr>
-              <w:t>2027-04-22</w:t>
+              <w:t>2027-10-12</w:t>
             </w:r>
           </w:p>
         </w:tc>
@@ -30852,7 +30852,7 @@
               <w:rPr>
                 <w:sz w:val="14"/>
               </w:rPr>
-              <w:t>2027-03-25</w:t>
+              <w:t>2027-09-14</w:t>
             </w:r>
           </w:p>
         </w:tc>
@@ -30900,7 +30900,7 @@
               <w:rPr>
                 <w:sz w:val="14"/>
               </w:rPr>
-              <w:t>167</w:t>
+              <w:t>44</w:t>
             </w:r>
           </w:p>
         </w:tc>
@@ -30985,7 +30985,7 @@
               <w:rPr>
                 <w:sz w:val="14"/>
               </w:rPr>
-              <w:t>2027-02-11</w:t>
+              <w:t>2027-06-29</w:t>
             </w:r>
           </w:p>
         </w:tc>
@@ -31001,7 +31001,7 @@
               <w:rPr>
                 <w:sz w:val="14"/>
               </w:rPr>
-              <w:t>2027-04-08</w:t>
+              <w:t>2027-08-24</w:t>
             </w:r>
           </w:p>
         </w:tc>
@@ -31017,7 +31017,7 @@
               <w:rPr>
                 <w:sz w:val="14"/>
               </w:rPr>
-              <w:t>2027-05-06</w:t>
+              <w:t>2027-09-21</w:t>
             </w:r>
           </w:p>
         </w:tc>
@@ -31033,7 +31033,7 @@
               <w:rPr>
                 <w:sz w:val="14"/>
               </w:rPr>
-              <w:t>2027-04-08</w:t>
+              <w:t>2027-08-24</w:t>
             </w:r>
           </w:p>
         </w:tc>
@@ -31081,7 +31081,7 @@
               <w:rPr>
                 <w:sz w:val="14"/>
               </w:rPr>
-              <w:t>157</w:t>
+              <w:t>59</w:t>
             </w:r>
           </w:p>
         </w:tc>
@@ -32071,7 +32071,7 @@
               <w:rPr>
                 <w:sz w:val="14"/>
               </w:rPr>
-              <w:t>2026-12-10</w:t>
+              <w:t>2026-12-28</w:t>
             </w:r>
           </w:p>
         </w:tc>
@@ -32087,7 +32087,7 @@
               <w:rPr>
                 <w:sz w:val="14"/>
               </w:rPr>
-              <w:t>2027-02-11</w:t>
+              <w:t>2027-03-01</w:t>
             </w:r>
           </w:p>
         </w:tc>
@@ -32103,7 +32103,7 @@
               <w:rPr>
                 <w:sz w:val="14"/>
               </w:rPr>
-              <w:t>2027-03-25</w:t>
+              <w:t>2027-04-12</w:t>
             </w:r>
           </w:p>
         </w:tc>
@@ -32119,7 +32119,7 @@
               <w:rPr>
                 <w:sz w:val="14"/>
               </w:rPr>
-              <w:t>2027-09-09</w:t>
+              <w:t>2027-09-27</w:t>
             </w:r>
           </w:p>
         </w:tc>
@@ -32167,7 +32167,7 @@
               <w:rPr>
                 <w:sz w:val="14"/>
               </w:rPr>
-              <w:t>87</w:t>
+              <w:t>75</w:t>
             </w:r>
           </w:p>
         </w:tc>
@@ -32433,7 +32433,7 @@
               <w:rPr>
                 <w:sz w:val="14"/>
               </w:rPr>
-              <w:t>2027-01-28</w:t>
+              <w:t>2027-02-17</w:t>
             </w:r>
           </w:p>
         </w:tc>
@@ -32449,7 +32449,7 @@
               <w:rPr>
                 <w:sz w:val="14"/>
               </w:rPr>
-              <w:t>2027-03-18</w:t>
+              <w:t>2027-04-07</w:t>
             </w:r>
           </w:p>
         </w:tc>
@@ -32465,7 +32465,7 @@
               <w:rPr>
                 <w:sz w:val="14"/>
               </w:rPr>
-              <w:t>2027-04-29</w:t>
+              <w:t>2027-05-19</w:t>
             </w:r>
           </w:p>
         </w:tc>
@@ -32481,7 +32481,7 @@
               <w:rPr>
                 <w:sz w:val="14"/>
               </w:rPr>
-              <w:t>2027-07-29</w:t>
+              <w:t>2027-08-18</w:t>
             </w:r>
           </w:p>
         </w:tc>
@@ -32529,7 +32529,7 @@
               <w:rPr>
                 <w:sz w:val="14"/>
               </w:rPr>
-              <w:t>117</w:t>
+              <w:t>103</w:t>
             </w:r>
           </w:p>
         </w:tc>
@@ -32795,7 +32795,7 @@
               <w:rPr>
                 <w:sz w:val="14"/>
               </w:rPr>
-              <w:t>2026-12-15</w:t>
+              <w:t>2026-12-10</w:t>
             </w:r>
           </w:p>
         </w:tc>
@@ -32811,7 +32811,7 @@
               <w:rPr>
                 <w:sz w:val="14"/>
               </w:rPr>
-              <w:t>2027-02-02</w:t>
+              <w:t>2027-01-28</w:t>
             </w:r>
           </w:p>
         </w:tc>
@@ -32827,7 +32827,7 @@
               <w:rPr>
                 <w:sz w:val="14"/>
               </w:rPr>
-              <w:t>2027-03-30</w:t>
+              <w:t>2027-03-25</w:t>
             </w:r>
           </w:p>
         </w:tc>
@@ -32843,7 +32843,7 @@
               <w:rPr>
                 <w:sz w:val="14"/>
               </w:rPr>
-              <w:t>2027-07-13</w:t>
+              <w:t>2027-07-08</w:t>
             </w:r>
           </w:p>
         </w:tc>
@@ -32891,7 +32891,7 @@
               <w:rPr>
                 <w:sz w:val="14"/>
               </w:rPr>
-              <w:t>129</w:t>
+              <w:t>132</w:t>
             </w:r>
           </w:p>
         </w:tc>
@@ -33324,7 +33324,7 @@
     </w:p>
     <w:p>
       <w:r>
-        <w:t>109 OK, 20 INFO, 0 WARN (checks: AWP, EWP float, EWP vendor data, PWP float, agreement, coverage CWP, coverage EWP). WARN must be resolved before the next issue; INFO is noted.</w:t>
+        <w:t>111 OK, 18 INFO, 0 WARN (checks: AWP, EWP float, EWP vendor data, PWP float, agreement, coverage CWP, coverage EWP). WARN must be resolved before the next issue; INFO is noted.</w:t>
       </w:r>
     </w:p>
     <w:tbl>
@@ -33818,7 +33818,7 @@
               <w:rPr>
                 <w:sz w:val="15"/>
               </w:rPr>
-              <w:t>IFC 2027-09-28 (ALP-EPC-00UPA-EL-ELY-0001), needed 2027-09-03 for CWP-06-CV-01 start 2027-10-01: float 9 wd</w:t>
+              <w:t>IFC 2027-09-29 (ALP-EPC-00UPA-EL-ELY-0001), needed 2027-09-03 for CWP-06-CV-01 start 2027-10-01: float 8 wd</w:t>
             </w:r>
           </w:p>
         </w:tc>
@@ -33839,7 +33839,7 @@
               <w:rPr>
                 <w:sz w:val="15"/>
               </w:rPr>
-              <w:t>EWP-08-CV-01</w:t>
+              <w:t>EWP-11-CV-01</w:t>
             </w:r>
           </w:p>
         </w:tc>
@@ -33887,7 +33887,7 @@
               <w:rPr>
                 <w:sz w:val="15"/>
               </w:rPr>
-              <w:t>IFC 2027-06-10 (ALP-EPC-00UQA-HV-GAD-0001), needed 2027-05-04 for CWP-08-CV-01 start 2027-06-01: float 9 wd</w:t>
+              <w:t>IFC 2027-04-26 (ALP-EPC-00UCA-HV-GAD-0002), needed 2027-03-29 for CWP-11-CV-01 start 2027-04-26: float 4 wd</w:t>
             </w:r>
           </w:p>
         </w:tc>
@@ -33908,7 +33908,7 @@
               <w:rPr>
                 <w:sz w:val="15"/>
               </w:rPr>
-              <w:t>EWP-11-CV-01</w:t>
+              <w:t>EWP-12-CV-01</w:t>
             </w:r>
           </w:p>
         </w:tc>
@@ -33956,7 +33956,7 @@
               <w:rPr>
                 <w:sz w:val="15"/>
               </w:rPr>
-              <w:t>IFC 2027-04-26 (ALP-EPC-00UCA-HV-GAD-0002), needed 2027-03-29 for CWP-11-CV-01 start 2027-04-26: float 4 wd</w:t>
+              <w:t>IFC 2027-01-11 (ALP-EPC-00UZA-PI-LAY-0001), needed 2027-01-18 for CWP-12-CV-01 start 2027-01-25: float 9 wd</w:t>
             </w:r>
           </w:p>
         </w:tc>
@@ -33977,7 +33977,7 @@
               <w:rPr>
                 <w:sz w:val="15"/>
               </w:rPr>
-              <w:t>EWP-12-CV-01</w:t>
+              <w:t>EWP-12-PI-01</w:t>
             </w:r>
           </w:p>
         </w:tc>
@@ -34025,7 +34025,7 @@
               <w:rPr>
                 <w:sz w:val="15"/>
               </w:rPr>
-              <w:t>IFC 2027-01-11 (ALP-EPC-00UZA-PI-LAY-0001), needed 2027-01-18 for CWP-12-CV-01 start 2027-01-25: float 9 wd</w:t>
+              <w:t>IFC 2027-10-20 (ALP-EPC-00SGA-PI-ISO-0001), needed 2027-07-12 for CWP-12-PI-01 start 2027-08-09: float 8 wd</w:t>
             </w:r>
           </w:p>
         </w:tc>
@@ -34046,7 +34046,7 @@
               <w:rPr>
                 <w:sz w:val="15"/>
               </w:rPr>
-              <w:t>EWP-12-PI-01</w:t>
+              <w:t>MR-EL-001</w:t>
             </w:r>
           </w:p>
         </w:tc>
@@ -34062,7 +34062,7 @@
               <w:rPr>
                 <w:sz w:val="15"/>
               </w:rPr>
-              <w:t>EWP float</w:t>
+              <w:t>PWP float</w:t>
             </w:r>
           </w:p>
         </w:tc>
@@ -34094,7 +34094,7 @@
               <w:rPr>
                 <w:sz w:val="15"/>
               </w:rPr>
-              <w:t>IFC 2027-10-19 (ALP-EPC-00SGA-PI-ISO-0001), needed 2027-07-12 for CWP-12-PI-01 start 2027-08-09: float 9 wd</w:t>
+              <w:t>PO 2026-12-15, on site 2028-01-25, needed 2028-02-01 (CWP-04-EL-01): float 5 wd</w:t>
             </w:r>
           </w:p>
         </w:tc>
@@ -34115,7 +34115,7 @@
               <w:rPr>
                 <w:sz w:val="15"/>
               </w:rPr>
-              <w:t>MR-EL-001</w:t>
+              <w:t>MR-EL-009</w:t>
             </w:r>
           </w:p>
         </w:tc>
@@ -34163,7 +34163,7 @@
               <w:rPr>
                 <w:sz w:val="15"/>
               </w:rPr>
-              <w:t>PO 2026-12-15, on site 2028-01-25, needed 2028-02-01 (CWP-04-EL-01): float 5 wd</w:t>
+              <w:t>PO 2027-01-28, on site 2027-06-03, needed 2027-06-14 (CWP-12-EL-01): float 7 wd</w:t>
             </w:r>
           </w:p>
         </w:tc>
@@ -34184,7 +34184,7 @@
               <w:rPr>
                 <w:sz w:val="15"/>
               </w:rPr>
-              <w:t>MR-EL-009</w:t>
+              <w:t>MR-EL-011</w:t>
             </w:r>
           </w:p>
         </w:tc>
@@ -34232,7 +34232,7 @@
               <w:rPr>
                 <w:sz w:val="15"/>
               </w:rPr>
-              <w:t>PO 2027-01-28, on site 2027-06-03, needed 2027-06-14 (CWP-12-EL-01): float 7 wd</w:t>
+              <w:t>PO 2026-11-16, on site 2027-01-18, needed 2027-01-25 (CWP-12-CV-01): float 5 wd</w:t>
             </w:r>
           </w:p>
         </w:tc>
@@ -34253,7 +34253,7 @@
               <w:rPr>
                 <w:sz w:val="15"/>
               </w:rPr>
-              <w:t>MR-EL-010</w:t>
+              <w:t>MR-EL-101</w:t>
             </w:r>
           </w:p>
         </w:tc>
@@ -34301,7 +34301,7 @@
               <w:rPr>
                 <w:sz w:val="15"/>
               </w:rPr>
-              <w:t>PO 2027-06-15, on site 2027-10-26, needed 2027-11-01 (CWP-12-PI-01): float 4 wd</w:t>
+              <w:t>PO 2026-11-02, on site 2027-11-08, needed 2027-11-15 (CWP-01-ME-01): float 5 wd</w:t>
             </w:r>
           </w:p>
         </w:tc>
@@ -34322,7 +34322,7 @@
               <w:rPr>
                 <w:sz w:val="15"/>
               </w:rPr>
-              <w:t>MR-EL-011</w:t>
+              <w:t>MR-ME-001</w:t>
             </w:r>
           </w:p>
         </w:tc>
@@ -34370,7 +34370,7 @@
               <w:rPr>
                 <w:sz w:val="15"/>
               </w:rPr>
-              <w:t>PO 2026-11-16, on site 2027-01-18, needed 2027-01-25 (CWP-12-CV-01): float 5 wd</w:t>
+              <w:t>PO 2027-01-14, on site 2027-11-18, needed 2027-11-29 (CWP-08-ME-01): float 7 wd</w:t>
             </w:r>
           </w:p>
         </w:tc>
@@ -34391,7 +34391,7 @@
               <w:rPr>
                 <w:sz w:val="15"/>
               </w:rPr>
-              <w:t>MR-EL-101</w:t>
+              <w:t>MR-ME-009</w:t>
             </w:r>
           </w:p>
         </w:tc>
@@ -34439,7 +34439,7 @@
               <w:rPr>
                 <w:sz w:val="15"/>
               </w:rPr>
-              <w:t>PO 2026-11-02, on site 2027-11-08, needed 2027-11-15 (CWP-01-ME-01): float 5 wd</w:t>
+              <w:t>PO 2027-01-14, on site 2027-11-18, needed 2027-11-29 (CWP-08-ME-01): float 7 wd</w:t>
             </w:r>
           </w:p>
         </w:tc>
@@ -34460,7 +34460,7 @@
               <w:rPr>
                 <w:sz w:val="15"/>
               </w:rPr>
-              <w:t>MR-ME-001</w:t>
+              <w:t>MR-ME-011</w:t>
             </w:r>
           </w:p>
         </w:tc>
@@ -34508,145 +34508,7 @@
               <w:rPr>
                 <w:sz w:val="15"/>
               </w:rPr>
-              <w:t>PO 2027-01-14, on site 2027-11-18, needed 2027-11-29 (CWP-08-ME-01): float 7 wd</w:t>
-            </w:r>
-          </w:p>
-        </w:tc>
-      </w:tr>
-      <w:tr>
-        <w:trPr>
-          <w:cantSplit w:val="true"/>
-        </w:trPr>
-        <w:tc>
-          <w:tcPr>
-            <w:tcW w:type="dxa" w:w="1814"/>
-          </w:tcPr>
-          <w:p>
-            <w:pPr>
-              <w:spacing w:after="0"/>
-            </w:pPr>
-            <w:r>
-              <w:rPr>
-                <w:sz w:val="15"/>
-              </w:rPr>
-              <w:t>MR-ME-009</w:t>
-            </w:r>
-          </w:p>
-        </w:tc>
-        <w:tc>
-          <w:tcPr>
-            <w:tcW w:type="dxa" w:w="1587"/>
-          </w:tcPr>
-          <w:p>
-            <w:pPr>
-              <w:spacing w:after="0"/>
-            </w:pPr>
-            <w:r>
-              <w:rPr>
-                <w:sz w:val="15"/>
-              </w:rPr>
-              <w:t>PWP float</w:t>
-            </w:r>
-          </w:p>
-        </w:tc>
-        <w:tc>
-          <w:tcPr>
-            <w:tcW w:type="dxa" w:w="794"/>
-          </w:tcPr>
-          <w:p>
-            <w:pPr>
-              <w:spacing w:after="0"/>
-            </w:pPr>
-            <w:r>
-              <w:rPr>
-                <w:sz w:val="15"/>
-              </w:rPr>
-              <w:t>INFO</w:t>
-            </w:r>
-          </w:p>
-        </w:tc>
-        <w:tc>
-          <w:tcPr>
-            <w:tcW w:type="dxa" w:w="10602"/>
-          </w:tcPr>
-          <w:p>
-            <w:pPr>
-              <w:spacing w:after="0"/>
-            </w:pPr>
-            <w:r>
-              <w:rPr>
-                <w:sz w:val="15"/>
-              </w:rPr>
-              <w:t>PO 2027-01-14, on site 2027-11-18, needed 2027-11-29 (CWP-08-ME-01): float 7 wd</w:t>
-            </w:r>
-          </w:p>
-        </w:tc>
-      </w:tr>
-      <w:tr>
-        <w:trPr>
-          <w:cantSplit w:val="true"/>
-        </w:trPr>
-        <w:tc>
-          <w:tcPr>
-            <w:tcW w:type="dxa" w:w="1814"/>
-          </w:tcPr>
-          <w:p>
-            <w:pPr>
-              <w:spacing w:after="0"/>
-            </w:pPr>
-            <w:r>
-              <w:rPr>
-                <w:sz w:val="15"/>
-              </w:rPr>
-              <w:t>MR-ME-011</w:t>
-            </w:r>
-          </w:p>
-        </w:tc>
-        <w:tc>
-          <w:tcPr>
-            <w:tcW w:type="dxa" w:w="1587"/>
-          </w:tcPr>
-          <w:p>
-            <w:pPr>
-              <w:spacing w:after="0"/>
-            </w:pPr>
-            <w:r>
-              <w:rPr>
-                <w:sz w:val="15"/>
-              </w:rPr>
-              <w:t>PWP float</w:t>
-            </w:r>
-          </w:p>
-        </w:tc>
-        <w:tc>
-          <w:tcPr>
-            <w:tcW w:type="dxa" w:w="794"/>
-          </w:tcPr>
-          <w:p>
-            <w:pPr>
-              <w:spacing w:after="0"/>
-            </w:pPr>
-            <w:r>
-              <w:rPr>
-                <w:sz w:val="15"/>
-              </w:rPr>
-              <w:t>INFO</w:t>
-            </w:r>
-          </w:p>
-        </w:tc>
-        <w:tc>
-          <w:tcPr>
-            <w:tcW w:type="dxa" w:w="10602"/>
-          </w:tcPr>
-          <w:p>
-            <w:pPr>
-              <w:spacing w:after="0"/>
-            </w:pPr>
-            <w:r>
-              <w:rPr>
-                <w:sz w:val="15"/>
-              </w:rPr>
-              <w:t>PO 2027-05-05, on site 2027-11-17, needed 2027-11-29 (CWP-08-ME-01): float 8 wd</w:t>
+              <w:t>PO 2027-05-04, on site 2027-11-16, needed 2027-11-29 (CWP-08-ME-01): float 9 wd</w:t>
             </w:r>
           </w:p>
         </w:tc>
@@ -35162,7 +35024,7 @@
       <w:rPr>
         <w:sz w:val="14"/>
       </w:rPr>
-      <w:t>engine procedures v1.2.0 | data acdf9631a0dc2983 | generated 2026-09-28 - generated from the project database; do not edit</w:t>
+      <w:t>engine procedures v1.2.0 | data 011e000123dfa0e1 | generated 2026-09-28 - generated from the project database; do not edit</w:t>
     </w:r>
   </w:p>
 </w:ftr>

--- a/output/procedures/ALP-EPC-00000-GE-PLN-0002.docx
+++ b/output/procedures/ALP-EPC-00000-GE-PLN-0002.docx
@@ -211,7 +211,7 @@
               <w:rPr>
                 <w:sz w:val="16"/>
               </w:rPr>
-              <w:t>IFR 2027-03-31, IFA 2027-04-28, IFC 2027-05-05</w:t>
+              <w:t>IFR 2027-06-08, IFA 2027-07-06, IFC 2027-07-13</w:t>
             </w:r>
           </w:p>
         </w:tc>
@@ -2702,7 +2702,7 @@
               <w:rPr>
                 <w:sz w:val="14"/>
               </w:rPr>
-              <w:t>2027-01-21</w:t>
+              <w:t>2027-02-11</w:t>
             </w:r>
           </w:p>
         </w:tc>
@@ -2819,7 +2819,7 @@
               <w:rPr>
                 <w:sz w:val="14"/>
               </w:rPr>
-              <w:t>2027-06-18</w:t>
+              <w:t>2027-06-21</w:t>
             </w:r>
           </w:p>
         </w:tc>
@@ -2835,7 +2835,7 @@
               <w:rPr>
                 <w:sz w:val="14"/>
               </w:rPr>
-              <w:t>12</w:t>
+              <w:t>13</w:t>
             </w:r>
           </w:p>
         </w:tc>
@@ -3000,7 +3000,7 @@
               <w:rPr>
                 <w:sz w:val="14"/>
               </w:rPr>
-              <w:t>2027-11-29</w:t>
+              <w:t>2027-12-23</w:t>
             </w:r>
           </w:p>
         </w:tc>
@@ -3117,7 +3117,7 @@
               <w:rPr>
                 <w:sz w:val="14"/>
               </w:rPr>
-              <w:t>2027-05-21</w:t>
+              <w:t>2027-05-19</w:t>
             </w:r>
           </w:p>
         </w:tc>
@@ -3133,7 +3133,7 @@
               <w:rPr>
                 <w:sz w:val="14"/>
               </w:rPr>
-              <w:t>140</w:t>
+              <w:t>142</w:t>
             </w:r>
           </w:p>
         </w:tc>
@@ -3149,7 +3149,7 @@
               <w:rPr>
                 <w:sz w:val="14"/>
               </w:rPr>
-              <w:t>2027-09-23</w:t>
+              <w:t>2027-10-07</w:t>
             </w:r>
           </w:p>
         </w:tc>
@@ -3298,7 +3298,7 @@
               <w:rPr>
                 <w:sz w:val="14"/>
               </w:rPr>
-              <w:t>2027-09-09</w:t>
+              <w:t>2027-11-15</w:t>
             </w:r>
           </w:p>
         </w:tc>
@@ -3713,7 +3713,7 @@
               <w:rPr>
                 <w:sz w:val="14"/>
               </w:rPr>
-              <w:t>2027-07-05</w:t>
+              <w:t>2027-07-06</w:t>
             </w:r>
           </w:p>
         </w:tc>
@@ -3729,7 +3729,7 @@
               <w:rPr>
                 <w:sz w:val="14"/>
               </w:rPr>
-              <w:t>38</w:t>
+              <w:t>37</w:t>
             </w:r>
           </w:p>
         </w:tc>
@@ -3745,7 +3745,7 @@
               <w:rPr>
                 <w:sz w:val="14"/>
               </w:rPr>
-              <w:t>2027-05-20</w:t>
+              <w:t>2027-06-09</w:t>
             </w:r>
           </w:p>
         </w:tc>
@@ -3894,7 +3894,7 @@
               <w:rPr>
                 <w:sz w:val="14"/>
               </w:rPr>
-              <w:t>2027-01-21</w:t>
+              <w:t>2027-02-11</w:t>
             </w:r>
           </w:p>
         </w:tc>
@@ -4160,7 +4160,7 @@
               <w:rPr>
                 <w:sz w:val="14"/>
               </w:rPr>
-              <w:t>2027-11-03</w:t>
+              <w:t>2027-11-09</w:t>
             </w:r>
           </w:p>
         </w:tc>
@@ -4176,7 +4176,7 @@
               <w:rPr>
                 <w:sz w:val="14"/>
               </w:rPr>
-              <w:t>105</w:t>
+              <w:t>101</w:t>
             </w:r>
           </w:p>
         </w:tc>
@@ -4192,7 +4192,7 @@
               <w:rPr>
                 <w:sz w:val="14"/>
               </w:rPr>
-              <w:t>2027-11-29</w:t>
+              <w:t>2027-12-23</w:t>
             </w:r>
           </w:p>
         </w:tc>
@@ -4341,7 +4341,7 @@
               <w:rPr>
                 <w:sz w:val="14"/>
               </w:rPr>
-              <w:t>2027-09-09</w:t>
+              <w:t>2027-10-20</w:t>
             </w:r>
           </w:p>
         </w:tc>
@@ -4458,7 +4458,7 @@
               <w:rPr>
                 <w:sz w:val="14"/>
               </w:rPr>
-              <w:t>2027-05-20</w:t>
+              <w:t>2027-06-15</w:t>
             </w:r>
           </w:p>
         </w:tc>
@@ -4474,7 +4474,7 @@
               <w:rPr>
                 <w:sz w:val="14"/>
               </w:rPr>
-              <w:t>227</w:t>
+              <w:t>206</w:t>
             </w:r>
           </w:p>
         </w:tc>
@@ -4788,7 +4788,7 @@
               <w:rPr>
                 <w:sz w:val="14"/>
               </w:rPr>
-              <w:t>2027-05-20</w:t>
+              <w:t>2027-06-09</w:t>
             </w:r>
           </w:p>
         </w:tc>
@@ -4905,7 +4905,7 @@
               <w:rPr>
                 <w:sz w:val="14"/>
               </w:rPr>
-              <w:t>2027-04-23</w:t>
+              <w:t>2027-04-20</w:t>
             </w:r>
           </w:p>
         </w:tc>
@@ -5235,7 +5235,7 @@
               <w:rPr>
                 <w:sz w:val="14"/>
               </w:rPr>
-              <w:t>2027-09-09</w:t>
+              <w:t>2027-09-23</w:t>
             </w:r>
           </w:p>
         </w:tc>
@@ -5352,7 +5352,7 @@
               <w:rPr>
                 <w:sz w:val="14"/>
               </w:rPr>
-              <w:t>2027-05-10</w:t>
+              <w:t>2027-05-11</w:t>
             </w:r>
           </w:p>
         </w:tc>
@@ -5368,7 +5368,7 @@
               <w:rPr>
                 <w:sz w:val="14"/>
               </w:rPr>
-              <w:t>55</w:t>
+              <w:t>54</w:t>
             </w:r>
           </w:p>
         </w:tc>
@@ -5650,7 +5650,7 @@
               <w:rPr>
                 <w:sz w:val="14"/>
               </w:rPr>
-              <w:t>2027-09-09</w:t>
+              <w:t>2027-09-15</w:t>
             </w:r>
           </w:p>
         </w:tc>
@@ -5666,7 +5666,7 @@
               <w:rPr>
                 <w:sz w:val="14"/>
               </w:rPr>
-              <w:t>109</w:t>
+              <w:t>106</w:t>
             </w:r>
           </w:p>
         </w:tc>
@@ -5799,7 +5799,7 @@
               <w:rPr>
                 <w:sz w:val="14"/>
               </w:rPr>
-              <w:t>2027-05-06</w:t>
+              <w:t>2027-04-23</w:t>
             </w:r>
           </w:p>
         </w:tc>
@@ -5815,7 +5815,7 @@
               <w:rPr>
                 <w:sz w:val="14"/>
               </w:rPr>
-              <w:t>47</w:t>
+              <w:t>56</w:t>
             </w:r>
           </w:p>
         </w:tc>
@@ -5948,7 +5948,7 @@
               <w:rPr>
                 <w:sz w:val="14"/>
               </w:rPr>
-              <w:t>2027-06-03</w:t>
+              <w:t>2027-06-07</w:t>
             </w:r>
           </w:p>
         </w:tc>
@@ -5964,7 +5964,7 @@
               <w:rPr>
                 <w:sz w:val="14"/>
               </w:rPr>
-              <w:t>14</w:t>
+              <w:t>13</w:t>
             </w:r>
           </w:p>
         </w:tc>
@@ -6129,7 +6129,7 @@
               <w:rPr>
                 <w:sz w:val="14"/>
               </w:rPr>
-              <w:t>2027-07-29</w:t>
+              <w:t>2027-08-17</w:t>
             </w:r>
           </w:p>
         </w:tc>
@@ -6278,7 +6278,7 @@
               <w:rPr>
                 <w:sz w:val="14"/>
               </w:rPr>
-              <w:t>2027-09-09</w:t>
+              <w:t>2027-10-20</w:t>
             </w:r>
           </w:p>
         </w:tc>
@@ -6395,7 +6395,7 @@
               <w:rPr>
                 <w:sz w:val="14"/>
               </w:rPr>
-              <w:t>2027-05-20</w:t>
+              <w:t>2027-06-08</w:t>
             </w:r>
           </w:p>
         </w:tc>
@@ -6411,7 +6411,7 @@
               <w:rPr>
                 <w:sz w:val="14"/>
               </w:rPr>
-              <w:t>192</w:t>
+              <w:t>179</w:t>
             </w:r>
           </w:p>
         </w:tc>
@@ -6576,7 +6576,7 @@
               <w:rPr>
                 <w:sz w:val="14"/>
               </w:rPr>
-              <w:t>2027-09-02</w:t>
+              <w:t>2027-09-08</w:t>
             </w:r>
           </w:p>
         </w:tc>
@@ -6725,7 +6725,7 @@
               <w:rPr>
                 <w:sz w:val="14"/>
               </w:rPr>
-              <w:t>2027-07-29</w:t>
+              <w:t>2027-09-16</w:t>
             </w:r>
           </w:p>
         </w:tc>
@@ -6842,7 +6842,7 @@
               <w:rPr>
                 <w:sz w:val="14"/>
               </w:rPr>
-              <w:t>2027-05-31</w:t>
+              <w:t>2027-06-03</w:t>
             </w:r>
           </w:p>
         </w:tc>
@@ -6858,7 +6858,7 @@
               <w:rPr>
                 <w:sz w:val="14"/>
               </w:rPr>
-              <w:t>15</w:t>
+              <w:t>12</w:t>
             </w:r>
           </w:p>
         </w:tc>
@@ -6991,7 +6991,7 @@
               <w:rPr>
                 <w:sz w:val="14"/>
               </w:rPr>
-              <w:t>2027-10-18</w:t>
+              <w:t>2027-10-19</w:t>
             </w:r>
           </w:p>
         </w:tc>
@@ -7007,7 +7007,7 @@
               <w:rPr>
                 <w:sz w:val="14"/>
               </w:rPr>
-              <w:t>106</w:t>
+              <w:t>105</w:t>
             </w:r>
           </w:p>
         </w:tc>
@@ -7023,7 +7023,7 @@
               <w:rPr>
                 <w:sz w:val="14"/>
               </w:rPr>
-              <w:t>2027-07-29</w:t>
+              <w:t>2027-08-17</w:t>
             </w:r>
           </w:p>
         </w:tc>
@@ -7172,7 +7172,7 @@
               <w:rPr>
                 <w:sz w:val="14"/>
               </w:rPr>
-              <w:t>2027-09-09</w:t>
+              <w:t>2027-10-20</w:t>
             </w:r>
           </w:p>
         </w:tc>
@@ -7470,7 +7470,7 @@
               <w:rPr>
                 <w:sz w:val="14"/>
               </w:rPr>
-              <w:t>2027-07-15</w:t>
+              <w:t>2027-07-16</w:t>
             </w:r>
           </w:p>
         </w:tc>
@@ -7736,7 +7736,7 @@
               <w:rPr>
                 <w:sz w:val="14"/>
               </w:rPr>
-              <w:t>2027-06-03</w:t>
+              <w:t>2027-06-04</w:t>
             </w:r>
           </w:p>
         </w:tc>
@@ -7752,7 +7752,7 @@
               <w:rPr>
                 <w:sz w:val="14"/>
               </w:rPr>
-              <w:t>10</w:t>
+              <w:t>9</w:t>
             </w:r>
           </w:p>
         </w:tc>
@@ -7885,7 +7885,7 @@
               <w:rPr>
                 <w:sz w:val="14"/>
               </w:rPr>
-              <w:t>2027-09-29</w:t>
+              <w:t>2027-09-28</w:t>
             </w:r>
           </w:p>
         </w:tc>
@@ -7917,7 +7917,7 @@
               <w:rPr>
                 <w:sz w:val="14"/>
               </w:rPr>
-              <w:t>2027-07-29</w:t>
+              <w:t>2027-08-17</w:t>
             </w:r>
           </w:p>
         </w:tc>
@@ -8066,7 +8066,7 @@
               <w:rPr>
                 <w:sz w:val="14"/>
               </w:rPr>
-              <w:t>2027-09-09</w:t>
+              <w:t>2027-10-20</w:t>
             </w:r>
           </w:p>
         </w:tc>
@@ -8183,7 +8183,7 @@
               <w:rPr>
                 <w:sz w:val="14"/>
               </w:rPr>
-              <w:t>2027-09-10</w:t>
+              <w:t>2027-07-20</w:t>
             </w:r>
           </w:p>
         </w:tc>
@@ -8199,7 +8199,7 @@
               <w:rPr>
                 <w:sz w:val="14"/>
               </w:rPr>
-              <w:t>96</w:t>
+              <w:t>130</w:t>
             </w:r>
           </w:p>
         </w:tc>
@@ -8364,7 +8364,7 @@
               <w:rPr>
                 <w:sz w:val="14"/>
               </w:rPr>
-              <w:t>2027-10-07</w:t>
+              <w:t>2027-11-08</w:t>
             </w:r>
           </w:p>
         </w:tc>
@@ -8481,7 +8481,7 @@
               <w:rPr>
                 <w:sz w:val="14"/>
               </w:rPr>
-              <w:t>2027-06-14</w:t>
+              <w:t>2027-06-18</w:t>
             </w:r>
           </w:p>
         </w:tc>
@@ -8497,7 +8497,7 @@
               <w:rPr>
                 <w:sz w:val="14"/>
               </w:rPr>
-              <w:t>41</w:t>
+              <w:t>37</w:t>
             </w:r>
           </w:p>
         </w:tc>
@@ -8513,7 +8513,7 @@
               <w:rPr>
                 <w:sz w:val="14"/>
               </w:rPr>
-              <w:t>2027-05-20</w:t>
+              <w:t>2027-06-09</w:t>
             </w:r>
           </w:p>
         </w:tc>
@@ -8811,7 +8811,7 @@
               <w:rPr>
                 <w:sz w:val="14"/>
               </w:rPr>
-              <w:t>2027-07-29</w:t>
+              <w:t>2027-08-17</w:t>
             </w:r>
           </w:p>
         </w:tc>
@@ -8960,7 +8960,7 @@
               <w:rPr>
                 <w:sz w:val="14"/>
               </w:rPr>
-              <w:t>2027-09-09</w:t>
+              <w:t>2027-10-20</w:t>
             </w:r>
           </w:p>
         </w:tc>
@@ -9258,7 +9258,7 @@
               <w:rPr>
                 <w:sz w:val="14"/>
               </w:rPr>
-              <w:t>2027-07-15</w:t>
+              <w:t>2027-07-16</w:t>
             </w:r>
           </w:p>
         </w:tc>
@@ -9375,7 +9375,7 @@
               <w:rPr>
                 <w:sz w:val="14"/>
               </w:rPr>
-              <w:t>2027-06-28</w:t>
+              <w:t>2027-06-25</w:t>
             </w:r>
           </w:p>
         </w:tc>
@@ -9391,7 +9391,7 @@
               <w:rPr>
                 <w:sz w:val="14"/>
               </w:rPr>
-              <w:t>14</w:t>
+              <w:t>16</w:t>
             </w:r>
           </w:p>
         </w:tc>
@@ -9524,7 +9524,7 @@
               <w:rPr>
                 <w:sz w:val="14"/>
               </w:rPr>
-              <w:t>2027-09-16</w:t>
+              <w:t>2027-09-17</w:t>
             </w:r>
           </w:p>
         </w:tc>
@@ -9540,7 +9540,7 @@
               <w:rPr>
                 <w:sz w:val="14"/>
               </w:rPr>
-              <w:t>104</w:t>
+              <w:t>103</w:t>
             </w:r>
           </w:p>
         </w:tc>
@@ -9556,7 +9556,7 @@
               <w:rPr>
                 <w:sz w:val="14"/>
               </w:rPr>
-              <w:t>2027-07-29</w:t>
+              <w:t>2027-08-17</w:t>
             </w:r>
           </w:p>
         </w:tc>
@@ -9705,7 +9705,7 @@
               <w:rPr>
                 <w:sz w:val="14"/>
               </w:rPr>
-              <w:t>2027-09-09</w:t>
+              <w:t>2027-10-20</w:t>
             </w:r>
           </w:p>
         </w:tc>
@@ -9822,7 +9822,7 @@
               <w:rPr>
                 <w:sz w:val="14"/>
               </w:rPr>
-              <w:t>2027-05-20</w:t>
+              <w:t>2027-05-07</w:t>
             </w:r>
           </w:p>
         </w:tc>
@@ -9838,7 +9838,7 @@
               <w:rPr>
                 <w:sz w:val="14"/>
               </w:rPr>
-              <w:t>167</w:t>
+              <w:t>175</w:t>
             </w:r>
           </w:p>
         </w:tc>
@@ -10003,7 +10003,7 @@
               <w:rPr>
                 <w:sz w:val="14"/>
               </w:rPr>
-              <w:t>2027-07-15</w:t>
+              <w:t>2027-07-16</w:t>
             </w:r>
           </w:p>
         </w:tc>
@@ -10301,7 +10301,7 @@
               <w:rPr>
                 <w:sz w:val="14"/>
               </w:rPr>
-              <w:t>2027-07-29</w:t>
+              <w:t>2027-08-17</w:t>
             </w:r>
           </w:p>
         </w:tc>
@@ -10450,7 +10450,7 @@
               <w:rPr>
                 <w:sz w:val="14"/>
               </w:rPr>
-              <w:t>2027-09-09</w:t>
+              <w:t>2027-09-23</w:t>
             </w:r>
           </w:p>
         </w:tc>
@@ -10567,7 +10567,7 @@
               <w:rPr>
                 <w:sz w:val="14"/>
               </w:rPr>
-              <w:t>2027-09-15</w:t>
+              <w:t>2027-09-16</w:t>
             </w:r>
           </w:p>
         </w:tc>
@@ -10599,7 +10599,7 @@
               <w:rPr>
                 <w:sz w:val="14"/>
               </w:rPr>
-              <w:t>2028-02-03</w:t>
+              <w:t>2028-03-02</w:t>
             </w:r>
           </w:p>
         </w:tc>
@@ -11014,7 +11014,7 @@
               <w:rPr>
                 <w:sz w:val="14"/>
               </w:rPr>
-              <w:t>2027-06-18</w:t>
+              <w:t>2027-06-21</w:t>
             </w:r>
           </w:p>
         </w:tc>
@@ -11030,7 +11030,7 @@
               <w:rPr>
                 <w:sz w:val="14"/>
               </w:rPr>
-              <w:t>26</w:t>
+              <w:t>22</w:t>
             </w:r>
           </w:p>
         </w:tc>
@@ -11163,7 +11163,7 @@
               <w:rPr>
                 <w:sz w:val="14"/>
               </w:rPr>
-              <w:t>2027-06-07</w:t>
+              <w:t>2027-06-09</w:t>
             </w:r>
           </w:p>
         </w:tc>
@@ -11179,7 +11179,7 @@
               <w:rPr>
                 <w:sz w:val="14"/>
               </w:rPr>
-              <w:t>35</w:t>
+              <w:t>33</w:t>
             </w:r>
           </w:p>
         </w:tc>
@@ -11344,7 +11344,7 @@
               <w:rPr>
                 <w:sz w:val="14"/>
               </w:rPr>
-              <w:t>2027-07-29</w:t>
+              <w:t>2027-09-16</w:t>
             </w:r>
           </w:p>
         </w:tc>
@@ -11708,7 +11708,7 @@
               <w:rPr>
                 <w:sz w:val="14"/>
               </w:rPr>
-              <w:t>2027-01-07</w:t>
+              <w:t>2027-01-28</w:t>
             </w:r>
           </w:p>
         </w:tc>
@@ -11724,7 +11724,7 @@
               <w:rPr>
                 <w:sz w:val="14"/>
               </w:rPr>
-              <w:t>52</w:t>
+              <w:t>37</w:t>
             </w:r>
           </w:p>
         </w:tc>
@@ -11793,7 +11793,7 @@
               <w:rPr>
                 <w:sz w:val="14"/>
               </w:rPr>
-              <w:t>ALP-EPC-10UHA-CV-RBR-0001</w:t>
+              <w:t>ALP-EPC-00UBF-CV-RBR-0001</w:t>
             </w:r>
           </w:p>
         </w:tc>
@@ -11809,7 +11809,7 @@
               <w:rPr>
                 <w:sz w:val="14"/>
               </w:rPr>
-              <w:t>2027-06-18</w:t>
+              <w:t>2027-06-21</w:t>
             </w:r>
           </w:p>
         </w:tc>
@@ -11841,7 +11841,7 @@
               <w:rPr>
                 <w:sz w:val="14"/>
               </w:rPr>
-              <w:t>12</w:t>
+              <w:t>13</w:t>
             </w:r>
           </w:p>
         </w:tc>
@@ -12038,7 +12038,7 @@
               <w:rPr>
                 <w:sz w:val="14"/>
               </w:rPr>
-              <w:t>2027-03-29</w:t>
+              <w:t>2027-07-15</w:t>
             </w:r>
           </w:p>
         </w:tc>
@@ -12054,7 +12054,7 @@
               <w:rPr>
                 <w:sz w:val="14"/>
               </w:rPr>
-              <w:t>205</w:t>
+              <w:t>127</w:t>
             </w:r>
           </w:p>
         </w:tc>
@@ -12139,7 +12139,7 @@
               <w:rPr>
                 <w:sz w:val="14"/>
               </w:rPr>
-              <w:t>2027-05-21</w:t>
+              <w:t>2027-05-19</w:t>
             </w:r>
           </w:p>
         </w:tc>
@@ -12171,7 +12171,7 @@
               <w:rPr>
                 <w:sz w:val="14"/>
               </w:rPr>
-              <w:t>140</w:t>
+              <w:t>142</w:t>
             </w:r>
           </w:p>
         </w:tc>
@@ -12203,7 +12203,7 @@
               <w:rPr>
                 <w:sz w:val="14"/>
               </w:rPr>
-              <w:t>2027-03-11</w:t>
+              <w:t>2027-03-25</w:t>
             </w:r>
           </w:p>
         </w:tc>
@@ -12219,7 +12219,7 @@
               <w:rPr>
                 <w:sz w:val="14"/>
               </w:rPr>
-              <w:t>167</w:t>
+              <w:t>157</w:t>
             </w:r>
           </w:p>
         </w:tc>
@@ -12368,7 +12368,7 @@
               <w:rPr>
                 <w:sz w:val="14"/>
               </w:rPr>
-              <w:t>2027-03-29</w:t>
+              <w:t>2027-07-15</w:t>
             </w:r>
           </w:p>
         </w:tc>
@@ -12384,7 +12384,7 @@
               <w:rPr>
                 <w:sz w:val="14"/>
               </w:rPr>
-              <w:t>225</w:t>
+              <w:t>147</w:t>
             </w:r>
           </w:p>
         </w:tc>
@@ -12799,7 +12799,7 @@
               <w:rPr>
                 <w:sz w:val="14"/>
               </w:rPr>
-              <w:t>2027-07-05</w:t>
+              <w:t>2027-07-06</w:t>
             </w:r>
           </w:p>
         </w:tc>
@@ -12831,7 +12831,7 @@
               <w:rPr>
                 <w:sz w:val="14"/>
               </w:rPr>
-              <w:t>38</w:t>
+              <w:t>37</w:t>
             </w:r>
           </w:p>
         </w:tc>
@@ -12863,7 +12863,7 @@
               <w:rPr>
                 <w:sz w:val="14"/>
               </w:rPr>
-              <w:t>2027-02-11</w:t>
+              <w:t>2027-03-03</w:t>
             </w:r>
           </w:p>
         </w:tc>
@@ -12879,7 +12879,7 @@
               <w:rPr>
                 <w:sz w:val="14"/>
               </w:rPr>
-              <w:t>107</w:t>
+              <w:t>93</w:t>
             </w:r>
           </w:p>
         </w:tc>
@@ -13028,7 +13028,7 @@
               <w:rPr>
                 <w:sz w:val="14"/>
               </w:rPr>
-              <w:t>2027-01-07</w:t>
+              <w:t>2027-01-28</w:t>
             </w:r>
           </w:p>
         </w:tc>
@@ -13044,7 +13044,7 @@
               <w:rPr>
                 <w:sz w:val="14"/>
               </w:rPr>
-              <w:t>52</w:t>
+              <w:t>37</w:t>
             </w:r>
           </w:p>
         </w:tc>
@@ -13294,7 +13294,7 @@
               <w:rPr>
                 <w:sz w:val="14"/>
               </w:rPr>
-              <w:t>2027-11-03</w:t>
+              <w:t>2027-11-09</w:t>
             </w:r>
           </w:p>
         </w:tc>
@@ -13326,7 +13326,7 @@
               <w:rPr>
                 <w:sz w:val="14"/>
               </w:rPr>
-              <w:t>105</w:t>
+              <w:t>101</w:t>
             </w:r>
           </w:p>
         </w:tc>
@@ -13342,7 +13342,7 @@
               <w:rPr>
                 <w:sz w:val="14"/>
               </w:rPr>
-              <w:t>MR-EL-008</w:t>
+              <w:t>MR-EL-002</w:t>
             </w:r>
           </w:p>
         </w:tc>
@@ -13358,7 +13358,7 @@
               <w:rPr>
                 <w:sz w:val="14"/>
               </w:rPr>
-              <w:t>2027-03-25</w:t>
+              <w:t>2027-04-29</w:t>
             </w:r>
           </w:p>
         </w:tc>
@@ -13374,7 +13374,7 @@
               <w:rPr>
                 <w:sz w:val="14"/>
               </w:rPr>
-              <w:t>242</w:t>
+              <w:t>217</w:t>
             </w:r>
           </w:p>
         </w:tc>
@@ -13507,7 +13507,7 @@
               <w:rPr>
                 <w:sz w:val="14"/>
               </w:rPr>
-              <w:t>MR-IC-004</w:t>
+              <w:t>MR-IC-010</w:t>
             </w:r>
           </w:p>
         </w:tc>
@@ -13523,7 +13523,7 @@
               <w:rPr>
                 <w:sz w:val="14"/>
               </w:rPr>
-              <w:t>2027-03-25</w:t>
+              <w:t>2027-07-08</w:t>
             </w:r>
           </w:p>
         </w:tc>
@@ -13539,7 +13539,7 @@
               <w:rPr>
                 <w:sz w:val="14"/>
               </w:rPr>
-              <w:t>262</w:t>
+              <w:t>187</w:t>
             </w:r>
           </w:p>
         </w:tc>
@@ -13608,7 +13608,7 @@
               <w:rPr>
                 <w:sz w:val="14"/>
               </w:rPr>
-              <w:t>ALP-M02-20LCB-EL-WIR-0001</w:t>
+              <w:t>ALP-M02-20LCB-ME-GAD-0001</w:t>
             </w:r>
           </w:p>
         </w:tc>
@@ -13624,7 +13624,7 @@
               <w:rPr>
                 <w:sz w:val="14"/>
               </w:rPr>
-              <w:t>2027-05-20</w:t>
+              <w:t>2027-06-15</w:t>
             </w:r>
           </w:p>
         </w:tc>
@@ -13656,7 +13656,7 @@
               <w:rPr>
                 <w:sz w:val="14"/>
               </w:rPr>
-              <w:t>227</w:t>
+              <w:t>206</w:t>
             </w:r>
           </w:p>
         </w:tc>
@@ -13837,7 +13837,7 @@
               <w:rPr>
                 <w:sz w:val="14"/>
               </w:rPr>
-              <w:t>MR-PI-005</w:t>
+              <w:t>MR-ME-022</w:t>
             </w:r>
           </w:p>
         </w:tc>
@@ -13853,7 +13853,7 @@
               <w:rPr>
                 <w:sz w:val="14"/>
               </w:rPr>
-              <w:t>2027-05-19</w:t>
+              <w:t>2027-07-29</w:t>
             </w:r>
           </w:p>
         </w:tc>
@@ -13869,7 +13869,7 @@
               <w:rPr>
                 <w:sz w:val="14"/>
               </w:rPr>
-              <w:t>183</w:t>
+              <w:t>132</w:t>
             </w:r>
           </w:p>
         </w:tc>
@@ -14018,7 +14018,7 @@
               <w:rPr>
                 <w:sz w:val="14"/>
               </w:rPr>
-              <w:t>2027-02-11</w:t>
+              <w:t>2027-03-03</w:t>
             </w:r>
           </w:p>
         </w:tc>
@@ -14034,7 +14034,7 @@
               <w:rPr>
                 <w:sz w:val="14"/>
               </w:rPr>
-              <w:t>107</w:t>
+              <w:t>93</w:t>
             </w:r>
           </w:p>
         </w:tc>
@@ -14119,7 +14119,7 @@
               <w:rPr>
                 <w:sz w:val="14"/>
               </w:rPr>
-              <w:t>2027-04-23</w:t>
+              <w:t>2027-04-20</w:t>
             </w:r>
           </w:p>
         </w:tc>
@@ -14348,7 +14348,7 @@
               <w:rPr>
                 <w:sz w:val="14"/>
               </w:rPr>
-              <w:t>2027-03-29</w:t>
+              <w:t>2027-07-15</w:t>
             </w:r>
           </w:p>
         </w:tc>
@@ -14364,7 +14364,7 @@
               <w:rPr>
                 <w:sz w:val="14"/>
               </w:rPr>
-              <w:t>150</w:t>
+              <w:t>72</w:t>
             </w:r>
           </w:p>
         </w:tc>
@@ -14513,7 +14513,7 @@
               <w:rPr>
                 <w:sz w:val="14"/>
               </w:rPr>
-              <w:t>2027-03-11</w:t>
+              <w:t>2027-03-25</w:t>
             </w:r>
           </w:p>
         </w:tc>
@@ -14529,7 +14529,7 @@
               <w:rPr>
                 <w:sz w:val="14"/>
               </w:rPr>
-              <w:t>152</w:t>
+              <w:t>142</w:t>
             </w:r>
           </w:p>
         </w:tc>
@@ -14614,7 +14614,7 @@
               <w:rPr>
                 <w:sz w:val="14"/>
               </w:rPr>
-              <w:t>2027-05-10</w:t>
+              <w:t>2027-05-11</w:t>
             </w:r>
           </w:p>
         </w:tc>
@@ -14646,7 +14646,7 @@
               <w:rPr>
                 <w:sz w:val="14"/>
               </w:rPr>
-              <w:t>55</w:t>
+              <w:t>54</w:t>
             </w:r>
           </w:p>
         </w:tc>
@@ -14940,7 +14940,7 @@
               <w:rPr>
                 <w:sz w:val="14"/>
               </w:rPr>
-              <w:t>2027-09-09</w:t>
+              <w:t>2027-09-15</w:t>
             </w:r>
           </w:p>
         </w:tc>
@@ -14972,7 +14972,7 @@
               <w:rPr>
                 <w:sz w:val="14"/>
               </w:rPr>
-              <w:t>109</w:t>
+              <w:t>106</w:t>
             </w:r>
           </w:p>
         </w:tc>
@@ -15004,7 +15004,7 @@
               <w:rPr>
                 <w:sz w:val="14"/>
               </w:rPr>
-              <w:t>2027-03-25</w:t>
+              <w:t>2027-04-13</w:t>
             </w:r>
           </w:p>
         </w:tc>
@@ -15020,7 +15020,7 @@
               <w:rPr>
                 <w:sz w:val="14"/>
               </w:rPr>
-              <w:t>203</w:t>
+              <w:t>190</w:t>
             </w:r>
           </w:p>
         </w:tc>
@@ -15089,7 +15089,7 @@
               <w:rPr>
                 <w:sz w:val="14"/>
               </w:rPr>
-              <w:t>ALP-S01-00UAC-SS-STL-0001</w:t>
+              <w:t>ALP-EPC-00UAC-SS-STL-0002</w:t>
             </w:r>
           </w:p>
         </w:tc>
@@ -15105,7 +15105,7 @@
               <w:rPr>
                 <w:sz w:val="14"/>
               </w:rPr>
-              <w:t>2027-05-06</w:t>
+              <w:t>2027-04-23</w:t>
             </w:r>
           </w:p>
         </w:tc>
@@ -15137,7 +15137,7 @@
               <w:rPr>
                 <w:sz w:val="14"/>
               </w:rPr>
-              <w:t>47</w:t>
+              <w:t>56</w:t>
             </w:r>
           </w:p>
         </w:tc>
@@ -15268,7 +15268,7 @@
               <w:rPr>
                 <w:sz w:val="14"/>
               </w:rPr>
-              <w:t>2027-06-03</w:t>
+              <w:t>2027-06-07</w:t>
             </w:r>
           </w:p>
         </w:tc>
@@ -15300,7 +15300,7 @@
               <w:rPr>
                 <w:sz w:val="14"/>
               </w:rPr>
-              <w:t>14</w:t>
+              <w:t>13</w:t>
             </w:r>
           </w:p>
         </w:tc>
@@ -15497,7 +15497,7 @@
               <w:rPr>
                 <w:sz w:val="14"/>
               </w:rPr>
-              <w:t>2027-03-25</w:t>
+              <w:t>2027-04-13</w:t>
             </w:r>
           </w:p>
         </w:tc>
@@ -15513,7 +15513,7 @@
               <w:rPr>
                 <w:sz w:val="14"/>
               </w:rPr>
-              <w:t>222</w:t>
+              <w:t>209</w:t>
             </w:r>
           </w:p>
         </w:tc>
@@ -15646,7 +15646,7 @@
               <w:rPr>
                 <w:sz w:val="14"/>
               </w:rPr>
-              <w:t>MR-IC-004</w:t>
+              <w:t>MR-IC-010</w:t>
             </w:r>
           </w:p>
         </w:tc>
@@ -15662,7 +15662,7 @@
               <w:rPr>
                 <w:sz w:val="14"/>
               </w:rPr>
-              <w:t>2027-03-25</w:t>
+              <w:t>2027-07-08</w:t>
             </w:r>
           </w:p>
         </w:tc>
@@ -15678,7 +15678,7 @@
               <w:rPr>
                 <w:sz w:val="14"/>
               </w:rPr>
-              <w:t>242</w:t>
+              <w:t>167</w:t>
             </w:r>
           </w:p>
         </w:tc>
@@ -15747,7 +15747,7 @@
               <w:rPr>
                 <w:sz w:val="14"/>
               </w:rPr>
-              <w:t>ALP-M03-00PAC-EL-WIR-0001</w:t>
+              <w:t>ALP-M05-00PBA-EL-WIR-0001</w:t>
             </w:r>
           </w:p>
         </w:tc>
@@ -15763,7 +15763,7 @@
               <w:rPr>
                 <w:sz w:val="14"/>
               </w:rPr>
-              <w:t>2027-05-20</w:t>
+              <w:t>2027-06-08</w:t>
             </w:r>
           </w:p>
         </w:tc>
@@ -15795,7 +15795,7 @@
               <w:rPr>
                 <w:sz w:val="14"/>
               </w:rPr>
-              <w:t>192</w:t>
+              <w:t>179</w:t>
             </w:r>
           </w:p>
         </w:tc>
@@ -15811,7 +15811,7 @@
               <w:rPr>
                 <w:sz w:val="14"/>
               </w:rPr>
-              <w:t>MR-ME-003</w:t>
+              <w:t>MR-ME-005</w:t>
             </w:r>
           </w:p>
         </w:tc>
@@ -15827,7 +15827,7 @@
               <w:rPr>
                 <w:sz w:val="14"/>
               </w:rPr>
-              <w:t>2027-03-25</w:t>
+              <w:t>2027-04-12</w:t>
             </w:r>
           </w:p>
         </w:tc>
@@ -15843,7 +15843,7 @@
               <w:rPr>
                 <w:sz w:val="14"/>
               </w:rPr>
-              <w:t>192</w:t>
+              <w:t>180</w:t>
             </w:r>
           </w:p>
         </w:tc>
@@ -15992,7 +15992,7 @@
               <w:rPr>
                 <w:sz w:val="14"/>
               </w:rPr>
-              <w:t>2027-02-18</w:t>
+              <w:t>2027-02-24</w:t>
             </w:r>
           </w:p>
         </w:tc>
@@ -16008,7 +16008,7 @@
               <w:rPr>
                 <w:sz w:val="14"/>
               </w:rPr>
-              <w:t>152</w:t>
+              <w:t>148</w:t>
             </w:r>
           </w:p>
         </w:tc>
@@ -16157,7 +16157,7 @@
               <w:rPr>
                 <w:sz w:val="14"/>
               </w:rPr>
-              <w:t>2027-02-25</w:t>
+              <w:t>2027-04-22</w:t>
             </w:r>
           </w:p>
         </w:tc>
@@ -16173,7 +16173,7 @@
               <w:rPr>
                 <w:sz w:val="14"/>
               </w:rPr>
-              <w:t>136</w:t>
+              <w:t>96</w:t>
             </w:r>
           </w:p>
         </w:tc>
@@ -16258,7 +16258,7 @@
               <w:rPr>
                 <w:sz w:val="14"/>
               </w:rPr>
-              <w:t>2027-05-31</w:t>
+              <w:t>2027-06-03</w:t>
             </w:r>
           </w:p>
         </w:tc>
@@ -16290,7 +16290,7 @@
               <w:rPr>
                 <w:sz w:val="14"/>
               </w:rPr>
-              <w:t>15</w:t>
+              <w:t>12</w:t>
             </w:r>
           </w:p>
         </w:tc>
@@ -16421,7 +16421,7 @@
               <w:rPr>
                 <w:sz w:val="14"/>
               </w:rPr>
-              <w:t>2027-10-18</w:t>
+              <w:t>2027-10-19</w:t>
             </w:r>
           </w:p>
         </w:tc>
@@ -16453,7 +16453,7 @@
               <w:rPr>
                 <w:sz w:val="14"/>
               </w:rPr>
-              <w:t>106</w:t>
+              <w:t>105</w:t>
             </w:r>
           </w:p>
         </w:tc>
@@ -16485,7 +16485,7 @@
               <w:rPr>
                 <w:sz w:val="14"/>
               </w:rPr>
-              <w:t>2027-03-25</w:t>
+              <w:t>2027-04-13</w:t>
             </w:r>
           </w:p>
         </w:tc>
@@ -16501,7 +16501,7 @@
               <w:rPr>
                 <w:sz w:val="14"/>
               </w:rPr>
-              <w:t>237</w:t>
+              <w:t>224</w:t>
             </w:r>
           </w:p>
         </w:tc>
@@ -16650,7 +16650,7 @@
               <w:rPr>
                 <w:sz w:val="14"/>
               </w:rPr>
-              <w:t>2027-03-25</w:t>
+              <w:t>2027-05-05</w:t>
             </w:r>
           </w:p>
         </w:tc>
@@ -16666,7 +16666,7 @@
               <w:rPr>
                 <w:sz w:val="14"/>
               </w:rPr>
-              <w:t>257</w:t>
+              <w:t>228</w:t>
             </w:r>
           </w:p>
         </w:tc>
@@ -16980,7 +16980,7 @@
               <w:rPr>
                 <w:sz w:val="14"/>
               </w:rPr>
-              <w:t>2027-02-25</w:t>
+              <w:t>2027-02-26</w:t>
             </w:r>
           </w:p>
         </w:tc>
@@ -16996,7 +16996,7 @@
               <w:rPr>
                 <w:sz w:val="14"/>
               </w:rPr>
-              <w:t>237</w:t>
+              <w:t>236</w:t>
             </w:r>
           </w:p>
         </w:tc>
@@ -17065,7 +17065,7 @@
               <w:rPr>
                 <w:sz w:val="14"/>
               </w:rPr>
-              <w:t>ALP-S01-00UGA-SS-STL-0001</w:t>
+              <w:t>ALP-EPC-00UGA-SS-STL-0002</w:t>
             </w:r>
           </w:p>
         </w:tc>
@@ -17244,7 +17244,7 @@
               <w:rPr>
                 <w:sz w:val="14"/>
               </w:rPr>
-              <w:t>2027-06-03</w:t>
+              <w:t>2027-06-04</w:t>
             </w:r>
           </w:p>
         </w:tc>
@@ -17276,7 +17276,7 @@
               <w:rPr>
                 <w:sz w:val="14"/>
               </w:rPr>
-              <w:t>10</w:t>
+              <w:t>9</w:t>
             </w:r>
           </w:p>
         </w:tc>
@@ -17407,7 +17407,7 @@
               <w:rPr>
                 <w:sz w:val="14"/>
               </w:rPr>
-              <w:t>2027-09-29</w:t>
+              <w:t>2027-09-28</w:t>
             </w:r>
           </w:p>
         </w:tc>
@@ -17471,7 +17471,7 @@
               <w:rPr>
                 <w:sz w:val="14"/>
               </w:rPr>
-              <w:t>2027-03-25</w:t>
+              <w:t>2027-04-13</w:t>
             </w:r>
           </w:p>
         </w:tc>
@@ -17487,7 +17487,7 @@
               <w:rPr>
                 <w:sz w:val="14"/>
               </w:rPr>
-              <w:t>207</w:t>
+              <w:t>194</w:t>
             </w:r>
           </w:p>
         </w:tc>
@@ -17636,7 +17636,7 @@
               <w:rPr>
                 <w:sz w:val="14"/>
               </w:rPr>
-              <w:t>2027-03-25</w:t>
+              <w:t>2027-05-05</w:t>
             </w:r>
           </w:p>
         </w:tc>
@@ -17652,7 +17652,7 @@
               <w:rPr>
                 <w:sz w:val="14"/>
               </w:rPr>
-              <w:t>237</w:t>
+              <w:t>208</w:t>
             </w:r>
           </w:p>
         </w:tc>
@@ -17721,7 +17721,7 @@
               <w:rPr>
                 <w:sz w:val="14"/>
               </w:rPr>
-              <w:t>ALP-M10-00QJA-EL-WIR-0001</w:t>
+              <w:t>ALP-M11-00QCA-ME-GAD-0001</w:t>
             </w:r>
           </w:p>
         </w:tc>
@@ -17737,7 +17737,7 @@
               <w:rPr>
                 <w:sz w:val="14"/>
               </w:rPr>
-              <w:t>2027-09-10</w:t>
+              <w:t>2027-07-20</w:t>
             </w:r>
           </w:p>
         </w:tc>
@@ -17769,7 +17769,7 @@
               <w:rPr>
                 <w:sz w:val="14"/>
               </w:rPr>
-              <w:t>96</w:t>
+              <w:t>130</w:t>
             </w:r>
           </w:p>
         </w:tc>
@@ -17950,7 +17950,7 @@
               <w:rPr>
                 <w:sz w:val="14"/>
               </w:rPr>
-              <w:t>MR-PI-005</w:t>
+              <w:t>MR-ME-022</w:t>
             </w:r>
           </w:p>
         </w:tc>
@@ -17966,7 +17966,7 @@
               <w:rPr>
                 <w:sz w:val="14"/>
               </w:rPr>
-              <w:t>2027-05-19</w:t>
+              <w:t>2027-07-29</w:t>
             </w:r>
           </w:p>
         </w:tc>
@@ -17982,7 +17982,7 @@
               <w:rPr>
                 <w:sz w:val="14"/>
               </w:rPr>
-              <w:t>148</w:t>
+              <w:t>97</w:t>
             </w:r>
           </w:p>
         </w:tc>
@@ -18067,7 +18067,7 @@
               <w:rPr>
                 <w:sz w:val="14"/>
               </w:rPr>
-              <w:t>2027-06-14</w:t>
+              <w:t>2027-06-18</w:t>
             </w:r>
           </w:p>
         </w:tc>
@@ -18099,7 +18099,7 @@
               <w:rPr>
                 <w:sz w:val="14"/>
               </w:rPr>
-              <w:t>41</w:t>
+              <w:t>37</w:t>
             </w:r>
           </w:p>
         </w:tc>
@@ -18131,7 +18131,7 @@
               <w:rPr>
                 <w:sz w:val="14"/>
               </w:rPr>
-              <w:t>2027-02-11</w:t>
+              <w:t>2027-03-03</w:t>
             </w:r>
           </w:p>
         </w:tc>
@@ -18147,7 +18147,7 @@
               <w:rPr>
                 <w:sz w:val="14"/>
               </w:rPr>
-              <w:t>98</w:t>
+              <w:t>84</w:t>
             </w:r>
           </w:p>
         </w:tc>
@@ -18459,7 +18459,7 @@
               <w:rPr>
                 <w:sz w:val="14"/>
               </w:rPr>
-              <w:t>2027-03-25</w:t>
+              <w:t>2027-04-13</w:t>
             </w:r>
           </w:p>
         </w:tc>
@@ -18475,7 +18475,7 @@
               <w:rPr>
                 <w:sz w:val="14"/>
               </w:rPr>
-              <w:t>197</w:t>
+              <w:t>184</w:t>
             </w:r>
           </w:p>
         </w:tc>
@@ -18624,7 +18624,7 @@
               <w:rPr>
                 <w:sz w:val="14"/>
               </w:rPr>
-              <w:t>2027-03-25</w:t>
+              <w:t>2027-05-05</w:t>
             </w:r>
           </w:p>
         </w:tc>
@@ -18640,7 +18640,7 @@
               <w:rPr>
                 <w:sz w:val="14"/>
               </w:rPr>
-              <w:t>217</w:t>
+              <w:t>188</w:t>
             </w:r>
           </w:p>
         </w:tc>
@@ -18954,7 +18954,7 @@
               <w:rPr>
                 <w:sz w:val="14"/>
               </w:rPr>
-              <w:t>2027-02-25</w:t>
+              <w:t>2027-02-26</w:t>
             </w:r>
           </w:p>
         </w:tc>
@@ -18970,7 +18970,7 @@
               <w:rPr>
                 <w:sz w:val="14"/>
               </w:rPr>
-              <w:t>197</w:t>
+              <w:t>196</w:t>
             </w:r>
           </w:p>
         </w:tc>
@@ -19055,7 +19055,7 @@
               <w:rPr>
                 <w:sz w:val="14"/>
               </w:rPr>
-              <w:t>2027-06-28</w:t>
+              <w:t>2027-06-25</w:t>
             </w:r>
           </w:p>
         </w:tc>
@@ -19087,7 +19087,7 @@
               <w:rPr>
                 <w:sz w:val="14"/>
               </w:rPr>
-              <w:t>14</w:t>
+              <w:t>16</w:t>
             </w:r>
           </w:p>
         </w:tc>
@@ -19202,7 +19202,7 @@
               <w:rPr>
                 <w:sz w:val="14"/>
               </w:rPr>
-              <w:t>ALP-EPC-00UEG-EL-ELY-0003</w:t>
+              <w:t>ALP-EPC-00UEG-EL-ELY-0002</w:t>
             </w:r>
           </w:p>
         </w:tc>
@@ -19218,7 +19218,7 @@
               <w:rPr>
                 <w:sz w:val="14"/>
               </w:rPr>
-              <w:t>2027-09-16</w:t>
+              <w:t>2027-09-17</w:t>
             </w:r>
           </w:p>
         </w:tc>
@@ -19250,7 +19250,7 @@
               <w:rPr>
                 <w:sz w:val="14"/>
               </w:rPr>
-              <w:t>104</w:t>
+              <w:t>103</w:t>
             </w:r>
           </w:p>
         </w:tc>
@@ -19282,7 +19282,7 @@
               <w:rPr>
                 <w:sz w:val="14"/>
               </w:rPr>
-              <w:t>2027-03-25</w:t>
+              <w:t>2027-04-13</w:t>
             </w:r>
           </w:p>
         </w:tc>
@@ -19298,7 +19298,7 @@
               <w:rPr>
                 <w:sz w:val="14"/>
               </w:rPr>
-              <w:t>217</w:t>
+              <w:t>204</w:t>
             </w:r>
           </w:p>
         </w:tc>
@@ -19447,7 +19447,7 @@
               <w:rPr>
                 <w:sz w:val="14"/>
               </w:rPr>
-              <w:t>2027-03-25</w:t>
+              <w:t>2027-05-05</w:t>
             </w:r>
           </w:p>
         </w:tc>
@@ -19463,7 +19463,7 @@
               <w:rPr>
                 <w:sz w:val="14"/>
               </w:rPr>
-              <w:t>237</w:t>
+              <w:t>208</w:t>
             </w:r>
           </w:p>
         </w:tc>
@@ -19532,7 +19532,7 @@
               <w:rPr>
                 <w:sz w:val="14"/>
               </w:rPr>
-              <w:t>ALP-M16-00EGA-EL-WIR-0001</w:t>
+              <w:t>ALP-M16-00EGA-ME-GAD-0001</w:t>
             </w:r>
           </w:p>
         </w:tc>
@@ -19548,7 +19548,7 @@
               <w:rPr>
                 <w:sz w:val="14"/>
               </w:rPr>
-              <w:t>2027-05-20</w:t>
+              <w:t>2027-05-07</w:t>
             </w:r>
           </w:p>
         </w:tc>
@@ -19580,7 +19580,7 @@
               <w:rPr>
                 <w:sz w:val="14"/>
               </w:rPr>
-              <w:t>167</w:t>
+              <w:t>175</w:t>
             </w:r>
           </w:p>
         </w:tc>
@@ -19596,7 +19596,7 @@
               <w:rPr>
                 <w:sz w:val="14"/>
               </w:rPr>
-              <w:t>MR-ME-016</w:t>
+              <w:t>MR-ME-017</w:t>
             </w:r>
           </w:p>
         </w:tc>
@@ -19612,7 +19612,7 @@
               <w:rPr>
                 <w:sz w:val="14"/>
               </w:rPr>
-              <w:t>2027-03-11</w:t>
+              <w:t>2027-05-11</w:t>
             </w:r>
           </w:p>
         </w:tc>
@@ -19628,7 +19628,7 @@
               <w:rPr>
                 <w:sz w:val="14"/>
               </w:rPr>
-              <w:t>147</w:t>
+              <w:t>104</w:t>
             </w:r>
           </w:p>
         </w:tc>
@@ -19777,7 +19777,7 @@
               <w:rPr>
                 <w:sz w:val="14"/>
               </w:rPr>
-              <w:t>2027-02-25</w:t>
+              <w:t>2027-02-26</w:t>
             </w:r>
           </w:p>
         </w:tc>
@@ -19793,7 +19793,7 @@
               <w:rPr>
                 <w:sz w:val="14"/>
               </w:rPr>
-              <w:t>217</w:t>
+              <w:t>216</w:t>
             </w:r>
           </w:p>
         </w:tc>
@@ -20105,7 +20105,7 @@
               <w:rPr>
                 <w:sz w:val="14"/>
               </w:rPr>
-              <w:t>2027-03-25</w:t>
+              <w:t>2027-04-13</w:t>
             </w:r>
           </w:p>
         </w:tc>
@@ -20121,7 +20121,7 @@
               <w:rPr>
                 <w:sz w:val="14"/>
               </w:rPr>
-              <w:t>162</w:t>
+              <w:t>149</w:t>
             </w:r>
           </w:p>
         </w:tc>
@@ -20270,7 +20270,7 @@
               <w:rPr>
                 <w:sz w:val="14"/>
               </w:rPr>
-              <w:t>2027-03-11</w:t>
+              <w:t>2027-03-25</w:t>
             </w:r>
           </w:p>
         </w:tc>
@@ -20286,7 +20286,7 @@
               <w:rPr>
                 <w:sz w:val="14"/>
               </w:rPr>
-              <w:t>172</w:t>
+              <w:t>162</w:t>
             </w:r>
           </w:p>
         </w:tc>
@@ -20371,7 +20371,7 @@
               <w:rPr>
                 <w:sz w:val="14"/>
               </w:rPr>
-              <w:t>2027-09-15</w:t>
+              <w:t>2027-09-16</w:t>
             </w:r>
           </w:p>
         </w:tc>
@@ -20435,7 +20435,7 @@
               <w:rPr>
                 <w:sz w:val="14"/>
               </w:rPr>
-              <w:t>2027-07-07</w:t>
+              <w:t>2027-07-26</w:t>
             </w:r>
           </w:p>
         </w:tc>
@@ -20451,7 +20451,7 @@
               <w:rPr>
                 <w:sz w:val="14"/>
               </w:rPr>
-              <w:t>98</w:t>
+              <w:t>85</w:t>
             </w:r>
           </w:p>
         </w:tc>
@@ -20520,7 +20520,7 @@
               <w:rPr>
                 <w:sz w:val="14"/>
               </w:rPr>
-              <w:t>ALP-EPC-00UYA-SS-STL-0001</w:t>
+              <w:t>ALP-EPC-00USA-SS-STL-0002</w:t>
             </w:r>
           </w:p>
         </w:tc>
@@ -20848,7 +20848,7 @@
               <w:rPr>
                 <w:sz w:val="14"/>
               </w:rPr>
-              <w:t>ALP-EPC-00UZE-CV-RBR-0001</w:t>
+              <w:t>ALP-EPC-00UZD-CV-FND-0001</w:t>
             </w:r>
           </w:p>
         </w:tc>
@@ -20864,7 +20864,7 @@
               <w:rPr>
                 <w:sz w:val="14"/>
               </w:rPr>
-              <w:t>2027-06-18</w:t>
+              <w:t>2027-06-21</w:t>
             </w:r>
           </w:p>
         </w:tc>
@@ -20896,7 +20896,7 @@
               <w:rPr>
                 <w:sz w:val="14"/>
               </w:rPr>
-              <w:t>26</w:t>
+              <w:t>22</w:t>
             </w:r>
           </w:p>
         </w:tc>
@@ -21011,7 +21011,7 @@
               <w:rPr>
                 <w:sz w:val="14"/>
               </w:rPr>
-              <w:t>ALP-EPC-00UZA-EL-ELY-0003</w:t>
+              <w:t>ALP-EPC-00UZD-EL-ELY-0001</w:t>
             </w:r>
           </w:p>
         </w:tc>
@@ -21027,7 +21027,7 @@
               <w:rPr>
                 <w:sz w:val="14"/>
               </w:rPr>
-              <w:t>2027-06-07</w:t>
+              <w:t>2027-06-09</w:t>
             </w:r>
           </w:p>
         </w:tc>
@@ -21059,7 +21059,7 @@
               <w:rPr>
                 <w:sz w:val="14"/>
               </w:rPr>
-              <w:t>35</w:t>
+              <w:t>33</w:t>
             </w:r>
           </w:p>
         </w:tc>
@@ -21240,7 +21240,7 @@
               <w:rPr>
                 <w:sz w:val="14"/>
               </w:rPr>
-              <w:t>MR-PI-001</w:t>
+              <w:t>MR-EL-010</w:t>
             </w:r>
           </w:p>
         </w:tc>
@@ -21256,7 +21256,7 @@
               <w:rPr>
                 <w:sz w:val="14"/>
               </w:rPr>
-              <w:t>2027-02-25</w:t>
+              <w:t>2027-07-01</w:t>
             </w:r>
           </w:p>
         </w:tc>
@@ -21272,7 +21272,7 @@
               <w:rPr>
                 <w:sz w:val="14"/>
               </w:rPr>
-              <w:t>97</w:t>
+              <w:t>67</w:t>
             </w:r>
           </w:p>
         </w:tc>
@@ -21589,7 +21589,7 @@
               <w:rPr>
                 <w:sz w:val="14"/>
               </w:rPr>
-              <w:t>2026-12-24</w:t>
+              <w:t>2027-01-14</w:t>
             </w:r>
           </w:p>
         </w:tc>
@@ -21605,7 +21605,7 @@
               <w:rPr>
                 <w:sz w:val="14"/>
               </w:rPr>
-              <w:t>2027-01-07</w:t>
+              <w:t>2027-01-28</w:t>
             </w:r>
           </w:p>
         </w:tc>
@@ -21621,7 +21621,7 @@
               <w:rPr>
                 <w:sz w:val="14"/>
               </w:rPr>
-              <w:t>2027-01-21</w:t>
+              <w:t>2027-02-11</w:t>
             </w:r>
           </w:p>
         </w:tc>
@@ -21669,7 +21669,7 @@
               <w:rPr>
                 <w:sz w:val="14"/>
               </w:rPr>
-              <w:t>62</w:t>
+              <w:t>47</w:t>
             </w:r>
           </w:p>
         </w:tc>
@@ -21951,7 +21951,7 @@
               <w:rPr>
                 <w:sz w:val="14"/>
               </w:rPr>
-              <w:t>2027-01-14</w:t>
+              <w:t>2027-03-11</w:t>
             </w:r>
           </w:p>
         </w:tc>
@@ -21967,7 +21967,7 @@
               <w:rPr>
                 <w:sz w:val="14"/>
               </w:rPr>
-              <w:t>2027-02-25</w:t>
+              <w:t>2027-04-22</w:t>
             </w:r>
           </w:p>
         </w:tc>
@@ -21983,7 +21983,7 @@
               <w:rPr>
                 <w:sz w:val="14"/>
               </w:rPr>
-              <w:t>2027-06-03</w:t>
+              <w:t>2027-07-29</w:t>
             </w:r>
           </w:p>
         </w:tc>
@@ -22031,7 +22031,7 @@
               <w:rPr>
                 <w:sz w:val="14"/>
               </w:rPr>
-              <w:t>86</w:t>
+              <w:t>46</w:t>
             </w:r>
           </w:p>
         </w:tc>
@@ -22313,7 +22313,7 @@
               <w:rPr>
                 <w:sz w:val="14"/>
               </w:rPr>
-              <w:t>2027-01-14</w:t>
+              <w:t>2027-02-18</w:t>
             </w:r>
           </w:p>
         </w:tc>
@@ -22329,7 +22329,7 @@
               <w:rPr>
                 <w:sz w:val="14"/>
               </w:rPr>
-              <w:t>2027-03-25</w:t>
+              <w:t>2027-04-29</w:t>
             </w:r>
           </w:p>
         </w:tc>
@@ -22345,7 +22345,7 @@
               <w:rPr>
                 <w:sz w:val="14"/>
               </w:rPr>
-              <w:t>2027-11-18</w:t>
+              <w:t>2027-12-23</w:t>
             </w:r>
           </w:p>
         </w:tc>
@@ -22393,7 +22393,7 @@
               <w:rPr>
                 <w:sz w:val="14"/>
               </w:rPr>
-              <w:t>57</w:t>
+              <w:t>32</w:t>
             </w:r>
           </w:p>
         </w:tc>
@@ -22659,7 +22659,7 @@
               <w:rPr>
                 <w:sz w:val="14"/>
               </w:rPr>
-              <w:t>2026-11-18</w:t>
+              <w:t>2026-11-26</w:t>
             </w:r>
           </w:p>
         </w:tc>
@@ -22675,7 +22675,7 @@
               <w:rPr>
                 <w:sz w:val="14"/>
               </w:rPr>
-              <w:t>2027-01-06</w:t>
+              <w:t>2027-03-02</w:t>
             </w:r>
           </w:p>
         </w:tc>
@@ -22691,7 +22691,7 @@
               <w:rPr>
                 <w:sz w:val="14"/>
               </w:rPr>
-              <w:t>2027-02-17</w:t>
+              <w:t>2027-04-13</w:t>
             </w:r>
           </w:p>
         </w:tc>
@@ -22707,7 +22707,7 @@
               <w:rPr>
                 <w:sz w:val="14"/>
               </w:rPr>
-              <w:t>2027-07-21</w:t>
+              <w:t>2027-09-14</w:t>
             </w:r>
           </w:p>
         </w:tc>
@@ -22755,7 +22755,7 @@
               <w:rPr>
                 <w:sz w:val="14"/>
               </w:rPr>
-              <w:t>88</w:t>
+              <w:t>49</w:t>
             </w:r>
           </w:p>
         </w:tc>
@@ -22856,7 +22856,7 @@
               <w:rPr>
                 <w:sz w:val="14"/>
               </w:rPr>
-              <w:t>2027-01-14</w:t>
+              <w:t>2027-02-04</w:t>
             </w:r>
           </w:p>
         </w:tc>
@@ -22872,7 +22872,7 @@
               <w:rPr>
                 <w:sz w:val="14"/>
               </w:rPr>
-              <w:t>2027-03-11</w:t>
+              <w:t>2027-04-01</w:t>
             </w:r>
           </w:p>
         </w:tc>
@@ -22888,7 +22888,7 @@
               <w:rPr>
                 <w:sz w:val="14"/>
               </w:rPr>
-              <w:t>2027-09-09</w:t>
+              <w:t>2027-09-30</w:t>
             </w:r>
           </w:p>
         </w:tc>
@@ -22936,7 +22936,7 @@
               <w:rPr>
                 <w:sz w:val="14"/>
               </w:rPr>
-              <w:t>52</w:t>
+              <w:t>37</w:t>
             </w:r>
           </w:p>
         </w:tc>
@@ -23218,7 +23218,7 @@
               <w:rPr>
                 <w:sz w:val="14"/>
               </w:rPr>
-              <w:t>2027-01-14</w:t>
+              <w:t>2027-03-10</w:t>
             </w:r>
           </w:p>
         </w:tc>
@@ -23234,7 +23234,7 @@
               <w:rPr>
                 <w:sz w:val="14"/>
               </w:rPr>
-              <w:t>2027-02-25</w:t>
+              <w:t>2027-04-21</w:t>
             </w:r>
           </w:p>
         </w:tc>
@@ -23250,7 +23250,7 @@
               <w:rPr>
                 <w:sz w:val="14"/>
               </w:rPr>
-              <w:t>2027-07-29</w:t>
+              <w:t>2027-09-22</w:t>
             </w:r>
           </w:p>
         </w:tc>
@@ -23298,7 +23298,7 @@
               <w:rPr>
                 <w:sz w:val="14"/>
               </w:rPr>
-              <w:t>82</w:t>
+              <w:t>43</w:t>
             </w:r>
           </w:p>
         </w:tc>
@@ -23383,7 +23383,7 @@
               <w:rPr>
                 <w:sz w:val="14"/>
               </w:rPr>
-              <w:t>2027-01-07</w:t>
+              <w:t>2027-01-13</w:t>
             </w:r>
           </w:p>
         </w:tc>
@@ -23399,7 +23399,7 @@
               <w:rPr>
                 <w:sz w:val="14"/>
               </w:rPr>
-              <w:t>2027-02-25</w:t>
+              <w:t>2027-03-16</w:t>
             </w:r>
           </w:p>
         </w:tc>
@@ -23415,7 +23415,7 @@
               <w:rPr>
                 <w:sz w:val="14"/>
               </w:rPr>
-              <w:t>2027-03-25</w:t>
+              <w:t>2027-04-13</w:t>
             </w:r>
           </w:p>
         </w:tc>
@@ -23431,7 +23431,7 @@
               <w:rPr>
                 <w:sz w:val="14"/>
               </w:rPr>
-              <w:t>2027-07-29</w:t>
+              <w:t>2027-08-17</w:t>
             </w:r>
           </w:p>
         </w:tc>
@@ -23479,7 +23479,7 @@
               <w:rPr>
                 <w:sz w:val="14"/>
               </w:rPr>
-              <w:t>82</w:t>
+              <w:t>69</w:t>
             </w:r>
           </w:p>
         </w:tc>
@@ -23745,7 +23745,7 @@
               <w:rPr>
                 <w:sz w:val="14"/>
               </w:rPr>
-              <w:t>2027-01-21</w:t>
+              <w:t>2027-03-04</w:t>
             </w:r>
           </w:p>
         </w:tc>
@@ -23761,7 +23761,7 @@
               <w:rPr>
                 <w:sz w:val="14"/>
               </w:rPr>
-              <w:t>2027-03-18</w:t>
+              <w:t>2027-05-06</w:t>
             </w:r>
           </w:p>
         </w:tc>
@@ -23777,7 +23777,7 @@
               <w:rPr>
                 <w:sz w:val="14"/>
               </w:rPr>
-              <w:t>2027-05-13</w:t>
+              <w:t>2027-07-01</w:t>
             </w:r>
           </w:p>
         </w:tc>
@@ -23793,7 +23793,7 @@
               <w:rPr>
                 <w:sz w:val="14"/>
               </w:rPr>
-              <w:t>2027-07-29</w:t>
+              <w:t>2027-09-16</w:t>
             </w:r>
           </w:p>
         </w:tc>
@@ -23841,7 +23841,7 @@
               <w:rPr>
                 <w:sz w:val="14"/>
               </w:rPr>
-              <w:t>67</w:t>
+              <w:t>32</w:t>
             </w:r>
           </w:p>
         </w:tc>
@@ -24107,7 +24107,7 @@
               <w:rPr>
                 <w:sz w:val="14"/>
               </w:rPr>
-              <w:t>2026-12-14</w:t>
+              <w:t>2027-04-01</w:t>
             </w:r>
           </w:p>
         </w:tc>
@@ -24123,7 +24123,7 @@
               <w:rPr>
                 <w:sz w:val="14"/>
               </w:rPr>
-              <w:t>2027-03-01</w:t>
+              <w:t>2027-06-17</w:t>
             </w:r>
           </w:p>
         </w:tc>
@@ -24139,7 +24139,7 @@
               <w:rPr>
                 <w:sz w:val="14"/>
               </w:rPr>
-              <w:t>2027-03-29</w:t>
+              <w:t>2027-07-15</w:t>
             </w:r>
           </w:p>
         </w:tc>
@@ -24155,7 +24155,7 @@
               <w:rPr>
                 <w:sz w:val="14"/>
               </w:rPr>
-              <w:t>2027-03-01</w:t>
+              <w:t>2027-06-17</w:t>
             </w:r>
           </w:p>
         </w:tc>
@@ -24203,7 +24203,7 @@
               <w:rPr>
                 <w:sz w:val="14"/>
               </w:rPr>
-              <w:t>190</w:t>
+              <w:t>112</w:t>
             </w:r>
           </w:p>
         </w:tc>
@@ -24666,7 +24666,7 @@
               <w:rPr>
                 <w:sz w:val="14"/>
               </w:rPr>
-              <w:t>2027-01-14</w:t>
+              <w:t>2027-01-28</w:t>
             </w:r>
           </w:p>
         </w:tc>
@@ -24682,7 +24682,7 @@
               <w:rPr>
                 <w:sz w:val="14"/>
               </w:rPr>
-              <w:t>2027-03-11</w:t>
+              <w:t>2027-03-25</w:t>
             </w:r>
           </w:p>
         </w:tc>
@@ -24698,7 +24698,7 @@
               <w:rPr>
                 <w:sz w:val="14"/>
               </w:rPr>
-              <w:t>2027-09-09</w:t>
+              <w:t>2027-09-23</w:t>
             </w:r>
           </w:p>
         </w:tc>
@@ -24746,7 +24746,7 @@
               <w:rPr>
                 <w:sz w:val="14"/>
               </w:rPr>
-              <w:t>42</w:t>
+              <w:t>32</w:t>
             </w:r>
           </w:p>
         </w:tc>
@@ -25028,7 +25028,7 @@
               <w:rPr>
                 <w:sz w:val="14"/>
               </w:rPr>
-              <w:t>2027-01-14</w:t>
+              <w:t>2027-03-22</w:t>
             </w:r>
           </w:p>
         </w:tc>
@@ -25044,7 +25044,7 @@
               <w:rPr>
                 <w:sz w:val="14"/>
               </w:rPr>
-              <w:t>2027-03-11</w:t>
+              <w:t>2027-05-17</w:t>
             </w:r>
           </w:p>
         </w:tc>
@@ -25060,7 +25060,7 @@
               <w:rPr>
                 <w:sz w:val="14"/>
               </w:rPr>
-              <w:t>2027-09-09</w:t>
+              <w:t>2027-11-15</w:t>
             </w:r>
           </w:p>
         </w:tc>
@@ -25108,7 +25108,7 @@
               <w:rPr>
                 <w:sz w:val="14"/>
               </w:rPr>
-              <w:t>127</w:t>
+              <w:t>80</w:t>
             </w:r>
           </w:p>
         </w:tc>
@@ -25209,7 +25209,7 @@
               <w:rPr>
                 <w:sz w:val="14"/>
               </w:rPr>
-              <w:t>2027-01-14</w:t>
+              <w:t>2027-03-22</w:t>
             </w:r>
           </w:p>
         </w:tc>
@@ -25225,7 +25225,7 @@
               <w:rPr>
                 <w:sz w:val="14"/>
               </w:rPr>
-              <w:t>2027-03-11</w:t>
+              <w:t>2027-05-17</w:t>
             </w:r>
           </w:p>
         </w:tc>
@@ -25241,7 +25241,7 @@
               <w:rPr>
                 <w:sz w:val="14"/>
               </w:rPr>
-              <w:t>2027-09-09</w:t>
+              <w:t>2027-11-15</w:t>
             </w:r>
           </w:p>
         </w:tc>
@@ -25289,7 +25289,7 @@
               <w:rPr>
                 <w:sz w:val="14"/>
               </w:rPr>
-              <w:t>127</w:t>
+              <w:t>80</w:t>
             </w:r>
           </w:p>
         </w:tc>
@@ -25390,7 +25390,7 @@
               <w:rPr>
                 <w:sz w:val="14"/>
               </w:rPr>
-              <w:t>2027-02-11</w:t>
+              <w:t>2027-03-24</w:t>
             </w:r>
           </w:p>
         </w:tc>
@@ -25406,7 +25406,7 @@
               <w:rPr>
                 <w:sz w:val="14"/>
               </w:rPr>
-              <w:t>2027-03-25</w:t>
+              <w:t>2027-05-05</w:t>
             </w:r>
           </w:p>
         </w:tc>
@@ -25422,7 +25422,7 @@
               <w:rPr>
                 <w:sz w:val="14"/>
               </w:rPr>
-              <w:t>2027-09-09</w:t>
+              <w:t>2027-10-20</w:t>
             </w:r>
           </w:p>
         </w:tc>
@@ -25470,7 +25470,7 @@
               <w:rPr>
                 <w:sz w:val="14"/>
               </w:rPr>
-              <w:t>117</w:t>
+              <w:t>88</w:t>
             </w:r>
           </w:p>
         </w:tc>
@@ -25571,7 +25571,7 @@
               <w:rPr>
                 <w:sz w:val="14"/>
               </w:rPr>
-              <w:t>2027-02-11</w:t>
+              <w:t>2027-03-15</w:t>
             </w:r>
           </w:p>
         </w:tc>
@@ -25587,7 +25587,7 @@
               <w:rPr>
                 <w:sz w:val="14"/>
               </w:rPr>
-              <w:t>2027-03-25</w:t>
+              <w:t>2027-04-26</w:t>
             </w:r>
           </w:p>
         </w:tc>
@@ -25603,7 +25603,7 @@
               <w:rPr>
                 <w:sz w:val="14"/>
               </w:rPr>
-              <w:t>2027-10-07</w:t>
+              <w:t>2027-11-08</w:t>
             </w:r>
           </w:p>
         </w:tc>
@@ -25651,7 +25651,7 @@
               <w:rPr>
                 <w:sz w:val="14"/>
               </w:rPr>
-              <w:t>67</w:t>
+              <w:t>45</w:t>
             </w:r>
           </w:p>
         </w:tc>
@@ -25736,7 +25736,7 @@
               <w:rPr>
                 <w:sz w:val="14"/>
               </w:rPr>
-              <w:t>2027-03-17</w:t>
+              <w:t>2027-03-29</w:t>
             </w:r>
           </w:p>
         </w:tc>
@@ -25752,7 +25752,7 @@
               <w:rPr>
                 <w:sz w:val="14"/>
               </w:rPr>
-              <w:t>2027-05-12</w:t>
+              <w:t>2027-05-31</w:t>
             </w:r>
           </w:p>
         </w:tc>
@@ -25768,7 +25768,7 @@
               <w:rPr>
                 <w:sz w:val="14"/>
               </w:rPr>
-              <w:t>2027-07-07</w:t>
+              <w:t>2027-07-26</w:t>
             </w:r>
           </w:p>
         </w:tc>
@@ -25784,7 +25784,7 @@
               <w:rPr>
                 <w:sz w:val="14"/>
               </w:rPr>
-              <w:t>2027-10-13</w:t>
+              <w:t>2027-11-01</w:t>
             </w:r>
           </w:p>
         </w:tc>
@@ -25832,7 +25832,7 @@
               <w:rPr>
                 <w:sz w:val="14"/>
               </w:rPr>
-              <w:t>48</w:t>
+              <w:t>35</w:t>
             </w:r>
           </w:p>
         </w:tc>
@@ -25917,7 +25917,7 @@
               <w:rPr>
                 <w:sz w:val="14"/>
               </w:rPr>
-              <w:t>2027-02-04</w:t>
+              <w:t>2027-03-25</w:t>
             </w:r>
           </w:p>
         </w:tc>
@@ -25933,7 +25933,7 @@
               <w:rPr>
                 <w:sz w:val="14"/>
               </w:rPr>
-              <w:t>2027-04-01</w:t>
+              <w:t>2027-05-27</w:t>
             </w:r>
           </w:p>
         </w:tc>
@@ -25949,7 +25949,7 @@
               <w:rPr>
                 <w:sz w:val="14"/>
               </w:rPr>
-              <w:t>2027-05-27</w:t>
+              <w:t>2027-07-22</w:t>
             </w:r>
           </w:p>
         </w:tc>
@@ -25965,7 +25965,7 @@
               <w:rPr>
                 <w:sz w:val="14"/>
               </w:rPr>
-              <w:t>2027-09-02</w:t>
+              <w:t>2027-10-28</w:t>
             </w:r>
           </w:p>
         </w:tc>
@@ -26013,7 +26013,7 @@
               <w:rPr>
                 <w:sz w:val="14"/>
               </w:rPr>
-              <w:t>77</w:t>
+              <w:t>37</w:t>
             </w:r>
           </w:p>
         </w:tc>
@@ -26098,7 +26098,7 @@
               <w:rPr>
                 <w:sz w:val="14"/>
               </w:rPr>
-              <w:t>2027-02-04</w:t>
+              <w:t>2027-02-25</w:t>
             </w:r>
           </w:p>
         </w:tc>
@@ -26114,7 +26114,7 @@
               <w:rPr>
                 <w:sz w:val="14"/>
               </w:rPr>
-              <w:t>2027-04-01</w:t>
+              <w:t>2027-04-29</w:t>
             </w:r>
           </w:p>
         </w:tc>
@@ -26130,7 +26130,7 @@
               <w:rPr>
                 <w:sz w:val="14"/>
               </w:rPr>
-              <w:t>2027-06-10</w:t>
+              <w:t>2027-07-08</w:t>
             </w:r>
           </w:p>
         </w:tc>
@@ -26146,7 +26146,7 @@
               <w:rPr>
                 <w:sz w:val="14"/>
               </w:rPr>
-              <w:t>2027-10-14</w:t>
+              <w:t>2027-11-11</w:t>
             </w:r>
           </w:p>
         </w:tc>
@@ -26194,7 +26194,7 @@
               <w:rPr>
                 <w:sz w:val="14"/>
               </w:rPr>
-              <w:t>47</w:t>
+              <w:t>27</w:t>
             </w:r>
           </w:p>
         </w:tc>
@@ -26279,7 +26279,7 @@
               <w:rPr>
                 <w:sz w:val="14"/>
               </w:rPr>
-              <w:t>2027-02-04</w:t>
+              <w:t>2027-02-25</w:t>
             </w:r>
           </w:p>
         </w:tc>
@@ -26295,7 +26295,7 @@
               <w:rPr>
                 <w:sz w:val="14"/>
               </w:rPr>
-              <w:t>2027-04-15</w:t>
+              <w:t>2027-05-13</w:t>
             </w:r>
           </w:p>
         </w:tc>
@@ -26311,7 +26311,7 @@
               <w:rPr>
                 <w:sz w:val="14"/>
               </w:rPr>
-              <w:t>2027-07-08</w:t>
+              <w:t>2027-08-05</w:t>
             </w:r>
           </w:p>
         </w:tc>
@@ -26327,7 +26327,7 @@
               <w:rPr>
                 <w:sz w:val="14"/>
               </w:rPr>
-              <w:t>2028-02-03</w:t>
+              <w:t>2028-03-02</w:t>
             </w:r>
           </w:p>
         </w:tc>
@@ -26375,7 +26375,7 @@
               <w:rPr>
                 <w:sz w:val="14"/>
               </w:rPr>
-              <w:t>47</w:t>
+              <w:t>27</w:t>
             </w:r>
           </w:p>
         </w:tc>
@@ -26460,7 +26460,7 @@
               <w:rPr>
                 <w:sz w:val="14"/>
               </w:rPr>
-              <w:t>2027-01-07</w:t>
+              <w:t>2027-04-22</w:t>
             </w:r>
           </w:p>
         </w:tc>
@@ -26476,7 +26476,7 @@
               <w:rPr>
                 <w:sz w:val="14"/>
               </w:rPr>
-              <w:t>2027-02-11</w:t>
+              <w:t>2027-06-10</w:t>
             </w:r>
           </w:p>
         </w:tc>
@@ -26492,7 +26492,7 @@
               <w:rPr>
                 <w:sz w:val="14"/>
               </w:rPr>
-              <w:t>2027-03-11</w:t>
+              <w:t>2027-07-08</w:t>
             </w:r>
           </w:p>
         </w:tc>
@@ -26508,7 +26508,7 @@
               <w:rPr>
                 <w:sz w:val="14"/>
               </w:rPr>
-              <w:t>2027-05-20</w:t>
+              <w:t>2027-09-16</w:t>
             </w:r>
           </w:p>
         </w:tc>
@@ -26556,7 +26556,7 @@
               <w:rPr>
                 <w:sz w:val="14"/>
               </w:rPr>
-              <w:t>207</w:t>
+              <w:t>122</w:t>
             </w:r>
           </w:p>
         </w:tc>
@@ -27019,7 +27019,7 @@
               <w:rPr>
                 <w:sz w:val="14"/>
               </w:rPr>
-              <w:t>2027-01-14</w:t>
+              <w:t>2027-02-22</w:t>
             </w:r>
           </w:p>
         </w:tc>
@@ -27035,7 +27035,7 @@
               <w:rPr>
                 <w:sz w:val="14"/>
               </w:rPr>
-              <w:t>2027-03-11</w:t>
+              <w:t>2027-04-19</w:t>
             </w:r>
           </w:p>
         </w:tc>
@@ -27051,7 +27051,7 @@
               <w:rPr>
                 <w:sz w:val="14"/>
               </w:rPr>
-              <w:t>2027-10-21</w:t>
+              <w:t>2027-11-29</w:t>
             </w:r>
           </w:p>
         </w:tc>
@@ -27099,7 +27099,7 @@
               <w:rPr>
                 <w:sz w:val="14"/>
               </w:rPr>
-              <w:t>62</w:t>
+              <w:t>35</w:t>
             </w:r>
           </w:p>
         </w:tc>
@@ -27381,7 +27381,7 @@
               <w:rPr>
                 <w:sz w:val="14"/>
               </w:rPr>
-              <w:t>2027-01-14</w:t>
+              <w:t>2027-02-12</w:t>
             </w:r>
           </w:p>
         </w:tc>
@@ -27397,7 +27397,7 @@
               <w:rPr>
                 <w:sz w:val="14"/>
               </w:rPr>
-              <w:t>2027-03-11</w:t>
+              <w:t>2027-04-09</w:t>
             </w:r>
           </w:p>
         </w:tc>
@@ -27413,7 +27413,7 @@
               <w:rPr>
                 <w:sz w:val="14"/>
               </w:rPr>
-              <w:t>2027-10-21</w:t>
+              <w:t>2027-11-19</w:t>
             </w:r>
           </w:p>
         </w:tc>
@@ -27461,7 +27461,7 @@
               <w:rPr>
                 <w:sz w:val="14"/>
               </w:rPr>
-              <w:t>62</w:t>
+              <w:t>41</w:t>
             </w:r>
           </w:p>
         </w:tc>
@@ -27562,7 +27562,7 @@
               <w:rPr>
                 <w:sz w:val="14"/>
               </w:rPr>
-              <w:t>2027-01-14</w:t>
+              <w:t>2027-02-15</w:t>
             </w:r>
           </w:p>
         </w:tc>
@@ -27578,7 +27578,7 @@
               <w:rPr>
                 <w:sz w:val="14"/>
               </w:rPr>
-              <w:t>2027-03-11</w:t>
+              <w:t>2027-04-12</w:t>
             </w:r>
           </w:p>
         </w:tc>
@@ -27594,7 +27594,7 @@
               <w:rPr>
                 <w:sz w:val="14"/>
               </w:rPr>
-              <w:t>2027-10-21</w:t>
+              <w:t>2027-11-22</w:t>
             </w:r>
           </w:p>
         </w:tc>
@@ -27642,7 +27642,7 @@
               <w:rPr>
                 <w:sz w:val="14"/>
               </w:rPr>
-              <w:t>62</w:t>
+              <w:t>40</w:t>
             </w:r>
           </w:p>
         </w:tc>
@@ -27743,7 +27743,7 @@
               <w:rPr>
                 <w:sz w:val="14"/>
               </w:rPr>
-              <w:t>2027-01-14</w:t>
+              <w:t>2027-03-22</w:t>
             </w:r>
           </w:p>
         </w:tc>
@@ -27759,7 +27759,7 @@
               <w:rPr>
                 <w:sz w:val="14"/>
               </w:rPr>
-              <w:t>2027-03-11</w:t>
+              <w:t>2027-05-17</w:t>
             </w:r>
           </w:p>
         </w:tc>
@@ -27775,7 +27775,7 @@
               <w:rPr>
                 <w:sz w:val="14"/>
               </w:rPr>
-              <w:t>2027-09-09</w:t>
+              <w:t>2027-11-15</w:t>
             </w:r>
           </w:p>
         </w:tc>
@@ -27823,7 +27823,7 @@
               <w:rPr>
                 <w:sz w:val="14"/>
               </w:rPr>
-              <w:t>122</w:t>
+              <w:t>75</w:t>
             </w:r>
           </w:p>
         </w:tc>
@@ -27924,7 +27924,7 @@
               <w:rPr>
                 <w:sz w:val="14"/>
               </w:rPr>
-              <w:t>2027-01-14</w:t>
+              <w:t>2027-02-18</w:t>
             </w:r>
           </w:p>
         </w:tc>
@@ -27940,7 +27940,7 @@
               <w:rPr>
                 <w:sz w:val="14"/>
               </w:rPr>
-              <w:t>2027-03-11</w:t>
+              <w:t>2027-04-15</w:t>
             </w:r>
           </w:p>
         </w:tc>
@@ -27956,7 +27956,7 @@
               <w:rPr>
                 <w:sz w:val="14"/>
               </w:rPr>
-              <w:t>2027-09-09</w:t>
+              <w:t>2027-10-14</w:t>
             </w:r>
           </w:p>
         </w:tc>
@@ -28004,7 +28004,7 @@
               <w:rPr>
                 <w:sz w:val="14"/>
               </w:rPr>
-              <w:t>57</w:t>
+              <w:t>32</w:t>
             </w:r>
           </w:p>
         </w:tc>
@@ -28105,7 +28105,7 @@
               <w:rPr>
                 <w:sz w:val="14"/>
               </w:rPr>
-              <w:t>2027-01-14</w:t>
+              <w:t>2027-02-19</w:t>
             </w:r>
           </w:p>
         </w:tc>
@@ -28121,7 +28121,7 @@
               <w:rPr>
                 <w:sz w:val="14"/>
               </w:rPr>
-              <w:t>2027-03-11</w:t>
+              <w:t>2027-04-16</w:t>
             </w:r>
           </w:p>
         </w:tc>
@@ -28137,7 +28137,7 @@
               <w:rPr>
                 <w:sz w:val="14"/>
               </w:rPr>
-              <w:t>2027-09-09</w:t>
+              <w:t>2027-10-15</w:t>
             </w:r>
           </w:p>
         </w:tc>
@@ -28185,7 +28185,7 @@
               <w:rPr>
                 <w:sz w:val="14"/>
               </w:rPr>
-              <w:t>57</w:t>
+              <w:t>31</w:t>
             </w:r>
           </w:p>
         </w:tc>
@@ -28451,7 +28451,7 @@
               <w:rPr>
                 <w:sz w:val="14"/>
               </w:rPr>
-              <w:t>2027-03-19</w:t>
+              <w:t>2027-03-22</w:t>
             </w:r>
           </w:p>
         </w:tc>
@@ -28467,7 +28467,7 @@
               <w:rPr>
                 <w:sz w:val="14"/>
               </w:rPr>
-              <w:t>2027-05-07</w:t>
+              <w:t>2027-05-10</w:t>
             </w:r>
           </w:p>
         </w:tc>
@@ -28483,7 +28483,7 @@
               <w:rPr>
                 <w:sz w:val="14"/>
               </w:rPr>
-              <w:t>2027-06-18</w:t>
+              <w:t>2027-06-21</w:t>
             </w:r>
           </w:p>
         </w:tc>
@@ -28499,7 +28499,7 @@
               <w:rPr>
                 <w:sz w:val="14"/>
               </w:rPr>
-              <w:t>2027-10-08</w:t>
+              <w:t>2027-10-11</w:t>
             </w:r>
           </w:p>
         </w:tc>
@@ -28547,7 +28547,7 @@
               <w:rPr>
                 <w:sz w:val="14"/>
               </w:rPr>
-              <w:t>36</w:t>
+              <w:t>35</w:t>
             </w:r>
           </w:p>
         </w:tc>
@@ -28632,7 +28632,7 @@
               <w:rPr>
                 <w:sz w:val="14"/>
               </w:rPr>
-              <w:t>2027-03-16</w:t>
+              <w:t>2027-03-10</w:t>
             </w:r>
           </w:p>
         </w:tc>
@@ -28648,7 +28648,7 @@
               <w:rPr>
                 <w:sz w:val="14"/>
               </w:rPr>
-              <w:t>2027-05-04</w:t>
+              <w:t>2027-04-28</w:t>
             </w:r>
           </w:p>
         </w:tc>
@@ -28664,7 +28664,7 @@
               <w:rPr>
                 <w:sz w:val="14"/>
               </w:rPr>
-              <w:t>2027-06-15</w:t>
+              <w:t>2027-06-09</w:t>
             </w:r>
           </w:p>
         </w:tc>
@@ -28680,7 +28680,7 @@
               <w:rPr>
                 <w:sz w:val="14"/>
               </w:rPr>
-              <w:t>2027-11-16</w:t>
+              <w:t>2027-11-10</w:t>
             </w:r>
           </w:p>
         </w:tc>
@@ -28728,7 +28728,7 @@
               <w:rPr>
                 <w:sz w:val="14"/>
               </w:rPr>
-              <w:t>9</w:t>
+              <w:t>13</w:t>
             </w:r>
           </w:p>
         </w:tc>
@@ -29010,7 +29010,7 @@
               <w:rPr>
                 <w:sz w:val="14"/>
               </w:rPr>
-              <w:t>2026-12-24</w:t>
+              <w:t>2027-01-22</w:t>
             </w:r>
           </w:p>
         </w:tc>
@@ -29026,7 +29026,7 @@
               <w:rPr>
                 <w:sz w:val="14"/>
               </w:rPr>
-              <w:t>2027-02-04</w:t>
+              <w:t>2027-03-05</w:t>
             </w:r>
           </w:p>
         </w:tc>
@@ -29042,7 +29042,7 @@
               <w:rPr>
                 <w:sz w:val="14"/>
               </w:rPr>
-              <w:t>2027-07-08</w:t>
+              <w:t>2027-08-06</w:t>
             </w:r>
           </w:p>
         </w:tc>
@@ -29090,7 +29090,7 @@
               <w:rPr>
                 <w:sz w:val="14"/>
               </w:rPr>
-              <w:t>102</w:t>
+              <w:t>81</w:t>
             </w:r>
           </w:p>
         </w:tc>
@@ -29191,7 +29191,7 @@
               <w:rPr>
                 <w:sz w:val="14"/>
               </w:rPr>
-              <w:t>2027-01-14</w:t>
+              <w:t>2027-01-28</w:t>
             </w:r>
           </w:p>
         </w:tc>
@@ -29207,7 +29207,7 @@
               <w:rPr>
                 <w:sz w:val="14"/>
               </w:rPr>
-              <w:t>2027-03-11</w:t>
+              <w:t>2027-03-25</w:t>
             </w:r>
           </w:p>
         </w:tc>
@@ -29223,7 +29223,7 @@
               <w:rPr>
                 <w:sz w:val="14"/>
               </w:rPr>
-              <w:t>2027-09-09</w:t>
+              <w:t>2027-09-23</w:t>
             </w:r>
           </w:p>
         </w:tc>
@@ -29271,7 +29271,7 @@
               <w:rPr>
                 <w:sz w:val="14"/>
               </w:rPr>
-              <w:t>97</w:t>
+              <w:t>87</w:t>
             </w:r>
           </w:p>
         </w:tc>
@@ -29718,7 +29718,7 @@
               <w:rPr>
                 <w:sz w:val="14"/>
               </w:rPr>
-              <w:t>2026-11-12</w:t>
+              <w:t>2026-11-26</w:t>
             </w:r>
           </w:p>
         </w:tc>
@@ -29734,7 +29734,7 @@
               <w:rPr>
                 <w:sz w:val="14"/>
               </w:rPr>
-              <w:t>2027-01-21</w:t>
+              <w:t>2027-03-30</w:t>
             </w:r>
           </w:p>
         </w:tc>
@@ -29750,7 +29750,7 @@
               <w:rPr>
                 <w:sz w:val="14"/>
               </w:rPr>
-              <w:t>2027-03-04</w:t>
+              <w:t>2027-05-11</w:t>
             </w:r>
           </w:p>
         </w:tc>
@@ -29766,7 +29766,7 @@
               <w:rPr>
                 <w:sz w:val="14"/>
               </w:rPr>
-              <w:t>2027-04-29</w:t>
+              <w:t>2027-07-06</w:t>
             </w:r>
           </w:p>
         </w:tc>
@@ -29814,7 +29814,7 @@
               <w:rPr>
                 <w:sz w:val="14"/>
               </w:rPr>
-              <w:t>132</w:t>
+              <w:t>84</w:t>
             </w:r>
           </w:p>
         </w:tc>
@@ -29915,7 +29915,7 @@
               <w:rPr>
                 <w:sz w:val="14"/>
               </w:rPr>
-              <w:t>2027-01-14</w:t>
+              <w:t>2027-02-22</w:t>
             </w:r>
           </w:p>
         </w:tc>
@@ -29931,7 +29931,7 @@
               <w:rPr>
                 <w:sz w:val="14"/>
               </w:rPr>
-              <w:t>2027-03-11</w:t>
+              <w:t>2027-04-19</w:t>
             </w:r>
           </w:p>
         </w:tc>
@@ -29947,7 +29947,7 @@
               <w:rPr>
                 <w:sz w:val="14"/>
               </w:rPr>
-              <w:t>2027-09-09</w:t>
+              <w:t>2027-10-18</w:t>
             </w:r>
           </w:p>
         </w:tc>
@@ -29995,7 +29995,7 @@
               <w:rPr>
                 <w:sz w:val="14"/>
               </w:rPr>
-              <w:t>57</w:t>
+              <w:t>30</w:t>
             </w:r>
           </w:p>
         </w:tc>
@@ -30096,7 +30096,7 @@
               <w:rPr>
                 <w:sz w:val="14"/>
               </w:rPr>
-              <w:t>2026-12-24</w:t>
+              <w:t>2027-02-12</w:t>
             </w:r>
           </w:p>
         </w:tc>
@@ -30112,7 +30112,7 @@
               <w:rPr>
                 <w:sz w:val="14"/>
               </w:rPr>
-              <w:t>2027-02-04</w:t>
+              <w:t>2027-03-26</w:t>
             </w:r>
           </w:p>
         </w:tc>
@@ -30128,7 +30128,7 @@
               <w:rPr>
                 <w:sz w:val="14"/>
               </w:rPr>
-              <w:t>2027-07-08</w:t>
+              <w:t>2027-08-27</w:t>
             </w:r>
           </w:p>
         </w:tc>
@@ -30176,7 +30176,7 @@
               <w:rPr>
                 <w:sz w:val="14"/>
               </w:rPr>
-              <w:t>92</w:t>
+              <w:t>56</w:t>
             </w:r>
           </w:p>
         </w:tc>
@@ -30277,7 +30277,7 @@
               <w:rPr>
                 <w:sz w:val="14"/>
               </w:rPr>
-              <w:t>2027-01-14</w:t>
+              <w:t>2027-01-28</w:t>
             </w:r>
           </w:p>
         </w:tc>
@@ -30293,7 +30293,7 @@
               <w:rPr>
                 <w:sz w:val="14"/>
               </w:rPr>
-              <w:t>2027-03-11</w:t>
+              <w:t>2027-03-25</w:t>
             </w:r>
           </w:p>
         </w:tc>
@@ -30309,7 +30309,7 @@
               <w:rPr>
                 <w:sz w:val="14"/>
               </w:rPr>
-              <w:t>2027-09-23</w:t>
+              <w:t>2027-10-07</w:t>
             </w:r>
           </w:p>
         </w:tc>
@@ -30357,7 +30357,7 @@
               <w:rPr>
                 <w:sz w:val="14"/>
               </w:rPr>
-              <w:t>47</w:t>
+              <w:t>37</w:t>
             </w:r>
           </w:p>
         </w:tc>
@@ -30623,7 +30623,7 @@
               <w:rPr>
                 <w:sz w:val="14"/>
               </w:rPr>
-              <w:t>2027-01-14</w:t>
+              <w:t>2027-04-29</w:t>
             </w:r>
           </w:p>
         </w:tc>
@@ -30639,7 +30639,7 @@
               <w:rPr>
                 <w:sz w:val="14"/>
               </w:rPr>
-              <w:t>2027-03-11</w:t>
+              <w:t>2027-07-01</w:t>
             </w:r>
           </w:p>
         </w:tc>
@@ -30655,7 +30655,7 @@
               <w:rPr>
                 <w:sz w:val="14"/>
               </w:rPr>
-              <w:t>2027-04-08</w:t>
+              <w:t>2027-07-29</w:t>
             </w:r>
           </w:p>
         </w:tc>
@@ -30671,7 +30671,7 @@
               <w:rPr>
                 <w:sz w:val="14"/>
               </w:rPr>
-              <w:t>2027-03-11</w:t>
+              <w:t>2027-07-01</w:t>
             </w:r>
           </w:p>
         </w:tc>
@@ -30719,7 +30719,7 @@
               <w:rPr>
                 <w:sz w:val="14"/>
               </w:rPr>
-              <w:t>217</w:t>
+              <w:t>137</w:t>
             </w:r>
           </w:p>
         </w:tc>
@@ -30985,7 +30985,7 @@
               <w:rPr>
                 <w:sz w:val="14"/>
               </w:rPr>
-              <w:t>2027-06-29</w:t>
+              <w:t>2027-06-30</w:t>
             </w:r>
           </w:p>
         </w:tc>
@@ -31001,7 +31001,7 @@
               <w:rPr>
                 <w:sz w:val="14"/>
               </w:rPr>
-              <w:t>2027-08-24</w:t>
+              <w:t>2027-09-01</w:t>
             </w:r>
           </w:p>
         </w:tc>
@@ -31017,7 +31017,7 @@
               <w:rPr>
                 <w:sz w:val="14"/>
               </w:rPr>
-              <w:t>2027-09-21</w:t>
+              <w:t>2027-09-29</w:t>
             </w:r>
           </w:p>
         </w:tc>
@@ -31033,7 +31033,7 @@
               <w:rPr>
                 <w:sz w:val="14"/>
               </w:rPr>
-              <w:t>2027-08-24</w:t>
+              <w:t>2027-09-01</w:t>
             </w:r>
           </w:p>
         </w:tc>
@@ -31081,7 +31081,7 @@
               <w:rPr>
                 <w:sz w:val="14"/>
               </w:rPr>
-              <w:t>59</w:t>
+              <w:t>53</w:t>
             </w:r>
           </w:p>
         </w:tc>
@@ -31709,7 +31709,7 @@
               <w:rPr>
                 <w:sz w:val="14"/>
               </w:rPr>
-              <w:t>2026-12-10</w:t>
+              <w:t>2026-12-11</w:t>
             </w:r>
           </w:p>
         </w:tc>
@@ -31725,7 +31725,7 @@
               <w:rPr>
                 <w:sz w:val="14"/>
               </w:rPr>
-              <w:t>2027-01-28</w:t>
+              <w:t>2027-01-29</w:t>
             </w:r>
           </w:p>
         </w:tc>
@@ -31741,7 +31741,7 @@
               <w:rPr>
                 <w:sz w:val="14"/>
               </w:rPr>
-              <w:t>2027-02-25</w:t>
+              <w:t>2027-02-26</w:t>
             </w:r>
           </w:p>
         </w:tc>
@@ -31757,7 +31757,7 @@
               <w:rPr>
                 <w:sz w:val="14"/>
               </w:rPr>
-              <w:t>2027-07-15</w:t>
+              <w:t>2027-07-16</w:t>
             </w:r>
           </w:p>
         </w:tc>
@@ -31805,7 +31805,7 @@
               <w:rPr>
                 <w:sz w:val="14"/>
               </w:rPr>
-              <w:t>17</w:t>
+              <w:t>16</w:t>
             </w:r>
           </w:p>
         </w:tc>
@@ -32087,7 +32087,7 @@
               <w:rPr>
                 <w:sz w:val="14"/>
               </w:rPr>
-              <w:t>2027-03-01</w:t>
+              <w:t>2027-03-15</w:t>
             </w:r>
           </w:p>
         </w:tc>
@@ -32103,7 +32103,7 @@
               <w:rPr>
                 <w:sz w:val="14"/>
               </w:rPr>
-              <w:t>2027-04-12</w:t>
+              <w:t>2027-04-26</w:t>
             </w:r>
           </w:p>
         </w:tc>
@@ -32119,7 +32119,7 @@
               <w:rPr>
                 <w:sz w:val="14"/>
               </w:rPr>
-              <w:t>2027-09-27</w:t>
+              <w:t>2027-10-11</w:t>
             </w:r>
           </w:p>
         </w:tc>
@@ -32167,7 +32167,7 @@
               <w:rPr>
                 <w:sz w:val="14"/>
               </w:rPr>
-              <w:t>75</w:t>
+              <w:t>65</w:t>
             </w:r>
           </w:p>
         </w:tc>
@@ -32268,7 +32268,7 @@
               <w:rPr>
                 <w:sz w:val="14"/>
               </w:rPr>
-              <w:t>2027-01-07</w:t>
+              <w:t>2027-01-13</w:t>
             </w:r>
           </w:p>
         </w:tc>
@@ -32284,7 +32284,7 @@
               <w:rPr>
                 <w:sz w:val="14"/>
               </w:rPr>
-              <w:t>2027-02-18</w:t>
+              <w:t>2027-02-24</w:t>
             </w:r>
           </w:p>
         </w:tc>
@@ -32300,7 +32300,7 @@
               <w:rPr>
                 <w:sz w:val="14"/>
               </w:rPr>
-              <w:t>2027-09-02</w:t>
+              <w:t>2027-09-08</w:t>
             </w:r>
           </w:p>
         </w:tc>
@@ -32348,7 +32348,7 @@
               <w:rPr>
                 <w:sz w:val="14"/>
               </w:rPr>
-              <w:t>32</w:t>
+              <w:t>28</w:t>
             </w:r>
           </w:p>
         </w:tc>
@@ -32433,7 +32433,7 @@
               <w:rPr>
                 <w:sz w:val="14"/>
               </w:rPr>
-              <w:t>2027-02-17</w:t>
+              <w:t>2027-04-01</w:t>
             </w:r>
           </w:p>
         </w:tc>
@@ -32449,7 +32449,7 @@
               <w:rPr>
                 <w:sz w:val="14"/>
               </w:rPr>
-              <w:t>2027-04-07</w:t>
+              <w:t>2027-05-27</w:t>
             </w:r>
           </w:p>
         </w:tc>
@@ -32465,7 +32465,7 @@
               <w:rPr>
                 <w:sz w:val="14"/>
               </w:rPr>
-              <w:t>2027-05-19</w:t>
+              <w:t>2027-07-08</w:t>
             </w:r>
           </w:p>
         </w:tc>
@@ -32481,7 +32481,7 @@
               <w:rPr>
                 <w:sz w:val="14"/>
               </w:rPr>
-              <w:t>2027-08-18</w:t>
+              <w:t>2027-10-07</w:t>
             </w:r>
           </w:p>
         </w:tc>
@@ -32529,7 +32529,7 @@
               <w:rPr>
                 <w:sz w:val="14"/>
               </w:rPr>
-              <w:t>103</w:t>
+              <w:t>67</w:t>
             </w:r>
           </w:p>
         </w:tc>
@@ -32614,7 +32614,7 @@
               <w:rPr>
                 <w:sz w:val="14"/>
               </w:rPr>
-              <w:t>2026-12-10</w:t>
+              <w:t>2027-03-12</w:t>
             </w:r>
           </w:p>
         </w:tc>
@@ -32630,7 +32630,7 @@
               <w:rPr>
                 <w:sz w:val="14"/>
               </w:rPr>
-              <w:t>2027-01-28</w:t>
+              <w:t>2027-05-07</w:t>
             </w:r>
           </w:p>
         </w:tc>
@@ -32646,7 +32646,7 @@
               <w:rPr>
                 <w:sz w:val="14"/>
               </w:rPr>
-              <w:t>2027-03-11</w:t>
+              <w:t>2027-06-18</w:t>
             </w:r>
           </w:p>
         </w:tc>
@@ -32662,7 +32662,7 @@
               <w:rPr>
                 <w:sz w:val="14"/>
               </w:rPr>
-              <w:t>2027-06-10</w:t>
+              <w:t>2027-09-17</w:t>
             </w:r>
           </w:p>
         </w:tc>
@@ -32710,7 +32710,7 @@
               <w:rPr>
                 <w:sz w:val="14"/>
               </w:rPr>
-              <w:t>152</w:t>
+              <w:t>81</w:t>
             </w:r>
           </w:p>
         </w:tc>
@@ -32811,7 +32811,7 @@
               <w:rPr>
                 <w:sz w:val="14"/>
               </w:rPr>
-              <w:t>2027-01-28</w:t>
+              <w:t>2027-03-31</w:t>
             </w:r>
           </w:p>
         </w:tc>
@@ -32827,7 +32827,7 @@
               <w:rPr>
                 <w:sz w:val="14"/>
               </w:rPr>
-              <w:t>2027-03-25</w:t>
+              <w:t>2027-05-26</w:t>
             </w:r>
           </w:p>
         </w:tc>
@@ -32843,7 +32843,7 @@
               <w:rPr>
                 <w:sz w:val="14"/>
               </w:rPr>
-              <w:t>2027-07-08</w:t>
+              <w:t>2027-09-08</w:t>
             </w:r>
           </w:p>
         </w:tc>
@@ -32891,7 +32891,7 @@
               <w:rPr>
                 <w:sz w:val="14"/>
               </w:rPr>
-              <w:t>132</w:t>
+              <w:t>88</w:t>
             </w:r>
           </w:p>
         </w:tc>
@@ -32992,7 +32992,7 @@
               <w:rPr>
                 <w:sz w:val="14"/>
               </w:rPr>
-              <w:t>2027-01-14</w:t>
+              <w:t>2027-02-03</w:t>
             </w:r>
           </w:p>
         </w:tc>
@@ -33008,7 +33008,7 @@
               <w:rPr>
                 <w:sz w:val="14"/>
               </w:rPr>
-              <w:t>2027-02-11</w:t>
+              <w:t>2027-03-03</w:t>
             </w:r>
           </w:p>
         </w:tc>
@@ -33024,7 +33024,7 @@
               <w:rPr>
                 <w:sz w:val="14"/>
               </w:rPr>
-              <w:t>2027-05-20</w:t>
+              <w:t>2027-06-09</w:t>
             </w:r>
           </w:p>
         </w:tc>
@@ -33072,7 +33072,7 @@
               <w:rPr>
                 <w:sz w:val="14"/>
               </w:rPr>
-              <w:t>48</w:t>
+              <w:t>34</w:t>
             </w:r>
           </w:p>
         </w:tc>
@@ -33173,7 +33173,7 @@
               <w:rPr>
                 <w:sz w:val="14"/>
               </w:rPr>
-              <w:t>2027-01-21</w:t>
+              <w:t>2027-02-01</w:t>
             </w:r>
           </w:p>
         </w:tc>
@@ -33189,7 +33189,7 @@
               <w:rPr>
                 <w:sz w:val="14"/>
               </w:rPr>
-              <w:t>2027-03-18</w:t>
+              <w:t>2027-03-29</w:t>
             </w:r>
           </w:p>
         </w:tc>
@@ -33205,7 +33205,7 @@
               <w:rPr>
                 <w:sz w:val="14"/>
               </w:rPr>
-              <w:t>2027-09-16</w:t>
+              <w:t>2027-09-27</w:t>
             </w:r>
           </w:p>
         </w:tc>
@@ -33253,7 +33253,7 @@
               <w:rPr>
                 <w:sz w:val="14"/>
               </w:rPr>
-              <w:t>42</w:t>
+              <w:t>35</w:t>
             </w:r>
           </w:p>
         </w:tc>
@@ -33839,7 +33839,7 @@
               <w:rPr>
                 <w:sz w:val="15"/>
               </w:rPr>
-              <w:t>EWP-11-CV-01</w:t>
+              <w:t>EWP-08-CV-01</w:t>
             </w:r>
           </w:p>
         </w:tc>
@@ -33887,7 +33887,7 @@
               <w:rPr>
                 <w:sz w:val="15"/>
               </w:rPr>
-              <w:t>IFC 2027-04-26 (ALP-EPC-00UCA-HV-GAD-0002), needed 2027-03-29 for CWP-11-CV-01 start 2027-04-26: float 4 wd</w:t>
+              <w:t>IFC 2027-06-04 (ALP-EPC-00UQA-HV-GAD-0001), needed 2027-05-04 for CWP-08-CV-01 start 2027-06-01: float 9 wd</w:t>
             </w:r>
           </w:p>
         </w:tc>
@@ -33908,7 +33908,7 @@
               <w:rPr>
                 <w:sz w:val="15"/>
               </w:rPr>
-              <w:t>EWP-12-CV-01</w:t>
+              <w:t>EWP-11-CV-01</w:t>
             </w:r>
           </w:p>
         </w:tc>
@@ -33956,7 +33956,7 @@
               <w:rPr>
                 <w:sz w:val="15"/>
               </w:rPr>
-              <w:t>IFC 2027-01-11 (ALP-EPC-00UZA-PI-LAY-0001), needed 2027-01-18 for CWP-12-CV-01 start 2027-01-25: float 9 wd</w:t>
+              <w:t>IFC 2027-04-26 (ALP-EPC-00UCA-HV-GAD-0002), needed 2027-03-29 for CWP-11-CV-01 start 2027-04-26: float 4 wd</w:t>
             </w:r>
           </w:p>
         </w:tc>
@@ -33977,7 +33977,7 @@
               <w:rPr>
                 <w:sz w:val="15"/>
               </w:rPr>
-              <w:t>EWP-12-PI-01</w:t>
+              <w:t>EWP-12-CV-01</w:t>
             </w:r>
           </w:p>
         </w:tc>
@@ -34025,7 +34025,7 @@
               <w:rPr>
                 <w:sz w:val="15"/>
               </w:rPr>
-              <w:t>IFC 2027-10-20 (ALP-EPC-00SGA-PI-ISO-0001), needed 2027-07-12 for CWP-12-PI-01 start 2027-08-09: float 8 wd</w:t>
+              <w:t>IFC 2027-01-11 (ALP-EPC-00UZA-PI-LAY-0001), needed 2027-01-18 for CWP-12-CV-01 start 2027-01-25: float 9 wd</w:t>
             </w:r>
           </w:p>
         </w:tc>
@@ -34046,7 +34046,7 @@
               <w:rPr>
                 <w:sz w:val="15"/>
               </w:rPr>
-              <w:t>MR-EL-001</w:t>
+              <w:t>EWP-12-PI-01</w:t>
             </w:r>
           </w:p>
         </w:tc>
@@ -34062,7 +34062,7 @@
               <w:rPr>
                 <w:sz w:val="15"/>
               </w:rPr>
-              <w:t>PWP float</w:t>
+              <w:t>EWP float</w:t>
             </w:r>
           </w:p>
         </w:tc>
@@ -34094,7 +34094,7 @@
               <w:rPr>
                 <w:sz w:val="15"/>
               </w:rPr>
-              <w:t>PO 2026-12-15, on site 2028-01-25, needed 2028-02-01 (CWP-04-EL-01): float 5 wd</w:t>
+              <w:t>IFC 2027-10-20 (ALP-EPC-00SGA-PI-ISO-0001), needed 2027-07-12 for CWP-12-PI-01 start 2027-08-09: float 8 wd</w:t>
             </w:r>
           </w:p>
         </w:tc>
@@ -34115,7 +34115,7 @@
               <w:rPr>
                 <w:sz w:val="15"/>
               </w:rPr>
-              <w:t>MR-EL-009</w:t>
+              <w:t>MR-EL-001</w:t>
             </w:r>
           </w:p>
         </w:tc>
@@ -34163,7 +34163,7 @@
               <w:rPr>
                 <w:sz w:val="15"/>
               </w:rPr>
-              <w:t>PO 2027-01-28, on site 2027-06-03, needed 2027-06-14 (CWP-12-EL-01): float 7 wd</w:t>
+              <w:t>PO 2026-12-15, on site 2028-01-25, needed 2028-02-01 (CWP-04-EL-01): float 5 wd</w:t>
             </w:r>
           </w:p>
         </w:tc>
@@ -34184,7 +34184,7 @@
               <w:rPr>
                 <w:sz w:val="15"/>
               </w:rPr>
-              <w:t>MR-EL-011</w:t>
+              <w:t>MR-EL-009</w:t>
             </w:r>
           </w:p>
         </w:tc>
@@ -34232,7 +34232,7 @@
               <w:rPr>
                 <w:sz w:val="15"/>
               </w:rPr>
-              <w:t>PO 2026-11-16, on site 2027-01-18, needed 2027-01-25 (CWP-12-CV-01): float 5 wd</w:t>
+              <w:t>PO 2027-01-28, on site 2027-06-03, needed 2027-06-14 (CWP-12-EL-01): float 7 wd</w:t>
             </w:r>
           </w:p>
         </w:tc>
@@ -34253,7 +34253,7 @@
               <w:rPr>
                 <w:sz w:val="15"/>
               </w:rPr>
-              <w:t>MR-EL-101</w:t>
+              <w:t>MR-EL-011</w:t>
             </w:r>
           </w:p>
         </w:tc>
@@ -34301,7 +34301,7 @@
               <w:rPr>
                 <w:sz w:val="15"/>
               </w:rPr>
-              <w:t>PO 2026-11-02, on site 2027-11-08, needed 2027-11-15 (CWP-01-ME-01): float 5 wd</w:t>
+              <w:t>PO 2026-11-16, on site 2027-01-18, needed 2027-01-25 (CWP-12-CV-01): float 5 wd</w:t>
             </w:r>
           </w:p>
         </w:tc>
@@ -34322,7 +34322,7 @@
               <w:rPr>
                 <w:sz w:val="15"/>
               </w:rPr>
-              <w:t>MR-ME-001</w:t>
+              <w:t>MR-EL-101</w:t>
             </w:r>
           </w:p>
         </w:tc>
@@ -34370,7 +34370,7 @@
               <w:rPr>
                 <w:sz w:val="15"/>
               </w:rPr>
-              <w:t>PO 2027-01-14, on site 2027-11-18, needed 2027-11-29 (CWP-08-ME-01): float 7 wd</w:t>
+              <w:t>PO 2026-11-02, on site 2027-11-08, needed 2027-11-15 (CWP-01-ME-01): float 5 wd</w:t>
             </w:r>
           </w:p>
         </w:tc>
@@ -34391,7 +34391,7 @@
               <w:rPr>
                 <w:sz w:val="15"/>
               </w:rPr>
-              <w:t>MR-ME-009</w:t>
+              <w:t>MR-ME-001</w:t>
             </w:r>
           </w:p>
         </w:tc>
@@ -34460,7 +34460,7 @@
               <w:rPr>
                 <w:sz w:val="15"/>
               </w:rPr>
-              <w:t>MR-ME-011</w:t>
+              <w:t>MR-ME-009</w:t>
             </w:r>
           </w:p>
         </w:tc>
@@ -34508,7 +34508,7 @@
               <w:rPr>
                 <w:sz w:val="15"/>
               </w:rPr>
-              <w:t>PO 2027-05-04, on site 2027-11-16, needed 2027-11-29 (CWP-08-ME-01): float 9 wd</w:t>
+              <w:t>PO 2027-01-14, on site 2027-11-18, needed 2027-11-29 (CWP-08-ME-01): float 7 wd</w:t>
             </w:r>
           </w:p>
         </w:tc>
@@ -35024,7 +35024,7 @@
       <w:rPr>
         <w:sz w:val="14"/>
       </w:rPr>
-      <w:t>engine procedures v1.2.0 | data 011e000123dfa0e1 | generated 2026-09-28 - generated from the project database; do not edit</w:t>
+      <w:t>engine procedures v1.3.0 | data 62297076fe80769d | generated 2026-09-28 - generated from the project database; do not edit</w:t>
     </w:r>
   </w:p>
 </w:ftr>

--- a/output/procedures/ALP-EPC-00000-GE-PLN-0002.docx
+++ b/output/procedures/ALP-EPC-00000-GE-PLN-0002.docx
@@ -12,7 +12,7 @@
         </w:rPr>
         <w:t>Alpilla 600 MW Combined Cycle Power Plant</w:t>
         <w:br/>
-        <w:t>Advanced work packaging execution plan (CWA, CWP, EWP, PWP, IWP)</w:t>
+        <w:t>Advanced Work Packaging Execution Plan</w:t>
       </w:r>
     </w:p>
     <w:tbl>
@@ -60,6 +60,44 @@
                 <w:sz w:val="16"/>
               </w:rPr>
               <w:t>ALP-EPC-00000-GE-PLN-0002</w:t>
+            </w:r>
+          </w:p>
+        </w:tc>
+      </w:tr>
+      <w:tr>
+        <w:trPr>
+          <w:cantSplit w:val="true"/>
+        </w:trPr>
+        <w:tc>
+          <w:tcPr>
+            <w:tcW w:type="dxa" w:w="2835"/>
+          </w:tcPr>
+          <w:p>
+            <w:pPr>
+              <w:spacing w:after="0"/>
+            </w:pPr>
+            <w:r>
+              <w:rPr>
+                <w:b/>
+                <w:sz w:val="16"/>
+              </w:rPr>
+              <w:t>Description</w:t>
+            </w:r>
+          </w:p>
+        </w:tc>
+        <w:tc>
+          <w:tcPr>
+            <w:tcW w:type="dxa" w:w="11962"/>
+          </w:tcPr>
+          <w:p>
+            <w:pPr>
+              <w:spacing w:after="0"/>
+            </w:pPr>
+            <w:r>
+              <w:rPr>
+                <w:sz w:val="16"/>
+              </w:rPr>
+              <w:t>CWA, CWP, EWP, PWP, IWP</w:t>
             </w:r>
           </w:p>
         </w:tc>
@@ -2835,7 +2873,7 @@
               <w:rPr>
                 <w:sz w:val="14"/>
               </w:rPr>
-              <w:t>13</w:t>
+              <w:t>12</w:t>
             </w:r>
           </w:p>
         </w:tc>
@@ -3713,7 +3751,7 @@
               <w:rPr>
                 <w:sz w:val="14"/>
               </w:rPr>
-              <w:t>2027-07-06</w:t>
+              <w:t>2027-07-07</w:t>
             </w:r>
           </w:p>
         </w:tc>
@@ -3729,7 +3767,7 @@
               <w:rPr>
                 <w:sz w:val="14"/>
               </w:rPr>
-              <w:t>37</w:t>
+              <w:t>36</w:t>
             </w:r>
           </w:p>
         </w:tc>
@@ -4160,7 +4198,7 @@
               <w:rPr>
                 <w:sz w:val="14"/>
               </w:rPr>
-              <w:t>2027-11-09</w:t>
+              <w:t>2027-11-05</w:t>
             </w:r>
           </w:p>
         </w:tc>
@@ -4176,7 +4214,7 @@
               <w:rPr>
                 <w:sz w:val="14"/>
               </w:rPr>
-              <w:t>101</w:t>
+              <w:t>103</w:t>
             </w:r>
           </w:p>
         </w:tc>
@@ -5352,7 +5390,7 @@
               <w:rPr>
                 <w:sz w:val="14"/>
               </w:rPr>
-              <w:t>2027-05-11</w:t>
+              <w:t>2027-05-12</w:t>
             </w:r>
           </w:p>
         </w:tc>
@@ -5368,7 +5406,7 @@
               <w:rPr>
                 <w:sz w:val="14"/>
               </w:rPr>
-              <w:t>54</w:t>
+              <w:t>53</w:t>
             </w:r>
           </w:p>
         </w:tc>
@@ -5650,7 +5688,7 @@
               <w:rPr>
                 <w:sz w:val="14"/>
               </w:rPr>
-              <w:t>2027-09-15</w:t>
+              <w:t>2027-09-16</w:t>
             </w:r>
           </w:p>
         </w:tc>
@@ -5666,7 +5704,7 @@
               <w:rPr>
                 <w:sz w:val="14"/>
               </w:rPr>
-              <w:t>106</w:t>
+              <w:t>103</w:t>
             </w:r>
           </w:p>
         </w:tc>
@@ -6097,7 +6135,7 @@
               <w:rPr>
                 <w:sz w:val="14"/>
               </w:rPr>
-              <w:t>2027-10-08</w:t>
+              <w:t>2027-10-11</w:t>
             </w:r>
           </w:p>
         </w:tc>
@@ -6113,7 +6151,7 @@
               <w:rPr>
                 <w:sz w:val="14"/>
               </w:rPr>
-              <w:t>95</w:t>
+              <w:t>94</w:t>
             </w:r>
           </w:p>
         </w:tc>
@@ -7587,7 +7625,7 @@
               <w:rPr>
                 <w:sz w:val="14"/>
               </w:rPr>
-              <w:t>2027-05-06</w:t>
+              <w:t>2027-05-07</w:t>
             </w:r>
           </w:p>
         </w:tc>
@@ -7603,7 +7641,7 @@
               <w:rPr>
                 <w:sz w:val="14"/>
               </w:rPr>
-              <w:t>57</w:t>
+              <w:t>56</w:t>
             </w:r>
           </w:p>
         </w:tc>
@@ -7736,7 +7774,7 @@
               <w:rPr>
                 <w:sz w:val="14"/>
               </w:rPr>
-              <w:t>2027-06-04</w:t>
+              <w:t>2027-06-08</w:t>
             </w:r>
           </w:p>
         </w:tc>
@@ -7885,7 +7923,7 @@
               <w:rPr>
                 <w:sz w:val="14"/>
               </w:rPr>
-              <w:t>2027-09-28</w:t>
+              <w:t>2027-09-29</w:t>
             </w:r>
           </w:p>
         </w:tc>
@@ -8231,7 +8269,7 @@
               <w:rPr>
                 <w:sz w:val="14"/>
               </w:rPr>
-              <w:t>MR-ME-001, MR-ME-007, MR-ME-008, MR-ME-009, MR-ME-010, MR-ME-011, MR-ME-013, MR-ME-018, MR-ME-020, MR-ME-023</w:t>
+              <w:t>MR-ME-001, MR-ME-007, MR-ME-008, MR-ME-009, MR-ME-010, MR-ME-011, MR-ME-013, MR-ME-017, MR-ME-018, MR-ME-020, MR-ME-023</w:t>
             </w:r>
           </w:p>
         </w:tc>
@@ -8481,7 +8519,7 @@
               <w:rPr>
                 <w:sz w:val="14"/>
               </w:rPr>
-              <w:t>2027-06-18</w:t>
+              <w:t>2027-06-21</w:t>
             </w:r>
           </w:p>
         </w:tc>
@@ -8497,7 +8535,7 @@
               <w:rPr>
                 <w:sz w:val="14"/>
               </w:rPr>
-              <w:t>37</w:t>
+              <w:t>36</w:t>
             </w:r>
           </w:p>
         </w:tc>
@@ -8646,7 +8684,7 @@
               <w:rPr>
                 <w:sz w:val="14"/>
               </w:rPr>
-              <w:t>30</w:t>
+              <w:t>29</w:t>
             </w:r>
           </w:p>
         </w:tc>
@@ -9391,7 +9429,7 @@
               <w:rPr>
                 <w:sz w:val="14"/>
               </w:rPr>
-              <w:t>16</w:t>
+              <w:t>18</w:t>
             </w:r>
           </w:p>
         </w:tc>
@@ -9524,7 +9562,7 @@
               <w:rPr>
                 <w:sz w:val="14"/>
               </w:rPr>
-              <w:t>2027-09-17</w:t>
+              <w:t>2027-09-21</w:t>
             </w:r>
           </w:p>
         </w:tc>
@@ -9540,7 +9578,7 @@
               <w:rPr>
                 <w:sz w:val="14"/>
               </w:rPr>
-              <w:t>103</w:t>
+              <w:t>101</w:t>
             </w:r>
           </w:p>
         </w:tc>
@@ -10716,7 +10754,7 @@
               <w:rPr>
                 <w:sz w:val="14"/>
               </w:rPr>
-              <w:t>2027-06-17</w:t>
+              <w:t>2027-06-18</w:t>
             </w:r>
           </w:p>
         </w:tc>
@@ -10732,7 +10770,7 @@
               <w:rPr>
                 <w:sz w:val="14"/>
               </w:rPr>
-              <w:t>36</w:t>
+              <w:t>35</w:t>
             </w:r>
           </w:p>
         </w:tc>
@@ -11030,7 +11068,7 @@
               <w:rPr>
                 <w:sz w:val="14"/>
               </w:rPr>
-              <w:t>22</w:t>
+              <w:t>20</w:t>
             </w:r>
           </w:p>
         </w:tc>
@@ -11163,7 +11201,7 @@
               <w:rPr>
                 <w:sz w:val="14"/>
               </w:rPr>
-              <w:t>2027-06-09</w:t>
+              <w:t>2027-06-11</w:t>
             </w:r>
           </w:p>
         </w:tc>
@@ -11179,7 +11217,7 @@
               <w:rPr>
                 <w:sz w:val="14"/>
               </w:rPr>
-              <w:t>33</w:t>
+              <w:t>31</w:t>
             </w:r>
           </w:p>
         </w:tc>
@@ -11841,7 +11879,7 @@
               <w:rPr>
                 <w:sz w:val="14"/>
               </w:rPr>
-              <w:t>13</w:t>
+              <w:t>12</w:t>
             </w:r>
           </w:p>
         </w:tc>
@@ -12783,7 +12821,7 @@
               <w:rPr>
                 <w:sz w:val="14"/>
               </w:rPr>
-              <w:t>ALP-EPC-10UMA-SS-STL-0001</w:t>
+              <w:t>ALP-EPC-00UBF-SS-STL-0001</w:t>
             </w:r>
           </w:p>
         </w:tc>
@@ -12799,7 +12837,7 @@
               <w:rPr>
                 <w:sz w:val="14"/>
               </w:rPr>
-              <w:t>2027-07-06</w:t>
+              <w:t>2027-07-07</w:t>
             </w:r>
           </w:p>
         </w:tc>
@@ -12831,7 +12869,7 @@
               <w:rPr>
                 <w:sz w:val="14"/>
               </w:rPr>
-              <w:t>37</w:t>
+              <w:t>36</w:t>
             </w:r>
           </w:p>
         </w:tc>
@@ -13294,7 +13332,7 @@
               <w:rPr>
                 <w:sz w:val="14"/>
               </w:rPr>
-              <w:t>2027-11-09</w:t>
+              <w:t>2027-11-05</w:t>
             </w:r>
           </w:p>
         </w:tc>
@@ -13326,7 +13364,7 @@
               <w:rPr>
                 <w:sz w:val="14"/>
               </w:rPr>
-              <w:t>101</w:t>
+              <w:t>103</w:t>
             </w:r>
           </w:p>
         </w:tc>
@@ -14614,7 +14652,7 @@
               <w:rPr>
                 <w:sz w:val="14"/>
               </w:rPr>
-              <w:t>2027-05-11</w:t>
+              <w:t>2027-05-12</w:t>
             </w:r>
           </w:p>
         </w:tc>
@@ -14646,7 +14684,7 @@
               <w:rPr>
                 <w:sz w:val="14"/>
               </w:rPr>
-              <w:t>54</w:t>
+              <w:t>53</w:t>
             </w:r>
           </w:p>
         </w:tc>
@@ -14940,7 +14978,7 @@
               <w:rPr>
                 <w:sz w:val="14"/>
               </w:rPr>
-              <w:t>2027-09-15</w:t>
+              <w:t>2027-09-16</w:t>
             </w:r>
           </w:p>
         </w:tc>
@@ -14972,7 +15010,7 @@
               <w:rPr>
                 <w:sz w:val="14"/>
               </w:rPr>
-              <w:t>106</w:t>
+              <w:t>103</w:t>
             </w:r>
           </w:p>
         </w:tc>
@@ -15433,7 +15471,7 @@
               <w:rPr>
                 <w:sz w:val="14"/>
               </w:rPr>
-              <w:t>2027-10-08</w:t>
+              <w:t>2027-10-11</w:t>
             </w:r>
           </w:p>
         </w:tc>
@@ -15465,7 +15503,7 @@
               <w:rPr>
                 <w:sz w:val="14"/>
               </w:rPr>
-              <w:t>95</w:t>
+              <w:t>94</w:t>
             </w:r>
           </w:p>
         </w:tc>
@@ -17081,7 +17119,7 @@
               <w:rPr>
                 <w:sz w:val="14"/>
               </w:rPr>
-              <w:t>2027-05-06</w:t>
+              <w:t>2027-05-07</w:t>
             </w:r>
           </w:p>
         </w:tc>
@@ -17113,7 +17151,7 @@
               <w:rPr>
                 <w:sz w:val="14"/>
               </w:rPr>
-              <w:t>57</w:t>
+              <w:t>56</w:t>
             </w:r>
           </w:p>
         </w:tc>
@@ -17244,7 +17282,7 @@
               <w:rPr>
                 <w:sz w:val="14"/>
               </w:rPr>
-              <w:t>2027-06-04</w:t>
+              <w:t>2027-06-08</w:t>
             </w:r>
           </w:p>
         </w:tc>
@@ -17407,7 +17445,7 @@
               <w:rPr>
                 <w:sz w:val="14"/>
               </w:rPr>
-              <w:t>2027-09-28</w:t>
+              <w:t>2027-09-29</w:t>
             </w:r>
           </w:p>
         </w:tc>
@@ -18067,7 +18105,7 @@
               <w:rPr>
                 <w:sz w:val="14"/>
               </w:rPr>
-              <w:t>2027-06-18</w:t>
+              <w:t>2027-06-21</w:t>
             </w:r>
           </w:p>
         </w:tc>
@@ -18099,7 +18137,7 @@
               <w:rPr>
                 <w:sz w:val="14"/>
               </w:rPr>
-              <w:t>37</w:t>
+              <w:t>36</w:t>
             </w:r>
           </w:p>
         </w:tc>
@@ -18216,7 +18254,7 @@
               <w:rPr>
                 <w:sz w:val="14"/>
               </w:rPr>
-              <w:t>ALP-EPC-00UEK-CV-RBR-0001</w:t>
+              <w:t>ALP-EPC-00UEK-HS-GAD-0001</w:t>
             </w:r>
           </w:p>
         </w:tc>
@@ -18264,7 +18302,7 @@
               <w:rPr>
                 <w:sz w:val="14"/>
               </w:rPr>
-              <w:t>30</w:t>
+              <w:t>29</w:t>
             </w:r>
           </w:p>
         </w:tc>
@@ -19087,7 +19125,7 @@
               <w:rPr>
                 <w:sz w:val="14"/>
               </w:rPr>
-              <w:t>16</w:t>
+              <w:t>18</w:t>
             </w:r>
           </w:p>
         </w:tc>
@@ -19202,7 +19240,7 @@
               <w:rPr>
                 <w:sz w:val="14"/>
               </w:rPr>
-              <w:t>ALP-EPC-00UEG-EL-ELY-0002</w:t>
+              <w:t>ALP-EPC-00UEG-EL-ELY-0003</w:t>
             </w:r>
           </w:p>
         </w:tc>
@@ -19218,7 +19256,7 @@
               <w:rPr>
                 <w:sz w:val="14"/>
               </w:rPr>
-              <w:t>2027-09-17</w:t>
+              <w:t>2027-09-21</w:t>
             </w:r>
           </w:p>
         </w:tc>
@@ -19250,7 +19288,7 @@
               <w:rPr>
                 <w:sz w:val="14"/>
               </w:rPr>
-              <w:t>103</w:t>
+              <w:t>101</w:t>
             </w:r>
           </w:p>
         </w:tc>
@@ -20520,7 +20558,7 @@
               <w:rPr>
                 <w:sz w:val="14"/>
               </w:rPr>
-              <w:t>ALP-EPC-00USA-SS-STL-0002</w:t>
+              <w:t>ALP-EPC-00UYA-SS-STL-0001</w:t>
             </w:r>
           </w:p>
         </w:tc>
@@ -20536,7 +20574,7 @@
               <w:rPr>
                 <w:sz w:val="14"/>
               </w:rPr>
-              <w:t>2027-06-17</w:t>
+              <w:t>2027-06-18</w:t>
             </w:r>
           </w:p>
         </w:tc>
@@ -20568,7 +20606,7 @@
               <w:rPr>
                 <w:sz w:val="14"/>
               </w:rPr>
-              <w:t>36</w:t>
+              <w:t>35</w:t>
             </w:r>
           </w:p>
         </w:tc>
@@ -20896,7 +20934,7 @@
               <w:rPr>
                 <w:sz w:val="14"/>
               </w:rPr>
-              <w:t>22</w:t>
+              <w:t>20</w:t>
             </w:r>
           </w:p>
         </w:tc>
@@ -21027,7 +21065,7 @@
               <w:rPr>
                 <w:sz w:val="14"/>
               </w:rPr>
-              <w:t>2027-06-09</w:t>
+              <w:t>2027-06-11</w:t>
             </w:r>
           </w:p>
         </w:tc>
@@ -21059,7 +21097,7 @@
               <w:rPr>
                 <w:sz w:val="14"/>
               </w:rPr>
-              <w:t>33</w:t>
+              <w:t>31</w:t>
             </w:r>
           </w:p>
         </w:tc>
@@ -29670,7 +29708,7 @@
               <w:rPr>
                 <w:sz w:val="14"/>
               </w:rPr>
-              <w:t>LDO storage tanks (field-erected, API 650)</w:t>
+              <w:t>Field-erected storage tanks (API 650): LDO storage and fire water</w:t>
             </w:r>
           </w:p>
         </w:tc>
@@ -33887,7 +33925,7 @@
               <w:rPr>
                 <w:sz w:val="15"/>
               </w:rPr>
-              <w:t>IFC 2027-06-04 (ALP-EPC-00UQA-HV-GAD-0001), needed 2027-05-04 for CWP-08-CV-01 start 2027-06-01: float 9 wd</w:t>
+              <w:t>IFC 2027-06-08 (ALP-EPC-00UQA-HV-GAD-0001), needed 2027-05-04 for CWP-08-CV-01 start 2027-06-01: float 9 wd</w:t>
             </w:r>
           </w:p>
         </w:tc>
@@ -35024,7 +35062,7 @@
       <w:rPr>
         <w:sz w:val="14"/>
       </w:rPr>
-      <w:t>engine procedures v1.3.0 | data 62297076fe80769d | generated 2026-09-28 - generated from the project database; do not edit</w:t>
+      <w:t>engine procedures v1.4.0 | data 13dbdbeca1a87ab1 | generated 2026-09-28 - generated from the project database; do not edit</w:t>
     </w:r>
   </w:p>
 </w:ftr>

--- a/output/procedures/ALP-EPC-00000-GE-PLN-0002.docx
+++ b/output/procedures/ALP-EPC-00000-GE-PLN-0002.docx
@@ -23,8 +23,8 @@
         <w:tblLook w:firstColumn="1" w:firstRow="1" w:lastColumn="0" w:lastRow="0" w:noHBand="0" w:noVBand="1" w:val="04A0"/>
       </w:tblPr>
       <w:tblGrid>
-        <w:gridCol w:w="2835"/>
-        <w:gridCol w:w="11963"/>
+        <w:gridCol w:w="2551"/>
+        <w:gridCol w:w="12247"/>
       </w:tblGrid>
       <w:tr>
         <w:trPr>
@@ -32,7 +32,7 @@
         </w:trPr>
         <w:tc>
           <w:tcPr>
-            <w:tcW w:type="dxa" w:w="2835"/>
+            <w:tcW w:type="dxa" w:w="2551"/>
           </w:tcPr>
           <w:p>
             <w:pPr>
@@ -49,7 +49,7 @@
         </w:tc>
         <w:tc>
           <w:tcPr>
-            <w:tcW w:type="dxa" w:w="11962"/>
+            <w:tcW w:type="dxa" w:w="12246"/>
           </w:tcPr>
           <w:p>
             <w:pPr>
@@ -70,7 +70,7 @@
         </w:trPr>
         <w:tc>
           <w:tcPr>
-            <w:tcW w:type="dxa" w:w="2835"/>
+            <w:tcW w:type="dxa" w:w="2551"/>
           </w:tcPr>
           <w:p>
             <w:pPr>
@@ -87,7 +87,7 @@
         </w:tc>
         <w:tc>
           <w:tcPr>
-            <w:tcW w:type="dxa" w:w="11962"/>
+            <w:tcW w:type="dxa" w:w="12246"/>
           </w:tcPr>
           <w:p>
             <w:pPr>
@@ -108,7 +108,7 @@
         </w:trPr>
         <w:tc>
           <w:tcPr>
-            <w:tcW w:type="dxa" w:w="2835"/>
+            <w:tcW w:type="dxa" w:w="2551"/>
           </w:tcPr>
           <w:p>
             <w:pPr>
@@ -119,13 +119,13 @@
                 <w:b/>
                 <w:sz w:val="16"/>
               </w:rPr>
-              <w:t>Revision</w:t>
-            </w:r>
-          </w:p>
-        </w:tc>
-        <w:tc>
-          <w:tcPr>
-            <w:tcW w:type="dxa" w:w="11962"/>
+              <w:t>Revision / status</w:t>
+            </w:r>
+          </w:p>
+        </w:tc>
+        <w:tc>
+          <w:tcPr>
+            <w:tcW w:type="dxa" w:w="12246"/>
           </w:tcPr>
           <w:p>
             <w:pPr>
@@ -135,7 +135,7 @@
               <w:rPr>
                 <w:sz w:val="16"/>
               </w:rPr>
-              <w:t>draft - not yet issued (next issue: IFR rev A)</w:t>
+              <w:t>Rev A - IFR, draft (not issued)</w:t>
             </w:r>
           </w:p>
         </w:tc>
@@ -146,7 +146,7 @@
         </w:trPr>
         <w:tc>
           <w:tcPr>
-            <w:tcW w:type="dxa" w:w="2835"/>
+            <w:tcW w:type="dxa" w:w="2551"/>
           </w:tcPr>
           <w:p>
             <w:pPr>
@@ -163,7 +163,7 @@
         </w:tc>
         <w:tc>
           <w:tcPr>
-            <w:tcW w:type="dxa" w:w="11962"/>
+            <w:tcW w:type="dxa" w:w="12246"/>
           </w:tcPr>
           <w:p>
             <w:pPr>
@@ -173,7 +173,7 @@
               <w:rPr>
                 <w:sz w:val="16"/>
               </w:rPr>
-              <w:t>Istanbul EPC</w:t>
+              <w:t>Istanbul EPC Mühendislik ve Taahhüt A.Ş.</w:t>
             </w:r>
           </w:p>
         </w:tc>
@@ -184,7 +184,7 @@
         </w:trPr>
         <w:tc>
           <w:tcPr>
-            <w:tcW w:type="dxa" w:w="2835"/>
+            <w:tcW w:type="dxa" w:w="2551"/>
           </w:tcPr>
           <w:p>
             <w:pPr>
@@ -195,13 +195,13 @@
                 <w:b/>
                 <w:sz w:val="16"/>
               </w:rPr>
-              <w:t>Review class</w:t>
-            </w:r>
-          </w:p>
-        </w:tc>
-        <w:tc>
-          <w:tcPr>
-            <w:tcW w:type="dxa" w:w="11962"/>
+              <w:t>Discipline / type</w:t>
+            </w:r>
+          </w:p>
+        </w:tc>
+        <w:tc>
+          <w:tcPr>
+            <w:tcW w:type="dxa" w:w="12246"/>
           </w:tcPr>
           <w:p>
             <w:pPr>
@@ -211,7 +211,7 @@
               <w:rPr>
                 <w:sz w:val="16"/>
               </w:rPr>
-              <w:t>approval</w:t>
+              <w:t>general / PLN Plan (execution, quality, HSE, commissioning, training)</w:t>
             </w:r>
           </w:p>
         </w:tc>
@@ -222,7 +222,7 @@
         </w:trPr>
         <w:tc>
           <w:tcPr>
-            <w:tcW w:type="dxa" w:w="2835"/>
+            <w:tcW w:type="dxa" w:w="2551"/>
           </w:tcPr>
           <w:p>
             <w:pPr>
@@ -233,13 +233,13 @@
                 <w:b/>
                 <w:sz w:val="16"/>
               </w:rPr>
-              <w:t>Planned issue (workflow timeline)</w:t>
-            </w:r>
-          </w:p>
-        </w:tc>
-        <w:tc>
-          <w:tcPr>
-            <w:tcW w:type="dxa" w:w="11962"/>
+              <w:t>Review class</w:t>
+            </w:r>
+          </w:p>
+        </w:tc>
+        <w:tc>
+          <w:tcPr>
+            <w:tcW w:type="dxa" w:w="12246"/>
           </w:tcPr>
           <w:p>
             <w:pPr>
@@ -249,45 +249,7 @@
               <w:rPr>
                 <w:sz w:val="16"/>
               </w:rPr>
-              <w:t>IFR 2027-06-08, IFA 2027-07-06, IFC 2027-07-13</w:t>
-            </w:r>
-          </w:p>
-        </w:tc>
-      </w:tr>
-      <w:tr>
-        <w:trPr>
-          <w:cantSplit w:val="true"/>
-        </w:trPr>
-        <w:tc>
-          <w:tcPr>
-            <w:tcW w:type="dxa" w:w="2835"/>
-          </w:tcPr>
-          <w:p>
-            <w:pPr>
-              <w:spacing w:after="0"/>
-            </w:pPr>
-            <w:r>
-              <w:rPr>
-                <w:b/>
-                <w:sz w:val="16"/>
-              </w:rPr>
-              <w:t>Basis</w:t>
-            </w:r>
-          </w:p>
-        </w:tc>
-        <w:tc>
-          <w:tcPr>
-            <w:tcW w:type="dxa" w:w="11962"/>
-          </w:tcPr>
-          <w:p>
-            <w:pPr>
-              <w:spacing w:after="0"/>
-            </w:pPr>
-            <w:r>
-              <w:rPr>
-                <w:sz w:val="16"/>
-              </w:rPr>
-              <w:t>-</w:t>
+              <w:t>approval</w:t>
             </w:r>
           </w:p>
         </w:tc>
@@ -297,6 +259,17 @@
       <w:pPr>
         <w:spacing w:after="40"/>
       </w:pPr>
+    </w:p>
+    <w:p>
+      <w:r>
+        <w:rPr>
+          <w:b/>
+        </w:rPr>
+        <w:t xml:space="preserve">Planned issues (workflow timeline): </w:t>
+      </w:r>
+      <w:r>
+        <w:t>IFR 2027-05-31, IFA 2027-06-28, IFC 2027-07-05</w:t>
+      </w:r>
     </w:p>
     <w:p>
       <w:pPr>
@@ -2873,7 +2846,7 @@
               <w:rPr>
                 <w:sz w:val="14"/>
               </w:rPr>
-              <w:t>12</w:t>
+              <w:t>15</w:t>
             </w:r>
           </w:p>
         </w:tc>
@@ -3006,7 +2979,7 @@
               <w:rPr>
                 <w:sz w:val="14"/>
               </w:rPr>
-              <w:t>2027-10-07</w:t>
+              <w:t>2027-10-08</w:t>
             </w:r>
           </w:p>
         </w:tc>
@@ -3022,7 +2995,7 @@
               <w:rPr>
                 <w:sz w:val="14"/>
               </w:rPr>
-              <w:t>93</w:t>
+              <w:t>92</w:t>
             </w:r>
           </w:p>
         </w:tc>
@@ -3155,7 +3128,7 @@
               <w:rPr>
                 <w:sz w:val="14"/>
               </w:rPr>
-              <w:t>2027-05-19</w:t>
+              <w:t>2027-05-26</w:t>
             </w:r>
           </w:p>
         </w:tc>
@@ -3171,7 +3144,7 @@
               <w:rPr>
                 <w:sz w:val="14"/>
               </w:rPr>
-              <w:t>142</w:t>
+              <w:t>137</w:t>
             </w:r>
           </w:p>
         </w:tc>
@@ -3336,7 +3309,7 @@
               <w:rPr>
                 <w:sz w:val="14"/>
               </w:rPr>
-              <w:t>2027-11-15</w:t>
+              <w:t>2027-11-16</w:t>
             </w:r>
           </w:p>
         </w:tc>
@@ -3602,7 +3575,7 @@
               <w:rPr>
                 <w:sz w:val="14"/>
               </w:rPr>
-              <w:t>2028-03-02</w:t>
+              <w:t>2028-03-01</w:t>
             </w:r>
           </w:p>
         </w:tc>
@@ -3618,7 +3591,7 @@
               <w:rPr>
                 <w:sz w:val="14"/>
               </w:rPr>
-              <w:t>17</w:t>
+              <w:t>18</w:t>
             </w:r>
           </w:p>
         </w:tc>
@@ -3751,7 +3724,7 @@
               <w:rPr>
                 <w:sz w:val="14"/>
               </w:rPr>
-              <w:t>2027-07-07</w:t>
+              <w:t>2027-07-06</w:t>
             </w:r>
           </w:p>
         </w:tc>
@@ -3767,7 +3740,7 @@
               <w:rPr>
                 <w:sz w:val="14"/>
               </w:rPr>
-              <w:t>36</w:t>
+              <w:t>37</w:t>
             </w:r>
           </w:p>
         </w:tc>
@@ -4065,7 +4038,7 @@
               <w:rPr>
                 <w:sz w:val="14"/>
               </w:rPr>
-              <w:t>18</w:t>
+              <w:t>20</w:t>
             </w:r>
           </w:p>
         </w:tc>
@@ -4198,7 +4171,7 @@
               <w:rPr>
                 <w:sz w:val="14"/>
               </w:rPr>
-              <w:t>2027-11-05</w:t>
+              <w:t>2027-11-02</w:t>
             </w:r>
           </w:p>
         </w:tc>
@@ -4214,7 +4187,7 @@
               <w:rPr>
                 <w:sz w:val="14"/>
               </w:rPr>
-              <w:t>103</w:t>
+              <w:t>106</w:t>
             </w:r>
           </w:p>
         </w:tc>
@@ -4794,7 +4767,7 @@
               <w:rPr>
                 <w:sz w:val="14"/>
               </w:rPr>
-              <w:t>2027-07-07</w:t>
+              <w:t>2027-07-06</w:t>
             </w:r>
           </w:p>
         </w:tc>
@@ -4810,7 +4783,7 @@
               <w:rPr>
                 <w:sz w:val="14"/>
               </w:rPr>
-              <w:t>36</w:t>
+              <w:t>37</w:t>
             </w:r>
           </w:p>
         </w:tc>
@@ -5390,7 +5363,7 @@
               <w:rPr>
                 <w:sz w:val="14"/>
               </w:rPr>
-              <w:t>2027-05-12</w:t>
+              <w:t>2027-05-13</w:t>
             </w:r>
           </w:p>
         </w:tc>
@@ -5406,7 +5379,7 @@
               <w:rPr>
                 <w:sz w:val="14"/>
               </w:rPr>
-              <w:t>53</w:t>
+              <w:t>52</w:t>
             </w:r>
           </w:p>
         </w:tc>
@@ -5688,7 +5661,7 @@
               <w:rPr>
                 <w:sz w:val="14"/>
               </w:rPr>
-              <w:t>2027-09-16</w:t>
+              <w:t>2027-09-20</w:t>
             </w:r>
           </w:p>
         </w:tc>
@@ -5986,7 +5959,7 @@
               <w:rPr>
                 <w:sz w:val="14"/>
               </w:rPr>
-              <w:t>2027-06-07</w:t>
+              <w:t>2027-06-04</w:t>
             </w:r>
           </w:p>
         </w:tc>
@@ -6135,7 +6108,7 @@
               <w:rPr>
                 <w:sz w:val="14"/>
               </w:rPr>
-              <w:t>2027-10-11</w:t>
+              <w:t>2027-10-08</w:t>
             </w:r>
           </w:p>
         </w:tc>
@@ -6151,7 +6124,7 @@
               <w:rPr>
                 <w:sz w:val="14"/>
               </w:rPr>
-              <w:t>94</w:t>
+              <w:t>95</w:t>
             </w:r>
           </w:p>
         </w:tc>
@@ -6167,7 +6140,7 @@
               <w:rPr>
                 <w:sz w:val="14"/>
               </w:rPr>
-              <w:t>2027-08-17</w:t>
+              <w:t>2027-08-16</w:t>
             </w:r>
           </w:p>
         </w:tc>
@@ -6731,7 +6704,7 @@
               <w:rPr>
                 <w:sz w:val="14"/>
               </w:rPr>
-              <w:t>2027-09-29</w:t>
+              <w:t>2027-09-08</w:t>
             </w:r>
           </w:p>
         </w:tc>
@@ -6747,7 +6720,7 @@
               <w:rPr>
                 <w:sz w:val="14"/>
               </w:rPr>
-              <w:t>8</w:t>
+              <w:t>23</w:t>
             </w:r>
           </w:p>
         </w:tc>
@@ -6763,7 +6736,7 @@
               <w:rPr>
                 <w:sz w:val="14"/>
               </w:rPr>
-              <w:t>2027-09-16</w:t>
+              <w:t>2027-09-21</w:t>
             </w:r>
           </w:p>
         </w:tc>
@@ -6880,7 +6853,7 @@
               <w:rPr>
                 <w:sz w:val="14"/>
               </w:rPr>
-              <w:t>2027-06-03</w:t>
+              <w:t>2027-06-01</w:t>
             </w:r>
           </w:p>
         </w:tc>
@@ -6896,7 +6869,7 @@
               <w:rPr>
                 <w:sz w:val="14"/>
               </w:rPr>
-              <w:t>12</w:t>
+              <w:t>8</w:t>
             </w:r>
           </w:p>
         </w:tc>
@@ -7029,7 +7002,7 @@
               <w:rPr>
                 <w:sz w:val="14"/>
               </w:rPr>
-              <w:t>2027-10-19</w:t>
+              <w:t>2027-10-20</w:t>
             </w:r>
           </w:p>
         </w:tc>
@@ -7045,7 +7018,7 @@
               <w:rPr>
                 <w:sz w:val="14"/>
               </w:rPr>
-              <w:t>105</w:t>
+              <w:t>104</w:t>
             </w:r>
           </w:p>
         </w:tc>
@@ -7061,7 +7034,7 @@
               <w:rPr>
                 <w:sz w:val="14"/>
               </w:rPr>
-              <w:t>2027-08-17</w:t>
+              <w:t>2027-08-16</w:t>
             </w:r>
           </w:p>
         </w:tc>
@@ -7476,7 +7449,7 @@
               <w:rPr>
                 <w:sz w:val="14"/>
               </w:rPr>
-              <w:t>2028-03-13</w:t>
+              <w:t>2028-03-10</w:t>
             </w:r>
           </w:p>
         </w:tc>
@@ -7492,7 +7465,7 @@
               <w:rPr>
                 <w:sz w:val="14"/>
               </w:rPr>
-              <w:t>15</w:t>
+              <w:t>16</w:t>
             </w:r>
           </w:p>
         </w:tc>
@@ -7625,7 +7598,7 @@
               <w:rPr>
                 <w:sz w:val="14"/>
               </w:rPr>
-              <w:t>2027-05-07</w:t>
+              <w:t>2027-05-14</w:t>
             </w:r>
           </w:p>
         </w:tc>
@@ -7641,7 +7614,7 @@
               <w:rPr>
                 <w:sz w:val="14"/>
               </w:rPr>
-              <w:t>56</w:t>
+              <w:t>51</w:t>
             </w:r>
           </w:p>
         </w:tc>
@@ -7923,7 +7896,7 @@
               <w:rPr>
                 <w:sz w:val="14"/>
               </w:rPr>
-              <w:t>2027-09-29</w:t>
+              <w:t>2027-09-28</w:t>
             </w:r>
           </w:p>
         </w:tc>
@@ -7939,7 +7912,7 @@
               <w:rPr>
                 <w:sz w:val="14"/>
               </w:rPr>
-              <w:t>98</w:t>
+              <w:t>95</w:t>
             </w:r>
           </w:p>
         </w:tc>
@@ -7955,7 +7928,7 @@
               <w:rPr>
                 <w:sz w:val="14"/>
               </w:rPr>
-              <w:t>2027-08-17</w:t>
+              <w:t>2027-08-16</w:t>
             </w:r>
           </w:p>
         </w:tc>
@@ -8221,7 +8194,7 @@
               <w:rPr>
                 <w:sz w:val="14"/>
               </w:rPr>
-              <w:t>2027-07-20</w:t>
+              <w:t>2027-08-04</w:t>
             </w:r>
           </w:p>
         </w:tc>
@@ -8237,7 +8210,7 @@
               <w:rPr>
                 <w:sz w:val="14"/>
               </w:rPr>
-              <w:t>130</w:t>
+              <w:t>119</w:t>
             </w:r>
           </w:p>
         </w:tc>
@@ -8253,7 +8226,7 @@
               <w:rPr>
                 <w:sz w:val="14"/>
               </w:rPr>
-              <w:t>2027-11-18</w:t>
+              <w:t>2027-11-25</w:t>
             </w:r>
           </w:p>
         </w:tc>
@@ -8519,7 +8492,7 @@
               <w:rPr>
                 <w:sz w:val="14"/>
               </w:rPr>
-              <w:t>2027-06-21</w:t>
+              <w:t>2027-06-16</w:t>
             </w:r>
           </w:p>
         </w:tc>
@@ -8535,7 +8508,7 @@
               <w:rPr>
                 <w:sz w:val="14"/>
               </w:rPr>
-              <w:t>36</w:t>
+              <w:t>39</w:t>
             </w:r>
           </w:p>
         </w:tc>
@@ -8668,7 +8641,7 @@
               <w:rPr>
                 <w:sz w:val="14"/>
               </w:rPr>
-              <w:t>2027-07-28</w:t>
+              <w:t>2027-07-27</w:t>
             </w:r>
           </w:p>
         </w:tc>
@@ -8684,7 +8657,7 @@
               <w:rPr>
                 <w:sz w:val="14"/>
               </w:rPr>
-              <w:t>29</w:t>
+              <w:t>25</w:t>
             </w:r>
           </w:p>
         </w:tc>
@@ -8817,7 +8790,7 @@
               <w:rPr>
                 <w:sz w:val="14"/>
               </w:rPr>
-              <w:t>2027-09-03</w:t>
+              <w:t>2027-08-27</w:t>
             </w:r>
           </w:p>
         </w:tc>
@@ -8833,7 +8806,7 @@
               <w:rPr>
                 <w:sz w:val="14"/>
               </w:rPr>
-              <w:t>96</w:t>
+              <w:t>101</w:t>
             </w:r>
           </w:p>
         </w:tc>
@@ -8849,7 +8822,7 @@
               <w:rPr>
                 <w:sz w:val="14"/>
               </w:rPr>
-              <w:t>2027-08-17</w:t>
+              <w:t>2027-08-16</w:t>
             </w:r>
           </w:p>
         </w:tc>
@@ -9264,7 +9237,7 @@
               <w:rPr>
                 <w:sz w:val="14"/>
               </w:rPr>
-              <w:t>2027-12-09</w:t>
+              <w:t>2027-12-10</w:t>
             </w:r>
           </w:p>
         </w:tc>
@@ -9280,7 +9253,7 @@
               <w:rPr>
                 <w:sz w:val="14"/>
               </w:rPr>
-              <w:t>32</w:t>
+              <w:t>31</w:t>
             </w:r>
           </w:p>
         </w:tc>
@@ -9413,7 +9386,7 @@
               <w:rPr>
                 <w:sz w:val="14"/>
               </w:rPr>
-              <w:t>2027-06-25</w:t>
+              <w:t>2027-06-23</w:t>
             </w:r>
           </w:p>
         </w:tc>
@@ -9429,7 +9402,7 @@
               <w:rPr>
                 <w:sz w:val="14"/>
               </w:rPr>
-              <w:t>18</w:t>
+              <w:t>20</w:t>
             </w:r>
           </w:p>
         </w:tc>
@@ -9562,7 +9535,7 @@
               <w:rPr>
                 <w:sz w:val="14"/>
               </w:rPr>
-              <w:t>2027-09-21</w:t>
+              <w:t>2027-09-28</w:t>
             </w:r>
           </w:p>
         </w:tc>
@@ -9578,7 +9551,7 @@
               <w:rPr>
                 <w:sz w:val="14"/>
               </w:rPr>
-              <w:t>101</w:t>
+              <w:t>96</w:t>
             </w:r>
           </w:p>
         </w:tc>
@@ -9594,7 +9567,7 @@
               <w:rPr>
                 <w:sz w:val="14"/>
               </w:rPr>
-              <w:t>2027-08-17</w:t>
+              <w:t>2027-08-16</w:t>
             </w:r>
           </w:p>
         </w:tc>
@@ -10339,7 +10312,7 @@
               <w:rPr>
                 <w:sz w:val="14"/>
               </w:rPr>
-              <w:t>2027-08-17</w:t>
+              <w:t>2027-08-16</w:t>
             </w:r>
           </w:p>
         </w:tc>
@@ -10754,7 +10727,7 @@
               <w:rPr>
                 <w:sz w:val="14"/>
               </w:rPr>
-              <w:t>2027-06-18</w:t>
+              <w:t>2027-06-22</w:t>
             </w:r>
           </w:p>
         </w:tc>
@@ -10770,7 +10743,7 @@
               <w:rPr>
                 <w:sz w:val="14"/>
               </w:rPr>
-              <w:t>35</w:t>
+              <w:t>33</w:t>
             </w:r>
           </w:p>
         </w:tc>
@@ -11052,7 +11025,7 @@
               <w:rPr>
                 <w:sz w:val="14"/>
               </w:rPr>
-              <w:t>2027-06-21</w:t>
+              <w:t>2027-06-17</w:t>
             </w:r>
           </w:p>
         </w:tc>
@@ -11382,7 +11355,7 @@
               <w:rPr>
                 <w:sz w:val="14"/>
               </w:rPr>
-              <w:t>2027-09-16</w:t>
+              <w:t>2027-09-21</w:t>
             </w:r>
           </w:p>
         </w:tc>
@@ -11879,7 +11852,7 @@
               <w:rPr>
                 <w:sz w:val="14"/>
               </w:rPr>
-              <w:t>12</w:t>
+              <w:t>15</w:t>
             </w:r>
           </w:p>
         </w:tc>
@@ -11996,7 +11969,7 @@
               <w:rPr>
                 <w:sz w:val="14"/>
               </w:rPr>
-              <w:t>ALP-EPC-10UHA-EL-ELY-0001</w:t>
+              <w:t>ALP-EPC-10UMA-EL-ELY-0003</w:t>
             </w:r>
           </w:p>
         </w:tc>
@@ -12012,7 +11985,7 @@
               <w:rPr>
                 <w:sz w:val="14"/>
               </w:rPr>
-              <w:t>2027-10-07</w:t>
+              <w:t>2027-10-08</w:t>
             </w:r>
           </w:p>
         </w:tc>
@@ -12044,7 +12017,7 @@
               <w:rPr>
                 <w:sz w:val="14"/>
               </w:rPr>
-              <w:t>93</w:t>
+              <w:t>92</w:t>
             </w:r>
           </w:p>
         </w:tc>
@@ -12076,7 +12049,7 @@
               <w:rPr>
                 <w:sz w:val="14"/>
               </w:rPr>
-              <w:t>2027-07-15</w:t>
+              <w:t>2027-07-07</w:t>
             </w:r>
           </w:p>
         </w:tc>
@@ -12092,7 +12065,7 @@
               <w:rPr>
                 <w:sz w:val="14"/>
               </w:rPr>
-              <w:t>127</w:t>
+              <w:t>133</w:t>
             </w:r>
           </w:p>
         </w:tc>
@@ -12177,7 +12150,7 @@
               <w:rPr>
                 <w:sz w:val="14"/>
               </w:rPr>
-              <w:t>2027-05-19</w:t>
+              <w:t>2027-05-26</w:t>
             </w:r>
           </w:p>
         </w:tc>
@@ -12209,7 +12182,7 @@
               <w:rPr>
                 <w:sz w:val="14"/>
               </w:rPr>
-              <w:t>142</w:t>
+              <w:t>137</w:t>
             </w:r>
           </w:p>
         </w:tc>
@@ -12406,7 +12379,7 @@
               <w:rPr>
                 <w:sz w:val="14"/>
               </w:rPr>
-              <w:t>2027-07-15</w:t>
+              <w:t>2027-07-07</w:t>
             </w:r>
           </w:p>
         </w:tc>
@@ -12422,7 +12395,7 @@
               <w:rPr>
                 <w:sz w:val="14"/>
               </w:rPr>
-              <w:t>147</w:t>
+              <w:t>153</w:t>
             </w:r>
           </w:p>
         </w:tc>
@@ -12656,7 +12629,7 @@
               <w:rPr>
                 <w:sz w:val="14"/>
               </w:rPr>
-              <w:t>ALP-EPC-10LAF-PI-SUP-0001</w:t>
+              <w:t>ALP-EPC-10LAE-PI-SUP-0001</w:t>
             </w:r>
           </w:p>
         </w:tc>
@@ -12672,7 +12645,7 @@
               <w:rPr>
                 <w:sz w:val="14"/>
               </w:rPr>
-              <w:t>2028-03-02</w:t>
+              <w:t>2028-03-01</w:t>
             </w:r>
           </w:p>
         </w:tc>
@@ -12704,7 +12677,7 @@
               <w:rPr>
                 <w:sz w:val="14"/>
               </w:rPr>
-              <w:t>17</w:t>
+              <w:t>18</w:t>
             </w:r>
           </w:p>
         </w:tc>
@@ -12837,7 +12810,7 @@
               <w:rPr>
                 <w:sz w:val="14"/>
               </w:rPr>
-              <w:t>2027-07-07</w:t>
+              <w:t>2027-07-06</w:t>
             </w:r>
           </w:p>
         </w:tc>
@@ -12869,7 +12842,7 @@
               <w:rPr>
                 <w:sz w:val="14"/>
               </w:rPr>
-              <w:t>36</w:t>
+              <w:t>37</w:t>
             </w:r>
           </w:p>
         </w:tc>
@@ -13151,7 +13124,7 @@
               <w:rPr>
                 <w:sz w:val="14"/>
               </w:rPr>
-              <w:t>ALP-EPC-20UMB-CV-RBR-0001</w:t>
+              <w:t>ALP-EPC-20UMB-CV-EFD-0001</w:t>
             </w:r>
           </w:p>
         </w:tc>
@@ -13199,7 +13172,7 @@
               <w:rPr>
                 <w:sz w:val="14"/>
               </w:rPr>
-              <w:t>18</w:t>
+              <w:t>20</w:t>
             </w:r>
           </w:p>
         </w:tc>
@@ -13332,7 +13305,7 @@
               <w:rPr>
                 <w:sz w:val="14"/>
               </w:rPr>
-              <w:t>2027-11-05</w:t>
+              <w:t>2027-11-02</w:t>
             </w:r>
           </w:p>
         </w:tc>
@@ -13364,7 +13337,7 @@
               <w:rPr>
                 <w:sz w:val="14"/>
               </w:rPr>
-              <w:t>103</w:t>
+              <w:t>106</w:t>
             </w:r>
           </w:p>
         </w:tc>
@@ -13561,7 +13534,7 @@
               <w:rPr>
                 <w:sz w:val="14"/>
               </w:rPr>
-              <w:t>2027-07-08</w:t>
+              <w:t>2027-06-30</w:t>
             </w:r>
           </w:p>
         </w:tc>
@@ -13577,7 +13550,7 @@
               <w:rPr>
                 <w:sz w:val="14"/>
               </w:rPr>
-              <w:t>187</w:t>
+              <w:t>193</w:t>
             </w:r>
           </w:p>
         </w:tc>
@@ -13891,7 +13864,7 @@
               <w:rPr>
                 <w:sz w:val="14"/>
               </w:rPr>
-              <w:t>2027-07-29</w:t>
+              <w:t>2027-07-28</w:t>
             </w:r>
           </w:p>
         </w:tc>
@@ -13907,7 +13880,7 @@
               <w:rPr>
                 <w:sz w:val="14"/>
               </w:rPr>
-              <w:t>132</w:t>
+              <w:t>133</w:t>
             </w:r>
           </w:p>
         </w:tc>
@@ -13992,7 +13965,7 @@
               <w:rPr>
                 <w:sz w:val="14"/>
               </w:rPr>
-              <w:t>2027-07-07</w:t>
+              <w:t>2027-07-06</w:t>
             </w:r>
           </w:p>
         </w:tc>
@@ -14024,7 +13997,7 @@
               <w:rPr>
                 <w:sz w:val="14"/>
               </w:rPr>
-              <w:t>36</w:t>
+              <w:t>37</w:t>
             </w:r>
           </w:p>
         </w:tc>
@@ -14386,7 +14359,7 @@
               <w:rPr>
                 <w:sz w:val="14"/>
               </w:rPr>
-              <w:t>2027-07-15</w:t>
+              <w:t>2027-07-07</w:t>
             </w:r>
           </w:p>
         </w:tc>
@@ -14402,7 +14375,7 @@
               <w:rPr>
                 <w:sz w:val="14"/>
               </w:rPr>
-              <w:t>72</w:t>
+              <w:t>78</w:t>
             </w:r>
           </w:p>
         </w:tc>
@@ -14636,7 +14609,7 @@
               <w:rPr>
                 <w:sz w:val="14"/>
               </w:rPr>
-              <w:t>ALP-EPC-00UBA-SS-STL-0002</w:t>
+              <w:t>ALP-EPC-00UBA-SS-STL-0001</w:t>
             </w:r>
           </w:p>
         </w:tc>
@@ -14652,7 +14625,7 @@
               <w:rPr>
                 <w:sz w:val="14"/>
               </w:rPr>
-              <w:t>2027-05-12</w:t>
+              <w:t>2027-05-13</w:t>
             </w:r>
           </w:p>
         </w:tc>
@@ -14684,7 +14657,7 @@
               <w:rPr>
                 <w:sz w:val="14"/>
               </w:rPr>
-              <w:t>53</w:t>
+              <w:t>52</w:t>
             </w:r>
           </w:p>
         </w:tc>
@@ -14978,7 +14951,7 @@
               <w:rPr>
                 <w:sz w:val="14"/>
               </w:rPr>
-              <w:t>2027-09-16</w:t>
+              <w:t>2027-09-20</w:t>
             </w:r>
           </w:p>
         </w:tc>
@@ -15042,7 +15015,7 @@
               <w:rPr>
                 <w:sz w:val="14"/>
               </w:rPr>
-              <w:t>2027-04-13</w:t>
+              <w:t>2027-04-12</w:t>
             </w:r>
           </w:p>
         </w:tc>
@@ -15058,7 +15031,7 @@
               <w:rPr>
                 <w:sz w:val="14"/>
               </w:rPr>
-              <w:t>190</w:t>
+              <w:t>191</w:t>
             </w:r>
           </w:p>
         </w:tc>
@@ -15306,7 +15279,7 @@
               <w:rPr>
                 <w:sz w:val="14"/>
               </w:rPr>
-              <w:t>2027-06-07</w:t>
+              <w:t>2027-06-04</w:t>
             </w:r>
           </w:p>
         </w:tc>
@@ -15471,7 +15444,7 @@
               <w:rPr>
                 <w:sz w:val="14"/>
               </w:rPr>
-              <w:t>2027-10-11</w:t>
+              <w:t>2027-10-08</w:t>
             </w:r>
           </w:p>
         </w:tc>
@@ -15503,7 +15476,7 @@
               <w:rPr>
                 <w:sz w:val="14"/>
               </w:rPr>
-              <w:t>94</w:t>
+              <w:t>95</w:t>
             </w:r>
           </w:p>
         </w:tc>
@@ -15535,7 +15508,7 @@
               <w:rPr>
                 <w:sz w:val="14"/>
               </w:rPr>
-              <w:t>2027-04-13</w:t>
+              <w:t>2027-04-12</w:t>
             </w:r>
           </w:p>
         </w:tc>
@@ -15551,7 +15524,7 @@
               <w:rPr>
                 <w:sz w:val="14"/>
               </w:rPr>
-              <w:t>209</w:t>
+              <w:t>210</w:t>
             </w:r>
           </w:p>
         </w:tc>
@@ -15700,7 +15673,7 @@
               <w:rPr>
                 <w:sz w:val="14"/>
               </w:rPr>
-              <w:t>2027-07-08</w:t>
+              <w:t>2027-06-30</w:t>
             </w:r>
           </w:p>
         </w:tc>
@@ -15716,7 +15689,7 @@
               <w:rPr>
                 <w:sz w:val="14"/>
               </w:rPr>
-              <w:t>167</w:t>
+              <w:t>173</w:t>
             </w:r>
           </w:p>
         </w:tc>
@@ -16131,7 +16104,7 @@
               <w:rPr>
                 <w:sz w:val="14"/>
               </w:rPr>
-              <w:t>2027-09-29</w:t>
+              <w:t>2027-09-08</w:t>
             </w:r>
           </w:p>
         </w:tc>
@@ -16163,7 +16136,7 @@
               <w:rPr>
                 <w:sz w:val="14"/>
               </w:rPr>
-              <w:t>8</w:t>
+              <w:t>23</w:t>
             </w:r>
           </w:p>
         </w:tc>
@@ -16280,7 +16253,7 @@
               <w:rPr>
                 <w:sz w:val="14"/>
               </w:rPr>
-              <w:t>ALP-EPC-00UGA-CV-EFD-0001</w:t>
+              <w:t>ALP-EPC-00UGA-HV-GAD-0001</w:t>
             </w:r>
           </w:p>
         </w:tc>
@@ -16296,7 +16269,7 @@
               <w:rPr>
                 <w:sz w:val="14"/>
               </w:rPr>
-              <w:t>2027-06-03</w:t>
+              <w:t>2027-06-01</w:t>
             </w:r>
           </w:p>
         </w:tc>
@@ -16328,7 +16301,7 @@
               <w:rPr>
                 <w:sz w:val="14"/>
               </w:rPr>
-              <w:t>12</w:t>
+              <w:t>8</w:t>
             </w:r>
           </w:p>
         </w:tc>
@@ -16459,7 +16432,7 @@
               <w:rPr>
                 <w:sz w:val="14"/>
               </w:rPr>
-              <w:t>2027-10-19</w:t>
+              <w:t>2027-10-20</w:t>
             </w:r>
           </w:p>
         </w:tc>
@@ -16491,7 +16464,7 @@
               <w:rPr>
                 <w:sz w:val="14"/>
               </w:rPr>
-              <w:t>105</w:t>
+              <w:t>104</w:t>
             </w:r>
           </w:p>
         </w:tc>
@@ -16523,7 +16496,7 @@
               <w:rPr>
                 <w:sz w:val="14"/>
               </w:rPr>
-              <w:t>2027-04-13</w:t>
+              <w:t>2027-04-12</w:t>
             </w:r>
           </w:p>
         </w:tc>
@@ -16539,7 +16512,7 @@
               <w:rPr>
                 <w:sz w:val="14"/>
               </w:rPr>
-              <w:t>224</w:t>
+              <w:t>225</w:t>
             </w:r>
           </w:p>
         </w:tc>
@@ -16938,7 +16911,7 @@
               <w:rPr>
                 <w:sz w:val="14"/>
               </w:rPr>
-              <w:t>ALP-EPC-00GHA-PI-SUP-0001</w:t>
+              <w:t>ALP-EPC-00GUA-PI-SUP-0001</w:t>
             </w:r>
           </w:p>
         </w:tc>
@@ -16954,7 +16927,7 @@
               <w:rPr>
                 <w:sz w:val="14"/>
               </w:rPr>
-              <w:t>2028-03-13</w:t>
+              <w:t>2028-03-10</w:t>
             </w:r>
           </w:p>
         </w:tc>
@@ -16986,7 +16959,7 @@
               <w:rPr>
                 <w:sz w:val="14"/>
               </w:rPr>
-              <w:t>15</w:t>
+              <w:t>16</w:t>
             </w:r>
           </w:p>
         </w:tc>
@@ -17103,7 +17076,7 @@
               <w:rPr>
                 <w:sz w:val="14"/>
               </w:rPr>
-              <w:t>ALP-EPC-00UGA-SS-STL-0002</w:t>
+              <w:t>ALP-EPC-00UGA-SS-STL-0001</w:t>
             </w:r>
           </w:p>
         </w:tc>
@@ -17119,7 +17092,7 @@
               <w:rPr>
                 <w:sz w:val="14"/>
               </w:rPr>
-              <w:t>2027-05-07</w:t>
+              <w:t>2027-05-14</w:t>
             </w:r>
           </w:p>
         </w:tc>
@@ -17151,7 +17124,7 @@
               <w:rPr>
                 <w:sz w:val="14"/>
               </w:rPr>
-              <w:t>56</w:t>
+              <w:t>51</w:t>
             </w:r>
           </w:p>
         </w:tc>
@@ -17429,7 +17402,7 @@
               <w:rPr>
                 <w:sz w:val="14"/>
               </w:rPr>
-              <w:t>ALP-EPC-00UQA-EL-ELY-0002</w:t>
+              <w:t>ALP-EPC-00UQA-EL-ELY-0003</w:t>
             </w:r>
           </w:p>
         </w:tc>
@@ -17445,7 +17418,7 @@
               <w:rPr>
                 <w:sz w:val="14"/>
               </w:rPr>
-              <w:t>2027-09-29</w:t>
+              <w:t>2027-09-28</w:t>
             </w:r>
           </w:p>
         </w:tc>
@@ -17477,7 +17450,7 @@
               <w:rPr>
                 <w:sz w:val="14"/>
               </w:rPr>
-              <w:t>98</w:t>
+              <w:t>95</w:t>
             </w:r>
           </w:p>
         </w:tc>
@@ -17509,7 +17482,7 @@
               <w:rPr>
                 <w:sz w:val="14"/>
               </w:rPr>
-              <w:t>2027-04-13</w:t>
+              <w:t>2027-04-12</w:t>
             </w:r>
           </w:p>
         </w:tc>
@@ -17525,7 +17498,7 @@
               <w:rPr>
                 <w:sz w:val="14"/>
               </w:rPr>
-              <w:t>194</w:t>
+              <w:t>195</w:t>
             </w:r>
           </w:p>
         </w:tc>
@@ -17775,7 +17748,7 @@
               <w:rPr>
                 <w:sz w:val="14"/>
               </w:rPr>
-              <w:t>2027-07-20</w:t>
+              <w:t>2027-08-04</w:t>
             </w:r>
           </w:p>
         </w:tc>
@@ -17807,7 +17780,7 @@
               <w:rPr>
                 <w:sz w:val="14"/>
               </w:rPr>
-              <w:t>130</w:t>
+              <w:t>119</w:t>
             </w:r>
           </w:p>
         </w:tc>
@@ -18004,7 +17977,7 @@
               <w:rPr>
                 <w:sz w:val="14"/>
               </w:rPr>
-              <w:t>2027-07-29</w:t>
+              <w:t>2027-07-28</w:t>
             </w:r>
           </w:p>
         </w:tc>
@@ -18020,7 +17993,7 @@
               <w:rPr>
                 <w:sz w:val="14"/>
               </w:rPr>
-              <w:t>97</w:t>
+              <w:t>98</w:t>
             </w:r>
           </w:p>
         </w:tc>
@@ -18105,7 +18078,7 @@
               <w:rPr>
                 <w:sz w:val="14"/>
               </w:rPr>
-              <w:t>2027-06-21</w:t>
+              <w:t>2027-06-16</w:t>
             </w:r>
           </w:p>
         </w:tc>
@@ -18137,7 +18110,7 @@
               <w:rPr>
                 <w:sz w:val="14"/>
               </w:rPr>
-              <w:t>36</w:t>
+              <w:t>39</w:t>
             </w:r>
           </w:p>
         </w:tc>
@@ -18270,7 +18243,7 @@
               <w:rPr>
                 <w:sz w:val="14"/>
               </w:rPr>
-              <w:t>2027-07-28</w:t>
+              <w:t>2027-07-27</w:t>
             </w:r>
           </w:p>
         </w:tc>
@@ -18302,7 +18275,7 @@
               <w:rPr>
                 <w:sz w:val="14"/>
               </w:rPr>
-              <w:t>29</w:t>
+              <w:t>25</w:t>
             </w:r>
           </w:p>
         </w:tc>
@@ -18433,7 +18406,7 @@
               <w:rPr>
                 <w:sz w:val="14"/>
               </w:rPr>
-              <w:t>2027-09-03</w:t>
+              <w:t>2027-08-27</w:t>
             </w:r>
           </w:p>
         </w:tc>
@@ -18465,7 +18438,7 @@
               <w:rPr>
                 <w:sz w:val="14"/>
               </w:rPr>
-              <w:t>96</w:t>
+              <w:t>101</w:t>
             </w:r>
           </w:p>
         </w:tc>
@@ -18497,7 +18470,7 @@
               <w:rPr>
                 <w:sz w:val="14"/>
               </w:rPr>
-              <w:t>2027-04-13</w:t>
+              <w:t>2027-04-12</w:t>
             </w:r>
           </w:p>
         </w:tc>
@@ -18513,7 +18486,7 @@
               <w:rPr>
                 <w:sz w:val="14"/>
               </w:rPr>
-              <w:t>184</w:t>
+              <w:t>185</w:t>
             </w:r>
           </w:p>
         </w:tc>
@@ -18928,7 +18901,7 @@
               <w:rPr>
                 <w:sz w:val="14"/>
               </w:rPr>
-              <w:t>2027-12-09</w:t>
+              <w:t>2027-12-10</w:t>
             </w:r>
           </w:p>
         </w:tc>
@@ -18960,7 +18933,7 @@
               <w:rPr>
                 <w:sz w:val="14"/>
               </w:rPr>
-              <w:t>32</w:t>
+              <w:t>31</w:t>
             </w:r>
           </w:p>
         </w:tc>
@@ -19093,7 +19066,7 @@
               <w:rPr>
                 <w:sz w:val="14"/>
               </w:rPr>
-              <w:t>2027-06-25</w:t>
+              <w:t>2027-06-23</w:t>
             </w:r>
           </w:p>
         </w:tc>
@@ -19125,7 +19098,7 @@
               <w:rPr>
                 <w:sz w:val="14"/>
               </w:rPr>
-              <w:t>18</w:t>
+              <w:t>20</w:t>
             </w:r>
           </w:p>
         </w:tc>
@@ -19256,7 +19229,7 @@
               <w:rPr>
                 <w:sz w:val="14"/>
               </w:rPr>
-              <w:t>2027-09-21</w:t>
+              <w:t>2027-09-28</w:t>
             </w:r>
           </w:p>
         </w:tc>
@@ -19288,7 +19261,7 @@
               <w:rPr>
                 <w:sz w:val="14"/>
               </w:rPr>
-              <w:t>101</w:t>
+              <w:t>96</w:t>
             </w:r>
           </w:p>
         </w:tc>
@@ -19320,7 +19293,7 @@
               <w:rPr>
                 <w:sz w:val="14"/>
               </w:rPr>
-              <w:t>2027-04-13</w:t>
+              <w:t>2027-04-12</w:t>
             </w:r>
           </w:p>
         </w:tc>
@@ -19336,7 +19309,7 @@
               <w:rPr>
                 <w:sz w:val="14"/>
               </w:rPr>
-              <w:t>204</w:t>
+              <w:t>205</w:t>
             </w:r>
           </w:p>
         </w:tc>
@@ -19650,7 +19623,7 @@
               <w:rPr>
                 <w:sz w:val="14"/>
               </w:rPr>
-              <w:t>2027-05-11</w:t>
+              <w:t>2027-05-06</w:t>
             </w:r>
           </w:p>
         </w:tc>
@@ -19666,7 +19639,7 @@
               <w:rPr>
                 <w:sz w:val="14"/>
               </w:rPr>
-              <w:t>104</w:t>
+              <w:t>107</w:t>
             </w:r>
           </w:p>
         </w:tc>
@@ -20143,7 +20116,7 @@
               <w:rPr>
                 <w:sz w:val="14"/>
               </w:rPr>
-              <w:t>2027-04-13</w:t>
+              <w:t>2027-04-12</w:t>
             </w:r>
           </w:p>
         </w:tc>
@@ -20159,7 +20132,7 @@
               <w:rPr>
                 <w:sz w:val="14"/>
               </w:rPr>
-              <w:t>149</w:t>
+              <w:t>150</w:t>
             </w:r>
           </w:p>
         </w:tc>
@@ -20574,7 +20547,7 @@
               <w:rPr>
                 <w:sz w:val="14"/>
               </w:rPr>
-              <w:t>2027-06-18</w:t>
+              <w:t>2027-06-22</w:t>
             </w:r>
           </w:p>
         </w:tc>
@@ -20606,7 +20579,7 @@
               <w:rPr>
                 <w:sz w:val="14"/>
               </w:rPr>
-              <w:t>35</w:t>
+              <w:t>33</w:t>
             </w:r>
           </w:p>
         </w:tc>
@@ -20902,7 +20875,7 @@
               <w:rPr>
                 <w:sz w:val="14"/>
               </w:rPr>
-              <w:t>2027-06-21</w:t>
+              <w:t>2027-06-17</w:t>
             </w:r>
           </w:p>
         </w:tc>
@@ -21294,7 +21267,7 @@
               <w:rPr>
                 <w:sz w:val="14"/>
               </w:rPr>
-              <w:t>2027-07-01</w:t>
+              <w:t>2027-07-06</w:t>
             </w:r>
           </w:p>
         </w:tc>
@@ -21310,7 +21283,7 @@
               <w:rPr>
                 <w:sz w:val="14"/>
               </w:rPr>
-              <w:t>67</w:t>
+              <w:t>64</w:t>
             </w:r>
           </w:p>
         </w:tc>
@@ -23437,7 +23410,7 @@
               <w:rPr>
                 <w:sz w:val="14"/>
               </w:rPr>
-              <w:t>2027-03-16</w:t>
+              <w:t>2027-03-15</w:t>
             </w:r>
           </w:p>
         </w:tc>
@@ -23453,7 +23426,7 @@
               <w:rPr>
                 <w:sz w:val="14"/>
               </w:rPr>
-              <w:t>2027-04-13</w:t>
+              <w:t>2027-04-12</w:t>
             </w:r>
           </w:p>
         </w:tc>
@@ -23469,7 +23442,7 @@
               <w:rPr>
                 <w:sz w:val="14"/>
               </w:rPr>
-              <w:t>2027-08-17</w:t>
+              <w:t>2027-08-16</w:t>
             </w:r>
           </w:p>
         </w:tc>
@@ -23517,7 +23490,7 @@
               <w:rPr>
                 <w:sz w:val="14"/>
               </w:rPr>
-              <w:t>69</w:t>
+              <w:t>70</w:t>
             </w:r>
           </w:p>
         </w:tc>
@@ -23783,7 +23756,7 @@
               <w:rPr>
                 <w:sz w:val="14"/>
               </w:rPr>
-              <w:t>2027-03-04</w:t>
+              <w:t>2027-03-09</w:t>
             </w:r>
           </w:p>
         </w:tc>
@@ -23799,7 +23772,7 @@
               <w:rPr>
                 <w:sz w:val="14"/>
               </w:rPr>
-              <w:t>2027-05-06</w:t>
+              <w:t>2027-05-11</w:t>
             </w:r>
           </w:p>
         </w:tc>
@@ -23815,7 +23788,7 @@
               <w:rPr>
                 <w:sz w:val="14"/>
               </w:rPr>
-              <w:t>2027-07-01</w:t>
+              <w:t>2027-07-06</w:t>
             </w:r>
           </w:p>
         </w:tc>
@@ -23831,7 +23804,7 @@
               <w:rPr>
                 <w:sz w:val="14"/>
               </w:rPr>
-              <w:t>2027-09-16</w:t>
+              <w:t>2027-09-21</w:t>
             </w:r>
           </w:p>
         </w:tc>
@@ -23879,7 +23852,7 @@
               <w:rPr>
                 <w:sz w:val="14"/>
               </w:rPr>
-              <w:t>32</w:t>
+              <w:t>29</w:t>
             </w:r>
           </w:p>
         </w:tc>
@@ -24145,7 +24118,7 @@
               <w:rPr>
                 <w:sz w:val="14"/>
               </w:rPr>
-              <w:t>2027-04-01</w:t>
+              <w:t>2027-03-24</w:t>
             </w:r>
           </w:p>
         </w:tc>
@@ -24161,7 +24134,7 @@
               <w:rPr>
                 <w:sz w:val="14"/>
               </w:rPr>
-              <w:t>2027-06-17</w:t>
+              <w:t>2027-06-09</w:t>
             </w:r>
           </w:p>
         </w:tc>
@@ -24177,7 +24150,7 @@
               <w:rPr>
                 <w:sz w:val="14"/>
               </w:rPr>
-              <w:t>2027-07-15</w:t>
+              <w:t>2027-07-07</w:t>
             </w:r>
           </w:p>
         </w:tc>
@@ -24193,7 +24166,7 @@
               <w:rPr>
                 <w:sz w:val="14"/>
               </w:rPr>
-              <w:t>2027-06-17</w:t>
+              <w:t>2027-06-09</w:t>
             </w:r>
           </w:p>
         </w:tc>
@@ -24241,7 +24214,7 @@
               <w:rPr>
                 <w:sz w:val="14"/>
               </w:rPr>
-              <w:t>112</w:t>
+              <w:t>118</w:t>
             </w:r>
           </w:p>
         </w:tc>
@@ -25066,7 +25039,7 @@
               <w:rPr>
                 <w:sz w:val="14"/>
               </w:rPr>
-              <w:t>2027-03-22</w:t>
+              <w:t>2027-03-19</w:t>
             </w:r>
           </w:p>
         </w:tc>
@@ -25082,7 +25055,7 @@
               <w:rPr>
                 <w:sz w:val="14"/>
               </w:rPr>
-              <w:t>2027-05-17</w:t>
+              <w:t>2027-05-14</w:t>
             </w:r>
           </w:p>
         </w:tc>
@@ -25098,7 +25071,7 @@
               <w:rPr>
                 <w:sz w:val="14"/>
               </w:rPr>
-              <w:t>2027-11-15</w:t>
+              <w:t>2027-11-12</w:t>
             </w:r>
           </w:p>
         </w:tc>
@@ -25146,7 +25119,7 @@
               <w:rPr>
                 <w:sz w:val="14"/>
               </w:rPr>
-              <w:t>80</w:t>
+              <w:t>81</w:t>
             </w:r>
           </w:p>
         </w:tc>
@@ -25247,7 +25220,7 @@
               <w:rPr>
                 <w:sz w:val="14"/>
               </w:rPr>
-              <w:t>2027-03-22</w:t>
+              <w:t>2027-03-23</w:t>
             </w:r>
           </w:p>
         </w:tc>
@@ -25263,7 +25236,7 @@
               <w:rPr>
                 <w:sz w:val="14"/>
               </w:rPr>
-              <w:t>2027-05-17</w:t>
+              <w:t>2027-05-18</w:t>
             </w:r>
           </w:p>
         </w:tc>
@@ -25279,7 +25252,7 @@
               <w:rPr>
                 <w:sz w:val="14"/>
               </w:rPr>
-              <w:t>2027-11-15</w:t>
+              <w:t>2027-11-16</w:t>
             </w:r>
           </w:p>
         </w:tc>
@@ -25327,7 +25300,7 @@
               <w:rPr>
                 <w:sz w:val="14"/>
               </w:rPr>
-              <w:t>80</w:t>
+              <w:t>79</w:t>
             </w:r>
           </w:p>
         </w:tc>
@@ -25955,7 +25928,7 @@
               <w:rPr>
                 <w:sz w:val="14"/>
               </w:rPr>
-              <w:t>2027-03-25</w:t>
+              <w:t>2027-03-22</w:t>
             </w:r>
           </w:p>
         </w:tc>
@@ -25971,7 +25944,7 @@
               <w:rPr>
                 <w:sz w:val="14"/>
               </w:rPr>
-              <w:t>2027-05-27</w:t>
+              <w:t>2027-05-24</w:t>
             </w:r>
           </w:p>
         </w:tc>
@@ -25987,7 +25960,7 @@
               <w:rPr>
                 <w:sz w:val="14"/>
               </w:rPr>
-              <w:t>2027-07-22</w:t>
+              <w:t>2027-07-19</w:t>
             </w:r>
           </w:p>
         </w:tc>
@@ -26003,7 +25976,7 @@
               <w:rPr>
                 <w:sz w:val="14"/>
               </w:rPr>
-              <w:t>2027-10-28</w:t>
+              <w:t>2027-10-25</w:t>
             </w:r>
           </w:p>
         </w:tc>
@@ -26051,7 +26024,7 @@
               <w:rPr>
                 <w:sz w:val="14"/>
               </w:rPr>
-              <w:t>37</w:t>
+              <w:t>40</w:t>
             </w:r>
           </w:p>
         </w:tc>
@@ -26498,7 +26471,7 @@
               <w:rPr>
                 <w:sz w:val="14"/>
               </w:rPr>
-              <w:t>2027-04-22</w:t>
+              <w:t>2027-04-14</w:t>
             </w:r>
           </w:p>
         </w:tc>
@@ -26514,7 +26487,7 @@
               <w:rPr>
                 <w:sz w:val="14"/>
               </w:rPr>
-              <w:t>2027-06-10</w:t>
+              <w:t>2027-06-02</w:t>
             </w:r>
           </w:p>
         </w:tc>
@@ -26530,7 +26503,7 @@
               <w:rPr>
                 <w:sz w:val="14"/>
               </w:rPr>
-              <w:t>2027-07-08</w:t>
+              <w:t>2027-06-30</w:t>
             </w:r>
           </w:p>
         </w:tc>
@@ -26546,7 +26519,7 @@
               <w:rPr>
                 <w:sz w:val="14"/>
               </w:rPr>
-              <w:t>2027-09-16</w:t>
+              <w:t>2027-09-08</w:t>
             </w:r>
           </w:p>
         </w:tc>
@@ -26594,7 +26567,7 @@
               <w:rPr>
                 <w:sz w:val="14"/>
               </w:rPr>
-              <w:t>122</w:t>
+              <w:t>128</w:t>
             </w:r>
           </w:p>
         </w:tc>
@@ -27781,7 +27754,7 @@
               <w:rPr>
                 <w:sz w:val="14"/>
               </w:rPr>
-              <w:t>2027-03-22</w:t>
+              <w:t>2027-03-17</w:t>
             </w:r>
           </w:p>
         </w:tc>
@@ -27797,7 +27770,7 @@
               <w:rPr>
                 <w:sz w:val="14"/>
               </w:rPr>
-              <w:t>2027-05-17</w:t>
+              <w:t>2027-05-12</w:t>
             </w:r>
           </w:p>
         </w:tc>
@@ -27813,7 +27786,7 @@
               <w:rPr>
                 <w:sz w:val="14"/>
               </w:rPr>
-              <w:t>2027-11-15</w:t>
+              <w:t>2027-11-10</w:t>
             </w:r>
           </w:p>
         </w:tc>
@@ -27861,7 +27834,7 @@
               <w:rPr>
                 <w:sz w:val="14"/>
               </w:rPr>
-              <w:t>75</w:t>
+              <w:t>78</w:t>
             </w:r>
           </w:p>
         </w:tc>
@@ -28489,7 +28462,7 @@
               <w:rPr>
                 <w:sz w:val="14"/>
               </w:rPr>
-              <w:t>2027-03-22</w:t>
+              <w:t>2027-03-29</w:t>
             </w:r>
           </w:p>
         </w:tc>
@@ -28505,7 +28478,7 @@
               <w:rPr>
                 <w:sz w:val="14"/>
               </w:rPr>
-              <w:t>2027-05-10</w:t>
+              <w:t>2027-05-17</w:t>
             </w:r>
           </w:p>
         </w:tc>
@@ -28521,7 +28494,7 @@
               <w:rPr>
                 <w:sz w:val="14"/>
               </w:rPr>
-              <w:t>2027-06-21</w:t>
+              <w:t>2027-06-28</w:t>
             </w:r>
           </w:p>
         </w:tc>
@@ -28537,7 +28510,7 @@
               <w:rPr>
                 <w:sz w:val="14"/>
               </w:rPr>
-              <w:t>2027-10-11</w:t>
+              <w:t>2027-10-18</w:t>
             </w:r>
           </w:p>
         </w:tc>
@@ -28585,7 +28558,7 @@
               <w:rPr>
                 <w:sz w:val="14"/>
               </w:rPr>
-              <w:t>35</w:t>
+              <w:t>30</w:t>
             </w:r>
           </w:p>
         </w:tc>
@@ -28670,7 +28643,7 @@
               <w:rPr>
                 <w:sz w:val="14"/>
               </w:rPr>
-              <w:t>2027-03-10</w:t>
+              <w:t>2027-03-25</w:t>
             </w:r>
           </w:p>
         </w:tc>
@@ -28686,7 +28659,7 @@
               <w:rPr>
                 <w:sz w:val="14"/>
               </w:rPr>
-              <w:t>2027-04-28</w:t>
+              <w:t>2027-05-13</w:t>
             </w:r>
           </w:p>
         </w:tc>
@@ -28702,7 +28675,7 @@
               <w:rPr>
                 <w:sz w:val="14"/>
               </w:rPr>
-              <w:t>2027-06-09</w:t>
+              <w:t>2027-06-24</w:t>
             </w:r>
           </w:p>
         </w:tc>
@@ -28718,7 +28691,7 @@
               <w:rPr>
                 <w:sz w:val="14"/>
               </w:rPr>
-              <w:t>2027-11-10</w:t>
+              <w:t>2027-11-25</w:t>
             </w:r>
           </w:p>
         </w:tc>
@@ -28766,7 +28739,7 @@
               <w:rPr>
                 <w:sz w:val="14"/>
               </w:rPr>
-              <w:t>13</w:t>
+              <w:t>2</w:t>
             </w:r>
           </w:p>
         </w:tc>
@@ -29772,7 +29745,7 @@
               <w:rPr>
                 <w:sz w:val="14"/>
               </w:rPr>
-              <w:t>2027-03-30</w:t>
+              <w:t>2027-03-25</w:t>
             </w:r>
           </w:p>
         </w:tc>
@@ -29788,7 +29761,7 @@
               <w:rPr>
                 <w:sz w:val="14"/>
               </w:rPr>
-              <w:t>2027-05-11</w:t>
+              <w:t>2027-05-06</w:t>
             </w:r>
           </w:p>
         </w:tc>
@@ -29804,7 +29777,7 @@
               <w:rPr>
                 <w:sz w:val="14"/>
               </w:rPr>
-              <w:t>2027-07-06</w:t>
+              <w:t>2027-07-01</w:t>
             </w:r>
           </w:p>
         </w:tc>
@@ -29852,7 +29825,7 @@
               <w:rPr>
                 <w:sz w:val="14"/>
               </w:rPr>
-              <w:t>84</w:t>
+              <w:t>87</w:t>
             </w:r>
           </w:p>
         </w:tc>
@@ -30661,7 +30634,7 @@
               <w:rPr>
                 <w:sz w:val="14"/>
               </w:rPr>
-              <w:t>2027-04-29</w:t>
+              <w:t>2027-04-28</w:t>
             </w:r>
           </w:p>
         </w:tc>
@@ -30677,7 +30650,7 @@
               <w:rPr>
                 <w:sz w:val="14"/>
               </w:rPr>
-              <w:t>2027-07-01</w:t>
+              <w:t>2027-06-30</w:t>
             </w:r>
           </w:p>
         </w:tc>
@@ -30693,7 +30666,7 @@
               <w:rPr>
                 <w:sz w:val="14"/>
               </w:rPr>
-              <w:t>2027-07-29</w:t>
+              <w:t>2027-07-28</w:t>
             </w:r>
           </w:p>
         </w:tc>
@@ -30709,7 +30682,7 @@
               <w:rPr>
                 <w:sz w:val="14"/>
               </w:rPr>
-              <w:t>2027-07-01</w:t>
+              <w:t>2027-06-30</w:t>
             </w:r>
           </w:p>
         </w:tc>
@@ -30757,7 +30730,7 @@
               <w:rPr>
                 <w:sz w:val="14"/>
               </w:rPr>
-              <w:t>137</w:t>
+              <w:t>138</w:t>
             </w:r>
           </w:p>
         </w:tc>
@@ -31023,7 +30996,7 @@
               <w:rPr>
                 <w:sz w:val="14"/>
               </w:rPr>
-              <w:t>2027-06-30</w:t>
+              <w:t>2027-06-28</w:t>
             </w:r>
           </w:p>
         </w:tc>
@@ -31039,7 +31012,7 @@
               <w:rPr>
                 <w:sz w:val="14"/>
               </w:rPr>
-              <w:t>2027-09-01</w:t>
+              <w:t>2027-08-30</w:t>
             </w:r>
           </w:p>
         </w:tc>
@@ -31055,7 +31028,7 @@
               <w:rPr>
                 <w:sz w:val="14"/>
               </w:rPr>
-              <w:t>2027-09-29</w:t>
+              <w:t>2027-09-27</w:t>
             </w:r>
           </w:p>
         </w:tc>
@@ -31071,7 +31044,7 @@
               <w:rPr>
                 <w:sz w:val="14"/>
               </w:rPr>
-              <w:t>2027-09-01</w:t>
+              <w:t>2027-08-30</w:t>
             </w:r>
           </w:p>
         </w:tc>
@@ -31119,7 +31092,7 @@
               <w:rPr>
                 <w:sz w:val="14"/>
               </w:rPr>
-              <w:t>53</w:t>
+              <w:t>55</w:t>
             </w:r>
           </w:p>
         </w:tc>
@@ -32652,7 +32625,7 @@
               <w:rPr>
                 <w:sz w:val="14"/>
               </w:rPr>
-              <w:t>2027-03-12</w:t>
+              <w:t>2026-12-10</w:t>
             </w:r>
           </w:p>
         </w:tc>
@@ -32668,7 +32641,7 @@
               <w:rPr>
                 <w:sz w:val="14"/>
               </w:rPr>
-              <w:t>2027-05-07</w:t>
+              <w:t>2027-04-05</w:t>
             </w:r>
           </w:p>
         </w:tc>
@@ -32684,7 +32657,7 @@
               <w:rPr>
                 <w:sz w:val="14"/>
               </w:rPr>
-              <w:t>2027-06-18</w:t>
+              <w:t>2027-05-17</w:t>
             </w:r>
           </w:p>
         </w:tc>
@@ -32700,7 +32673,7 @@
               <w:rPr>
                 <w:sz w:val="14"/>
               </w:rPr>
-              <w:t>2027-09-17</w:t>
+              <w:t>2027-08-16</w:t>
             </w:r>
           </w:p>
         </w:tc>
@@ -32748,7 +32721,7 @@
               <w:rPr>
                 <w:sz w:val="14"/>
               </w:rPr>
-              <w:t>81</w:t>
+              <w:t>105</w:t>
             </w:r>
           </w:p>
         </w:tc>
@@ -32849,7 +32822,7 @@
               <w:rPr>
                 <w:sz w:val="14"/>
               </w:rPr>
-              <w:t>2027-03-31</w:t>
+              <w:t>2027-04-01</w:t>
             </w:r>
           </w:p>
         </w:tc>
@@ -32865,7 +32838,7 @@
               <w:rPr>
                 <w:sz w:val="14"/>
               </w:rPr>
-              <w:t>2027-05-26</w:t>
+              <w:t>2027-05-27</w:t>
             </w:r>
           </w:p>
         </w:tc>
@@ -32881,7 +32854,7 @@
               <w:rPr>
                 <w:sz w:val="14"/>
               </w:rPr>
-              <w:t>2027-09-08</w:t>
+              <w:t>2027-09-09</w:t>
             </w:r>
           </w:p>
         </w:tc>
@@ -32929,7 +32902,7 @@
               <w:rPr>
                 <w:sz w:val="14"/>
               </w:rPr>
-              <w:t>88</w:t>
+              <w:t>87</w:t>
             </w:r>
           </w:p>
         </w:tc>
@@ -33362,7 +33335,7 @@
     </w:p>
     <w:p>
       <w:r>
-        <w:t>111 OK, 18 INFO, 0 WARN (checks: AWP, EWP float, EWP vendor data, PWP float, agreement, coverage CWP, coverage EWP). WARN must be resolved before the next issue; INFO is noted.</w:t>
+        <w:t>110 OK, 19 INFO, 0 WARN (checks: AWP, EWP float, EWP vendor data, PWP float, agreement, coverage CWP, coverage EWP). WARN must be resolved before the next issue; INFO is noted.</w:t>
       </w:r>
     </w:p>
     <w:tbl>
@@ -33808,7 +33781,7 @@
               <w:rPr>
                 <w:sz w:val="15"/>
               </w:rPr>
-              <w:t>EWP-06-CV-01</w:t>
+              <w:t>EWP-07-CV-01</w:t>
             </w:r>
           </w:p>
         </w:tc>
@@ -33856,7 +33829,7 @@
               <w:rPr>
                 <w:sz w:val="15"/>
               </w:rPr>
-              <w:t>IFC 2027-09-29 (ALP-EPC-00UPA-EL-ELY-0001), needed 2027-09-03 for CWP-06-CV-01 start 2027-10-01: float 8 wd</w:t>
+              <w:t>IFC 2027-06-01 (ALP-EPC-00UGA-HV-GAD-0001), needed 2027-04-05 for CWP-07-CV-01 start 2027-05-03: float 8 wd</w:t>
             </w:r>
           </w:p>
         </w:tc>
@@ -34547,6 +34520,75 @@
                 <w:sz w:val="15"/>
               </w:rPr>
               <w:t>PO 2027-01-14, on site 2027-11-18, needed 2027-11-29 (CWP-08-ME-01): float 7 wd</w:t>
+            </w:r>
+          </w:p>
+        </w:tc>
+      </w:tr>
+      <w:tr>
+        <w:trPr>
+          <w:cantSplit w:val="true"/>
+        </w:trPr>
+        <w:tc>
+          <w:tcPr>
+            <w:tcW w:type="dxa" w:w="1814"/>
+          </w:tcPr>
+          <w:p>
+            <w:pPr>
+              <w:spacing w:after="0"/>
+            </w:pPr>
+            <w:r>
+              <w:rPr>
+                <w:sz w:val="15"/>
+              </w:rPr>
+              <w:t>MR-ME-011</w:t>
+            </w:r>
+          </w:p>
+        </w:tc>
+        <w:tc>
+          <w:tcPr>
+            <w:tcW w:type="dxa" w:w="1587"/>
+          </w:tcPr>
+          <w:p>
+            <w:pPr>
+              <w:spacing w:after="0"/>
+            </w:pPr>
+            <w:r>
+              <w:rPr>
+                <w:sz w:val="15"/>
+              </w:rPr>
+              <w:t>PWP float</w:t>
+            </w:r>
+          </w:p>
+        </w:tc>
+        <w:tc>
+          <w:tcPr>
+            <w:tcW w:type="dxa" w:w="794"/>
+          </w:tcPr>
+          <w:p>
+            <w:pPr>
+              <w:spacing w:after="0"/>
+            </w:pPr>
+            <w:r>
+              <w:rPr>
+                <w:sz w:val="15"/>
+              </w:rPr>
+              <w:t>INFO</w:t>
+            </w:r>
+          </w:p>
+        </w:tc>
+        <w:tc>
+          <w:tcPr>
+            <w:tcW w:type="dxa" w:w="10602"/>
+          </w:tcPr>
+          <w:p>
+            <w:pPr>
+              <w:spacing w:after="0"/>
+            </w:pPr>
+            <w:r>
+              <w:rPr>
+                <w:sz w:val="15"/>
+              </w:rPr>
+              <w:t>PO 2027-05-13, on site 2027-11-25, needed 2027-11-29 (CWP-08-ME-01): float 2 wd</w:t>
             </w:r>
           </w:p>
         </w:tc>
@@ -35062,7 +35104,7 @@
       <w:rPr>
         <w:sz w:val="14"/>
       </w:rPr>
-      <w:t>engine procedures v1.4.0 | data 13dbdbeca1a87ab1 | generated 2026-09-28 - generated from the project database; do not edit</w:t>
+      <w:t>engine procedures v1.5.0 | data 487fc4777e4a2d59 | generated 2026-09-28 - generated from the project database; do not edit</w:t>
     </w:r>
   </w:p>
 </w:ftr>
@@ -35079,7 +35121,7 @@
       <w:rPr>
         <w:sz w:val="14"/>
       </w:rPr>
-      <w:t>Alpilla 600 MW Combined Cycle Power Plant | ALP-EPC-00000-GE-PLN-0002</w:t>
+      <w:t>Alpilla 600 MW Combined Cycle Power Plant | ALP-EPC-00000-GE-PLN-0002 | Rev A</w:t>
     </w:r>
   </w:p>
 </w:hdr>

--- a/output/procedures/ALP-EPC-00000-GE-PLN-0002.docx
+++ b/output/procedures/ALP-EPC-00000-GE-PLN-0002.docx
@@ -903,7 +903,7 @@
               <w:rPr>
                 <w:sz w:val="14"/>
               </w:rPr>
-              <w:t>11</w:t>
+              <w:t>13</w:t>
             </w:r>
           </w:p>
         </w:tc>
@@ -1568,7 +1568,7 @@
               <w:rPr>
                 <w:sz w:val="14"/>
               </w:rPr>
-              <w:t>45</w:t>
+              <w:t>47</w:t>
             </w:r>
           </w:p>
         </w:tc>
@@ -1701,7 +1701,7 @@
               <w:rPr>
                 <w:sz w:val="14"/>
               </w:rPr>
-              <w:t>36</w:t>
+              <w:t>42</w:t>
             </w:r>
           </w:p>
         </w:tc>
@@ -1834,7 +1834,7 @@
               <w:rPr>
                 <w:sz w:val="14"/>
               </w:rPr>
-              <w:t>54</w:t>
+              <w:t>55</w:t>
             </w:r>
           </w:p>
         </w:tc>
@@ -2979,7 +2979,7 @@
               <w:rPr>
                 <w:sz w:val="14"/>
               </w:rPr>
-              <w:t>2027-10-08</w:t>
+              <w:t>2027-10-07</w:t>
             </w:r>
           </w:p>
         </w:tc>
@@ -2995,7 +2995,7 @@
               <w:rPr>
                 <w:sz w:val="14"/>
               </w:rPr>
-              <w:t>92</w:t>
+              <w:t>93</w:t>
             </w:r>
           </w:p>
         </w:tc>
@@ -3128,7 +3128,7 @@
               <w:rPr>
                 <w:sz w:val="14"/>
               </w:rPr>
-              <w:t>2027-05-26</w:t>
+              <w:t>2027-05-27</w:t>
             </w:r>
           </w:p>
         </w:tc>
@@ -3144,7 +3144,7 @@
               <w:rPr>
                 <w:sz w:val="14"/>
               </w:rPr>
-              <w:t>137</w:t>
+              <w:t>136</w:t>
             </w:r>
           </w:p>
         </w:tc>
@@ -4038,7 +4038,7 @@
               <w:rPr>
                 <w:sz w:val="14"/>
               </w:rPr>
-              <w:t>20</w:t>
+              <w:t>19</w:t>
             </w:r>
           </w:p>
         </w:tc>
@@ -4171,7 +4171,7 @@
               <w:rPr>
                 <w:sz w:val="14"/>
               </w:rPr>
-              <w:t>2027-11-02</w:t>
+              <w:t>2027-11-04</w:t>
             </w:r>
           </w:p>
         </w:tc>
@@ -4187,7 +4187,7 @@
               <w:rPr>
                 <w:sz w:val="14"/>
               </w:rPr>
-              <w:t>106</w:t>
+              <w:t>104</w:t>
             </w:r>
           </w:p>
         </w:tc>
@@ -5661,7 +5661,7 @@
               <w:rPr>
                 <w:sz w:val="14"/>
               </w:rPr>
-              <w:t>2027-09-20</w:t>
+              <w:t>2027-09-16</w:t>
             </w:r>
           </w:p>
         </w:tc>
@@ -5677,7 +5677,7 @@
               <w:rPr>
                 <w:sz w:val="14"/>
               </w:rPr>
-              <w:t>103</w:t>
+              <w:t>102</w:t>
             </w:r>
           </w:p>
         </w:tc>
@@ -6704,7 +6704,7 @@
               <w:rPr>
                 <w:sz w:val="14"/>
               </w:rPr>
-              <w:t>2027-09-08</w:t>
+              <w:t>2027-09-06</w:t>
             </w:r>
           </w:p>
         </w:tc>
@@ -6720,7 +6720,7 @@
               <w:rPr>
                 <w:sz w:val="14"/>
               </w:rPr>
-              <w:t>23</w:t>
+              <w:t>25</w:t>
             </w:r>
           </w:p>
         </w:tc>
@@ -6869,7 +6869,7 @@
               <w:rPr>
                 <w:sz w:val="14"/>
               </w:rPr>
-              <w:t>8</w:t>
+              <w:t>10</w:t>
             </w:r>
           </w:p>
         </w:tc>
@@ -7002,7 +7002,7 @@
               <w:rPr>
                 <w:sz w:val="14"/>
               </w:rPr>
-              <w:t>2027-10-20</w:t>
+              <w:t>2027-10-19</w:t>
             </w:r>
           </w:p>
         </w:tc>
@@ -7018,7 +7018,7 @@
               <w:rPr>
                 <w:sz w:val="14"/>
               </w:rPr>
-              <w:t>104</w:t>
+              <w:t>105</w:t>
             </w:r>
           </w:p>
         </w:tc>
@@ -7481,7 +7481,7 @@
               <w:rPr>
                 <w:sz w:val="14"/>
               </w:rPr>
-              <w:t>2027-07-16</w:t>
+              <w:t>2027-07-15</w:t>
             </w:r>
           </w:p>
         </w:tc>
@@ -7747,7 +7747,7 @@
               <w:rPr>
                 <w:sz w:val="14"/>
               </w:rPr>
-              <w:t>2027-06-08</w:t>
+              <w:t>2027-06-07</w:t>
             </w:r>
           </w:p>
         </w:tc>
@@ -7912,7 +7912,7 @@
               <w:rPr>
                 <w:sz w:val="14"/>
               </w:rPr>
-              <w:t>95</w:t>
+              <w:t>97</w:t>
             </w:r>
           </w:p>
         </w:tc>
@@ -8194,7 +8194,7 @@
               <w:rPr>
                 <w:sz w:val="14"/>
               </w:rPr>
-              <w:t>2027-08-04</w:t>
+              <w:t>2027-08-03</w:t>
             </w:r>
           </w:p>
         </w:tc>
@@ -8210,7 +8210,7 @@
               <w:rPr>
                 <w:sz w:val="14"/>
               </w:rPr>
-              <w:t>119</w:t>
+              <w:t>120</w:t>
             </w:r>
           </w:p>
         </w:tc>
@@ -8226,7 +8226,7 @@
               <w:rPr>
                 <w:sz w:val="14"/>
               </w:rPr>
-              <w:t>2027-11-25</w:t>
+              <w:t>2027-11-24</w:t>
             </w:r>
           </w:p>
         </w:tc>
@@ -8492,7 +8492,7 @@
               <w:rPr>
                 <w:sz w:val="14"/>
               </w:rPr>
-              <w:t>2027-06-16</w:t>
+              <w:t>2027-06-15</w:t>
             </w:r>
           </w:p>
         </w:tc>
@@ -8508,7 +8508,7 @@
               <w:rPr>
                 <w:sz w:val="14"/>
               </w:rPr>
-              <w:t>39</w:t>
+              <w:t>40</w:t>
             </w:r>
           </w:p>
         </w:tc>
@@ -8790,7 +8790,7 @@
               <w:rPr>
                 <w:sz w:val="14"/>
               </w:rPr>
-              <w:t>2027-08-27</w:t>
+              <w:t>2027-08-25</w:t>
             </w:r>
           </w:p>
         </w:tc>
@@ -8806,7 +8806,7 @@
               <w:rPr>
                 <w:sz w:val="14"/>
               </w:rPr>
-              <w:t>101</w:t>
+              <w:t>103</w:t>
             </w:r>
           </w:p>
         </w:tc>
@@ -9269,7 +9269,7 @@
               <w:rPr>
                 <w:sz w:val="14"/>
               </w:rPr>
-              <w:t>2027-07-16</w:t>
+              <w:t>2027-07-15</w:t>
             </w:r>
           </w:p>
         </w:tc>
@@ -9535,7 +9535,7 @@
               <w:rPr>
                 <w:sz w:val="14"/>
               </w:rPr>
-              <w:t>2027-09-28</w:t>
+              <w:t>2027-09-27</w:t>
             </w:r>
           </w:p>
         </w:tc>
@@ -9551,7 +9551,7 @@
               <w:rPr>
                 <w:sz w:val="14"/>
               </w:rPr>
-              <w:t>96</w:t>
+              <w:t>97</w:t>
             </w:r>
           </w:p>
         </w:tc>
@@ -10014,7 +10014,7 @@
               <w:rPr>
                 <w:sz w:val="14"/>
               </w:rPr>
-              <w:t>2027-07-16</w:t>
+              <w:t>2027-07-15</w:t>
             </w:r>
           </w:p>
         </w:tc>
@@ -10727,7 +10727,7 @@
               <w:rPr>
                 <w:sz w:val="14"/>
               </w:rPr>
-              <w:t>2027-06-22</w:t>
+              <w:t>2027-06-21</w:t>
             </w:r>
           </w:p>
         </w:tc>
@@ -10743,7 +10743,7 @@
               <w:rPr>
                 <w:sz w:val="14"/>
               </w:rPr>
-              <w:t>33</w:t>
+              <w:t>34</w:t>
             </w:r>
           </w:p>
         </w:tc>
@@ -11041,7 +11041,7 @@
               <w:rPr>
                 <w:sz w:val="14"/>
               </w:rPr>
-              <w:t>20</w:t>
+              <w:t>21</w:t>
             </w:r>
           </w:p>
         </w:tc>
@@ -11174,7 +11174,7 @@
               <w:rPr>
                 <w:sz w:val="14"/>
               </w:rPr>
-              <w:t>2027-06-11</w:t>
+              <w:t>2027-06-10</w:t>
             </w:r>
           </w:p>
         </w:tc>
@@ -11190,7 +11190,7 @@
               <w:rPr>
                 <w:sz w:val="14"/>
               </w:rPr>
-              <w:t>31</w:t>
+              <w:t>32</w:t>
             </w:r>
           </w:p>
         </w:tc>
@@ -11969,7 +11969,7 @@
               <w:rPr>
                 <w:sz w:val="14"/>
               </w:rPr>
-              <w:t>ALP-EPC-10UMA-EL-ELY-0003</w:t>
+              <w:t>ALP-EPC-10UHA-EL-ELY-0001</w:t>
             </w:r>
           </w:p>
         </w:tc>
@@ -11985,7 +11985,7 @@
               <w:rPr>
                 <w:sz w:val="14"/>
               </w:rPr>
-              <w:t>2027-10-08</w:t>
+              <w:t>2027-10-07</w:t>
             </w:r>
           </w:p>
         </w:tc>
@@ -12017,7 +12017,7 @@
               <w:rPr>
                 <w:sz w:val="14"/>
               </w:rPr>
-              <w:t>92</w:t>
+              <w:t>93</w:t>
             </w:r>
           </w:p>
         </w:tc>
@@ -12150,7 +12150,7 @@
               <w:rPr>
                 <w:sz w:val="14"/>
               </w:rPr>
-              <w:t>2027-05-26</w:t>
+              <w:t>2027-05-27</w:t>
             </w:r>
           </w:p>
         </w:tc>
@@ -12182,7 +12182,7 @@
               <w:rPr>
                 <w:sz w:val="14"/>
               </w:rPr>
-              <w:t>137</w:t>
+              <w:t>136</w:t>
             </w:r>
           </w:p>
         </w:tc>
@@ -12544,7 +12544,7 @@
               <w:rPr>
                 <w:sz w:val="14"/>
               </w:rPr>
-              <w:t>2027-10-12</w:t>
+              <w:t>2027-10-13</w:t>
             </w:r>
           </w:p>
         </w:tc>
@@ -12560,7 +12560,7 @@
               <w:rPr>
                 <w:sz w:val="14"/>
               </w:rPr>
-              <w:t>4</w:t>
+              <w:t>3</w:t>
             </w:r>
           </w:p>
         </w:tc>
@@ -12709,7 +12709,7 @@
               <w:rPr>
                 <w:sz w:val="14"/>
               </w:rPr>
-              <w:t>2027-10-12</w:t>
+              <w:t>2027-10-13</w:t>
             </w:r>
           </w:p>
         </w:tc>
@@ -12725,7 +12725,7 @@
               <w:rPr>
                 <w:sz w:val="14"/>
               </w:rPr>
-              <w:t>44</w:t>
+              <w:t>43</w:t>
             </w:r>
           </w:p>
         </w:tc>
@@ -13124,7 +13124,7 @@
               <w:rPr>
                 <w:sz w:val="14"/>
               </w:rPr>
-              <w:t>ALP-EPC-20UMB-CV-EFD-0001</w:t>
+              <w:t>ALP-EPC-20UMB-HV-GAD-0001</w:t>
             </w:r>
           </w:p>
         </w:tc>
@@ -13172,7 +13172,7 @@
               <w:rPr>
                 <w:sz w:val="14"/>
               </w:rPr>
-              <w:t>20</w:t>
+              <w:t>19</w:t>
             </w:r>
           </w:p>
         </w:tc>
@@ -13305,7 +13305,7 @@
               <w:rPr>
                 <w:sz w:val="14"/>
               </w:rPr>
-              <w:t>2027-11-02</w:t>
+              <w:t>2027-11-04</w:t>
             </w:r>
           </w:p>
         </w:tc>
@@ -13337,7 +13337,7 @@
               <w:rPr>
                 <w:sz w:val="14"/>
               </w:rPr>
-              <w:t>106</w:t>
+              <w:t>104</w:t>
             </w:r>
           </w:p>
         </w:tc>
@@ -13699,7 +13699,7 @@
               <w:rPr>
                 <w:sz w:val="14"/>
               </w:rPr>
-              <w:t>2027-10-12</w:t>
+              <w:t>2027-10-13</w:t>
             </w:r>
           </w:p>
         </w:tc>
@@ -13715,7 +13715,7 @@
               <w:rPr>
                 <w:sz w:val="14"/>
               </w:rPr>
-              <w:t>49</w:t>
+              <w:t>48</w:t>
             </w:r>
           </w:p>
         </w:tc>
@@ -14951,7 +14951,7 @@
               <w:rPr>
                 <w:sz w:val="14"/>
               </w:rPr>
-              <w:t>2027-09-20</w:t>
+              <w:t>2027-09-16</w:t>
             </w:r>
           </w:p>
         </w:tc>
@@ -14983,7 +14983,7 @@
               <w:rPr>
                 <w:sz w:val="14"/>
               </w:rPr>
-              <w:t>103</w:t>
+              <w:t>102</w:t>
             </w:r>
           </w:p>
         </w:tc>
@@ -16104,7 +16104,7 @@
               <w:rPr>
                 <w:sz w:val="14"/>
               </w:rPr>
-              <w:t>2027-09-08</w:t>
+              <w:t>2027-09-06</w:t>
             </w:r>
           </w:p>
         </w:tc>
@@ -16136,7 +16136,7 @@
               <w:rPr>
                 <w:sz w:val="14"/>
               </w:rPr>
-              <w:t>23</w:t>
+              <w:t>25</w:t>
             </w:r>
           </w:p>
         </w:tc>
@@ -16301,7 +16301,7 @@
               <w:rPr>
                 <w:sz w:val="14"/>
               </w:rPr>
-              <w:t>8</w:t>
+              <w:t>10</w:t>
             </w:r>
           </w:p>
         </w:tc>
@@ -16432,7 +16432,7 @@
               <w:rPr>
                 <w:sz w:val="14"/>
               </w:rPr>
-              <w:t>2027-10-20</w:t>
+              <w:t>2027-10-19</w:t>
             </w:r>
           </w:p>
         </w:tc>
@@ -16464,7 +16464,7 @@
               <w:rPr>
                 <w:sz w:val="14"/>
               </w:rPr>
-              <w:t>104</w:t>
+              <w:t>105</w:t>
             </w:r>
           </w:p>
         </w:tc>
@@ -16991,7 +16991,7 @@
               <w:rPr>
                 <w:sz w:val="14"/>
               </w:rPr>
-              <w:t>2027-02-26</w:t>
+              <w:t>2027-02-25</w:t>
             </w:r>
           </w:p>
         </w:tc>
@@ -17007,7 +17007,7 @@
               <w:rPr>
                 <w:sz w:val="14"/>
               </w:rPr>
-              <w:t>236</w:t>
+              <w:t>237</w:t>
             </w:r>
           </w:p>
         </w:tc>
@@ -17076,7 +17076,7 @@
               <w:rPr>
                 <w:sz w:val="14"/>
               </w:rPr>
-              <w:t>ALP-EPC-00UGA-SS-STL-0001</w:t>
+              <w:t>ALP-EPC-00UGA-SS-STL-0002</w:t>
             </w:r>
           </w:p>
         </w:tc>
@@ -17255,7 +17255,7 @@
               <w:rPr>
                 <w:sz w:val="14"/>
               </w:rPr>
-              <w:t>2027-06-08</w:t>
+              <w:t>2027-06-07</w:t>
             </w:r>
           </w:p>
         </w:tc>
@@ -17450,7 +17450,7 @@
               <w:rPr>
                 <w:sz w:val="14"/>
               </w:rPr>
-              <w:t>95</w:t>
+              <w:t>97</w:t>
             </w:r>
           </w:p>
         </w:tc>
@@ -17748,7 +17748,7 @@
               <w:rPr>
                 <w:sz w:val="14"/>
               </w:rPr>
-              <w:t>2027-08-04</w:t>
+              <w:t>2027-08-03</w:t>
             </w:r>
           </w:p>
         </w:tc>
@@ -17780,7 +17780,7 @@
               <w:rPr>
                 <w:sz w:val="14"/>
               </w:rPr>
-              <w:t>119</w:t>
+              <w:t>120</w:t>
             </w:r>
           </w:p>
         </w:tc>
@@ -17812,7 +17812,7 @@
               <w:rPr>
                 <w:sz w:val="14"/>
               </w:rPr>
-              <w:t>2027-10-12</w:t>
+              <w:t>2027-10-13</w:t>
             </w:r>
           </w:p>
         </w:tc>
@@ -17828,7 +17828,7 @@
               <w:rPr>
                 <w:sz w:val="14"/>
               </w:rPr>
-              <w:t>14</w:t>
+              <w:t>13</w:t>
             </w:r>
           </w:p>
         </w:tc>
@@ -18078,7 +18078,7 @@
               <w:rPr>
                 <w:sz w:val="14"/>
               </w:rPr>
-              <w:t>2027-06-16</w:t>
+              <w:t>2027-06-15</w:t>
             </w:r>
           </w:p>
         </w:tc>
@@ -18110,7 +18110,7 @@
               <w:rPr>
                 <w:sz w:val="14"/>
               </w:rPr>
-              <w:t>39</w:t>
+              <w:t>40</w:t>
             </w:r>
           </w:p>
         </w:tc>
@@ -18406,7 +18406,7 @@
               <w:rPr>
                 <w:sz w:val="14"/>
               </w:rPr>
-              <w:t>2027-08-27</w:t>
+              <w:t>2027-08-25</w:t>
             </w:r>
           </w:p>
         </w:tc>
@@ -18438,7 +18438,7 @@
               <w:rPr>
                 <w:sz w:val="14"/>
               </w:rPr>
-              <w:t>101</w:t>
+              <w:t>103</w:t>
             </w:r>
           </w:p>
         </w:tc>
@@ -18965,7 +18965,7 @@
               <w:rPr>
                 <w:sz w:val="14"/>
               </w:rPr>
-              <w:t>2027-02-26</w:t>
+              <w:t>2027-02-25</w:t>
             </w:r>
           </w:p>
         </w:tc>
@@ -18981,7 +18981,7 @@
               <w:rPr>
                 <w:sz w:val="14"/>
               </w:rPr>
-              <w:t>196</w:t>
+              <w:t>197</w:t>
             </w:r>
           </w:p>
         </w:tc>
@@ -19213,7 +19213,7 @@
               <w:rPr>
                 <w:sz w:val="14"/>
               </w:rPr>
-              <w:t>ALP-EPC-00UEG-EL-ELY-0003</w:t>
+              <w:t>ALP-EPC-00UEG-EL-ELY-0002</w:t>
             </w:r>
           </w:p>
         </w:tc>
@@ -19229,7 +19229,7 @@
               <w:rPr>
                 <w:sz w:val="14"/>
               </w:rPr>
-              <w:t>2027-09-28</w:t>
+              <w:t>2027-09-27</w:t>
             </w:r>
           </w:p>
         </w:tc>
@@ -19261,7 +19261,7 @@
               <w:rPr>
                 <w:sz w:val="14"/>
               </w:rPr>
-              <w:t>96</w:t>
+              <w:t>97</w:t>
             </w:r>
           </w:p>
         </w:tc>
@@ -19788,7 +19788,7 @@
               <w:rPr>
                 <w:sz w:val="14"/>
               </w:rPr>
-              <w:t>2027-02-26</w:t>
+              <w:t>2027-02-25</w:t>
             </w:r>
           </w:p>
         </w:tc>
@@ -19804,7 +19804,7 @@
               <w:rPr>
                 <w:sz w:val="14"/>
               </w:rPr>
-              <w:t>216</w:t>
+              <w:t>217</w:t>
             </w:r>
           </w:p>
         </w:tc>
@@ -20547,7 +20547,7 @@
               <w:rPr>
                 <w:sz w:val="14"/>
               </w:rPr>
-              <w:t>2027-06-22</w:t>
+              <w:t>2027-06-21</w:t>
             </w:r>
           </w:p>
         </w:tc>
@@ -20579,7 +20579,7 @@
               <w:rPr>
                 <w:sz w:val="14"/>
               </w:rPr>
-              <w:t>33</w:t>
+              <w:t>34</w:t>
             </w:r>
           </w:p>
         </w:tc>
@@ -20907,7 +20907,7 @@
               <w:rPr>
                 <w:sz w:val="14"/>
               </w:rPr>
-              <w:t>20</w:t>
+              <w:t>21</w:t>
             </w:r>
           </w:p>
         </w:tc>
@@ -21038,7 +21038,7 @@
               <w:rPr>
                 <w:sz w:val="14"/>
               </w:rPr>
-              <w:t>2027-06-11</w:t>
+              <w:t>2027-06-10</w:t>
             </w:r>
           </w:p>
         </w:tc>
@@ -21070,7 +21070,7 @@
               <w:rPr>
                 <w:sz w:val="14"/>
               </w:rPr>
-              <w:t>31</w:t>
+              <w:t>32</w:t>
             </w:r>
           </w:p>
         </w:tc>
@@ -28116,7 +28116,7 @@
               <w:rPr>
                 <w:sz w:val="14"/>
               </w:rPr>
-              <w:t>2027-02-19</w:t>
+              <w:t>2027-02-18</w:t>
             </w:r>
           </w:p>
         </w:tc>
@@ -28132,7 +28132,7 @@
               <w:rPr>
                 <w:sz w:val="14"/>
               </w:rPr>
-              <w:t>2027-04-16</w:t>
+              <w:t>2027-04-15</w:t>
             </w:r>
           </w:p>
         </w:tc>
@@ -28148,7 +28148,7 @@
               <w:rPr>
                 <w:sz w:val="14"/>
               </w:rPr>
-              <w:t>2027-10-15</w:t>
+              <w:t>2027-10-14</w:t>
             </w:r>
           </w:p>
         </w:tc>
@@ -28196,7 +28196,7 @@
               <w:rPr>
                 <w:sz w:val="14"/>
               </w:rPr>
-              <w:t>31</w:t>
+              <w:t>32</w:t>
             </w:r>
           </w:p>
         </w:tc>
@@ -28462,7 +28462,7 @@
               <w:rPr>
                 <w:sz w:val="14"/>
               </w:rPr>
-              <w:t>2027-03-29</w:t>
+              <w:t>2027-03-30</w:t>
             </w:r>
           </w:p>
         </w:tc>
@@ -28478,7 +28478,7 @@
               <w:rPr>
                 <w:sz w:val="14"/>
               </w:rPr>
-              <w:t>2027-05-17</w:t>
+              <w:t>2027-05-18</w:t>
             </w:r>
           </w:p>
         </w:tc>
@@ -28494,7 +28494,7 @@
               <w:rPr>
                 <w:sz w:val="14"/>
               </w:rPr>
-              <w:t>2027-06-28</w:t>
+              <w:t>2027-06-29</w:t>
             </w:r>
           </w:p>
         </w:tc>
@@ -28510,7 +28510,7 @@
               <w:rPr>
                 <w:sz w:val="14"/>
               </w:rPr>
-              <w:t>2027-10-18</w:t>
+              <w:t>2027-10-19</w:t>
             </w:r>
           </w:p>
         </w:tc>
@@ -28558,7 +28558,7 @@
               <w:rPr>
                 <w:sz w:val="14"/>
               </w:rPr>
-              <w:t>30</w:t>
+              <w:t>29</w:t>
             </w:r>
           </w:p>
         </w:tc>
@@ -28643,7 +28643,7 @@
               <w:rPr>
                 <w:sz w:val="14"/>
               </w:rPr>
-              <w:t>2027-03-25</w:t>
+              <w:t>2027-03-31</w:t>
             </w:r>
           </w:p>
         </w:tc>
@@ -28659,7 +28659,7 @@
               <w:rPr>
                 <w:sz w:val="14"/>
               </w:rPr>
-              <w:t>2027-05-13</w:t>
+              <w:t>2027-05-12</w:t>
             </w:r>
           </w:p>
         </w:tc>
@@ -28675,7 +28675,7 @@
               <w:rPr>
                 <w:sz w:val="14"/>
               </w:rPr>
-              <w:t>2027-06-24</w:t>
+              <w:t>2027-06-23</w:t>
             </w:r>
           </w:p>
         </w:tc>
@@ -28691,7 +28691,7 @@
               <w:rPr>
                 <w:sz w:val="14"/>
               </w:rPr>
-              <w:t>2027-11-25</w:t>
+              <w:t>2027-11-24</w:t>
             </w:r>
           </w:p>
         </w:tc>
@@ -28739,7 +28739,7 @@
               <w:rPr>
                 <w:sz w:val="14"/>
               </w:rPr>
-              <w:t>2</w:t>
+              <w:t>3</w:t>
             </w:r>
           </w:p>
         </w:tc>
@@ -30107,7 +30107,7 @@
               <w:rPr>
                 <w:sz w:val="14"/>
               </w:rPr>
-              <w:t>2027-02-12</w:t>
+              <w:t>2027-02-15</w:t>
             </w:r>
           </w:p>
         </w:tc>
@@ -30123,7 +30123,7 @@
               <w:rPr>
                 <w:sz w:val="14"/>
               </w:rPr>
-              <w:t>2027-03-26</w:t>
+              <w:t>2027-03-29</w:t>
             </w:r>
           </w:p>
         </w:tc>
@@ -30139,7 +30139,7 @@
               <w:rPr>
                 <w:sz w:val="14"/>
               </w:rPr>
-              <w:t>2027-08-27</w:t>
+              <w:t>2027-08-30</w:t>
             </w:r>
           </w:p>
         </w:tc>
@@ -30187,7 +30187,7 @@
               <w:rPr>
                 <w:sz w:val="14"/>
               </w:rPr>
-              <w:t>56</w:t>
+              <w:t>55</w:t>
             </w:r>
           </w:p>
         </w:tc>
@@ -30815,7 +30815,7 @@
               <w:rPr>
                 <w:sz w:val="14"/>
               </w:rPr>
-              <w:t>2027-06-29</w:t>
+              <w:t>2027-06-30</w:t>
             </w:r>
           </w:p>
         </w:tc>
@@ -30831,7 +30831,7 @@
               <w:rPr>
                 <w:sz w:val="14"/>
               </w:rPr>
-              <w:t>2027-09-14</w:t>
+              <w:t>2027-09-15</w:t>
             </w:r>
           </w:p>
         </w:tc>
@@ -30847,7 +30847,7 @@
               <w:rPr>
                 <w:sz w:val="14"/>
               </w:rPr>
-              <w:t>2027-10-12</w:t>
+              <w:t>2027-10-13</w:t>
             </w:r>
           </w:p>
         </w:tc>
@@ -30863,7 +30863,7 @@
               <w:rPr>
                 <w:sz w:val="14"/>
               </w:rPr>
-              <w:t>2027-09-14</w:t>
+              <w:t>2027-09-15</w:t>
             </w:r>
           </w:p>
         </w:tc>
@@ -30911,7 +30911,7 @@
               <w:rPr>
                 <w:sz w:val="14"/>
               </w:rPr>
-              <w:t>44</w:t>
+              <w:t>43</w:t>
             </w:r>
           </w:p>
         </w:tc>
@@ -31720,7 +31720,7 @@
               <w:rPr>
                 <w:sz w:val="14"/>
               </w:rPr>
-              <w:t>2026-12-11</w:t>
+              <w:t>2026-12-10</w:t>
             </w:r>
           </w:p>
         </w:tc>
@@ -31736,7 +31736,7 @@
               <w:rPr>
                 <w:sz w:val="14"/>
               </w:rPr>
-              <w:t>2027-01-29</w:t>
+              <w:t>2027-01-28</w:t>
             </w:r>
           </w:p>
         </w:tc>
@@ -31752,7 +31752,7 @@
               <w:rPr>
                 <w:sz w:val="14"/>
               </w:rPr>
-              <w:t>2027-02-26</w:t>
+              <w:t>2027-02-25</w:t>
             </w:r>
           </w:p>
         </w:tc>
@@ -31768,7 +31768,7 @@
               <w:rPr>
                 <w:sz w:val="14"/>
               </w:rPr>
-              <w:t>2027-07-16</w:t>
+              <w:t>2027-07-15</w:t>
             </w:r>
           </w:p>
         </w:tc>
@@ -31816,7 +31816,7 @@
               <w:rPr>
                 <w:sz w:val="14"/>
               </w:rPr>
-              <w:t>16</w:t>
+              <w:t>17</w:t>
             </w:r>
           </w:p>
         </w:tc>
@@ -32082,7 +32082,7 @@
               <w:rPr>
                 <w:sz w:val="14"/>
               </w:rPr>
-              <w:t>2026-12-28</w:t>
+              <w:t>2026-12-29</w:t>
             </w:r>
           </w:p>
         </w:tc>
@@ -33184,7 +33184,7 @@
               <w:rPr>
                 <w:sz w:val="14"/>
               </w:rPr>
-              <w:t>2027-02-01</w:t>
+              <w:t>2027-02-02</w:t>
             </w:r>
           </w:p>
         </w:tc>
@@ -33200,7 +33200,7 @@
               <w:rPr>
                 <w:sz w:val="14"/>
               </w:rPr>
-              <w:t>2027-03-29</w:t>
+              <w:t>2027-03-30</w:t>
             </w:r>
           </w:p>
         </w:tc>
@@ -33216,7 +33216,7 @@
               <w:rPr>
                 <w:sz w:val="14"/>
               </w:rPr>
-              <w:t>2027-09-27</w:t>
+              <w:t>2027-09-28</w:t>
             </w:r>
           </w:p>
         </w:tc>
@@ -33264,7 +33264,7 @@
               <w:rPr>
                 <w:sz w:val="14"/>
               </w:rPr>
-              <w:t>35</w:t>
+              <w:t>34</w:t>
             </w:r>
           </w:p>
         </w:tc>
@@ -33335,7 +33335,7 @@
     </w:p>
     <w:p>
       <w:r>
-        <w:t>110 OK, 19 INFO, 0 WARN (checks: AWP, EWP float, EWP vendor data, PWP float, agreement, coverage CWP, coverage EWP). WARN must be resolved before the next issue; INFO is noted.</w:t>
+        <w:t>111 OK, 18 INFO, 0 WARN (checks: AWP, EWP float, EWP vendor data, PWP float, agreement, coverage CWP, coverage EWP). WARN must be resolved before the next issue; INFO is noted.</w:t>
       </w:r>
     </w:p>
     <w:tbl>
@@ -33781,7 +33781,7 @@
               <w:rPr>
                 <w:sz w:val="15"/>
               </w:rPr>
-              <w:t>EWP-07-CV-01</w:t>
+              <w:t>EWP-08-CV-01</w:t>
             </w:r>
           </w:p>
         </w:tc>
@@ -33829,7 +33829,7 @@
               <w:rPr>
                 <w:sz w:val="15"/>
               </w:rPr>
-              <w:t>IFC 2027-06-01 (ALP-EPC-00UGA-HV-GAD-0001), needed 2027-04-05 for CWP-07-CV-01 start 2027-05-03: float 8 wd</w:t>
+              <w:t>IFC 2027-06-07 (ALP-EPC-00UQA-HV-GAD-0001), needed 2027-05-04 for CWP-08-CV-01 start 2027-06-01: float 9 wd</w:t>
             </w:r>
           </w:p>
         </w:tc>
@@ -33850,7 +33850,7 @@
               <w:rPr>
                 <w:sz w:val="15"/>
               </w:rPr>
-              <w:t>EWP-08-CV-01</w:t>
+              <w:t>EWP-11-CV-01</w:t>
             </w:r>
           </w:p>
         </w:tc>
@@ -33898,7 +33898,7 @@
               <w:rPr>
                 <w:sz w:val="15"/>
               </w:rPr>
-              <w:t>IFC 2027-06-08 (ALP-EPC-00UQA-HV-GAD-0001), needed 2027-05-04 for CWP-08-CV-01 start 2027-06-01: float 9 wd</w:t>
+              <w:t>IFC 2027-04-26 (ALP-EPC-00UCA-HV-GAD-0002), needed 2027-03-29 for CWP-11-CV-01 start 2027-04-26: float 4 wd</w:t>
             </w:r>
           </w:p>
         </w:tc>
@@ -33919,7 +33919,7 @@
               <w:rPr>
                 <w:sz w:val="15"/>
               </w:rPr>
-              <w:t>EWP-11-CV-01</w:t>
+              <w:t>EWP-12-CV-01</w:t>
             </w:r>
           </w:p>
         </w:tc>
@@ -33967,7 +33967,7 @@
               <w:rPr>
                 <w:sz w:val="15"/>
               </w:rPr>
-              <w:t>IFC 2027-04-26 (ALP-EPC-00UCA-HV-GAD-0002), needed 2027-03-29 for CWP-11-CV-01 start 2027-04-26: float 4 wd</w:t>
+              <w:t>IFC 2027-01-11 (ALP-EPC-00UZA-PI-LAY-0001), needed 2027-01-18 for CWP-12-CV-01 start 2027-01-25: float 9 wd</w:t>
             </w:r>
           </w:p>
         </w:tc>
@@ -33988,7 +33988,7 @@
               <w:rPr>
                 <w:sz w:val="15"/>
               </w:rPr>
-              <w:t>EWP-12-CV-01</w:t>
+              <w:t>EWP-12-PI-01</w:t>
             </w:r>
           </w:p>
         </w:tc>
@@ -34036,7 +34036,7 @@
               <w:rPr>
                 <w:sz w:val="15"/>
               </w:rPr>
-              <w:t>IFC 2027-01-11 (ALP-EPC-00UZA-PI-LAY-0001), needed 2027-01-18 for CWP-12-CV-01 start 2027-01-25: float 9 wd</w:t>
+              <w:t>IFC 2027-10-20 (ALP-EPC-00SGA-PI-ISO-0001), needed 2027-07-12 for CWP-12-PI-01 start 2027-08-09: float 8 wd</w:t>
             </w:r>
           </w:p>
         </w:tc>
@@ -34057,7 +34057,7 @@
               <w:rPr>
                 <w:sz w:val="15"/>
               </w:rPr>
-              <w:t>EWP-12-PI-01</w:t>
+              <w:t>MR-EL-001</w:t>
             </w:r>
           </w:p>
         </w:tc>
@@ -34073,7 +34073,7 @@
               <w:rPr>
                 <w:sz w:val="15"/>
               </w:rPr>
-              <w:t>EWP float</w:t>
+              <w:t>PWP float</w:t>
             </w:r>
           </w:p>
         </w:tc>
@@ -34105,7 +34105,7 @@
               <w:rPr>
                 <w:sz w:val="15"/>
               </w:rPr>
-              <w:t>IFC 2027-10-20 (ALP-EPC-00SGA-PI-ISO-0001), needed 2027-07-12 for CWP-12-PI-01 start 2027-08-09: float 8 wd</w:t>
+              <w:t>PO 2026-12-15, on site 2028-01-25, needed 2028-02-01 (CWP-04-EL-01): float 5 wd</w:t>
             </w:r>
           </w:p>
         </w:tc>
@@ -34126,7 +34126,7 @@
               <w:rPr>
                 <w:sz w:val="15"/>
               </w:rPr>
-              <w:t>MR-EL-001</w:t>
+              <w:t>MR-EL-009</w:t>
             </w:r>
           </w:p>
         </w:tc>
@@ -34174,7 +34174,7 @@
               <w:rPr>
                 <w:sz w:val="15"/>
               </w:rPr>
-              <w:t>PO 2026-12-15, on site 2028-01-25, needed 2028-02-01 (CWP-04-EL-01): float 5 wd</w:t>
+              <w:t>PO 2027-01-28, on site 2027-06-03, needed 2027-06-14 (CWP-12-EL-01): float 7 wd</w:t>
             </w:r>
           </w:p>
         </w:tc>
@@ -34195,7 +34195,7 @@
               <w:rPr>
                 <w:sz w:val="15"/>
               </w:rPr>
-              <w:t>MR-EL-009</w:t>
+              <w:t>MR-EL-011</w:t>
             </w:r>
           </w:p>
         </w:tc>
@@ -34243,7 +34243,7 @@
               <w:rPr>
                 <w:sz w:val="15"/>
               </w:rPr>
-              <w:t>PO 2027-01-28, on site 2027-06-03, needed 2027-06-14 (CWP-12-EL-01): float 7 wd</w:t>
+              <w:t>PO 2026-11-16, on site 2027-01-18, needed 2027-01-25 (CWP-12-CV-01): float 5 wd</w:t>
             </w:r>
           </w:p>
         </w:tc>
@@ -34264,7 +34264,7 @@
               <w:rPr>
                 <w:sz w:val="15"/>
               </w:rPr>
-              <w:t>MR-EL-011</w:t>
+              <w:t>MR-EL-101</w:t>
             </w:r>
           </w:p>
         </w:tc>
@@ -34312,7 +34312,7 @@
               <w:rPr>
                 <w:sz w:val="15"/>
               </w:rPr>
-              <w:t>PO 2026-11-16, on site 2027-01-18, needed 2027-01-25 (CWP-12-CV-01): float 5 wd</w:t>
+              <w:t>PO 2026-11-02, on site 2027-11-08, needed 2027-11-15 (CWP-01-ME-01): float 5 wd</w:t>
             </w:r>
           </w:p>
         </w:tc>
@@ -34333,7 +34333,7 @@
               <w:rPr>
                 <w:sz w:val="15"/>
               </w:rPr>
-              <w:t>MR-EL-101</w:t>
+              <w:t>MR-ME-001</w:t>
             </w:r>
           </w:p>
         </w:tc>
@@ -34381,7 +34381,7 @@
               <w:rPr>
                 <w:sz w:val="15"/>
               </w:rPr>
-              <w:t>PO 2026-11-02, on site 2027-11-08, needed 2027-11-15 (CWP-01-ME-01): float 5 wd</w:t>
+              <w:t>PO 2027-01-14, on site 2027-11-18, needed 2027-11-29 (CWP-08-ME-01): float 7 wd</w:t>
             </w:r>
           </w:p>
         </w:tc>
@@ -34402,7 +34402,7 @@
               <w:rPr>
                 <w:sz w:val="15"/>
               </w:rPr>
-              <w:t>MR-ME-001</w:t>
+              <w:t>MR-ME-009</w:t>
             </w:r>
           </w:p>
         </w:tc>
@@ -34471,7 +34471,7 @@
               <w:rPr>
                 <w:sz w:val="15"/>
               </w:rPr>
-              <w:t>MR-ME-009</w:t>
+              <w:t>MR-ME-011</w:t>
             </w:r>
           </w:p>
         </w:tc>
@@ -34519,76 +34519,7 @@
               <w:rPr>
                 <w:sz w:val="15"/>
               </w:rPr>
-              <w:t>PO 2027-01-14, on site 2027-11-18, needed 2027-11-29 (CWP-08-ME-01): float 7 wd</w:t>
-            </w:r>
-          </w:p>
-        </w:tc>
-      </w:tr>
-      <w:tr>
-        <w:trPr>
-          <w:cantSplit w:val="true"/>
-        </w:trPr>
-        <w:tc>
-          <w:tcPr>
-            <w:tcW w:type="dxa" w:w="1814"/>
-          </w:tcPr>
-          <w:p>
-            <w:pPr>
-              <w:spacing w:after="0"/>
-            </w:pPr>
-            <w:r>
-              <w:rPr>
-                <w:sz w:val="15"/>
-              </w:rPr>
-              <w:t>MR-ME-011</w:t>
-            </w:r>
-          </w:p>
-        </w:tc>
-        <w:tc>
-          <w:tcPr>
-            <w:tcW w:type="dxa" w:w="1587"/>
-          </w:tcPr>
-          <w:p>
-            <w:pPr>
-              <w:spacing w:after="0"/>
-            </w:pPr>
-            <w:r>
-              <w:rPr>
-                <w:sz w:val="15"/>
-              </w:rPr>
-              <w:t>PWP float</w:t>
-            </w:r>
-          </w:p>
-        </w:tc>
-        <w:tc>
-          <w:tcPr>
-            <w:tcW w:type="dxa" w:w="794"/>
-          </w:tcPr>
-          <w:p>
-            <w:pPr>
-              <w:spacing w:after="0"/>
-            </w:pPr>
-            <w:r>
-              <w:rPr>
-                <w:sz w:val="15"/>
-              </w:rPr>
-              <w:t>INFO</w:t>
-            </w:r>
-          </w:p>
-        </w:tc>
-        <w:tc>
-          <w:tcPr>
-            <w:tcW w:type="dxa" w:w="10602"/>
-          </w:tcPr>
-          <w:p>
-            <w:pPr>
-              <w:spacing w:after="0"/>
-            </w:pPr>
-            <w:r>
-              <w:rPr>
-                <w:sz w:val="15"/>
-              </w:rPr>
-              <w:t>PO 2027-05-13, on site 2027-11-25, needed 2027-11-29 (CWP-08-ME-01): float 2 wd</w:t>
+              <w:t>PO 2027-05-12, on site 2027-11-24, needed 2027-11-29 (CWP-08-ME-01): float 3 wd</w:t>
             </w:r>
           </w:p>
         </w:tc>
@@ -35104,7 +35035,7 @@
       <w:rPr>
         <w:sz w:val="14"/>
       </w:rPr>
-      <w:t>engine procedures v1.5.0 | data 487fc4777e4a2d59 | generated 2026-09-28 - generated from the project database; do not edit</w:t>
+      <w:t>engine procedures v1.5.0 | data 3e6364188c510fbc | generated 2026-09-29 - generated from the project database; do not edit</w:t>
     </w:r>
   </w:p>
 </w:ftr>

--- a/output/procedures/ALP-EPC-00000-GE-PLN-0002.docx
+++ b/output/procedures/ALP-EPC-00000-GE-PLN-0002.docx
@@ -1036,7 +1036,7 @@
               <w:rPr>
                 <w:sz w:val="14"/>
               </w:rPr>
-              <w:t>32</w:t>
+              <w:t>37</w:t>
             </w:r>
           </w:p>
         </w:tc>
@@ -1302,7 +1302,7 @@
               <w:rPr>
                 <w:sz w:val="14"/>
               </w:rPr>
-              <w:t>23</w:t>
+              <w:t>29</w:t>
             </w:r>
           </w:p>
         </w:tc>
@@ -1568,7 +1568,7 @@
               <w:rPr>
                 <w:sz w:val="14"/>
               </w:rPr>
-              <w:t>47</w:t>
+              <w:t>53</w:t>
             </w:r>
           </w:p>
         </w:tc>
@@ -2681,7 +2681,7 @@
               <w:rPr>
                 <w:sz w:val="14"/>
               </w:rPr>
-              <w:t>2027-03-04</w:t>
+              <w:t>2027-04-12</w:t>
             </w:r>
           </w:p>
         </w:tc>
@@ -2697,7 +2697,7 @@
               <w:rPr>
                 <w:sz w:val="14"/>
               </w:rPr>
-              <w:t>24</w:t>
+              <w:t>-3</w:t>
             </w:r>
           </w:p>
         </w:tc>
@@ -2830,7 +2830,7 @@
               <w:rPr>
                 <w:sz w:val="14"/>
               </w:rPr>
-              <w:t>2027-06-21</w:t>
+              <w:t>2027-06-22</w:t>
             </w:r>
           </w:p>
         </w:tc>
@@ -2846,7 +2846,7 @@
               <w:rPr>
                 <w:sz w:val="14"/>
               </w:rPr>
-              <w:t>15</w:t>
+              <w:t>-7</w:t>
             </w:r>
           </w:p>
         </w:tc>
@@ -2979,7 +2979,7 @@
               <w:rPr>
                 <w:sz w:val="14"/>
               </w:rPr>
-              <w:t>2027-10-07</w:t>
+              <w:t>2027-10-28</w:t>
             </w:r>
           </w:p>
         </w:tc>
@@ -2995,7 +2995,7 @@
               <w:rPr>
                 <w:sz w:val="14"/>
               </w:rPr>
-              <w:t>93</w:t>
+              <w:t>81</w:t>
             </w:r>
           </w:p>
         </w:tc>
@@ -3011,7 +3011,7 @@
               <w:rPr>
                 <w:sz w:val="14"/>
               </w:rPr>
-              <w:t>2027-12-23</w:t>
+              <w:t>2027-12-14</w:t>
             </w:r>
           </w:p>
         </w:tc>
@@ -3128,7 +3128,7 @@
               <w:rPr>
                 <w:sz w:val="14"/>
               </w:rPr>
-              <w:t>2027-05-27</w:t>
+              <w:t>2027-06-11</w:t>
             </w:r>
           </w:p>
         </w:tc>
@@ -3144,7 +3144,7 @@
               <w:rPr>
                 <w:sz w:val="14"/>
               </w:rPr>
-              <w:t>136</w:t>
+              <w:t>125</w:t>
             </w:r>
           </w:p>
         </w:tc>
@@ -3277,7 +3277,7 @@
               <w:rPr>
                 <w:sz w:val="14"/>
               </w:rPr>
-              <w:t>2027-09-29</w:t>
+              <w:t>2027-10-05</w:t>
             </w:r>
           </w:p>
         </w:tc>
@@ -3293,7 +3293,7 @@
               <w:rPr>
                 <w:sz w:val="14"/>
               </w:rPr>
-              <w:t>132</w:t>
+              <w:t>128</w:t>
             </w:r>
           </w:p>
         </w:tc>
@@ -3309,7 +3309,7 @@
               <w:rPr>
                 <w:sz w:val="14"/>
               </w:rPr>
-              <w:t>2027-11-16</w:t>
+              <w:t>2027-11-08</w:t>
             </w:r>
           </w:p>
         </w:tc>
@@ -3575,7 +3575,7 @@
               <w:rPr>
                 <w:sz w:val="14"/>
               </w:rPr>
-              <w:t>2028-03-01</w:t>
+              <w:t>2028-02-29</w:t>
             </w:r>
           </w:p>
         </w:tc>
@@ -3591,7 +3591,7 @@
               <w:rPr>
                 <w:sz w:val="14"/>
               </w:rPr>
-              <w:t>18</w:t>
+              <w:t>19</w:t>
             </w:r>
           </w:p>
         </w:tc>
@@ -3607,7 +3607,7 @@
               <w:rPr>
                 <w:sz w:val="14"/>
               </w:rPr>
-              <w:t>2027-12-30</w:t>
+              <w:t>2028-02-10</w:t>
             </w:r>
           </w:p>
         </w:tc>
@@ -3724,7 +3724,7 @@
               <w:rPr>
                 <w:sz w:val="14"/>
               </w:rPr>
-              <w:t>2027-07-06</w:t>
+              <w:t>2027-07-07</w:t>
             </w:r>
           </w:p>
         </w:tc>
@@ -3740,7 +3740,7 @@
               <w:rPr>
                 <w:sz w:val="14"/>
               </w:rPr>
-              <w:t>37</w:t>
+              <w:t>36</w:t>
             </w:r>
           </w:p>
         </w:tc>
@@ -3756,7 +3756,7 @@
               <w:rPr>
                 <w:sz w:val="14"/>
               </w:rPr>
-              <w:t>2027-06-09</w:t>
+              <w:t>2027-06-03</w:t>
             </w:r>
           </w:p>
         </w:tc>
@@ -3873,7 +3873,7 @@
               <w:rPr>
                 <w:sz w:val="14"/>
               </w:rPr>
-              <w:t>2027-03-08</w:t>
+              <w:t>2027-04-12</w:t>
             </w:r>
           </w:p>
         </w:tc>
@@ -3889,7 +3889,7 @@
               <w:rPr>
                 <w:sz w:val="14"/>
               </w:rPr>
-              <w:t>20</w:t>
+              <w:t>-5</w:t>
             </w:r>
           </w:p>
         </w:tc>
@@ -4022,7 +4022,7 @@
               <w:rPr>
                 <w:sz w:val="14"/>
               </w:rPr>
-              <w:t>2027-06-28</w:t>
+              <w:t>2027-06-25</w:t>
             </w:r>
           </w:p>
         </w:tc>
@@ -4038,7 +4038,7 @@
               <w:rPr>
                 <w:sz w:val="14"/>
               </w:rPr>
-              <w:t>19</w:t>
+              <w:t>-4</w:t>
             </w:r>
           </w:p>
         </w:tc>
@@ -4171,7 +4171,7 @@
               <w:rPr>
                 <w:sz w:val="14"/>
               </w:rPr>
-              <w:t>2027-11-04</w:t>
+              <w:t>2027-11-24</w:t>
             </w:r>
           </w:p>
         </w:tc>
@@ -4187,7 +4187,7 @@
               <w:rPr>
                 <w:sz w:val="14"/>
               </w:rPr>
-              <w:t>104</w:t>
+              <w:t>90</w:t>
             </w:r>
           </w:p>
         </w:tc>
@@ -4203,7 +4203,7 @@
               <w:rPr>
                 <w:sz w:val="14"/>
               </w:rPr>
-              <w:t>2027-12-23</w:t>
+              <w:t>2027-12-14</w:t>
             </w:r>
           </w:p>
         </w:tc>
@@ -4320,7 +4320,7 @@
               <w:rPr>
                 <w:sz w:val="14"/>
               </w:rPr>
-              <w:t>2027-09-27</w:t>
+              <w:t>2027-10-01</w:t>
             </w:r>
           </w:p>
         </w:tc>
@@ -4336,7 +4336,7 @@
               <w:rPr>
                 <w:sz w:val="14"/>
               </w:rPr>
-              <w:t>172</w:t>
+              <w:t>168</w:t>
             </w:r>
           </w:p>
         </w:tc>
@@ -4352,7 +4352,7 @@
               <w:rPr>
                 <w:sz w:val="14"/>
               </w:rPr>
-              <w:t>2027-10-20</w:t>
+              <w:t>2027-10-21</w:t>
             </w:r>
           </w:p>
         </w:tc>
@@ -4469,7 +4469,7 @@
               <w:rPr>
                 <w:sz w:val="14"/>
               </w:rPr>
-              <w:t>2027-06-15</w:t>
+              <w:t>2027-06-11</w:t>
             </w:r>
           </w:p>
         </w:tc>
@@ -4485,7 +4485,7 @@
               <w:rPr>
                 <w:sz w:val="14"/>
               </w:rPr>
-              <w:t>206</w:t>
+              <w:t>208</w:t>
             </w:r>
           </w:p>
         </w:tc>
@@ -4618,7 +4618,7 @@
               <w:rPr>
                 <w:sz w:val="14"/>
               </w:rPr>
-              <w:t>2028-04-27</w:t>
+              <w:t>2028-04-26</w:t>
             </w:r>
           </w:p>
         </w:tc>
@@ -4634,7 +4634,7 @@
               <w:rPr>
                 <w:sz w:val="14"/>
               </w:rPr>
-              <w:t>12</w:t>
+              <w:t>13</w:t>
             </w:r>
           </w:p>
         </w:tc>
@@ -4650,7 +4650,7 @@
               <w:rPr>
                 <w:sz w:val="14"/>
               </w:rPr>
-              <w:t>2027-12-30</w:t>
+              <w:t>2028-02-10</w:t>
             </w:r>
           </w:p>
         </w:tc>
@@ -4767,7 +4767,7 @@
               <w:rPr>
                 <w:sz w:val="14"/>
               </w:rPr>
-              <w:t>2027-07-06</w:t>
+              <w:t>2027-07-08</w:t>
             </w:r>
           </w:p>
         </w:tc>
@@ -4783,7 +4783,7 @@
               <w:rPr>
                 <w:sz w:val="14"/>
               </w:rPr>
-              <w:t>37</w:t>
+              <w:t>35</w:t>
             </w:r>
           </w:p>
         </w:tc>
@@ -4799,7 +4799,7 @@
               <w:rPr>
                 <w:sz w:val="14"/>
               </w:rPr>
-              <w:t>2027-06-09</w:t>
+              <w:t>2027-06-03</w:t>
             </w:r>
           </w:p>
         </w:tc>
@@ -4916,7 +4916,7 @@
               <w:rPr>
                 <w:sz w:val="14"/>
               </w:rPr>
-              <w:t>2027-04-20</w:t>
+              <w:t>2027-05-11</w:t>
             </w:r>
           </w:p>
         </w:tc>
@@ -4932,7 +4932,7 @@
               <w:rPr>
                 <w:sz w:val="14"/>
               </w:rPr>
-              <w:t>11</w:t>
+              <w:t>-10</w:t>
             </w:r>
           </w:p>
         </w:tc>
@@ -5065,7 +5065,7 @@
               <w:rPr>
                 <w:sz w:val="14"/>
               </w:rPr>
-              <w:t>2027-09-15</w:t>
+              <w:t>2027-09-21</w:t>
             </w:r>
           </w:p>
         </w:tc>
@@ -5081,7 +5081,7 @@
               <w:rPr>
                 <w:sz w:val="14"/>
               </w:rPr>
-              <w:t>52</w:t>
+              <w:t>53</w:t>
             </w:r>
           </w:p>
         </w:tc>
@@ -5214,7 +5214,7 @@
               <w:rPr>
                 <w:sz w:val="14"/>
               </w:rPr>
-              <w:t>2027-10-22</w:t>
+              <w:t>2027-10-20</w:t>
             </w:r>
           </w:p>
         </w:tc>
@@ -5230,7 +5230,7 @@
               <w:rPr>
                 <w:sz w:val="14"/>
               </w:rPr>
-              <w:t>26</w:t>
+              <w:t>28</w:t>
             </w:r>
           </w:p>
         </w:tc>
@@ -5363,7 +5363,7 @@
               <w:rPr>
                 <w:sz w:val="14"/>
               </w:rPr>
-              <w:t>2027-05-13</w:t>
+              <w:t>2027-05-07</w:t>
             </w:r>
           </w:p>
         </w:tc>
@@ -5379,7 +5379,7 @@
               <w:rPr>
                 <w:sz w:val="14"/>
               </w:rPr>
-              <w:t>52</w:t>
+              <w:t>56</w:t>
             </w:r>
           </w:p>
         </w:tc>
@@ -5512,7 +5512,7 @@
               <w:rPr>
                 <w:sz w:val="14"/>
               </w:rPr>
-              <w:t>2027-04-16</w:t>
+              <w:t>2027-05-04</w:t>
             </w:r>
           </w:p>
         </w:tc>
@@ -5528,7 +5528,7 @@
               <w:rPr>
                 <w:sz w:val="14"/>
               </w:rPr>
-              <w:t>15</w:t>
+              <w:t>-3</w:t>
             </w:r>
           </w:p>
         </w:tc>
@@ -5661,7 +5661,7 @@
               <w:rPr>
                 <w:sz w:val="14"/>
               </w:rPr>
-              <w:t>2027-09-16</w:t>
+              <w:t>2027-10-07</w:t>
             </w:r>
           </w:p>
         </w:tc>
@@ -5677,7 +5677,7 @@
               <w:rPr>
                 <w:sz w:val="14"/>
               </w:rPr>
-              <w:t>102</w:t>
+              <w:t>93</w:t>
             </w:r>
           </w:p>
         </w:tc>
@@ -5959,7 +5959,7 @@
               <w:rPr>
                 <w:sz w:val="14"/>
               </w:rPr>
-              <w:t>2027-06-04</w:t>
+              <w:t>2027-06-10</w:t>
             </w:r>
           </w:p>
         </w:tc>
@@ -5975,7 +5975,7 @@
               <w:rPr>
                 <w:sz w:val="14"/>
               </w:rPr>
-              <w:t>13</w:t>
+              <w:t>-10</w:t>
             </w:r>
           </w:p>
         </w:tc>
@@ -6108,7 +6108,7 @@
               <w:rPr>
                 <w:sz w:val="14"/>
               </w:rPr>
-              <w:t>2027-10-08</w:t>
+              <w:t>2027-11-03</w:t>
             </w:r>
           </w:p>
         </w:tc>
@@ -6124,7 +6124,7 @@
               <w:rPr>
                 <w:sz w:val="14"/>
               </w:rPr>
-              <w:t>95</w:t>
+              <w:t>77</w:t>
             </w:r>
           </w:p>
         </w:tc>
@@ -6140,7 +6140,7 @@
               <w:rPr>
                 <w:sz w:val="14"/>
               </w:rPr>
-              <w:t>2027-08-16</w:t>
+              <w:t>2027-09-09</w:t>
             </w:r>
           </w:p>
         </w:tc>
@@ -6257,7 +6257,7 @@
               <w:rPr>
                 <w:sz w:val="14"/>
               </w:rPr>
-              <w:t>2027-09-08</w:t>
+              <w:t>2027-09-14</w:t>
             </w:r>
           </w:p>
         </w:tc>
@@ -6273,7 +6273,7 @@
               <w:rPr>
                 <w:sz w:val="14"/>
               </w:rPr>
-              <w:t>142</w:t>
+              <w:t>138</w:t>
             </w:r>
           </w:p>
         </w:tc>
@@ -6289,7 +6289,7 @@
               <w:rPr>
                 <w:sz w:val="14"/>
               </w:rPr>
-              <w:t>2027-10-20</w:t>
+              <w:t>2027-10-21</w:t>
             </w:r>
           </w:p>
         </w:tc>
@@ -6406,7 +6406,7 @@
               <w:rPr>
                 <w:sz w:val="14"/>
               </w:rPr>
-              <w:t>2027-06-08</w:t>
+              <w:t>2027-05-27</w:t>
             </w:r>
           </w:p>
         </w:tc>
@@ -6422,7 +6422,7 @@
               <w:rPr>
                 <w:sz w:val="14"/>
               </w:rPr>
-              <w:t>179</w:t>
+              <w:t>187</w:t>
             </w:r>
           </w:p>
         </w:tc>
@@ -6555,7 +6555,7 @@
               <w:rPr>
                 <w:sz w:val="14"/>
               </w:rPr>
-              <w:t>2027-10-08</w:t>
+              <w:t>2027-10-05</w:t>
             </w:r>
           </w:p>
         </w:tc>
@@ -6571,7 +6571,7 @@
               <w:rPr>
                 <w:sz w:val="14"/>
               </w:rPr>
-              <w:t>46</w:t>
+              <w:t>49</w:t>
             </w:r>
           </w:p>
         </w:tc>
@@ -6704,7 +6704,7 @@
               <w:rPr>
                 <w:sz w:val="14"/>
               </w:rPr>
-              <w:t>2027-09-06</w:t>
+              <w:t>2027-10-20</w:t>
             </w:r>
           </w:p>
         </w:tc>
@@ -6720,7 +6720,7 @@
               <w:rPr>
                 <w:sz w:val="14"/>
               </w:rPr>
-              <w:t>25</w:t>
+              <w:t>-7</w:t>
             </w:r>
           </w:p>
         </w:tc>
@@ -6736,7 +6736,7 @@
               <w:rPr>
                 <w:sz w:val="14"/>
               </w:rPr>
-              <w:t>2027-09-21</w:t>
+              <w:t>2027-09-07</w:t>
             </w:r>
           </w:p>
         </w:tc>
@@ -6853,7 +6853,7 @@
               <w:rPr>
                 <w:sz w:val="14"/>
               </w:rPr>
-              <w:t>2027-06-01</w:t>
+              <w:t>2027-06-07</w:t>
             </w:r>
           </w:p>
         </w:tc>
@@ -6869,7 +6869,7 @@
               <w:rPr>
                 <w:sz w:val="14"/>
               </w:rPr>
-              <w:t>10</w:t>
+              <w:t>-12</w:t>
             </w:r>
           </w:p>
         </w:tc>
@@ -7002,7 +7002,7 @@
               <w:rPr>
                 <w:sz w:val="14"/>
               </w:rPr>
-              <w:t>2027-10-19</w:t>
+              <w:t>2027-11-08</w:t>
             </w:r>
           </w:p>
         </w:tc>
@@ -7018,7 +7018,7 @@
               <w:rPr>
                 <w:sz w:val="14"/>
               </w:rPr>
-              <w:t>105</w:t>
+              <w:t>91</w:t>
             </w:r>
           </w:p>
         </w:tc>
@@ -7034,7 +7034,7 @@
               <w:rPr>
                 <w:sz w:val="14"/>
               </w:rPr>
-              <w:t>2027-08-16</w:t>
+              <w:t>2027-09-09</w:t>
             </w:r>
           </w:p>
         </w:tc>
@@ -7151,7 +7151,7 @@
               <w:rPr>
                 <w:sz w:val="14"/>
               </w:rPr>
-              <w:t>2027-09-20</w:t>
+              <w:t>2027-09-24</w:t>
             </w:r>
           </w:p>
         </w:tc>
@@ -7167,7 +7167,7 @@
               <w:rPr>
                 <w:sz w:val="14"/>
               </w:rPr>
-              <w:t>157</w:t>
+              <w:t>153</w:t>
             </w:r>
           </w:p>
         </w:tc>
@@ -7183,7 +7183,7 @@
               <w:rPr>
                 <w:sz w:val="14"/>
               </w:rPr>
-              <w:t>2027-10-20</w:t>
+              <w:t>2027-10-21</w:t>
             </w:r>
           </w:p>
         </w:tc>
@@ -7449,7 +7449,7 @@
               <w:rPr>
                 <w:sz w:val="14"/>
               </w:rPr>
-              <w:t>2028-03-10</w:t>
+              <w:t>2028-03-09</w:t>
             </w:r>
           </w:p>
         </w:tc>
@@ -7465,7 +7465,7 @@
               <w:rPr>
                 <w:sz w:val="14"/>
               </w:rPr>
-              <w:t>16</w:t>
+              <w:t>17</w:t>
             </w:r>
           </w:p>
         </w:tc>
@@ -7598,7 +7598,7 @@
               <w:rPr>
                 <w:sz w:val="14"/>
               </w:rPr>
-              <w:t>2027-05-14</w:t>
+              <w:t>2027-05-05</w:t>
             </w:r>
           </w:p>
         </w:tc>
@@ -7614,7 +7614,7 @@
               <w:rPr>
                 <w:sz w:val="14"/>
               </w:rPr>
-              <w:t>51</w:t>
+              <w:t>58</w:t>
             </w:r>
           </w:p>
         </w:tc>
@@ -7747,7 +7747,7 @@
               <w:rPr>
                 <w:sz w:val="14"/>
               </w:rPr>
-              <w:t>2027-06-07</w:t>
+              <w:t>2027-06-10</w:t>
             </w:r>
           </w:p>
         </w:tc>
@@ -7763,7 +7763,7 @@
               <w:rPr>
                 <w:sz w:val="14"/>
               </w:rPr>
-              <w:t>9</w:t>
+              <w:t>3</w:t>
             </w:r>
           </w:p>
         </w:tc>
@@ -7896,7 +7896,7 @@
               <w:rPr>
                 <w:sz w:val="14"/>
               </w:rPr>
-              <w:t>2027-09-28</w:t>
+              <w:t>2027-10-25</w:t>
             </w:r>
           </w:p>
         </w:tc>
@@ -7912,7 +7912,7 @@
               <w:rPr>
                 <w:sz w:val="14"/>
               </w:rPr>
-              <w:t>97</w:t>
+              <w:t>85</w:t>
             </w:r>
           </w:p>
         </w:tc>
@@ -7928,7 +7928,7 @@
               <w:rPr>
                 <w:sz w:val="14"/>
               </w:rPr>
-              <w:t>2027-08-16</w:t>
+              <w:t>2027-09-09</w:t>
             </w:r>
           </w:p>
         </w:tc>
@@ -8045,7 +8045,7 @@
               <w:rPr>
                 <w:sz w:val="14"/>
               </w:rPr>
-              <w:t>2027-10-04</w:t>
+              <w:t>2027-10-08</w:t>
             </w:r>
           </w:p>
         </w:tc>
@@ -8061,7 +8061,7 @@
               <w:rPr>
                 <w:sz w:val="14"/>
               </w:rPr>
-              <w:t>133</w:t>
+              <w:t>129</w:t>
             </w:r>
           </w:p>
         </w:tc>
@@ -8077,7 +8077,7 @@
               <w:rPr>
                 <w:sz w:val="14"/>
               </w:rPr>
-              <w:t>2027-10-20</w:t>
+              <w:t>2027-10-21</w:t>
             </w:r>
           </w:p>
         </w:tc>
@@ -8194,7 +8194,7 @@
               <w:rPr>
                 <w:sz w:val="14"/>
               </w:rPr>
-              <w:t>2027-08-03</w:t>
+              <w:t>2027-08-19</w:t>
             </w:r>
           </w:p>
         </w:tc>
@@ -8210,7 +8210,7 @@
               <w:rPr>
                 <w:sz w:val="14"/>
               </w:rPr>
-              <w:t>120</w:t>
+              <w:t>108</w:t>
             </w:r>
           </w:p>
         </w:tc>
@@ -8226,7 +8226,7 @@
               <w:rPr>
                 <w:sz w:val="14"/>
               </w:rPr>
-              <w:t>2027-11-24</w:t>
+              <w:t>2027-12-10</w:t>
             </w:r>
           </w:p>
         </w:tc>
@@ -8343,7 +8343,7 @@
               <w:rPr>
                 <w:sz w:val="14"/>
               </w:rPr>
-              <w:t>2028-01-27</w:t>
+              <w:t>2028-01-26</w:t>
             </w:r>
           </w:p>
         </w:tc>
@@ -8359,7 +8359,7 @@
               <w:rPr>
                 <w:sz w:val="14"/>
               </w:rPr>
-              <w:t>27</w:t>
+              <w:t>28</w:t>
             </w:r>
           </w:p>
         </w:tc>
@@ -8375,7 +8375,7 @@
               <w:rPr>
                 <w:sz w:val="14"/>
               </w:rPr>
-              <w:t>2027-11-08</w:t>
+              <w:t>2027-11-18</w:t>
             </w:r>
           </w:p>
         </w:tc>
@@ -8492,7 +8492,7 @@
               <w:rPr>
                 <w:sz w:val="14"/>
               </w:rPr>
-              <w:t>2027-06-15</w:t>
+              <w:t>2027-06-16</w:t>
             </w:r>
           </w:p>
         </w:tc>
@@ -8508,7 +8508,7 @@
               <w:rPr>
                 <w:sz w:val="14"/>
               </w:rPr>
-              <w:t>40</w:t>
+              <w:t>39</w:t>
             </w:r>
           </w:p>
         </w:tc>
@@ -8524,7 +8524,7 @@
               <w:rPr>
                 <w:sz w:val="14"/>
               </w:rPr>
-              <w:t>2027-06-09</w:t>
+              <w:t>2027-06-03</w:t>
             </w:r>
           </w:p>
         </w:tc>
@@ -8641,7 +8641,7 @@
               <w:rPr>
                 <w:sz w:val="14"/>
               </w:rPr>
-              <w:t>2027-07-27</w:t>
+              <w:t>2027-08-13</w:t>
             </w:r>
           </w:p>
         </w:tc>
@@ -8657,7 +8657,7 @@
               <w:rPr>
                 <w:sz w:val="14"/>
               </w:rPr>
-              <w:t>25</w:t>
+              <w:t>18</w:t>
             </w:r>
           </w:p>
         </w:tc>
@@ -8790,7 +8790,7 @@
               <w:rPr>
                 <w:sz w:val="14"/>
               </w:rPr>
-              <w:t>2027-08-25</w:t>
+              <w:t>2027-09-08</w:t>
             </w:r>
           </w:p>
         </w:tc>
@@ -8806,7 +8806,7 @@
               <w:rPr>
                 <w:sz w:val="14"/>
               </w:rPr>
-              <w:t>103</w:t>
+              <w:t>89</w:t>
             </w:r>
           </w:p>
         </w:tc>
@@ -8822,7 +8822,7 @@
               <w:rPr>
                 <w:sz w:val="14"/>
               </w:rPr>
-              <w:t>2027-08-16</w:t>
+              <w:t>2027-09-09</w:t>
             </w:r>
           </w:p>
         </w:tc>
@@ -8939,7 +8939,7 @@
               <w:rPr>
                 <w:sz w:val="14"/>
               </w:rPr>
-              <w:t>2027-09-09</w:t>
+              <w:t>2027-09-15</w:t>
             </w:r>
           </w:p>
         </w:tc>
@@ -8955,7 +8955,7 @@
               <w:rPr>
                 <w:sz w:val="14"/>
               </w:rPr>
-              <w:t>115</w:t>
+              <w:t>111</w:t>
             </w:r>
           </w:p>
         </w:tc>
@@ -8971,7 +8971,7 @@
               <w:rPr>
                 <w:sz w:val="14"/>
               </w:rPr>
-              <w:t>2027-10-20</w:t>
+              <w:t>2027-10-21</w:t>
             </w:r>
           </w:p>
         </w:tc>
@@ -9237,7 +9237,7 @@
               <w:rPr>
                 <w:sz w:val="14"/>
               </w:rPr>
-              <w:t>2027-12-10</w:t>
+              <w:t>2027-12-08</w:t>
             </w:r>
           </w:p>
         </w:tc>
@@ -9253,7 +9253,7 @@
               <w:rPr>
                 <w:sz w:val="14"/>
               </w:rPr>
-              <w:t>31</w:t>
+              <w:t>33</w:t>
             </w:r>
           </w:p>
         </w:tc>
@@ -9386,7 +9386,7 @@
               <w:rPr>
                 <w:sz w:val="14"/>
               </w:rPr>
-              <w:t>2027-06-23</w:t>
+              <w:t>2027-07-08</w:t>
             </w:r>
           </w:p>
         </w:tc>
@@ -9535,7 +9535,7 @@
               <w:rPr>
                 <w:sz w:val="14"/>
               </w:rPr>
-              <w:t>2027-09-27</w:t>
+              <w:t>2027-10-12</w:t>
             </w:r>
           </w:p>
         </w:tc>
@@ -9551,7 +9551,7 @@
               <w:rPr>
                 <w:sz w:val="14"/>
               </w:rPr>
-              <w:t>97</w:t>
+              <w:t>92</w:t>
             </w:r>
           </w:p>
         </w:tc>
@@ -9567,7 +9567,7 @@
               <w:rPr>
                 <w:sz w:val="14"/>
               </w:rPr>
-              <w:t>2027-08-16</w:t>
+              <w:t>2027-09-09</w:t>
             </w:r>
           </w:p>
         </w:tc>
@@ -9684,7 +9684,7 @@
               <w:rPr>
                 <w:sz w:val="14"/>
               </w:rPr>
-              <w:t>2027-09-08</w:t>
+              <w:t>2027-09-14</w:t>
             </w:r>
           </w:p>
         </w:tc>
@@ -9700,7 +9700,7 @@
               <w:rPr>
                 <w:sz w:val="14"/>
               </w:rPr>
-              <w:t>137</w:t>
+              <w:t>133</w:t>
             </w:r>
           </w:p>
         </w:tc>
@@ -9716,7 +9716,7 @@
               <w:rPr>
                 <w:sz w:val="14"/>
               </w:rPr>
-              <w:t>2027-10-20</w:t>
+              <w:t>2027-10-21</w:t>
             </w:r>
           </w:p>
         </w:tc>
@@ -9982,7 +9982,7 @@
               <w:rPr>
                 <w:sz w:val="14"/>
               </w:rPr>
-              <w:t>2028-01-26</w:t>
+              <w:t>2028-01-24</w:t>
             </w:r>
           </w:p>
         </w:tc>
@@ -9998,7 +9998,7 @@
               <w:rPr>
                 <w:sz w:val="14"/>
               </w:rPr>
-              <w:t>28</w:t>
+              <w:t>30</w:t>
             </w:r>
           </w:p>
         </w:tc>
@@ -10131,7 +10131,7 @@
               <w:rPr>
                 <w:sz w:val="14"/>
               </w:rPr>
-              <w:t>2027-04-26</w:t>
+              <w:t>2027-05-03</w:t>
             </w:r>
           </w:p>
         </w:tc>
@@ -10147,7 +10147,7 @@
               <w:rPr>
                 <w:sz w:val="14"/>
               </w:rPr>
-              <w:t>4</w:t>
+              <w:t>-1</w:t>
             </w:r>
           </w:p>
         </w:tc>
@@ -10280,7 +10280,7 @@
               <w:rPr>
                 <w:sz w:val="14"/>
               </w:rPr>
-              <w:t>2027-09-07</w:t>
+              <w:t>2027-09-03</w:t>
             </w:r>
           </w:p>
         </w:tc>
@@ -10296,7 +10296,7 @@
               <w:rPr>
                 <w:sz w:val="14"/>
               </w:rPr>
-              <w:t>60</w:t>
+              <w:t>62</w:t>
             </w:r>
           </w:p>
         </w:tc>
@@ -10312,7 +10312,7 @@
               <w:rPr>
                 <w:sz w:val="14"/>
               </w:rPr>
-              <w:t>2027-08-16</w:t>
+              <w:t>2027-09-09</w:t>
             </w:r>
           </w:p>
         </w:tc>
@@ -10429,7 +10429,7 @@
               <w:rPr>
                 <w:sz w:val="14"/>
               </w:rPr>
-              <w:t>2027-08-06</w:t>
+              <w:t>2027-08-04</w:t>
             </w:r>
           </w:p>
         </w:tc>
@@ -10445,7 +10445,7 @@
               <w:rPr>
                 <w:sz w:val="14"/>
               </w:rPr>
-              <w:t>80</w:t>
+              <w:t>82</w:t>
             </w:r>
           </w:p>
         </w:tc>
@@ -10578,7 +10578,7 @@
               <w:rPr>
                 <w:sz w:val="14"/>
               </w:rPr>
-              <w:t>2027-09-16</w:t>
+              <w:t>2027-10-07</w:t>
             </w:r>
           </w:p>
         </w:tc>
@@ -10594,7 +10594,7 @@
               <w:rPr>
                 <w:sz w:val="14"/>
               </w:rPr>
-              <w:t>80</w:t>
+              <w:t>76</w:t>
             </w:r>
           </w:p>
         </w:tc>
@@ -10610,7 +10610,7 @@
               <w:rPr>
                 <w:sz w:val="14"/>
               </w:rPr>
-              <w:t>2028-03-02</w:t>
+              <w:t>2028-03-23</w:t>
             </w:r>
           </w:p>
         </w:tc>
@@ -10727,7 +10727,7 @@
               <w:rPr>
                 <w:sz w:val="14"/>
               </w:rPr>
-              <w:t>2027-06-21</w:t>
+              <w:t>2027-06-18</w:t>
             </w:r>
           </w:p>
         </w:tc>
@@ -10743,7 +10743,7 @@
               <w:rPr>
                 <w:sz w:val="14"/>
               </w:rPr>
-              <w:t>34</w:t>
+              <w:t>35</w:t>
             </w:r>
           </w:p>
         </w:tc>
@@ -10876,7 +10876,7 @@
               <w:rPr>
                 <w:sz w:val="14"/>
               </w:rPr>
-              <w:t>2027-01-11</w:t>
+              <w:t>2027-02-22</w:t>
             </w:r>
           </w:p>
         </w:tc>
@@ -10892,7 +10892,7 @@
               <w:rPr>
                 <w:sz w:val="14"/>
               </w:rPr>
-              <w:t>9</w:t>
+              <w:t>-13</w:t>
             </w:r>
           </w:p>
         </w:tc>
@@ -11025,7 +11025,7 @@
               <w:rPr>
                 <w:sz w:val="14"/>
               </w:rPr>
-              <w:t>2027-06-17</w:t>
+              <w:t>2027-06-21</w:t>
             </w:r>
           </w:p>
         </w:tc>
@@ -11041,7 +11041,7 @@
               <w:rPr>
                 <w:sz w:val="14"/>
               </w:rPr>
-              <w:t>21</w:t>
+              <w:t>16</w:t>
             </w:r>
           </w:p>
         </w:tc>
@@ -11174,7 +11174,7 @@
               <w:rPr>
                 <w:sz w:val="14"/>
               </w:rPr>
-              <w:t>2027-06-10</w:t>
+              <w:t>2027-06-17</w:t>
             </w:r>
           </w:p>
         </w:tc>
@@ -11190,7 +11190,7 @@
               <w:rPr>
                 <w:sz w:val="14"/>
               </w:rPr>
-              <w:t>32</w:t>
+              <w:t>27</w:t>
             </w:r>
           </w:p>
         </w:tc>
@@ -11206,7 +11206,7 @@
               <w:rPr>
                 <w:sz w:val="14"/>
               </w:rPr>
-              <w:t>2027-06-03</w:t>
+              <w:t>2027-07-15</w:t>
             </w:r>
           </w:p>
         </w:tc>
@@ -11323,7 +11323,7 @@
               <w:rPr>
                 <w:sz w:val="14"/>
               </w:rPr>
-              <w:t>2027-10-20</w:t>
+              <w:t>2027-10-18</w:t>
             </w:r>
           </w:p>
         </w:tc>
@@ -11339,7 +11339,7 @@
               <w:rPr>
                 <w:sz w:val="14"/>
               </w:rPr>
-              <w:t>8</w:t>
+              <w:t>4</w:t>
             </w:r>
           </w:p>
         </w:tc>
@@ -11355,7 +11355,7 @@
               <w:rPr>
                 <w:sz w:val="14"/>
               </w:rPr>
-              <w:t>2027-09-21</w:t>
+              <w:t>2027-09-07</w:t>
             </w:r>
           </w:p>
         </w:tc>
@@ -11655,7 +11655,7 @@
               <w:rPr>
                 <w:sz w:val="14"/>
               </w:rPr>
-              <w:t>2027-03-04</w:t>
+              <w:t>2027-04-12</w:t>
             </w:r>
           </w:p>
         </w:tc>
@@ -11687,7 +11687,7 @@
               <w:rPr>
                 <w:sz w:val="14"/>
               </w:rPr>
-              <w:t>24</w:t>
+              <w:t>-3</w:t>
             </w:r>
           </w:p>
         </w:tc>
@@ -11804,7 +11804,7 @@
               <w:rPr>
                 <w:sz w:val="14"/>
               </w:rPr>
-              <w:t>ALP-EPC-00UBF-CV-RBR-0001</w:t>
+              <w:t>ALP-EPC-10UMA-CV-RBR-0001</w:t>
             </w:r>
           </w:p>
         </w:tc>
@@ -11820,7 +11820,7 @@
               <w:rPr>
                 <w:sz w:val="14"/>
               </w:rPr>
-              <w:t>2027-06-21</w:t>
+              <w:t>2027-06-22</w:t>
             </w:r>
           </w:p>
         </w:tc>
@@ -11852,7 +11852,7 @@
               <w:rPr>
                 <w:sz w:val="14"/>
               </w:rPr>
-              <w:t>15</w:t>
+              <w:t>-7</w:t>
             </w:r>
           </w:p>
         </w:tc>
@@ -11969,7 +11969,7 @@
               <w:rPr>
                 <w:sz w:val="14"/>
               </w:rPr>
-              <w:t>ALP-EPC-10UHA-EL-ELY-0001</w:t>
+              <w:t>ALP-EPC-00UBF-EL-ELY-0001</w:t>
             </w:r>
           </w:p>
         </w:tc>
@@ -11985,7 +11985,7 @@
               <w:rPr>
                 <w:sz w:val="14"/>
               </w:rPr>
-              <w:t>2027-10-07</w:t>
+              <w:t>2027-10-28</w:t>
             </w:r>
           </w:p>
         </w:tc>
@@ -12017,7 +12017,7 @@
               <w:rPr>
                 <w:sz w:val="14"/>
               </w:rPr>
-              <w:t>93</w:t>
+              <w:t>81</w:t>
             </w:r>
           </w:p>
         </w:tc>
@@ -12049,7 +12049,7 @@
               <w:rPr>
                 <w:sz w:val="14"/>
               </w:rPr>
-              <w:t>2027-07-07</w:t>
+              <w:t>2027-08-02</w:t>
             </w:r>
           </w:p>
         </w:tc>
@@ -12065,7 +12065,7 @@
               <w:rPr>
                 <w:sz w:val="14"/>
               </w:rPr>
-              <w:t>133</w:t>
+              <w:t>115</w:t>
             </w:r>
           </w:p>
         </w:tc>
@@ -12150,7 +12150,7 @@
               <w:rPr>
                 <w:sz w:val="14"/>
               </w:rPr>
-              <w:t>2027-05-27</w:t>
+              <w:t>2027-06-11</w:t>
             </w:r>
           </w:p>
         </w:tc>
@@ -12182,7 +12182,7 @@
               <w:rPr>
                 <w:sz w:val="14"/>
               </w:rPr>
-              <w:t>136</w:t>
+              <w:t>125</w:t>
             </w:r>
           </w:p>
         </w:tc>
@@ -12315,7 +12315,7 @@
               <w:rPr>
                 <w:sz w:val="14"/>
               </w:rPr>
-              <w:t>2027-09-29</w:t>
+              <w:t>2027-10-05</w:t>
             </w:r>
           </w:p>
         </w:tc>
@@ -12347,7 +12347,7 @@
               <w:rPr>
                 <w:sz w:val="14"/>
               </w:rPr>
-              <w:t>132</w:t>
+              <w:t>128</w:t>
             </w:r>
           </w:p>
         </w:tc>
@@ -12379,7 +12379,7 @@
               <w:rPr>
                 <w:sz w:val="14"/>
               </w:rPr>
-              <w:t>2027-07-07</w:t>
+              <w:t>2027-08-02</w:t>
             </w:r>
           </w:p>
         </w:tc>
@@ -12395,7 +12395,7 @@
               <w:rPr>
                 <w:sz w:val="14"/>
               </w:rPr>
-              <w:t>153</w:t>
+              <w:t>135</w:t>
             </w:r>
           </w:p>
         </w:tc>
@@ -12528,7 +12528,7 @@
               <w:rPr>
                 <w:sz w:val="14"/>
               </w:rPr>
-              <w:t>MR-ME-023</w:t>
+              <w:t>MR-ME-024</w:t>
             </w:r>
           </w:p>
         </w:tc>
@@ -12544,7 +12544,7 @@
               <w:rPr>
                 <w:sz w:val="14"/>
               </w:rPr>
-              <w:t>2027-10-13</w:t>
+              <w:t>2027-10-15</w:t>
             </w:r>
           </w:p>
         </w:tc>
@@ -12560,7 +12560,7 @@
               <w:rPr>
                 <w:sz w:val="14"/>
               </w:rPr>
-              <w:t>3</w:t>
+              <w:t>1</w:t>
             </w:r>
           </w:p>
         </w:tc>
@@ -12645,7 +12645,7 @@
               <w:rPr>
                 <w:sz w:val="14"/>
               </w:rPr>
-              <w:t>2028-03-01</w:t>
+              <w:t>2028-02-29</w:t>
             </w:r>
           </w:p>
         </w:tc>
@@ -12677,7 +12677,7 @@
               <w:rPr>
                 <w:sz w:val="14"/>
               </w:rPr>
-              <w:t>18</w:t>
+              <w:t>19</w:t>
             </w:r>
           </w:p>
         </w:tc>
@@ -12794,7 +12794,7 @@
               <w:rPr>
                 <w:sz w:val="14"/>
               </w:rPr>
-              <w:t>ALP-EPC-00UBF-SS-STL-0001</w:t>
+              <w:t>ALP-EPC-10UMA-SS-STL-0001</w:t>
             </w:r>
           </w:p>
         </w:tc>
@@ -12810,7 +12810,7 @@
               <w:rPr>
                 <w:sz w:val="14"/>
               </w:rPr>
-              <w:t>2027-07-06</w:t>
+              <w:t>2027-07-07</w:t>
             </w:r>
           </w:p>
         </w:tc>
@@ -12842,7 +12842,7 @@
               <w:rPr>
                 <w:sz w:val="14"/>
               </w:rPr>
-              <w:t>37</w:t>
+              <w:t>36</w:t>
             </w:r>
           </w:p>
         </w:tc>
@@ -12874,7 +12874,7 @@
               <w:rPr>
                 <w:sz w:val="14"/>
               </w:rPr>
-              <w:t>2027-03-03</w:t>
+              <w:t>2027-02-25</w:t>
             </w:r>
           </w:p>
         </w:tc>
@@ -12890,7 +12890,7 @@
               <w:rPr>
                 <w:sz w:val="14"/>
               </w:rPr>
-              <w:t>93</w:t>
+              <w:t>97</w:t>
             </w:r>
           </w:p>
         </w:tc>
@@ -12975,7 +12975,7 @@
               <w:rPr>
                 <w:sz w:val="14"/>
               </w:rPr>
-              <w:t>2027-03-08</w:t>
+              <w:t>2027-04-12</w:t>
             </w:r>
           </w:p>
         </w:tc>
@@ -13007,7 +13007,7 @@
               <w:rPr>
                 <w:sz w:val="14"/>
               </w:rPr>
-              <w:t>20</w:t>
+              <w:t>-5</w:t>
             </w:r>
           </w:p>
         </w:tc>
@@ -13124,7 +13124,7 @@
               <w:rPr>
                 <w:sz w:val="14"/>
               </w:rPr>
-              <w:t>ALP-EPC-20UMB-HV-GAD-0001</w:t>
+              <w:t>ALP-EPC-20UMB-CV-RBR-0001</w:t>
             </w:r>
           </w:p>
         </w:tc>
@@ -13140,7 +13140,7 @@
               <w:rPr>
                 <w:sz w:val="14"/>
               </w:rPr>
-              <w:t>2027-06-28</w:t>
+              <w:t>2027-06-25</w:t>
             </w:r>
           </w:p>
         </w:tc>
@@ -13172,7 +13172,7 @@
               <w:rPr>
                 <w:sz w:val="14"/>
               </w:rPr>
-              <w:t>19</w:t>
+              <w:t>-4</w:t>
             </w:r>
           </w:p>
         </w:tc>
@@ -13305,7 +13305,7 @@
               <w:rPr>
                 <w:sz w:val="14"/>
               </w:rPr>
-              <w:t>2027-11-04</w:t>
+              <w:t>2027-11-24</w:t>
             </w:r>
           </w:p>
         </w:tc>
@@ -13337,7 +13337,7 @@
               <w:rPr>
                 <w:sz w:val="14"/>
               </w:rPr>
-              <w:t>104</w:t>
+              <w:t>90</w:t>
             </w:r>
           </w:p>
         </w:tc>
@@ -13353,7 +13353,7 @@
               <w:rPr>
                 <w:sz w:val="14"/>
               </w:rPr>
-              <w:t>MR-EL-002</w:t>
+              <w:t>MR-EL-008</w:t>
             </w:r>
           </w:p>
         </w:tc>
@@ -13369,7 +13369,7 @@
               <w:rPr>
                 <w:sz w:val="14"/>
               </w:rPr>
-              <w:t>2027-04-29</w:t>
+              <w:t>2027-05-06</w:t>
             </w:r>
           </w:p>
         </w:tc>
@@ -13385,7 +13385,7 @@
               <w:rPr>
                 <w:sz w:val="14"/>
               </w:rPr>
-              <w:t>217</w:t>
+              <w:t>212</w:t>
             </w:r>
           </w:p>
         </w:tc>
@@ -13470,7 +13470,7 @@
               <w:rPr>
                 <w:sz w:val="14"/>
               </w:rPr>
-              <w:t>2027-09-27</w:t>
+              <w:t>2027-10-01</w:t>
             </w:r>
           </w:p>
         </w:tc>
@@ -13502,7 +13502,7 @@
               <w:rPr>
                 <w:sz w:val="14"/>
               </w:rPr>
-              <w:t>172</w:t>
+              <w:t>168</w:t>
             </w:r>
           </w:p>
         </w:tc>
@@ -13534,7 +13534,7 @@
               <w:rPr>
                 <w:sz w:val="14"/>
               </w:rPr>
-              <w:t>2027-06-30</w:t>
+              <w:t>2027-07-12</w:t>
             </w:r>
           </w:p>
         </w:tc>
@@ -13550,7 +13550,7 @@
               <w:rPr>
                 <w:sz w:val="14"/>
               </w:rPr>
-              <w:t>193</w:t>
+              <w:t>185</w:t>
             </w:r>
           </w:p>
         </w:tc>
@@ -13635,7 +13635,7 @@
               <w:rPr>
                 <w:sz w:val="14"/>
               </w:rPr>
-              <w:t>2027-06-15</w:t>
+              <w:t>2027-06-11</w:t>
             </w:r>
           </w:p>
         </w:tc>
@@ -13667,7 +13667,7 @@
               <w:rPr>
                 <w:sz w:val="14"/>
               </w:rPr>
-              <w:t>206</w:t>
+              <w:t>208</w:t>
             </w:r>
           </w:p>
         </w:tc>
@@ -13683,7 +13683,7 @@
               <w:rPr>
                 <w:sz w:val="14"/>
               </w:rPr>
-              <w:t>MR-ME-023</w:t>
+              <w:t>MR-ME-024</w:t>
             </w:r>
           </w:p>
         </w:tc>
@@ -13699,7 +13699,7 @@
               <w:rPr>
                 <w:sz w:val="14"/>
               </w:rPr>
-              <w:t>2027-10-13</w:t>
+              <w:t>2027-10-15</w:t>
             </w:r>
           </w:p>
         </w:tc>
@@ -13715,7 +13715,7 @@
               <w:rPr>
                 <w:sz w:val="14"/>
               </w:rPr>
-              <w:t>48</w:t>
+              <w:t>46</w:t>
             </w:r>
           </w:p>
         </w:tc>
@@ -13800,7 +13800,7 @@
               <w:rPr>
                 <w:sz w:val="14"/>
               </w:rPr>
-              <w:t>2028-04-27</w:t>
+              <w:t>2028-04-26</w:t>
             </w:r>
           </w:p>
         </w:tc>
@@ -13832,7 +13832,7 @@
               <w:rPr>
                 <w:sz w:val="14"/>
               </w:rPr>
-              <w:t>12</w:t>
+              <w:t>13</w:t>
             </w:r>
           </w:p>
         </w:tc>
@@ -13864,7 +13864,7 @@
               <w:rPr>
                 <w:sz w:val="14"/>
               </w:rPr>
-              <w:t>2027-07-28</w:t>
+              <w:t>2027-07-27</w:t>
             </w:r>
           </w:p>
         </w:tc>
@@ -13880,7 +13880,7 @@
               <w:rPr>
                 <w:sz w:val="14"/>
               </w:rPr>
-              <w:t>133</w:t>
+              <w:t>134</w:t>
             </w:r>
           </w:p>
         </w:tc>
@@ -13965,7 +13965,7 @@
               <w:rPr>
                 <w:sz w:val="14"/>
               </w:rPr>
-              <w:t>2027-07-06</w:t>
+              <w:t>2027-07-08</w:t>
             </w:r>
           </w:p>
         </w:tc>
@@ -13997,7 +13997,7 @@
               <w:rPr>
                 <w:sz w:val="14"/>
               </w:rPr>
-              <w:t>37</w:t>
+              <w:t>35</w:t>
             </w:r>
           </w:p>
         </w:tc>
@@ -14029,7 +14029,7 @@
               <w:rPr>
                 <w:sz w:val="14"/>
               </w:rPr>
-              <w:t>2027-03-03</w:t>
+              <w:t>2027-02-25</w:t>
             </w:r>
           </w:p>
         </w:tc>
@@ -14045,7 +14045,7 @@
               <w:rPr>
                 <w:sz w:val="14"/>
               </w:rPr>
-              <w:t>93</w:t>
+              <w:t>97</w:t>
             </w:r>
           </w:p>
         </w:tc>
@@ -14114,7 +14114,7 @@
               <w:rPr>
                 <w:sz w:val="14"/>
               </w:rPr>
-              <w:t>ALP-EPC-00UBA-CV-RBR-0001</w:t>
+              <w:t>ALP-EPC-00UBA-HV-GAD-0002</w:t>
             </w:r>
           </w:p>
         </w:tc>
@@ -14130,7 +14130,7 @@
               <w:rPr>
                 <w:sz w:val="14"/>
               </w:rPr>
-              <w:t>2027-04-20</w:t>
+              <w:t>2027-05-11</w:t>
             </w:r>
           </w:p>
         </w:tc>
@@ -14162,7 +14162,7 @@
               <w:rPr>
                 <w:sz w:val="14"/>
               </w:rPr>
-              <w:t>11</w:t>
+              <w:t>-10</w:t>
             </w:r>
           </w:p>
         </w:tc>
@@ -14279,7 +14279,7 @@
               <w:rPr>
                 <w:sz w:val="14"/>
               </w:rPr>
-              <w:t>ALP-EPC-00UBA-EL-ELY-0002</w:t>
+              <w:t>ALP-EPC-00UBA-IC-ELY-0002</w:t>
             </w:r>
           </w:p>
         </w:tc>
@@ -14295,7 +14295,7 @@
               <w:rPr>
                 <w:sz w:val="14"/>
               </w:rPr>
-              <w:t>2027-09-15</w:t>
+              <w:t>2027-09-21</w:t>
             </w:r>
           </w:p>
         </w:tc>
@@ -14327,7 +14327,7 @@
               <w:rPr>
                 <w:sz w:val="14"/>
               </w:rPr>
-              <w:t>52</w:t>
+              <w:t>53</w:t>
             </w:r>
           </w:p>
         </w:tc>
@@ -14359,7 +14359,7 @@
               <w:rPr>
                 <w:sz w:val="14"/>
               </w:rPr>
-              <w:t>2027-07-07</w:t>
+              <w:t>2027-08-02</w:t>
             </w:r>
           </w:p>
         </w:tc>
@@ -14375,7 +14375,7 @@
               <w:rPr>
                 <w:sz w:val="14"/>
               </w:rPr>
-              <w:t>78</w:t>
+              <w:t>60</w:t>
             </w:r>
           </w:p>
         </w:tc>
@@ -14460,7 +14460,7 @@
               <w:rPr>
                 <w:sz w:val="14"/>
               </w:rPr>
-              <w:t>2027-10-22</w:t>
+              <w:t>2027-10-20</w:t>
             </w:r>
           </w:p>
         </w:tc>
@@ -14492,7 +14492,7 @@
               <w:rPr>
                 <w:sz w:val="14"/>
               </w:rPr>
-              <w:t>26</w:t>
+              <w:t>28</w:t>
             </w:r>
           </w:p>
         </w:tc>
@@ -14609,7 +14609,7 @@
               <w:rPr>
                 <w:sz w:val="14"/>
               </w:rPr>
-              <w:t>ALP-EPC-00UBA-SS-STL-0001</w:t>
+              <w:t>ALP-EPC-00UBA-SS-STL-0002</w:t>
             </w:r>
           </w:p>
         </w:tc>
@@ -14625,7 +14625,7 @@
               <w:rPr>
                 <w:sz w:val="14"/>
               </w:rPr>
-              <w:t>2027-05-13</w:t>
+              <w:t>2027-05-07</w:t>
             </w:r>
           </w:p>
         </w:tc>
@@ -14657,7 +14657,7 @@
               <w:rPr>
                 <w:sz w:val="14"/>
               </w:rPr>
-              <w:t>52</w:t>
+              <w:t>56</w:t>
             </w:r>
           </w:p>
         </w:tc>
@@ -14772,7 +14772,7 @@
               <w:rPr>
                 <w:sz w:val="14"/>
               </w:rPr>
-              <w:t>ALP-EPC-00UAC-CV-RBR-0001</w:t>
+              <w:t>ALP-EPC-00UAC-HV-GAD-0001</w:t>
             </w:r>
           </w:p>
         </w:tc>
@@ -14788,7 +14788,7 @@
               <w:rPr>
                 <w:sz w:val="14"/>
               </w:rPr>
-              <w:t>2027-04-16</w:t>
+              <w:t>2027-05-04</w:t>
             </w:r>
           </w:p>
         </w:tc>
@@ -14820,7 +14820,7 @@
               <w:rPr>
                 <w:sz w:val="14"/>
               </w:rPr>
-              <w:t>15</w:t>
+              <w:t>-3</w:t>
             </w:r>
           </w:p>
         </w:tc>
@@ -14935,7 +14935,7 @@
               <w:rPr>
                 <w:sz w:val="14"/>
               </w:rPr>
-              <w:t>ALP-EPC-00UAC-EL-ELY-0002</w:t>
+              <w:t>ALP-EPC-00UAC-EL-CBL-0001</w:t>
             </w:r>
           </w:p>
         </w:tc>
@@ -14951,7 +14951,7 @@
               <w:rPr>
                 <w:sz w:val="14"/>
               </w:rPr>
-              <w:t>2027-09-16</w:t>
+              <w:t>2027-10-07</w:t>
             </w:r>
           </w:p>
         </w:tc>
@@ -14983,7 +14983,7 @@
               <w:rPr>
                 <w:sz w:val="14"/>
               </w:rPr>
-              <w:t>102</w:t>
+              <w:t>93</w:t>
             </w:r>
           </w:p>
         </w:tc>
@@ -15015,7 +15015,7 @@
               <w:rPr>
                 <w:sz w:val="14"/>
               </w:rPr>
-              <w:t>2027-04-12</w:t>
+              <w:t>2027-05-06</w:t>
             </w:r>
           </w:p>
         </w:tc>
@@ -15031,7 +15031,7 @@
               <w:rPr>
                 <w:sz w:val="14"/>
               </w:rPr>
-              <w:t>191</w:t>
+              <w:t>173</w:t>
             </w:r>
           </w:p>
         </w:tc>
@@ -15279,7 +15279,7 @@
               <w:rPr>
                 <w:sz w:val="14"/>
               </w:rPr>
-              <w:t>2027-06-04</w:t>
+              <w:t>2027-06-10</w:t>
             </w:r>
           </w:p>
         </w:tc>
@@ -15311,7 +15311,7 @@
               <w:rPr>
                 <w:sz w:val="14"/>
               </w:rPr>
-              <w:t>13</w:t>
+              <w:t>-10</w:t>
             </w:r>
           </w:p>
         </w:tc>
@@ -15444,7 +15444,7 @@
               <w:rPr>
                 <w:sz w:val="14"/>
               </w:rPr>
-              <w:t>2027-10-08</w:t>
+              <w:t>2027-11-03</w:t>
             </w:r>
           </w:p>
         </w:tc>
@@ -15476,7 +15476,7 @@
               <w:rPr>
                 <w:sz w:val="14"/>
               </w:rPr>
-              <w:t>95</w:t>
+              <w:t>77</w:t>
             </w:r>
           </w:p>
         </w:tc>
@@ -15508,7 +15508,7 @@
               <w:rPr>
                 <w:sz w:val="14"/>
               </w:rPr>
-              <w:t>2027-04-12</w:t>
+              <w:t>2027-05-06</w:t>
             </w:r>
           </w:p>
         </w:tc>
@@ -15524,7 +15524,7 @@
               <w:rPr>
                 <w:sz w:val="14"/>
               </w:rPr>
-              <w:t>210</w:t>
+              <w:t>192</w:t>
             </w:r>
           </w:p>
         </w:tc>
@@ -15609,7 +15609,7 @@
               <w:rPr>
                 <w:sz w:val="14"/>
               </w:rPr>
-              <w:t>2027-09-08</w:t>
+              <w:t>2027-09-14</w:t>
             </w:r>
           </w:p>
         </w:tc>
@@ -15641,7 +15641,7 @@
               <w:rPr>
                 <w:sz w:val="14"/>
               </w:rPr>
-              <w:t>142</w:t>
+              <w:t>138</w:t>
             </w:r>
           </w:p>
         </w:tc>
@@ -15673,7 +15673,7 @@
               <w:rPr>
                 <w:sz w:val="14"/>
               </w:rPr>
-              <w:t>2027-06-30</w:t>
+              <w:t>2027-07-12</w:t>
             </w:r>
           </w:p>
         </w:tc>
@@ -15689,7 +15689,7 @@
               <w:rPr>
                 <w:sz w:val="14"/>
               </w:rPr>
-              <w:t>173</w:t>
+              <w:t>165</w:t>
             </w:r>
           </w:p>
         </w:tc>
@@ -15774,7 +15774,7 @@
               <w:rPr>
                 <w:sz w:val="14"/>
               </w:rPr>
-              <w:t>2027-06-08</w:t>
+              <w:t>2027-05-27</w:t>
             </w:r>
           </w:p>
         </w:tc>
@@ -15806,7 +15806,7 @@
               <w:rPr>
                 <w:sz w:val="14"/>
               </w:rPr>
-              <w:t>179</w:t>
+              <w:t>187</w:t>
             </w:r>
           </w:p>
         </w:tc>
@@ -15838,7 +15838,7 @@
               <w:rPr>
                 <w:sz w:val="14"/>
               </w:rPr>
-              <w:t>2027-04-12</w:t>
+              <w:t>2027-03-31</w:t>
             </w:r>
           </w:p>
         </w:tc>
@@ -15854,7 +15854,7 @@
               <w:rPr>
                 <w:sz w:val="14"/>
               </w:rPr>
-              <w:t>180</w:t>
+              <w:t>188</w:t>
             </w:r>
           </w:p>
         </w:tc>
@@ -15939,7 +15939,7 @@
               <w:rPr>
                 <w:sz w:val="14"/>
               </w:rPr>
-              <w:t>2027-10-08</w:t>
+              <w:t>2027-10-05</w:t>
             </w:r>
           </w:p>
         </w:tc>
@@ -15971,7 +15971,7 @@
               <w:rPr>
                 <w:sz w:val="14"/>
               </w:rPr>
-              <w:t>46</w:t>
+              <w:t>49</w:t>
             </w:r>
           </w:p>
         </w:tc>
@@ -16104,7 +16104,7 @@
               <w:rPr>
                 <w:sz w:val="14"/>
               </w:rPr>
-              <w:t>2027-09-06</w:t>
+              <w:t>2027-10-20</w:t>
             </w:r>
           </w:p>
         </w:tc>
@@ -16136,7 +16136,7 @@
               <w:rPr>
                 <w:sz w:val="14"/>
               </w:rPr>
-              <w:t>25</w:t>
+              <w:t>-7</w:t>
             </w:r>
           </w:p>
         </w:tc>
@@ -16168,7 +16168,7 @@
               <w:rPr>
                 <w:sz w:val="14"/>
               </w:rPr>
-              <w:t>2027-04-22</w:t>
+              <w:t>2027-04-13</w:t>
             </w:r>
           </w:p>
         </w:tc>
@@ -16184,7 +16184,7 @@
               <w:rPr>
                 <w:sz w:val="14"/>
               </w:rPr>
-              <w:t>96</w:t>
+              <w:t>103</w:t>
             </w:r>
           </w:p>
         </w:tc>
@@ -16269,7 +16269,7 @@
               <w:rPr>
                 <w:sz w:val="14"/>
               </w:rPr>
-              <w:t>2027-06-01</w:t>
+              <w:t>2027-06-07</w:t>
             </w:r>
           </w:p>
         </w:tc>
@@ -16301,7 +16301,7 @@
               <w:rPr>
                 <w:sz w:val="14"/>
               </w:rPr>
-              <w:t>10</w:t>
+              <w:t>-12</w:t>
             </w:r>
           </w:p>
         </w:tc>
@@ -16432,7 +16432,7 @@
               <w:rPr>
                 <w:sz w:val="14"/>
               </w:rPr>
-              <w:t>2027-10-19</w:t>
+              <w:t>2027-11-08</w:t>
             </w:r>
           </w:p>
         </w:tc>
@@ -16464,7 +16464,7 @@
               <w:rPr>
                 <w:sz w:val="14"/>
               </w:rPr>
-              <w:t>105</w:t>
+              <w:t>91</w:t>
             </w:r>
           </w:p>
         </w:tc>
@@ -16496,7 +16496,7 @@
               <w:rPr>
                 <w:sz w:val="14"/>
               </w:rPr>
-              <w:t>2027-04-12</w:t>
+              <w:t>2027-05-06</w:t>
             </w:r>
           </w:p>
         </w:tc>
@@ -16512,7 +16512,7 @@
               <w:rPr>
                 <w:sz w:val="14"/>
               </w:rPr>
-              <w:t>225</w:t>
+              <w:t>207</w:t>
             </w:r>
           </w:p>
         </w:tc>
@@ -16597,7 +16597,7 @@
               <w:rPr>
                 <w:sz w:val="14"/>
               </w:rPr>
-              <w:t>2027-09-20</w:t>
+              <w:t>2027-09-24</w:t>
             </w:r>
           </w:p>
         </w:tc>
@@ -16629,7 +16629,7 @@
               <w:rPr>
                 <w:sz w:val="14"/>
               </w:rPr>
-              <w:t>157</w:t>
+              <w:t>153</w:t>
             </w:r>
           </w:p>
         </w:tc>
@@ -16661,7 +16661,7 @@
               <w:rPr>
                 <w:sz w:val="14"/>
               </w:rPr>
-              <w:t>2027-05-05</w:t>
+              <w:t>2027-05-06</w:t>
             </w:r>
           </w:p>
         </w:tc>
@@ -16677,7 +16677,7 @@
               <w:rPr>
                 <w:sz w:val="14"/>
               </w:rPr>
-              <w:t>228</w:t>
+              <w:t>227</w:t>
             </w:r>
           </w:p>
         </w:tc>
@@ -16911,7 +16911,7 @@
               <w:rPr>
                 <w:sz w:val="14"/>
               </w:rPr>
-              <w:t>ALP-EPC-00GUA-PI-SUP-0001</w:t>
+              <w:t>ALP-EPC-00GHA-PI-SUP-0001</w:t>
             </w:r>
           </w:p>
         </w:tc>
@@ -16927,7 +16927,7 @@
               <w:rPr>
                 <w:sz w:val="14"/>
               </w:rPr>
-              <w:t>2028-03-10</w:t>
+              <w:t>2028-03-09</w:t>
             </w:r>
           </w:p>
         </w:tc>
@@ -16959,7 +16959,7 @@
               <w:rPr>
                 <w:sz w:val="14"/>
               </w:rPr>
-              <w:t>16</w:t>
+              <w:t>17</w:t>
             </w:r>
           </w:p>
         </w:tc>
@@ -17092,7 +17092,7 @@
               <w:rPr>
                 <w:sz w:val="14"/>
               </w:rPr>
-              <w:t>2027-05-14</w:t>
+              <w:t>2027-05-05</w:t>
             </w:r>
           </w:p>
         </w:tc>
@@ -17124,7 +17124,7 @@
               <w:rPr>
                 <w:sz w:val="14"/>
               </w:rPr>
-              <w:t>51</w:t>
+              <w:t>58</w:t>
             </w:r>
           </w:p>
         </w:tc>
@@ -17255,7 +17255,7 @@
               <w:rPr>
                 <w:sz w:val="14"/>
               </w:rPr>
-              <w:t>2027-06-07</w:t>
+              <w:t>2027-06-10</w:t>
             </w:r>
           </w:p>
         </w:tc>
@@ -17287,7 +17287,7 @@
               <w:rPr>
                 <w:sz w:val="14"/>
               </w:rPr>
-              <w:t>9</w:t>
+              <w:t>3</w:t>
             </w:r>
           </w:p>
         </w:tc>
@@ -17402,7 +17402,7 @@
               <w:rPr>
                 <w:sz w:val="14"/>
               </w:rPr>
-              <w:t>ALP-EPC-00UQA-EL-ELY-0003</w:t>
+              <w:t>ALP-EPC-00UQA-EL-CBL-0001</w:t>
             </w:r>
           </w:p>
         </w:tc>
@@ -17418,7 +17418,7 @@
               <w:rPr>
                 <w:sz w:val="14"/>
               </w:rPr>
-              <w:t>2027-09-28</w:t>
+              <w:t>2027-10-25</w:t>
             </w:r>
           </w:p>
         </w:tc>
@@ -17450,7 +17450,7 @@
               <w:rPr>
                 <w:sz w:val="14"/>
               </w:rPr>
-              <w:t>97</w:t>
+              <w:t>85</w:t>
             </w:r>
           </w:p>
         </w:tc>
@@ -17482,7 +17482,7 @@
               <w:rPr>
                 <w:sz w:val="14"/>
               </w:rPr>
-              <w:t>2027-04-12</w:t>
+              <w:t>2027-05-06</w:t>
             </w:r>
           </w:p>
         </w:tc>
@@ -17498,7 +17498,7 @@
               <w:rPr>
                 <w:sz w:val="14"/>
               </w:rPr>
-              <w:t>195</w:t>
+              <w:t>177</w:t>
             </w:r>
           </w:p>
         </w:tc>
@@ -17583,7 +17583,7 @@
               <w:rPr>
                 <w:sz w:val="14"/>
               </w:rPr>
-              <w:t>2027-10-04</w:t>
+              <w:t>2027-10-08</w:t>
             </w:r>
           </w:p>
         </w:tc>
@@ -17615,7 +17615,7 @@
               <w:rPr>
                 <w:sz w:val="14"/>
               </w:rPr>
-              <w:t>133</w:t>
+              <w:t>129</w:t>
             </w:r>
           </w:p>
         </w:tc>
@@ -17647,7 +17647,7 @@
               <w:rPr>
                 <w:sz w:val="14"/>
               </w:rPr>
-              <w:t>2027-05-05</w:t>
+              <w:t>2027-05-06</w:t>
             </w:r>
           </w:p>
         </w:tc>
@@ -17663,7 +17663,7 @@
               <w:rPr>
                 <w:sz w:val="14"/>
               </w:rPr>
-              <w:t>208</w:t>
+              <w:t>207</w:t>
             </w:r>
           </w:p>
         </w:tc>
@@ -17748,7 +17748,7 @@
               <w:rPr>
                 <w:sz w:val="14"/>
               </w:rPr>
-              <w:t>2027-08-03</w:t>
+              <w:t>2027-08-19</w:t>
             </w:r>
           </w:p>
         </w:tc>
@@ -17780,7 +17780,7 @@
               <w:rPr>
                 <w:sz w:val="14"/>
               </w:rPr>
-              <w:t>120</w:t>
+              <w:t>108</w:t>
             </w:r>
           </w:p>
         </w:tc>
@@ -17897,7 +17897,7 @@
               <w:rPr>
                 <w:sz w:val="14"/>
               </w:rPr>
-              <w:t>ALP-EPC-00PGA-PI-SUP-0001</w:t>
+              <w:t>ALP-EPC-10LAB-PI-SUP-0001</w:t>
             </w:r>
           </w:p>
         </w:tc>
@@ -17913,7 +17913,7 @@
               <w:rPr>
                 <w:sz w:val="14"/>
               </w:rPr>
-              <w:t>2028-01-27</w:t>
+              <w:t>2028-01-26</w:t>
             </w:r>
           </w:p>
         </w:tc>
@@ -17945,7 +17945,7 @@
               <w:rPr>
                 <w:sz w:val="14"/>
               </w:rPr>
-              <w:t>27</w:t>
+              <w:t>28</w:t>
             </w:r>
           </w:p>
         </w:tc>
@@ -17977,7 +17977,7 @@
               <w:rPr>
                 <w:sz w:val="14"/>
               </w:rPr>
-              <w:t>2027-07-28</w:t>
+              <w:t>2027-07-27</w:t>
             </w:r>
           </w:p>
         </w:tc>
@@ -17993,7 +17993,7 @@
               <w:rPr>
                 <w:sz w:val="14"/>
               </w:rPr>
-              <w:t>98</w:t>
+              <w:t>99</w:t>
             </w:r>
           </w:p>
         </w:tc>
@@ -18078,7 +18078,7 @@
               <w:rPr>
                 <w:sz w:val="14"/>
               </w:rPr>
-              <w:t>2027-06-15</w:t>
+              <w:t>2027-06-16</w:t>
             </w:r>
           </w:p>
         </w:tc>
@@ -18110,7 +18110,7 @@
               <w:rPr>
                 <w:sz w:val="14"/>
               </w:rPr>
-              <w:t>40</w:t>
+              <w:t>39</w:t>
             </w:r>
           </w:p>
         </w:tc>
@@ -18142,7 +18142,7 @@
               <w:rPr>
                 <w:sz w:val="14"/>
               </w:rPr>
-              <w:t>2027-03-03</w:t>
+              <w:t>2027-02-25</w:t>
             </w:r>
           </w:p>
         </w:tc>
@@ -18158,7 +18158,7 @@
               <w:rPr>
                 <w:sz w:val="14"/>
               </w:rPr>
-              <w:t>84</w:t>
+              <w:t>88</w:t>
             </w:r>
           </w:p>
         </w:tc>
@@ -18227,7 +18227,7 @@
               <w:rPr>
                 <w:sz w:val="14"/>
               </w:rPr>
-              <w:t>ALP-EPC-00UEK-HS-GAD-0001</w:t>
+              <w:t>ALP-EPC-00UEK-CV-RBR-0001</w:t>
             </w:r>
           </w:p>
         </w:tc>
@@ -18243,7 +18243,7 @@
               <w:rPr>
                 <w:sz w:val="14"/>
               </w:rPr>
-              <w:t>2027-07-27</w:t>
+              <w:t>2027-08-13</w:t>
             </w:r>
           </w:p>
         </w:tc>
@@ -18275,7 +18275,7 @@
               <w:rPr>
                 <w:sz w:val="14"/>
               </w:rPr>
-              <w:t>25</w:t>
+              <w:t>18</w:t>
             </w:r>
           </w:p>
         </w:tc>
@@ -18390,7 +18390,7 @@
               <w:rPr>
                 <w:sz w:val="14"/>
               </w:rPr>
-              <w:t>ALP-EPC-00UEK-EL-CBL-0001</w:t>
+              <w:t>ALP-EPC-00UEK-EL-ELY-0003</w:t>
             </w:r>
           </w:p>
         </w:tc>
@@ -18406,7 +18406,7 @@
               <w:rPr>
                 <w:sz w:val="14"/>
               </w:rPr>
-              <w:t>2027-08-25</w:t>
+              <w:t>2027-09-08</w:t>
             </w:r>
           </w:p>
         </w:tc>
@@ -18438,7 +18438,7 @@
               <w:rPr>
                 <w:sz w:val="14"/>
               </w:rPr>
-              <w:t>103</w:t>
+              <w:t>89</w:t>
             </w:r>
           </w:p>
         </w:tc>
@@ -18470,7 +18470,7 @@
               <w:rPr>
                 <w:sz w:val="14"/>
               </w:rPr>
-              <w:t>2027-04-12</w:t>
+              <w:t>2027-05-06</w:t>
             </w:r>
           </w:p>
         </w:tc>
@@ -18486,7 +18486,7 @@
               <w:rPr>
                 <w:sz w:val="14"/>
               </w:rPr>
-              <w:t>185</w:t>
+              <w:t>167</w:t>
             </w:r>
           </w:p>
         </w:tc>
@@ -18571,7 +18571,7 @@
               <w:rPr>
                 <w:sz w:val="14"/>
               </w:rPr>
-              <w:t>2027-09-09</w:t>
+              <w:t>2027-09-15</w:t>
             </w:r>
           </w:p>
         </w:tc>
@@ -18603,7 +18603,7 @@
               <w:rPr>
                 <w:sz w:val="14"/>
               </w:rPr>
-              <w:t>115</w:t>
+              <w:t>111</w:t>
             </w:r>
           </w:p>
         </w:tc>
@@ -18635,7 +18635,7 @@
               <w:rPr>
                 <w:sz w:val="14"/>
               </w:rPr>
-              <w:t>2027-05-05</w:t>
+              <w:t>2027-05-06</w:t>
             </w:r>
           </w:p>
         </w:tc>
@@ -18651,7 +18651,7 @@
               <w:rPr>
                 <w:sz w:val="14"/>
               </w:rPr>
-              <w:t>188</w:t>
+              <w:t>187</w:t>
             </w:r>
           </w:p>
         </w:tc>
@@ -18901,7 +18901,7 @@
               <w:rPr>
                 <w:sz w:val="14"/>
               </w:rPr>
-              <w:t>2027-12-10</w:t>
+              <w:t>2027-12-08</w:t>
             </w:r>
           </w:p>
         </w:tc>
@@ -18933,7 +18933,7 @@
               <w:rPr>
                 <w:sz w:val="14"/>
               </w:rPr>
-              <w:t>31</w:t>
+              <w:t>33</w:t>
             </w:r>
           </w:p>
         </w:tc>
@@ -19050,7 +19050,7 @@
               <w:rPr>
                 <w:sz w:val="14"/>
               </w:rPr>
-              <w:t>ALP-EPC-00UEG-CV-RBR-0001</w:t>
+              <w:t>ALP-EPC-00UEG-CV-EFD-0001</w:t>
             </w:r>
           </w:p>
         </w:tc>
@@ -19066,7 +19066,7 @@
               <w:rPr>
                 <w:sz w:val="14"/>
               </w:rPr>
-              <w:t>2027-06-23</w:t>
+              <w:t>2027-07-08</w:t>
             </w:r>
           </w:p>
         </w:tc>
@@ -19213,7 +19213,7 @@
               <w:rPr>
                 <w:sz w:val="14"/>
               </w:rPr>
-              <w:t>ALP-EPC-00UEG-EL-ELY-0002</w:t>
+              <w:t>ALP-EPC-00UEG-EL-CBL-0001</w:t>
             </w:r>
           </w:p>
         </w:tc>
@@ -19229,7 +19229,7 @@
               <w:rPr>
                 <w:sz w:val="14"/>
               </w:rPr>
-              <w:t>2027-09-27</w:t>
+              <w:t>2027-10-12</w:t>
             </w:r>
           </w:p>
         </w:tc>
@@ -19261,7 +19261,7 @@
               <w:rPr>
                 <w:sz w:val="14"/>
               </w:rPr>
-              <w:t>97</w:t>
+              <w:t>92</w:t>
             </w:r>
           </w:p>
         </w:tc>
@@ -19293,7 +19293,7 @@
               <w:rPr>
                 <w:sz w:val="14"/>
               </w:rPr>
-              <w:t>2027-04-12</w:t>
+              <w:t>2027-05-06</w:t>
             </w:r>
           </w:p>
         </w:tc>
@@ -19309,7 +19309,7 @@
               <w:rPr>
                 <w:sz w:val="14"/>
               </w:rPr>
-              <w:t>205</w:t>
+              <w:t>187</w:t>
             </w:r>
           </w:p>
         </w:tc>
@@ -19394,7 +19394,7 @@
               <w:rPr>
                 <w:sz w:val="14"/>
               </w:rPr>
-              <w:t>2027-09-08</w:t>
+              <w:t>2027-09-14</w:t>
             </w:r>
           </w:p>
         </w:tc>
@@ -19426,7 +19426,7 @@
               <w:rPr>
                 <w:sz w:val="14"/>
               </w:rPr>
-              <w:t>137</w:t>
+              <w:t>133</w:t>
             </w:r>
           </w:p>
         </w:tc>
@@ -19458,7 +19458,7 @@
               <w:rPr>
                 <w:sz w:val="14"/>
               </w:rPr>
-              <w:t>2027-05-05</w:t>
+              <w:t>2027-05-06</w:t>
             </w:r>
           </w:p>
         </w:tc>
@@ -19474,7 +19474,7 @@
               <w:rPr>
                 <w:sz w:val="14"/>
               </w:rPr>
-              <w:t>208</w:t>
+              <w:t>207</w:t>
             </w:r>
           </w:p>
         </w:tc>
@@ -19623,7 +19623,7 @@
               <w:rPr>
                 <w:sz w:val="14"/>
               </w:rPr>
-              <w:t>2027-05-06</w:t>
+              <w:t>2027-05-05</w:t>
             </w:r>
           </w:p>
         </w:tc>
@@ -19639,7 +19639,7 @@
               <w:rPr>
                 <w:sz w:val="14"/>
               </w:rPr>
-              <w:t>107</w:t>
+              <w:t>108</w:t>
             </w:r>
           </w:p>
         </w:tc>
@@ -19724,7 +19724,7 @@
               <w:rPr>
                 <w:sz w:val="14"/>
               </w:rPr>
-              <w:t>2028-01-26</w:t>
+              <w:t>2028-01-24</w:t>
             </w:r>
           </w:p>
         </w:tc>
@@ -19756,7 +19756,7 @@
               <w:rPr>
                 <w:sz w:val="14"/>
               </w:rPr>
-              <w:t>28</w:t>
+              <w:t>30</w:t>
             </w:r>
           </w:p>
         </w:tc>
@@ -19873,7 +19873,7 @@
               <w:rPr>
                 <w:sz w:val="14"/>
               </w:rPr>
-              <w:t>ALP-EPC-00UCA-HV-GAD-0002</w:t>
+              <w:t>ALP-EPC-00USA-HV-GAD-0001</w:t>
             </w:r>
           </w:p>
         </w:tc>
@@ -19889,7 +19889,7 @@
               <w:rPr>
                 <w:sz w:val="14"/>
               </w:rPr>
-              <w:t>2027-04-26</w:t>
+              <w:t>2027-05-03</w:t>
             </w:r>
           </w:p>
         </w:tc>
@@ -19921,7 +19921,7 @@
               <w:rPr>
                 <w:sz w:val="14"/>
               </w:rPr>
-              <w:t>4</w:t>
+              <w:t>-1</w:t>
             </w:r>
           </w:p>
         </w:tc>
@@ -20052,7 +20052,7 @@
               <w:rPr>
                 <w:sz w:val="14"/>
               </w:rPr>
-              <w:t>2027-09-07</w:t>
+              <w:t>2027-09-03</w:t>
             </w:r>
           </w:p>
         </w:tc>
@@ -20084,7 +20084,7 @@
               <w:rPr>
                 <w:sz w:val="14"/>
               </w:rPr>
-              <w:t>60</w:t>
+              <w:t>62</w:t>
             </w:r>
           </w:p>
         </w:tc>
@@ -20116,7 +20116,7 @@
               <w:rPr>
                 <w:sz w:val="14"/>
               </w:rPr>
-              <w:t>2027-04-12</w:t>
+              <w:t>2027-05-06</w:t>
             </w:r>
           </w:p>
         </w:tc>
@@ -20132,7 +20132,7 @@
               <w:rPr>
                 <w:sz w:val="14"/>
               </w:rPr>
-              <w:t>150</w:t>
+              <w:t>132</w:t>
             </w:r>
           </w:p>
         </w:tc>
@@ -20217,7 +20217,7 @@
               <w:rPr>
                 <w:sz w:val="14"/>
               </w:rPr>
-              <w:t>2027-08-06</w:t>
+              <w:t>2027-08-04</w:t>
             </w:r>
           </w:p>
         </w:tc>
@@ -20249,7 +20249,7 @@
               <w:rPr>
                 <w:sz w:val="14"/>
               </w:rPr>
-              <w:t>80</w:t>
+              <w:t>82</w:t>
             </w:r>
           </w:p>
         </w:tc>
@@ -20382,7 +20382,7 @@
               <w:rPr>
                 <w:sz w:val="14"/>
               </w:rPr>
-              <w:t>2027-09-16</w:t>
+              <w:t>2027-10-07</w:t>
             </w:r>
           </w:p>
         </w:tc>
@@ -20414,7 +20414,7 @@
               <w:rPr>
                 <w:sz w:val="14"/>
               </w:rPr>
-              <w:t>80</w:t>
+              <w:t>76</w:t>
             </w:r>
           </w:p>
         </w:tc>
@@ -20430,7 +20430,7 @@
               <w:rPr>
                 <w:sz w:val="14"/>
               </w:rPr>
-              <w:t>MR-IC-006</w:t>
+              <w:t>MR-IC-008</w:t>
             </w:r>
           </w:p>
         </w:tc>
@@ -20446,7 +20446,7 @@
               <w:rPr>
                 <w:sz w:val="14"/>
               </w:rPr>
-              <w:t>2027-07-26</w:t>
+              <w:t>2027-07-29</w:t>
             </w:r>
           </w:p>
         </w:tc>
@@ -20462,7 +20462,7 @@
               <w:rPr>
                 <w:sz w:val="14"/>
               </w:rPr>
-              <w:t>85</w:t>
+              <w:t>82</w:t>
             </w:r>
           </w:p>
         </w:tc>
@@ -20531,7 +20531,7 @@
               <w:rPr>
                 <w:sz w:val="14"/>
               </w:rPr>
-              <w:t>ALP-EPC-00UYA-SS-STL-0001</w:t>
+              <w:t>ALP-EPC-00USA-SS-STL-0002</w:t>
             </w:r>
           </w:p>
         </w:tc>
@@ -20547,7 +20547,7 @@
               <w:rPr>
                 <w:sz w:val="14"/>
               </w:rPr>
-              <w:t>2027-06-21</w:t>
+              <w:t>2027-06-18</w:t>
             </w:r>
           </w:p>
         </w:tc>
@@ -20579,7 +20579,7 @@
               <w:rPr>
                 <w:sz w:val="14"/>
               </w:rPr>
-              <w:t>34</w:t>
+              <w:t>35</w:t>
             </w:r>
           </w:p>
         </w:tc>
@@ -20694,7 +20694,7 @@
               <w:rPr>
                 <w:sz w:val="14"/>
               </w:rPr>
-              <w:t>ALP-EPC-00UZA-PI-LAY-0001</w:t>
+              <w:t>ALP-EPC-00UZB-CV-CVL-0001</w:t>
             </w:r>
           </w:p>
         </w:tc>
@@ -20710,7 +20710,7 @@
               <w:rPr>
                 <w:sz w:val="14"/>
               </w:rPr>
-              <w:t>2027-01-11</w:t>
+              <w:t>2027-02-22</w:t>
             </w:r>
           </w:p>
         </w:tc>
@@ -20742,7 +20742,7 @@
               <w:rPr>
                 <w:sz w:val="14"/>
               </w:rPr>
-              <w:t>9</w:t>
+              <w:t>-13</w:t>
             </w:r>
           </w:p>
         </w:tc>
@@ -20875,7 +20875,7 @@
               <w:rPr>
                 <w:sz w:val="14"/>
               </w:rPr>
-              <w:t>2027-06-17</w:t>
+              <w:t>2027-06-21</w:t>
             </w:r>
           </w:p>
         </w:tc>
@@ -20907,7 +20907,7 @@
               <w:rPr>
                 <w:sz w:val="14"/>
               </w:rPr>
-              <w:t>21</w:t>
+              <w:t>16</w:t>
             </w:r>
           </w:p>
         </w:tc>
@@ -21038,7 +21038,7 @@
               <w:rPr>
                 <w:sz w:val="14"/>
               </w:rPr>
-              <w:t>2027-06-10</w:t>
+              <w:t>2027-06-17</w:t>
             </w:r>
           </w:p>
         </w:tc>
@@ -21070,7 +21070,7 @@
               <w:rPr>
                 <w:sz w:val="14"/>
               </w:rPr>
-              <w:t>32</w:t>
+              <w:t>27</w:t>
             </w:r>
           </w:p>
         </w:tc>
@@ -21102,7 +21102,7 @@
               <w:rPr>
                 <w:sz w:val="14"/>
               </w:rPr>
-              <w:t>2027-02-25</w:t>
+              <w:t>2027-04-08</w:t>
             </w:r>
           </w:p>
         </w:tc>
@@ -21118,7 +21118,7 @@
               <w:rPr>
                 <w:sz w:val="14"/>
               </w:rPr>
-              <w:t>57</w:t>
+              <w:t>27</w:t>
             </w:r>
           </w:p>
         </w:tc>
@@ -21187,7 +21187,7 @@
               <w:rPr>
                 <w:sz w:val="14"/>
               </w:rPr>
-              <w:t>ALP-EPC-00SGA-PI-ISO-0001</w:t>
+              <w:t>ALP-EPC-00UZA-IC-ELY-0001</w:t>
             </w:r>
           </w:p>
         </w:tc>
@@ -21203,7 +21203,7 @@
               <w:rPr>
                 <w:sz w:val="14"/>
               </w:rPr>
-              <w:t>2027-10-20</w:t>
+              <w:t>2027-10-18</w:t>
             </w:r>
           </w:p>
         </w:tc>
@@ -21235,7 +21235,7 @@
               <w:rPr>
                 <w:sz w:val="14"/>
               </w:rPr>
-              <w:t>8</w:t>
+              <w:t>4</w:t>
             </w:r>
           </w:p>
         </w:tc>
@@ -21267,7 +21267,7 @@
               <w:rPr>
                 <w:sz w:val="14"/>
               </w:rPr>
-              <w:t>2027-07-06</w:t>
+              <w:t>2027-06-22</w:t>
             </w:r>
           </w:p>
         </w:tc>
@@ -21283,7 +21283,7 @@
               <w:rPr>
                 <w:sz w:val="14"/>
               </w:rPr>
-              <w:t>64</w:t>
+              <w:t>74</w:t>
             </w:r>
           </w:p>
         </w:tc>
@@ -21962,7 +21962,7 @@
               <w:rPr>
                 <w:sz w:val="14"/>
               </w:rPr>
-              <w:t>2027-03-11</w:t>
+              <w:t>2027-03-02</w:t>
             </w:r>
           </w:p>
         </w:tc>
@@ -21978,7 +21978,7 @@
               <w:rPr>
                 <w:sz w:val="14"/>
               </w:rPr>
-              <w:t>2027-04-22</w:t>
+              <w:t>2027-04-13</w:t>
             </w:r>
           </w:p>
         </w:tc>
@@ -21994,7 +21994,7 @@
               <w:rPr>
                 <w:sz w:val="14"/>
               </w:rPr>
-              <w:t>2027-07-29</w:t>
+              <w:t>2027-07-20</w:t>
             </w:r>
           </w:p>
         </w:tc>
@@ -22042,7 +22042,7 @@
               <w:rPr>
                 <w:sz w:val="14"/>
               </w:rPr>
-              <w:t>46</w:t>
+              <w:t>53</w:t>
             </w:r>
           </w:p>
         </w:tc>
@@ -22324,7 +22324,7 @@
               <w:rPr>
                 <w:sz w:val="14"/>
               </w:rPr>
-              <w:t>2027-02-18</w:t>
+              <w:t>2027-02-09</w:t>
             </w:r>
           </w:p>
         </w:tc>
@@ -22340,7 +22340,7 @@
               <w:rPr>
                 <w:sz w:val="14"/>
               </w:rPr>
-              <w:t>2027-04-29</w:t>
+              <w:t>2027-04-20</w:t>
             </w:r>
           </w:p>
         </w:tc>
@@ -22356,7 +22356,7 @@
               <w:rPr>
                 <w:sz w:val="14"/>
               </w:rPr>
-              <w:t>2027-12-23</w:t>
+              <w:t>2027-12-14</w:t>
             </w:r>
           </w:p>
         </w:tc>
@@ -22404,7 +22404,7 @@
               <w:rPr>
                 <w:sz w:val="14"/>
               </w:rPr>
-              <w:t>32</w:t>
+              <w:t>39</w:t>
             </w:r>
           </w:p>
         </w:tc>
@@ -22670,7 +22670,7 @@
               <w:rPr>
                 <w:sz w:val="14"/>
               </w:rPr>
-              <w:t>2026-11-26</w:t>
+              <w:t>2026-11-12</w:t>
             </w:r>
           </w:p>
         </w:tc>
@@ -22686,7 +22686,7 @@
               <w:rPr>
                 <w:sz w:val="14"/>
               </w:rPr>
-              <w:t>2027-03-02</w:t>
+              <w:t>2027-02-19</w:t>
             </w:r>
           </w:p>
         </w:tc>
@@ -22702,7 +22702,7 @@
               <w:rPr>
                 <w:sz w:val="14"/>
               </w:rPr>
-              <w:t>2027-04-13</w:t>
+              <w:t>2027-04-02</w:t>
             </w:r>
           </w:p>
         </w:tc>
@@ -22718,7 +22718,7 @@
               <w:rPr>
                 <w:sz w:val="14"/>
               </w:rPr>
-              <w:t>2027-09-14</w:t>
+              <w:t>2027-09-03</w:t>
             </w:r>
           </w:p>
         </w:tc>
@@ -22766,7 +22766,7 @@
               <w:rPr>
                 <w:sz w:val="14"/>
               </w:rPr>
-              <w:t>49</w:t>
+              <w:t>56</w:t>
             </w:r>
           </w:p>
         </w:tc>
@@ -22867,7 +22867,7 @@
               <w:rPr>
                 <w:sz w:val="14"/>
               </w:rPr>
-              <w:t>2027-02-04</w:t>
+              <w:t>2027-01-28</w:t>
             </w:r>
           </w:p>
         </w:tc>
@@ -22883,7 +22883,7 @@
               <w:rPr>
                 <w:sz w:val="14"/>
               </w:rPr>
-              <w:t>2027-04-01</w:t>
+              <w:t>2027-03-25</w:t>
             </w:r>
           </w:p>
         </w:tc>
@@ -22899,7 +22899,7 @@
               <w:rPr>
                 <w:sz w:val="14"/>
               </w:rPr>
-              <w:t>2027-09-30</w:t>
+              <w:t>2027-09-23</w:t>
             </w:r>
           </w:p>
         </w:tc>
@@ -22947,7 +22947,7 @@
               <w:rPr>
                 <w:sz w:val="14"/>
               </w:rPr>
-              <w:t>37</w:t>
+              <w:t>42</w:t>
             </w:r>
           </w:p>
         </w:tc>
@@ -23229,7 +23229,7 @@
               <w:rPr>
                 <w:sz w:val="14"/>
               </w:rPr>
-              <w:t>2027-03-10</w:t>
+              <w:t>2027-03-02</w:t>
             </w:r>
           </w:p>
         </w:tc>
@@ -23245,7 +23245,7 @@
               <w:rPr>
                 <w:sz w:val="14"/>
               </w:rPr>
-              <w:t>2027-04-21</w:t>
+              <w:t>2027-04-13</w:t>
             </w:r>
           </w:p>
         </w:tc>
@@ -23261,7 +23261,7 @@
               <w:rPr>
                 <w:sz w:val="14"/>
               </w:rPr>
-              <w:t>2027-09-22</w:t>
+              <w:t>2027-09-14</w:t>
             </w:r>
           </w:p>
         </w:tc>
@@ -23309,7 +23309,7 @@
               <w:rPr>
                 <w:sz w:val="14"/>
               </w:rPr>
-              <w:t>43</w:t>
+              <w:t>49</w:t>
             </w:r>
           </w:p>
         </w:tc>
@@ -23394,7 +23394,7 @@
               <w:rPr>
                 <w:sz w:val="14"/>
               </w:rPr>
-              <w:t>2027-01-13</w:t>
+              <w:t>2027-02-18</w:t>
             </w:r>
           </w:p>
         </w:tc>
@@ -23410,7 +23410,7 @@
               <w:rPr>
                 <w:sz w:val="14"/>
               </w:rPr>
-              <w:t>2027-03-15</w:t>
+              <w:t>2027-04-08</w:t>
             </w:r>
           </w:p>
         </w:tc>
@@ -23426,7 +23426,7 @@
               <w:rPr>
                 <w:sz w:val="14"/>
               </w:rPr>
-              <w:t>2027-04-12</w:t>
+              <w:t>2027-05-06</w:t>
             </w:r>
           </w:p>
         </w:tc>
@@ -23442,7 +23442,7 @@
               <w:rPr>
                 <w:sz w:val="14"/>
               </w:rPr>
-              <w:t>2027-08-16</w:t>
+              <w:t>2027-09-09</w:t>
             </w:r>
           </w:p>
         </w:tc>
@@ -23490,7 +23490,7 @@
               <w:rPr>
                 <w:sz w:val="14"/>
               </w:rPr>
-              <w:t>70</w:t>
+              <w:t>52</w:t>
             </w:r>
           </w:p>
         </w:tc>
@@ -23575,7 +23575,7 @@
               <w:rPr>
                 <w:sz w:val="14"/>
               </w:rPr>
-              <w:t>2026-12-10</w:t>
+              <w:t>2027-01-21</w:t>
             </w:r>
           </w:p>
         </w:tc>
@@ -23591,7 +23591,7 @@
               <w:rPr>
                 <w:sz w:val="14"/>
               </w:rPr>
-              <w:t>2027-01-28</w:t>
+              <w:t>2027-03-11</w:t>
             </w:r>
           </w:p>
         </w:tc>
@@ -23607,7 +23607,7 @@
               <w:rPr>
                 <w:sz w:val="14"/>
               </w:rPr>
-              <w:t>2027-02-25</w:t>
+              <w:t>2027-04-08</w:t>
             </w:r>
           </w:p>
         </w:tc>
@@ -23623,7 +23623,7 @@
               <w:rPr>
                 <w:sz w:val="14"/>
               </w:rPr>
-              <w:t>2027-06-03</w:t>
+              <w:t>2027-07-15</w:t>
             </w:r>
           </w:p>
         </w:tc>
@@ -23671,7 +23671,7 @@
               <w:rPr>
                 <w:sz w:val="14"/>
               </w:rPr>
-              <w:t>7</w:t>
+              <w:t>-23</w:t>
             </w:r>
           </w:p>
         </w:tc>
@@ -23756,7 +23756,7 @@
               <w:rPr>
                 <w:sz w:val="14"/>
               </w:rPr>
-              <w:t>2027-03-09</w:t>
+              <w:t>2027-02-23</w:t>
             </w:r>
           </w:p>
         </w:tc>
@@ -23772,7 +23772,7 @@
               <w:rPr>
                 <w:sz w:val="14"/>
               </w:rPr>
-              <w:t>2027-05-11</w:t>
+              <w:t>2027-04-27</w:t>
             </w:r>
           </w:p>
         </w:tc>
@@ -23788,7 +23788,7 @@
               <w:rPr>
                 <w:sz w:val="14"/>
               </w:rPr>
-              <w:t>2027-07-06</w:t>
+              <w:t>2027-06-22</w:t>
             </w:r>
           </w:p>
         </w:tc>
@@ -23804,7 +23804,7 @@
               <w:rPr>
                 <w:sz w:val="14"/>
               </w:rPr>
-              <w:t>2027-09-21</w:t>
+              <w:t>2027-09-07</w:t>
             </w:r>
           </w:p>
         </w:tc>
@@ -23852,7 +23852,7 @@
               <w:rPr>
                 <w:sz w:val="14"/>
               </w:rPr>
-              <w:t>29</w:t>
+              <w:t>39</w:t>
             </w:r>
           </w:p>
         </w:tc>
@@ -24118,7 +24118,7 @@
               <w:rPr>
                 <w:sz w:val="14"/>
               </w:rPr>
-              <w:t>2027-03-24</w:t>
+              <w:t>2027-04-19</w:t>
             </w:r>
           </w:p>
         </w:tc>
@@ -24134,7 +24134,7 @@
               <w:rPr>
                 <w:sz w:val="14"/>
               </w:rPr>
-              <w:t>2027-06-09</w:t>
+              <w:t>2027-07-05</w:t>
             </w:r>
           </w:p>
         </w:tc>
@@ -24150,7 +24150,7 @@
               <w:rPr>
                 <w:sz w:val="14"/>
               </w:rPr>
-              <w:t>2027-07-07</w:t>
+              <w:t>2027-08-02</w:t>
             </w:r>
           </w:p>
         </w:tc>
@@ -24166,7 +24166,7 @@
               <w:rPr>
                 <w:sz w:val="14"/>
               </w:rPr>
-              <w:t>2027-06-09</w:t>
+              <w:t>2027-07-05</w:t>
             </w:r>
           </w:p>
         </w:tc>
@@ -24214,7 +24214,7 @@
               <w:rPr>
                 <w:sz w:val="14"/>
               </w:rPr>
-              <w:t>118</w:t>
+              <w:t>100</w:t>
             </w:r>
           </w:p>
         </w:tc>
@@ -25039,7 +25039,7 @@
               <w:rPr>
                 <w:sz w:val="14"/>
               </w:rPr>
-              <w:t>2027-03-19</w:t>
+              <w:t>2027-03-15</w:t>
             </w:r>
           </w:p>
         </w:tc>
@@ -25055,7 +25055,7 @@
               <w:rPr>
                 <w:sz w:val="14"/>
               </w:rPr>
-              <w:t>2027-05-14</w:t>
+              <w:t>2027-05-10</w:t>
             </w:r>
           </w:p>
         </w:tc>
@@ -25071,7 +25071,7 @@
               <w:rPr>
                 <w:sz w:val="14"/>
               </w:rPr>
-              <w:t>2027-11-12</w:t>
+              <w:t>2027-11-08</w:t>
             </w:r>
           </w:p>
         </w:tc>
@@ -25119,7 +25119,7 @@
               <w:rPr>
                 <w:sz w:val="14"/>
               </w:rPr>
-              <w:t>81</w:t>
+              <w:t>85</w:t>
             </w:r>
           </w:p>
         </w:tc>
@@ -25220,7 +25220,7 @@
               <w:rPr>
                 <w:sz w:val="14"/>
               </w:rPr>
-              <w:t>2027-03-23</w:t>
+              <w:t>2027-03-15</w:t>
             </w:r>
           </w:p>
         </w:tc>
@@ -25236,7 +25236,7 @@
               <w:rPr>
                 <w:sz w:val="14"/>
               </w:rPr>
-              <w:t>2027-05-18</w:t>
+              <w:t>2027-05-10</w:t>
             </w:r>
           </w:p>
         </w:tc>
@@ -25252,7 +25252,7 @@
               <w:rPr>
                 <w:sz w:val="14"/>
               </w:rPr>
-              <w:t>2027-11-16</w:t>
+              <w:t>2027-11-08</w:t>
             </w:r>
           </w:p>
         </w:tc>
@@ -25300,7 +25300,7 @@
               <w:rPr>
                 <w:sz w:val="14"/>
               </w:rPr>
-              <w:t>79</w:t>
+              <w:t>85</w:t>
             </w:r>
           </w:p>
         </w:tc>
@@ -25385,7 +25385,7 @@
               <w:rPr>
                 <w:sz w:val="14"/>
               </w:rPr>
-              <w:t>2026-12-10</w:t>
+              <w:t>2027-01-21</w:t>
             </w:r>
           </w:p>
         </w:tc>
@@ -25401,7 +25401,7 @@
               <w:rPr>
                 <w:sz w:val="14"/>
               </w:rPr>
-              <w:t>2027-03-24</w:t>
+              <w:t>2027-03-25</w:t>
             </w:r>
           </w:p>
         </w:tc>
@@ -25417,7 +25417,7 @@
               <w:rPr>
                 <w:sz w:val="14"/>
               </w:rPr>
-              <w:t>2027-05-05</w:t>
+              <w:t>2027-05-06</w:t>
             </w:r>
           </w:p>
         </w:tc>
@@ -25433,7 +25433,7 @@
               <w:rPr>
                 <w:sz w:val="14"/>
               </w:rPr>
-              <w:t>2027-10-20</w:t>
+              <w:t>2027-10-21</w:t>
             </w:r>
           </w:p>
         </w:tc>
@@ -25481,7 +25481,7 @@
               <w:rPr>
                 <w:sz w:val="14"/>
               </w:rPr>
-              <w:t>88</w:t>
+              <w:t>87</w:t>
             </w:r>
           </w:p>
         </w:tc>
@@ -25566,7 +25566,7 @@
               <w:rPr>
                 <w:sz w:val="14"/>
               </w:rPr>
-              <w:t>2026-12-10</w:t>
+              <w:t>2027-01-21</w:t>
             </w:r>
           </w:p>
         </w:tc>
@@ -25582,7 +25582,7 @@
               <w:rPr>
                 <w:sz w:val="14"/>
               </w:rPr>
-              <w:t>2027-03-15</w:t>
+              <w:t>2027-03-25</w:t>
             </w:r>
           </w:p>
         </w:tc>
@@ -25598,7 +25598,7 @@
               <w:rPr>
                 <w:sz w:val="14"/>
               </w:rPr>
-              <w:t>2027-04-26</w:t>
+              <w:t>2027-05-06</w:t>
             </w:r>
           </w:p>
         </w:tc>
@@ -25614,7 +25614,7 @@
               <w:rPr>
                 <w:sz w:val="14"/>
               </w:rPr>
-              <w:t>2027-11-08</w:t>
+              <w:t>2027-11-18</w:t>
             </w:r>
           </w:p>
         </w:tc>
@@ -25662,7 +25662,7 @@
               <w:rPr>
                 <w:sz w:val="14"/>
               </w:rPr>
-              <w:t>45</w:t>
+              <w:t>37</w:t>
             </w:r>
           </w:p>
         </w:tc>
@@ -25747,7 +25747,7 @@
               <w:rPr>
                 <w:sz w:val="14"/>
               </w:rPr>
-              <w:t>2027-03-29</w:t>
+              <w:t>2027-03-26</w:t>
             </w:r>
           </w:p>
         </w:tc>
@@ -25763,7 +25763,7 @@
               <w:rPr>
                 <w:sz w:val="14"/>
               </w:rPr>
-              <w:t>2027-05-31</w:t>
+              <w:t>2027-05-28</w:t>
             </w:r>
           </w:p>
         </w:tc>
@@ -25779,7 +25779,7 @@
               <w:rPr>
                 <w:sz w:val="14"/>
               </w:rPr>
-              <w:t>2027-07-26</w:t>
+              <w:t>2027-07-23</w:t>
             </w:r>
           </w:p>
         </w:tc>
@@ -25795,7 +25795,7 @@
               <w:rPr>
                 <w:sz w:val="14"/>
               </w:rPr>
-              <w:t>2027-11-01</w:t>
+              <w:t>2027-10-29</w:t>
             </w:r>
           </w:p>
         </w:tc>
@@ -25843,7 +25843,7 @@
               <w:rPr>
                 <w:sz w:val="14"/>
               </w:rPr>
-              <w:t>35</w:t>
+              <w:t>36</w:t>
             </w:r>
           </w:p>
         </w:tc>
@@ -25928,7 +25928,7 @@
               <w:rPr>
                 <w:sz w:val="14"/>
               </w:rPr>
-              <w:t>2027-03-22</w:t>
+              <w:t>2027-03-23</w:t>
             </w:r>
           </w:p>
         </w:tc>
@@ -25944,7 +25944,7 @@
               <w:rPr>
                 <w:sz w:val="14"/>
               </w:rPr>
-              <w:t>2027-05-24</w:t>
+              <w:t>2027-05-25</w:t>
             </w:r>
           </w:p>
         </w:tc>
@@ -25960,7 +25960,7 @@
               <w:rPr>
                 <w:sz w:val="14"/>
               </w:rPr>
-              <w:t>2027-07-19</w:t>
+              <w:t>2027-07-20</w:t>
             </w:r>
           </w:p>
         </w:tc>
@@ -25976,7 +25976,7 @@
               <w:rPr>
                 <w:sz w:val="14"/>
               </w:rPr>
-              <w:t>2027-10-25</w:t>
+              <w:t>2027-10-26</w:t>
             </w:r>
           </w:p>
         </w:tc>
@@ -26024,7 +26024,7 @@
               <w:rPr>
                 <w:sz w:val="14"/>
               </w:rPr>
-              <w:t>40</w:t>
+              <w:t>39</w:t>
             </w:r>
           </w:p>
         </w:tc>
@@ -26109,7 +26109,7 @@
               <w:rPr>
                 <w:sz w:val="14"/>
               </w:rPr>
-              <w:t>2027-02-25</w:t>
+              <w:t>2027-03-18</w:t>
             </w:r>
           </w:p>
         </w:tc>
@@ -26125,7 +26125,7 @@
               <w:rPr>
                 <w:sz w:val="14"/>
               </w:rPr>
-              <w:t>2027-04-29</w:t>
+              <w:t>2027-05-20</w:t>
             </w:r>
           </w:p>
         </w:tc>
@@ -26141,7 +26141,7 @@
               <w:rPr>
                 <w:sz w:val="14"/>
               </w:rPr>
-              <w:t>2027-07-08</w:t>
+              <w:t>2027-07-29</w:t>
             </w:r>
           </w:p>
         </w:tc>
@@ -26157,7 +26157,7 @@
               <w:rPr>
                 <w:sz w:val="14"/>
               </w:rPr>
-              <w:t>2027-11-11</w:t>
+              <w:t>2027-12-02</w:t>
             </w:r>
           </w:p>
         </w:tc>
@@ -26205,7 +26205,7 @@
               <w:rPr>
                 <w:sz w:val="14"/>
               </w:rPr>
-              <w:t>27</w:t>
+              <w:t>12</w:t>
             </w:r>
           </w:p>
         </w:tc>
@@ -26290,7 +26290,7 @@
               <w:rPr>
                 <w:sz w:val="14"/>
               </w:rPr>
-              <w:t>2027-02-25</w:t>
+              <w:t>2027-03-18</w:t>
             </w:r>
           </w:p>
         </w:tc>
@@ -26306,7 +26306,7 @@
               <w:rPr>
                 <w:sz w:val="14"/>
               </w:rPr>
-              <w:t>2027-05-13</w:t>
+              <w:t>2027-06-03</w:t>
             </w:r>
           </w:p>
         </w:tc>
@@ -26322,7 +26322,7 @@
               <w:rPr>
                 <w:sz w:val="14"/>
               </w:rPr>
-              <w:t>2027-08-05</w:t>
+              <w:t>2027-08-26</w:t>
             </w:r>
           </w:p>
         </w:tc>
@@ -26338,7 +26338,7 @@
               <w:rPr>
                 <w:sz w:val="14"/>
               </w:rPr>
-              <w:t>2028-03-02</w:t>
+              <w:t>2028-03-23</w:t>
             </w:r>
           </w:p>
         </w:tc>
@@ -26386,7 +26386,7 @@
               <w:rPr>
                 <w:sz w:val="14"/>
               </w:rPr>
-              <w:t>27</w:t>
+              <w:t>12</w:t>
             </w:r>
           </w:p>
         </w:tc>
@@ -26471,7 +26471,7 @@
               <w:rPr>
                 <w:sz w:val="14"/>
               </w:rPr>
-              <w:t>2027-04-14</w:t>
+              <w:t>2027-04-26</w:t>
             </w:r>
           </w:p>
         </w:tc>
@@ -26487,7 +26487,7 @@
               <w:rPr>
                 <w:sz w:val="14"/>
               </w:rPr>
-              <w:t>2027-06-02</w:t>
+              <w:t>2027-06-14</w:t>
             </w:r>
           </w:p>
         </w:tc>
@@ -26503,7 +26503,7 @@
               <w:rPr>
                 <w:sz w:val="14"/>
               </w:rPr>
-              <w:t>2027-06-30</w:t>
+              <w:t>2027-07-12</w:t>
             </w:r>
           </w:p>
         </w:tc>
@@ -26519,7 +26519,7 @@
               <w:rPr>
                 <w:sz w:val="14"/>
               </w:rPr>
-              <w:t>2027-09-08</w:t>
+              <w:t>2027-09-20</w:t>
             </w:r>
           </w:p>
         </w:tc>
@@ -26567,7 +26567,7 @@
               <w:rPr>
                 <w:sz w:val="14"/>
               </w:rPr>
-              <w:t>128</w:t>
+              <w:t>120</w:t>
             </w:r>
           </w:p>
         </w:tc>
@@ -27030,7 +27030,7 @@
               <w:rPr>
                 <w:sz w:val="14"/>
               </w:rPr>
-              <w:t>2027-02-22</w:t>
+              <w:t>2027-02-18</w:t>
             </w:r>
           </w:p>
         </w:tc>
@@ -27046,7 +27046,7 @@
               <w:rPr>
                 <w:sz w:val="14"/>
               </w:rPr>
-              <w:t>2027-04-19</w:t>
+              <w:t>2027-04-15</w:t>
             </w:r>
           </w:p>
         </w:tc>
@@ -27062,7 +27062,7 @@
               <w:rPr>
                 <w:sz w:val="14"/>
               </w:rPr>
-              <w:t>2027-11-29</w:t>
+              <w:t>2027-11-25</w:t>
             </w:r>
           </w:p>
         </w:tc>
@@ -27110,7 +27110,7 @@
               <w:rPr>
                 <w:sz w:val="14"/>
               </w:rPr>
-              <w:t>35</w:t>
+              <w:t>37</w:t>
             </w:r>
           </w:p>
         </w:tc>
@@ -27392,7 +27392,7 @@
               <w:rPr>
                 <w:sz w:val="14"/>
               </w:rPr>
-              <w:t>2027-02-12</w:t>
+              <w:t>2027-02-02</w:t>
             </w:r>
           </w:p>
         </w:tc>
@@ -27408,7 +27408,7 @@
               <w:rPr>
                 <w:sz w:val="14"/>
               </w:rPr>
-              <w:t>2027-04-09</w:t>
+              <w:t>2027-03-30</w:t>
             </w:r>
           </w:p>
         </w:tc>
@@ -27424,7 +27424,7 @@
               <w:rPr>
                 <w:sz w:val="14"/>
               </w:rPr>
-              <w:t>2027-11-19</w:t>
+              <w:t>2027-11-09</w:t>
             </w:r>
           </w:p>
         </w:tc>
@@ -27472,7 +27472,7 @@
               <w:rPr>
                 <w:sz w:val="14"/>
               </w:rPr>
-              <w:t>41</w:t>
+              <w:t>49</w:t>
             </w:r>
           </w:p>
         </w:tc>
@@ -27573,7 +27573,7 @@
               <w:rPr>
                 <w:sz w:val="14"/>
               </w:rPr>
-              <w:t>2027-02-15</w:t>
+              <w:t>2027-02-03</w:t>
             </w:r>
           </w:p>
         </w:tc>
@@ -27589,7 +27589,7 @@
               <w:rPr>
                 <w:sz w:val="14"/>
               </w:rPr>
-              <w:t>2027-04-12</w:t>
+              <w:t>2027-03-31</w:t>
             </w:r>
           </w:p>
         </w:tc>
@@ -27605,7 +27605,7 @@
               <w:rPr>
                 <w:sz w:val="14"/>
               </w:rPr>
-              <w:t>2027-11-22</w:t>
+              <w:t>2027-11-10</w:t>
             </w:r>
           </w:p>
         </w:tc>
@@ -27653,7 +27653,7 @@
               <w:rPr>
                 <w:sz w:val="14"/>
               </w:rPr>
-              <w:t>40</w:t>
+              <w:t>48</w:t>
             </w:r>
           </w:p>
         </w:tc>
@@ -27754,7 +27754,7 @@
               <w:rPr>
                 <w:sz w:val="14"/>
               </w:rPr>
-              <w:t>2027-03-17</w:t>
+              <w:t>2027-03-12</w:t>
             </w:r>
           </w:p>
         </w:tc>
@@ -27770,7 +27770,7 @@
               <w:rPr>
                 <w:sz w:val="14"/>
               </w:rPr>
-              <w:t>2027-05-12</w:t>
+              <w:t>2027-05-07</w:t>
             </w:r>
           </w:p>
         </w:tc>
@@ -27786,7 +27786,7 @@
               <w:rPr>
                 <w:sz w:val="14"/>
               </w:rPr>
-              <w:t>2027-11-10</w:t>
+              <w:t>2027-11-05</w:t>
             </w:r>
           </w:p>
         </w:tc>
@@ -27834,7 +27834,7 @@
               <w:rPr>
                 <w:sz w:val="14"/>
               </w:rPr>
-              <w:t>78</w:t>
+              <w:t>81</w:t>
             </w:r>
           </w:p>
         </w:tc>
@@ -27935,7 +27935,7 @@
               <w:rPr>
                 <w:sz w:val="14"/>
               </w:rPr>
-              <w:t>2027-02-18</w:t>
+              <w:t>2027-02-09</w:t>
             </w:r>
           </w:p>
         </w:tc>
@@ -27951,7 +27951,7 @@
               <w:rPr>
                 <w:sz w:val="14"/>
               </w:rPr>
-              <w:t>2027-04-15</w:t>
+              <w:t>2027-04-06</w:t>
             </w:r>
           </w:p>
         </w:tc>
@@ -27967,7 +27967,7 @@
               <w:rPr>
                 <w:sz w:val="14"/>
               </w:rPr>
-              <w:t>2027-10-14</w:t>
+              <w:t>2027-10-05</w:t>
             </w:r>
           </w:p>
         </w:tc>
@@ -28015,7 +28015,7 @@
               <w:rPr>
                 <w:sz w:val="14"/>
               </w:rPr>
-              <w:t>32</w:t>
+              <w:t>39</w:t>
             </w:r>
           </w:p>
         </w:tc>
@@ -28116,7 +28116,7 @@
               <w:rPr>
                 <w:sz w:val="14"/>
               </w:rPr>
-              <w:t>2027-02-18</w:t>
+              <w:t>2027-02-15</w:t>
             </w:r>
           </w:p>
         </w:tc>
@@ -28132,7 +28132,7 @@
               <w:rPr>
                 <w:sz w:val="14"/>
               </w:rPr>
-              <w:t>2027-04-15</w:t>
+              <w:t>2027-04-12</w:t>
             </w:r>
           </w:p>
         </w:tc>
@@ -28148,7 +28148,7 @@
               <w:rPr>
                 <w:sz w:val="14"/>
               </w:rPr>
-              <w:t>2027-10-14</w:t>
+              <w:t>2027-10-11</w:t>
             </w:r>
           </w:p>
         </w:tc>
@@ -28196,7 +28196,7 @@
               <w:rPr>
                 <w:sz w:val="14"/>
               </w:rPr>
-              <w:t>32</w:t>
+              <w:t>35</w:t>
             </w:r>
           </w:p>
         </w:tc>
@@ -28462,7 +28462,7 @@
               <w:rPr>
                 <w:sz w:val="14"/>
               </w:rPr>
-              <w:t>2027-03-30</w:t>
+              <w:t>2027-04-15</w:t>
             </w:r>
           </w:p>
         </w:tc>
@@ -28478,7 +28478,7 @@
               <w:rPr>
                 <w:sz w:val="14"/>
               </w:rPr>
-              <w:t>2027-05-18</w:t>
+              <w:t>2027-06-03</w:t>
             </w:r>
           </w:p>
         </w:tc>
@@ -28494,7 +28494,7 @@
               <w:rPr>
                 <w:sz w:val="14"/>
               </w:rPr>
-              <w:t>2027-06-29</w:t>
+              <w:t>2027-07-15</w:t>
             </w:r>
           </w:p>
         </w:tc>
@@ -28510,7 +28510,7 @@
               <w:rPr>
                 <w:sz w:val="14"/>
               </w:rPr>
-              <w:t>2027-10-19</w:t>
+              <w:t>2027-11-04</w:t>
             </w:r>
           </w:p>
         </w:tc>
@@ -28558,7 +28558,7 @@
               <w:rPr>
                 <w:sz w:val="14"/>
               </w:rPr>
-              <w:t>29</w:t>
+              <w:t>17</w:t>
             </w:r>
           </w:p>
         </w:tc>
@@ -28643,7 +28643,7 @@
               <w:rPr>
                 <w:sz w:val="14"/>
               </w:rPr>
-              <w:t>2027-03-31</w:t>
+              <w:t>2027-04-16</w:t>
             </w:r>
           </w:p>
         </w:tc>
@@ -28659,7 +28659,7 @@
               <w:rPr>
                 <w:sz w:val="14"/>
               </w:rPr>
-              <w:t>2027-05-12</w:t>
+              <w:t>2027-05-28</w:t>
             </w:r>
           </w:p>
         </w:tc>
@@ -28675,7 +28675,7 @@
               <w:rPr>
                 <w:sz w:val="14"/>
               </w:rPr>
-              <w:t>2027-06-23</w:t>
+              <w:t>2027-07-09</w:t>
             </w:r>
           </w:p>
         </w:tc>
@@ -28691,7 +28691,7 @@
               <w:rPr>
                 <w:sz w:val="14"/>
               </w:rPr>
-              <w:t>2027-11-24</w:t>
+              <w:t>2027-12-10</w:t>
             </w:r>
           </w:p>
         </w:tc>
@@ -28739,7 +28739,7 @@
               <w:rPr>
                 <w:sz w:val="14"/>
               </w:rPr>
-              <w:t>3</w:t>
+              <w:t>-9</w:t>
             </w:r>
           </w:p>
         </w:tc>
@@ -29021,7 +29021,7 @@
               <w:rPr>
                 <w:sz w:val="14"/>
               </w:rPr>
-              <w:t>2027-01-22</w:t>
+              <w:t>2027-01-14</w:t>
             </w:r>
           </w:p>
         </w:tc>
@@ -29037,7 +29037,7 @@
               <w:rPr>
                 <w:sz w:val="14"/>
               </w:rPr>
-              <w:t>2027-03-05</w:t>
+              <w:t>2027-02-25</w:t>
             </w:r>
           </w:p>
         </w:tc>
@@ -29053,7 +29053,7 @@
               <w:rPr>
                 <w:sz w:val="14"/>
               </w:rPr>
-              <w:t>2027-08-06</w:t>
+              <w:t>2027-07-29</w:t>
             </w:r>
           </w:p>
         </w:tc>
@@ -29101,7 +29101,7 @@
               <w:rPr>
                 <w:sz w:val="14"/>
               </w:rPr>
-              <w:t>81</w:t>
+              <w:t>87</w:t>
             </w:r>
           </w:p>
         </w:tc>
@@ -29745,7 +29745,7 @@
               <w:rPr>
                 <w:sz w:val="14"/>
               </w:rPr>
-              <w:t>2027-03-25</w:t>
+              <w:t>2027-03-24</w:t>
             </w:r>
           </w:p>
         </w:tc>
@@ -29761,7 +29761,7 @@
               <w:rPr>
                 <w:sz w:val="14"/>
               </w:rPr>
-              <w:t>2027-05-06</w:t>
+              <w:t>2027-05-05</w:t>
             </w:r>
           </w:p>
         </w:tc>
@@ -29777,7 +29777,7 @@
               <w:rPr>
                 <w:sz w:val="14"/>
               </w:rPr>
-              <w:t>2027-07-01</w:t>
+              <w:t>2027-06-30</w:t>
             </w:r>
           </w:p>
         </w:tc>
@@ -29825,7 +29825,7 @@
               <w:rPr>
                 <w:sz w:val="14"/>
               </w:rPr>
-              <w:t>87</w:t>
+              <w:t>88</w:t>
             </w:r>
           </w:p>
         </w:tc>
@@ -29926,7 +29926,7 @@
               <w:rPr>
                 <w:sz w:val="14"/>
               </w:rPr>
-              <w:t>2027-02-22</w:t>
+              <w:t>2027-02-18</w:t>
             </w:r>
           </w:p>
         </w:tc>
@@ -29942,7 +29942,7 @@
               <w:rPr>
                 <w:sz w:val="14"/>
               </w:rPr>
-              <w:t>2027-04-19</w:t>
+              <w:t>2027-04-15</w:t>
             </w:r>
           </w:p>
         </w:tc>
@@ -29958,7 +29958,7 @@
               <w:rPr>
                 <w:sz w:val="14"/>
               </w:rPr>
-              <w:t>2027-10-18</w:t>
+              <w:t>2027-10-14</w:t>
             </w:r>
           </w:p>
         </w:tc>
@@ -30006,7 +30006,7 @@
               <w:rPr>
                 <w:sz w:val="14"/>
               </w:rPr>
-              <w:t>30</w:t>
+              <w:t>32</w:t>
             </w:r>
           </w:p>
         </w:tc>
@@ -30107,7 +30107,7 @@
               <w:rPr>
                 <w:sz w:val="14"/>
               </w:rPr>
-              <w:t>2027-02-15</w:t>
+              <w:t>2027-02-05</w:t>
             </w:r>
           </w:p>
         </w:tc>
@@ -30123,7 +30123,7 @@
               <w:rPr>
                 <w:sz w:val="14"/>
               </w:rPr>
-              <w:t>2027-03-29</w:t>
+              <w:t>2027-03-19</w:t>
             </w:r>
           </w:p>
         </w:tc>
@@ -30139,7 +30139,7 @@
               <w:rPr>
                 <w:sz w:val="14"/>
               </w:rPr>
-              <w:t>2027-08-30</w:t>
+              <w:t>2027-08-20</w:t>
             </w:r>
           </w:p>
         </w:tc>
@@ -30187,7 +30187,7 @@
               <w:rPr>
                 <w:sz w:val="14"/>
               </w:rPr>
-              <w:t>55</w:t>
+              <w:t>61</w:t>
             </w:r>
           </w:p>
         </w:tc>
@@ -30634,7 +30634,7 @@
               <w:rPr>
                 <w:sz w:val="14"/>
               </w:rPr>
-              <w:t>2027-04-28</w:t>
+              <w:t>2027-04-27</w:t>
             </w:r>
           </w:p>
         </w:tc>
@@ -30650,7 +30650,7 @@
               <w:rPr>
                 <w:sz w:val="14"/>
               </w:rPr>
-              <w:t>2027-06-30</w:t>
+              <w:t>2027-06-29</w:t>
             </w:r>
           </w:p>
         </w:tc>
@@ -30666,7 +30666,7 @@
               <w:rPr>
                 <w:sz w:val="14"/>
               </w:rPr>
-              <w:t>2027-07-28</w:t>
+              <w:t>2027-07-27</w:t>
             </w:r>
           </w:p>
         </w:tc>
@@ -30682,7 +30682,7 @@
               <w:rPr>
                 <w:sz w:val="14"/>
               </w:rPr>
-              <w:t>2027-06-30</w:t>
+              <w:t>2027-06-29</w:t>
             </w:r>
           </w:p>
         </w:tc>
@@ -30730,7 +30730,7 @@
               <w:rPr>
                 <w:sz w:val="14"/>
               </w:rPr>
-              <w:t>138</w:t>
+              <w:t>139</w:t>
             </w:r>
           </w:p>
         </w:tc>
@@ -30996,7 +30996,7 @@
               <w:rPr>
                 <w:sz w:val="14"/>
               </w:rPr>
-              <w:t>2027-06-28</w:t>
+              <w:t>2027-07-16</w:t>
             </w:r>
           </w:p>
         </w:tc>
@@ -31012,7 +31012,7 @@
               <w:rPr>
                 <w:sz w:val="14"/>
               </w:rPr>
-              <w:t>2027-08-30</w:t>
+              <w:t>2027-09-17</w:t>
             </w:r>
           </w:p>
         </w:tc>
@@ -31028,7 +31028,7 @@
               <w:rPr>
                 <w:sz w:val="14"/>
               </w:rPr>
-              <w:t>2027-09-27</w:t>
+              <w:t>2027-10-15</w:t>
             </w:r>
           </w:p>
         </w:tc>
@@ -31044,7 +31044,7 @@
               <w:rPr>
                 <w:sz w:val="14"/>
               </w:rPr>
-              <w:t>2027-08-30</w:t>
+              <w:t>2027-09-17</w:t>
             </w:r>
           </w:p>
         </w:tc>
@@ -31092,7 +31092,7 @@
               <w:rPr>
                 <w:sz w:val="14"/>
               </w:rPr>
-              <w:t>55</w:t>
+              <w:t>41</w:t>
             </w:r>
           </w:p>
         </w:tc>
@@ -31901,7 +31901,7 @@
               <w:rPr>
                 <w:sz w:val="14"/>
               </w:rPr>
-              <w:t>2026-12-10</w:t>
+              <w:t>2027-01-21</w:t>
             </w:r>
           </w:p>
         </w:tc>
@@ -31917,7 +31917,7 @@
               <w:rPr>
                 <w:sz w:val="14"/>
               </w:rPr>
-              <w:t>2027-02-11</w:t>
+              <w:t>2027-03-25</w:t>
             </w:r>
           </w:p>
         </w:tc>
@@ -31933,7 +31933,7 @@
               <w:rPr>
                 <w:sz w:val="14"/>
               </w:rPr>
-              <w:t>2027-03-25</w:t>
+              <w:t>2027-05-06</w:t>
             </w:r>
           </w:p>
         </w:tc>
@@ -31949,7 +31949,7 @@
               <w:rPr>
                 <w:sz w:val="14"/>
               </w:rPr>
-              <w:t>2027-12-30</w:t>
+              <w:t>2028-02-10</w:t>
             </w:r>
           </w:p>
         </w:tc>
@@ -31997,7 +31997,7 @@
               <w:rPr>
                 <w:sz w:val="14"/>
               </w:rPr>
-              <w:t>7</w:t>
+              <w:t>-23</w:t>
             </w:r>
           </w:p>
         </w:tc>
@@ -32082,7 +32082,7 @@
               <w:rPr>
                 <w:sz w:val="14"/>
               </w:rPr>
-              <w:t>2026-12-29</w:t>
+              <w:t>2026-12-25</w:t>
             </w:r>
           </w:p>
         </w:tc>
@@ -32098,7 +32098,7 @@
               <w:rPr>
                 <w:sz w:val="14"/>
               </w:rPr>
-              <w:t>2027-03-15</w:t>
+              <w:t>2027-03-08</w:t>
             </w:r>
           </w:p>
         </w:tc>
@@ -32114,7 +32114,7 @@
               <w:rPr>
                 <w:sz w:val="14"/>
               </w:rPr>
-              <w:t>2027-04-26</w:t>
+              <w:t>2027-04-19</w:t>
             </w:r>
           </w:p>
         </w:tc>
@@ -32130,7 +32130,7 @@
               <w:rPr>
                 <w:sz w:val="14"/>
               </w:rPr>
-              <w:t>2027-10-11</w:t>
+              <w:t>2027-10-04</w:t>
             </w:r>
           </w:p>
         </w:tc>
@@ -32178,7 +32178,7 @@
               <w:rPr>
                 <w:sz w:val="14"/>
               </w:rPr>
-              <w:t>65</w:t>
+              <w:t>70</w:t>
             </w:r>
           </w:p>
         </w:tc>
@@ -32444,7 +32444,7 @@
               <w:rPr>
                 <w:sz w:val="14"/>
               </w:rPr>
-              <w:t>2027-04-01</w:t>
+              <w:t>2027-03-30</w:t>
             </w:r>
           </w:p>
         </w:tc>
@@ -32460,7 +32460,7 @@
               <w:rPr>
                 <w:sz w:val="14"/>
               </w:rPr>
-              <w:t>2027-05-27</w:t>
+              <w:t>2027-05-25</w:t>
             </w:r>
           </w:p>
         </w:tc>
@@ -32476,7 +32476,7 @@
               <w:rPr>
                 <w:sz w:val="14"/>
               </w:rPr>
-              <w:t>2027-07-08</w:t>
+              <w:t>2027-07-06</w:t>
             </w:r>
           </w:p>
         </w:tc>
@@ -32492,7 +32492,7 @@
               <w:rPr>
                 <w:sz w:val="14"/>
               </w:rPr>
-              <w:t>2027-10-07</w:t>
+              <w:t>2027-10-05</w:t>
             </w:r>
           </w:p>
         </w:tc>
@@ -32540,7 +32540,7 @@
               <w:rPr>
                 <w:sz w:val="14"/>
               </w:rPr>
-              <w:t>67</w:t>
+              <w:t>69</w:t>
             </w:r>
           </w:p>
         </w:tc>
@@ -33003,7 +33003,7 @@
               <w:rPr>
                 <w:sz w:val="14"/>
               </w:rPr>
-              <w:t>2027-02-03</w:t>
+              <w:t>2027-01-28</w:t>
             </w:r>
           </w:p>
         </w:tc>
@@ -33019,7 +33019,7 @@
               <w:rPr>
                 <w:sz w:val="14"/>
               </w:rPr>
-              <w:t>2027-03-03</w:t>
+              <w:t>2027-02-25</w:t>
             </w:r>
           </w:p>
         </w:tc>
@@ -33035,7 +33035,7 @@
               <w:rPr>
                 <w:sz w:val="14"/>
               </w:rPr>
-              <w:t>2027-06-09</w:t>
+              <w:t>2027-06-03</w:t>
             </w:r>
           </w:p>
         </w:tc>
@@ -33083,7 +33083,7 @@
               <w:rPr>
                 <w:sz w:val="14"/>
               </w:rPr>
-              <w:t>34</w:t>
+              <w:t>38</w:t>
             </w:r>
           </w:p>
         </w:tc>
@@ -33184,7 +33184,7 @@
               <w:rPr>
                 <w:sz w:val="14"/>
               </w:rPr>
-              <w:t>2027-02-02</w:t>
+              <w:t>2027-01-28</w:t>
             </w:r>
           </w:p>
         </w:tc>
@@ -33200,7 +33200,7 @@
               <w:rPr>
                 <w:sz w:val="14"/>
               </w:rPr>
-              <w:t>2027-03-30</w:t>
+              <w:t>2027-03-25</w:t>
             </w:r>
           </w:p>
         </w:tc>
@@ -33216,7 +33216,7 @@
               <w:rPr>
                 <w:sz w:val="14"/>
               </w:rPr>
-              <w:t>2027-09-28</w:t>
+              <w:t>2027-09-23</w:t>
             </w:r>
           </w:p>
         </w:tc>
@@ -33264,7 +33264,7 @@
               <w:rPr>
                 <w:sz w:val="14"/>
               </w:rPr>
-              <w:t>34</w:t>
+              <w:t>37</w:t>
             </w:r>
           </w:p>
         </w:tc>
@@ -33335,7 +33335,7 @@
     </w:p>
     <w:p>
       <w:r>
-        <w:t>111 OK, 18 INFO, 0 WARN (checks: AWP, EWP float, EWP vendor data, PWP float, agreement, coverage CWP, coverage EWP). WARN must be resolved before the next issue; INFO is noted.</w:t>
+        <w:t>102 OK, 13 INFO, 14 WARN (checks: AWP, EWP float, EWP vendor data, PWP float, agreement, coverage CWP, coverage EWP). WARN must be resolved before the next issue; INFO is noted.</w:t>
       </w:r>
     </w:p>
     <w:tbl>
@@ -33781,7 +33781,7 @@
               <w:rPr>
                 <w:sz w:val="15"/>
               </w:rPr>
-              <w:t>EWP-08-CV-01</w:t>
+              <w:t>EWP-01-CV-01</w:t>
             </w:r>
           </w:p>
         </w:tc>
@@ -33813,7 +33813,7 @@
               <w:rPr>
                 <w:sz w:val="15"/>
               </w:rPr>
-              <w:t>INFO</w:t>
+              <w:t>WARN</w:t>
             </w:r>
           </w:p>
         </w:tc>
@@ -33829,7 +33829,7 @@
               <w:rPr>
                 <w:sz w:val="15"/>
               </w:rPr>
-              <w:t>IFC 2027-06-07 (ALP-EPC-00UQA-HV-GAD-0001), needed 2027-05-04 for CWP-08-CV-01 start 2027-06-01: float 9 wd</w:t>
+              <w:t>IFC 2027-04-12 (ALP-EPC-10UMA-CV-FND-0001), needed 2027-03-22 for CWP-01-CV-01 start 2027-04-19: float -3 wd</w:t>
             </w:r>
           </w:p>
         </w:tc>
@@ -33850,7 +33850,7 @@
               <w:rPr>
                 <w:sz w:val="15"/>
               </w:rPr>
-              <w:t>EWP-11-CV-01</w:t>
+              <w:t>EWP-01-CV-02</w:t>
             </w:r>
           </w:p>
         </w:tc>
@@ -33882,7 +33882,7 @@
               <w:rPr>
                 <w:sz w:val="15"/>
               </w:rPr>
-              <w:t>INFO</w:t>
+              <w:t>WARN</w:t>
             </w:r>
           </w:p>
         </w:tc>
@@ -33898,7 +33898,7 @@
               <w:rPr>
                 <w:sz w:val="15"/>
               </w:rPr>
-              <w:t>IFC 2027-04-26 (ALP-EPC-00UCA-HV-GAD-0002), needed 2027-03-29 for CWP-11-CV-01 start 2027-04-26: float 4 wd</w:t>
+              <w:t>IFC 2027-06-22 (ALP-EPC-10UMA-CV-RBR-0001), needed 2027-04-19 for CWP-01-CV-02 start 2027-05-17: float -7 wd</w:t>
             </w:r>
           </w:p>
         </w:tc>
@@ -33919,7 +33919,7 @@
               <w:rPr>
                 <w:sz w:val="15"/>
               </w:rPr>
-              <w:t>EWP-12-CV-01</w:t>
+              <w:t>EWP-02-CV-01</w:t>
             </w:r>
           </w:p>
         </w:tc>
@@ -33951,7 +33951,7 @@
               <w:rPr>
                 <w:sz w:val="15"/>
               </w:rPr>
-              <w:t>INFO</w:t>
+              <w:t>WARN</w:t>
             </w:r>
           </w:p>
         </w:tc>
@@ -33967,7 +33967,7 @@
               <w:rPr>
                 <w:sz w:val="15"/>
               </w:rPr>
-              <w:t>IFC 2027-01-11 (ALP-EPC-00UZA-PI-LAY-0001), needed 2027-01-18 for CWP-12-CV-01 start 2027-01-25: float 9 wd</w:t>
+              <w:t>IFC 2027-04-12 (ALP-EPC-20UMB-CV-FND-0001), needed 2027-03-22 for CWP-02-CV-01 start 2027-04-19: float -5 wd</w:t>
             </w:r>
           </w:p>
         </w:tc>
@@ -33988,7 +33988,7 @@
               <w:rPr>
                 <w:sz w:val="15"/>
               </w:rPr>
-              <w:t>EWP-12-PI-01</w:t>
+              <w:t>EWP-02-CV-02</w:t>
             </w:r>
           </w:p>
         </w:tc>
@@ -34020,7 +34020,7 @@
               <w:rPr>
                 <w:sz w:val="15"/>
               </w:rPr>
-              <w:t>INFO</w:t>
+              <w:t>WARN</w:t>
             </w:r>
           </w:p>
         </w:tc>
@@ -34036,7 +34036,7 @@
               <w:rPr>
                 <w:sz w:val="15"/>
               </w:rPr>
-              <w:t>IFC 2027-10-20 (ALP-EPC-00SGA-PI-ISO-0001), needed 2027-07-12 for CWP-12-PI-01 start 2027-08-09: float 8 wd</w:t>
+              <w:t>IFC 2027-06-25 (ALP-EPC-20UMB-CV-RBR-0001), needed 2027-04-19 for CWP-02-CV-02 start 2027-05-17: float -4 wd</w:t>
             </w:r>
           </w:p>
         </w:tc>
@@ -34057,7 +34057,7 @@
               <w:rPr>
                 <w:sz w:val="15"/>
               </w:rPr>
-              <w:t>MR-EL-001</w:t>
+              <w:t>EWP-03-CV-01</w:t>
             </w:r>
           </w:p>
         </w:tc>
@@ -34073,7 +34073,7 @@
               <w:rPr>
                 <w:sz w:val="15"/>
               </w:rPr>
-              <w:t>PWP float</w:t>
+              <w:t>EWP float</w:t>
             </w:r>
           </w:p>
         </w:tc>
@@ -34089,7 +34089,7 @@
               <w:rPr>
                 <w:sz w:val="15"/>
               </w:rPr>
-              <w:t>INFO</w:t>
+              <w:t>WARN</w:t>
             </w:r>
           </w:p>
         </w:tc>
@@ -34105,7 +34105,7 @@
               <w:rPr>
                 <w:sz w:val="15"/>
               </w:rPr>
-              <w:t>PO 2026-12-15, on site 2028-01-25, needed 2028-02-01 (CWP-04-EL-01): float 5 wd</w:t>
+              <w:t>IFC 2027-05-11 (ALP-EPC-00UBA-HV-GAD-0002), needed 2027-03-29 for CWP-03-CV-01 start 2027-04-26: float -10 wd</w:t>
             </w:r>
           </w:p>
         </w:tc>
@@ -34126,7 +34126,7 @@
               <w:rPr>
                 <w:sz w:val="15"/>
               </w:rPr>
-              <w:t>MR-EL-009</w:t>
+              <w:t>EWP-04-CV-01</w:t>
             </w:r>
           </w:p>
         </w:tc>
@@ -34142,7 +34142,7 @@
               <w:rPr>
                 <w:sz w:val="15"/>
               </w:rPr>
-              <w:t>PWP float</w:t>
+              <w:t>EWP float</w:t>
             </w:r>
           </w:p>
         </w:tc>
@@ -34158,7 +34158,7 @@
               <w:rPr>
                 <w:sz w:val="15"/>
               </w:rPr>
-              <w:t>INFO</w:t>
+              <w:t>WARN</w:t>
             </w:r>
           </w:p>
         </w:tc>
@@ -34174,7 +34174,7 @@
               <w:rPr>
                 <w:sz w:val="15"/>
               </w:rPr>
-              <w:t>PO 2027-01-28, on site 2027-06-03, needed 2027-06-14 (CWP-12-EL-01): float 7 wd</w:t>
+              <w:t>IFC 2027-05-04 (ALP-EPC-00UAC-HV-GAD-0001), needed 2027-04-05 for CWP-04-CV-01 start 2027-05-03: float -3 wd</w:t>
             </w:r>
           </w:p>
         </w:tc>
@@ -34195,7 +34195,7 @@
               <w:rPr>
                 <w:sz w:val="15"/>
               </w:rPr>
-              <w:t>MR-EL-011</w:t>
+              <w:t>EWP-05-CV-01</w:t>
             </w:r>
           </w:p>
         </w:tc>
@@ -34211,7 +34211,7 @@
               <w:rPr>
                 <w:sz w:val="15"/>
               </w:rPr>
-              <w:t>PWP float</w:t>
+              <w:t>EWP float</w:t>
             </w:r>
           </w:p>
         </w:tc>
@@ -34227,7 +34227,7 @@
               <w:rPr>
                 <w:sz w:val="15"/>
               </w:rPr>
-              <w:t>INFO</w:t>
+              <w:t>WARN</w:t>
             </w:r>
           </w:p>
         </w:tc>
@@ -34243,7 +34243,7 @@
               <w:rPr>
                 <w:sz w:val="15"/>
               </w:rPr>
-              <w:t>PO 2026-11-16, on site 2027-01-18, needed 2027-01-25 (CWP-12-CV-01): float 5 wd</w:t>
+              <w:t>IFC 2027-06-10 (ALP-EPC-00UPC-CV-RBR-0001), needed 2027-03-25 for CWP-05-CV-01 start 2027-04-22: float -10 wd</w:t>
             </w:r>
           </w:p>
         </w:tc>
@@ -34264,7 +34264,7 @@
               <w:rPr>
                 <w:sz w:val="15"/>
               </w:rPr>
-              <w:t>MR-EL-101</w:t>
+              <w:t>EWP-06-CV-01</w:t>
             </w:r>
           </w:p>
         </w:tc>
@@ -34280,7 +34280,7 @@
               <w:rPr>
                 <w:sz w:val="15"/>
               </w:rPr>
-              <w:t>PWP float</w:t>
+              <w:t>EWP float</w:t>
             </w:r>
           </w:p>
         </w:tc>
@@ -34296,7 +34296,7 @@
               <w:rPr>
                 <w:sz w:val="15"/>
               </w:rPr>
-              <w:t>INFO</w:t>
+              <w:t>WARN</w:t>
             </w:r>
           </w:p>
         </w:tc>
@@ -34312,7 +34312,7 @@
               <w:rPr>
                 <w:sz w:val="15"/>
               </w:rPr>
-              <w:t>PO 2026-11-02, on site 2027-11-08, needed 2027-11-15 (CWP-01-ME-01): float 5 wd</w:t>
+              <w:t>IFC 2027-10-20 (ALP-EPC-00UPA-EL-ELY-0001), needed 2027-09-03 for CWP-06-CV-01 start 2027-10-01: float -7 wd</w:t>
             </w:r>
           </w:p>
         </w:tc>
@@ -34333,7 +34333,7 @@
               <w:rPr>
                 <w:sz w:val="15"/>
               </w:rPr>
-              <w:t>MR-ME-001</w:t>
+              <w:t>EWP-07-CV-01</w:t>
             </w:r>
           </w:p>
         </w:tc>
@@ -34349,7 +34349,7 @@
               <w:rPr>
                 <w:sz w:val="15"/>
               </w:rPr>
-              <w:t>PWP float</w:t>
+              <w:t>EWP float</w:t>
             </w:r>
           </w:p>
         </w:tc>
@@ -34365,7 +34365,7 @@
               <w:rPr>
                 <w:sz w:val="15"/>
               </w:rPr>
-              <w:t>INFO</w:t>
+              <w:t>WARN</w:t>
             </w:r>
           </w:p>
         </w:tc>
@@ -34381,7 +34381,7 @@
               <w:rPr>
                 <w:sz w:val="15"/>
               </w:rPr>
-              <w:t>PO 2027-01-14, on site 2027-11-18, needed 2027-11-29 (CWP-08-ME-01): float 7 wd</w:t>
+              <w:t>IFC 2027-06-07 (ALP-EPC-00UGA-HV-GAD-0001), needed 2027-04-05 for CWP-07-CV-01 start 2027-05-03: float -12 wd</w:t>
             </w:r>
           </w:p>
         </w:tc>
@@ -34402,7 +34402,7 @@
               <w:rPr>
                 <w:sz w:val="15"/>
               </w:rPr>
-              <w:t>MR-ME-009</w:t>
+              <w:t>EWP-08-CV-01</w:t>
             </w:r>
           </w:p>
         </w:tc>
@@ -34418,7 +34418,7 @@
               <w:rPr>
                 <w:sz w:val="15"/>
               </w:rPr>
-              <w:t>PWP float</w:t>
+              <w:t>EWP float</w:t>
             </w:r>
           </w:p>
         </w:tc>
@@ -34450,7 +34450,7 @@
               <w:rPr>
                 <w:sz w:val="15"/>
               </w:rPr>
-              <w:t>PO 2027-01-14, on site 2027-11-18, needed 2027-11-29 (CWP-08-ME-01): float 7 wd</w:t>
+              <w:t>IFC 2027-06-10 (ALP-EPC-00UQA-HV-GAD-0001), needed 2027-05-04 for CWP-08-CV-01 start 2027-06-01: float 3 wd</w:t>
             </w:r>
           </w:p>
         </w:tc>
@@ -34471,7 +34471,7 @@
               <w:rPr>
                 <w:sz w:val="15"/>
               </w:rPr>
-              <w:t>MR-ME-011</w:t>
+              <w:t>EWP-11-CV-01</w:t>
             </w:r>
           </w:p>
         </w:tc>
@@ -34487,7 +34487,7 @@
               <w:rPr>
                 <w:sz w:val="15"/>
               </w:rPr>
-              <w:t>PWP float</w:t>
+              <w:t>EWP float</w:t>
             </w:r>
           </w:p>
         </w:tc>
@@ -34503,7 +34503,7 @@
               <w:rPr>
                 <w:sz w:val="15"/>
               </w:rPr>
-              <w:t>INFO</w:t>
+              <w:t>WARN</w:t>
             </w:r>
           </w:p>
         </w:tc>
@@ -34519,7 +34519,7 @@
               <w:rPr>
                 <w:sz w:val="15"/>
               </w:rPr>
-              <w:t>PO 2027-05-12, on site 2027-11-24, needed 2027-11-29 (CWP-08-ME-01): float 3 wd</w:t>
+              <w:t>IFC 2027-05-03 (ALP-EPC-00USA-HV-GAD-0001), needed 2027-03-29 for CWP-11-CV-01 start 2027-04-26: float -1 wd</w:t>
             </w:r>
           </w:p>
         </w:tc>
@@ -34540,7 +34540,7 @@
               <w:rPr>
                 <w:sz w:val="15"/>
               </w:rPr>
-              <w:t>MR-ME-012</w:t>
+              <w:t>EWP-12-CV-01</w:t>
             </w:r>
           </w:p>
         </w:tc>
@@ -34556,7 +34556,7 @@
               <w:rPr>
                 <w:sz w:val="15"/>
               </w:rPr>
-              <w:t>PWP float</w:t>
+              <w:t>EWP float</w:t>
             </w:r>
           </w:p>
         </w:tc>
@@ -34572,7 +34572,7 @@
               <w:rPr>
                 <w:sz w:val="15"/>
               </w:rPr>
-              <w:t>INFO</w:t>
+              <w:t>WARN</w:t>
             </w:r>
           </w:p>
         </w:tc>
@@ -34588,7 +34588,7 @@
               <w:rPr>
                 <w:sz w:val="15"/>
               </w:rPr>
-              <w:t>PO 2027-01-28, on site 2028-01-13, needed 2028-01-24 (CWP-07-ME-01): float 7 wd</w:t>
+              <w:t>IFC 2027-02-22 (ALP-EPC-00UZB-CV-CVL-0001), needed 2027-01-18 for CWP-12-CV-01 start 2027-01-25: float -13 wd</w:t>
             </w:r>
           </w:p>
         </w:tc>
@@ -34609,7 +34609,7 @@
               <w:rPr>
                 <w:sz w:val="15"/>
               </w:rPr>
-              <w:t>MR-ME-015</w:t>
+              <w:t>EWP-12-PI-01</w:t>
             </w:r>
           </w:p>
         </w:tc>
@@ -34625,7 +34625,7 @@
               <w:rPr>
                 <w:sz w:val="15"/>
               </w:rPr>
-              <w:t>PWP float</w:t>
+              <w:t>EWP float</w:t>
             </w:r>
           </w:p>
         </w:tc>
@@ -34657,7 +34657,7 @@
               <w:rPr>
                 <w:sz w:val="15"/>
               </w:rPr>
-              <w:t>PO 2027-01-14, on site 2027-11-18, needed 2027-11-29 (CWP-09-ME-01): float 7 wd</w:t>
+              <w:t>IFC 2027-10-18 (ALP-EPC-00UZA-IC-ELY-0001), needed 2027-07-12 for CWP-12-PI-01 start 2027-08-09: float 4 wd</w:t>
             </w:r>
           </w:p>
         </w:tc>
@@ -34678,7 +34678,7 @@
               <w:rPr>
                 <w:sz w:val="15"/>
               </w:rPr>
-              <w:t>MR-ME-016</w:t>
+              <w:t>MR-EL-001</w:t>
             </w:r>
           </w:p>
         </w:tc>
@@ -34726,7 +34726,7 @@
               <w:rPr>
                 <w:sz w:val="15"/>
               </w:rPr>
-              <w:t>PO 2027-01-14, on site 2027-10-21, needed 2027-11-01 (CWP-10-ME-01): float 7 wd</w:t>
+              <w:t>PO 2026-12-15, on site 2028-01-25, needed 2028-02-01 (CWP-04-EL-01): float 5 wd</w:t>
             </w:r>
           </w:p>
         </w:tc>
@@ -34747,7 +34747,7 @@
               <w:rPr>
                 <w:sz w:val="15"/>
               </w:rPr>
-              <w:t>MR-ME-101</w:t>
+              <w:t>MR-EL-009</w:t>
             </w:r>
           </w:p>
         </w:tc>
@@ -34779,7 +34779,7 @@
               <w:rPr>
                 <w:sz w:val="15"/>
               </w:rPr>
-              <w:t>INFO</w:t>
+              <w:t>WARN</w:t>
             </w:r>
           </w:p>
         </w:tc>
@@ -34795,7 +34795,7 @@
               <w:rPr>
                 <w:sz w:val="15"/>
               </w:rPr>
-              <w:t>PO 2026-11-02, on site 2027-11-15, needed 2027-11-15 (CWP-01-ME-01): float 0 wd</w:t>
+              <w:t>PO 2027-03-11, on site 2027-07-15, needed 2027-06-14 (CWP-12-EL-01): float -23 wd</w:t>
             </w:r>
           </w:p>
         </w:tc>
@@ -34816,7 +34816,7 @@
               <w:rPr>
                 <w:sz w:val="15"/>
               </w:rPr>
-              <w:t>MR-ME-102</w:t>
+              <w:t>MR-EL-011</w:t>
             </w:r>
           </w:p>
         </w:tc>
@@ -34864,7 +34864,7 @@
               <w:rPr>
                 <w:sz w:val="15"/>
               </w:rPr>
-              <w:t>PO 2026-11-02, on site 2027-11-15, needed 2027-11-15 (CWP-01-ME-01): float 0 wd</w:t>
+              <w:t>PO 2026-11-16, on site 2027-01-18, needed 2027-01-25 (CWP-12-CV-01): float 5 wd</w:t>
             </w:r>
           </w:p>
         </w:tc>
@@ -34885,7 +34885,7 @@
               <w:rPr>
                 <w:sz w:val="15"/>
               </w:rPr>
-              <w:t>MR-ME-103</w:t>
+              <w:t>MR-EL-101</w:t>
             </w:r>
           </w:p>
         </w:tc>
@@ -34933,7 +34933,7 @@
               <w:rPr>
                 <w:sz w:val="15"/>
               </w:rPr>
-              <w:t>PO 2026-11-02, on site 2028-01-10, needed 2028-01-17 (CWP-02-ME-01): float 5 wd</w:t>
+              <w:t>PO 2026-11-02, on site 2027-11-08, needed 2027-11-15 (CWP-01-ME-01): float 5 wd</w:t>
             </w:r>
           </w:p>
         </w:tc>
@@ -34954,6 +34954,627 @@
               <w:rPr>
                 <w:sz w:val="15"/>
               </w:rPr>
+              <w:t>MR-ME-001</w:t>
+            </w:r>
+          </w:p>
+        </w:tc>
+        <w:tc>
+          <w:tcPr>
+            <w:tcW w:type="dxa" w:w="1587"/>
+          </w:tcPr>
+          <w:p>
+            <w:pPr>
+              <w:spacing w:after="0"/>
+            </w:pPr>
+            <w:r>
+              <w:rPr>
+                <w:sz w:val="15"/>
+              </w:rPr>
+              <w:t>PWP float</w:t>
+            </w:r>
+          </w:p>
+        </w:tc>
+        <w:tc>
+          <w:tcPr>
+            <w:tcW w:type="dxa" w:w="794"/>
+          </w:tcPr>
+          <w:p>
+            <w:pPr>
+              <w:spacing w:after="0"/>
+            </w:pPr>
+            <w:r>
+              <w:rPr>
+                <w:sz w:val="15"/>
+              </w:rPr>
+              <w:t>INFO</w:t>
+            </w:r>
+          </w:p>
+        </w:tc>
+        <w:tc>
+          <w:tcPr>
+            <w:tcW w:type="dxa" w:w="10602"/>
+          </w:tcPr>
+          <w:p>
+            <w:pPr>
+              <w:spacing w:after="0"/>
+            </w:pPr>
+            <w:r>
+              <w:rPr>
+                <w:sz w:val="15"/>
+              </w:rPr>
+              <w:t>PO 2027-01-14, on site 2027-11-18, needed 2027-11-29 (CWP-08-ME-01): float 7 wd</w:t>
+            </w:r>
+          </w:p>
+        </w:tc>
+      </w:tr>
+      <w:tr>
+        <w:trPr>
+          <w:cantSplit w:val="true"/>
+        </w:trPr>
+        <w:tc>
+          <w:tcPr>
+            <w:tcW w:type="dxa" w:w="1814"/>
+          </w:tcPr>
+          <w:p>
+            <w:pPr>
+              <w:spacing w:after="0"/>
+            </w:pPr>
+            <w:r>
+              <w:rPr>
+                <w:sz w:val="15"/>
+              </w:rPr>
+              <w:t>MR-ME-009</w:t>
+            </w:r>
+          </w:p>
+        </w:tc>
+        <w:tc>
+          <w:tcPr>
+            <w:tcW w:type="dxa" w:w="1587"/>
+          </w:tcPr>
+          <w:p>
+            <w:pPr>
+              <w:spacing w:after="0"/>
+            </w:pPr>
+            <w:r>
+              <w:rPr>
+                <w:sz w:val="15"/>
+              </w:rPr>
+              <w:t>PWP float</w:t>
+            </w:r>
+          </w:p>
+        </w:tc>
+        <w:tc>
+          <w:tcPr>
+            <w:tcW w:type="dxa" w:w="794"/>
+          </w:tcPr>
+          <w:p>
+            <w:pPr>
+              <w:spacing w:after="0"/>
+            </w:pPr>
+            <w:r>
+              <w:rPr>
+                <w:sz w:val="15"/>
+              </w:rPr>
+              <w:t>INFO</w:t>
+            </w:r>
+          </w:p>
+        </w:tc>
+        <w:tc>
+          <w:tcPr>
+            <w:tcW w:type="dxa" w:w="10602"/>
+          </w:tcPr>
+          <w:p>
+            <w:pPr>
+              <w:spacing w:after="0"/>
+            </w:pPr>
+            <w:r>
+              <w:rPr>
+                <w:sz w:val="15"/>
+              </w:rPr>
+              <w:t>PO 2027-01-14, on site 2027-11-18, needed 2027-11-29 (CWP-08-ME-01): float 7 wd</w:t>
+            </w:r>
+          </w:p>
+        </w:tc>
+      </w:tr>
+      <w:tr>
+        <w:trPr>
+          <w:cantSplit w:val="true"/>
+        </w:trPr>
+        <w:tc>
+          <w:tcPr>
+            <w:tcW w:type="dxa" w:w="1814"/>
+          </w:tcPr>
+          <w:p>
+            <w:pPr>
+              <w:spacing w:after="0"/>
+            </w:pPr>
+            <w:r>
+              <w:rPr>
+                <w:sz w:val="15"/>
+              </w:rPr>
+              <w:t>MR-ME-011</w:t>
+            </w:r>
+          </w:p>
+        </w:tc>
+        <w:tc>
+          <w:tcPr>
+            <w:tcW w:type="dxa" w:w="1587"/>
+          </w:tcPr>
+          <w:p>
+            <w:pPr>
+              <w:spacing w:after="0"/>
+            </w:pPr>
+            <w:r>
+              <w:rPr>
+                <w:sz w:val="15"/>
+              </w:rPr>
+              <w:t>PWP float</w:t>
+            </w:r>
+          </w:p>
+        </w:tc>
+        <w:tc>
+          <w:tcPr>
+            <w:tcW w:type="dxa" w:w="794"/>
+          </w:tcPr>
+          <w:p>
+            <w:pPr>
+              <w:spacing w:after="0"/>
+            </w:pPr>
+            <w:r>
+              <w:rPr>
+                <w:sz w:val="15"/>
+              </w:rPr>
+              <w:t>WARN</w:t>
+            </w:r>
+          </w:p>
+        </w:tc>
+        <w:tc>
+          <w:tcPr>
+            <w:tcW w:type="dxa" w:w="10602"/>
+          </w:tcPr>
+          <w:p>
+            <w:pPr>
+              <w:spacing w:after="0"/>
+            </w:pPr>
+            <w:r>
+              <w:rPr>
+                <w:sz w:val="15"/>
+              </w:rPr>
+              <w:t>PO 2027-05-28, on site 2027-12-10, needed 2027-11-29 (CWP-08-ME-01): float -9 wd</w:t>
+            </w:r>
+          </w:p>
+        </w:tc>
+      </w:tr>
+      <w:tr>
+        <w:trPr>
+          <w:cantSplit w:val="true"/>
+        </w:trPr>
+        <w:tc>
+          <w:tcPr>
+            <w:tcW w:type="dxa" w:w="1814"/>
+          </w:tcPr>
+          <w:p>
+            <w:pPr>
+              <w:spacing w:after="0"/>
+            </w:pPr>
+            <w:r>
+              <w:rPr>
+                <w:sz w:val="15"/>
+              </w:rPr>
+              <w:t>MR-ME-012</w:t>
+            </w:r>
+          </w:p>
+        </w:tc>
+        <w:tc>
+          <w:tcPr>
+            <w:tcW w:type="dxa" w:w="1587"/>
+          </w:tcPr>
+          <w:p>
+            <w:pPr>
+              <w:spacing w:after="0"/>
+            </w:pPr>
+            <w:r>
+              <w:rPr>
+                <w:sz w:val="15"/>
+              </w:rPr>
+              <w:t>PWP float</w:t>
+            </w:r>
+          </w:p>
+        </w:tc>
+        <w:tc>
+          <w:tcPr>
+            <w:tcW w:type="dxa" w:w="794"/>
+          </w:tcPr>
+          <w:p>
+            <w:pPr>
+              <w:spacing w:after="0"/>
+            </w:pPr>
+            <w:r>
+              <w:rPr>
+                <w:sz w:val="15"/>
+              </w:rPr>
+              <w:t>INFO</w:t>
+            </w:r>
+          </w:p>
+        </w:tc>
+        <w:tc>
+          <w:tcPr>
+            <w:tcW w:type="dxa" w:w="10602"/>
+          </w:tcPr>
+          <w:p>
+            <w:pPr>
+              <w:spacing w:after="0"/>
+            </w:pPr>
+            <w:r>
+              <w:rPr>
+                <w:sz w:val="15"/>
+              </w:rPr>
+              <w:t>PO 2027-01-28, on site 2028-01-13, needed 2028-01-24 (CWP-07-ME-01): float 7 wd</w:t>
+            </w:r>
+          </w:p>
+        </w:tc>
+      </w:tr>
+      <w:tr>
+        <w:trPr>
+          <w:cantSplit w:val="true"/>
+        </w:trPr>
+        <w:tc>
+          <w:tcPr>
+            <w:tcW w:type="dxa" w:w="1814"/>
+          </w:tcPr>
+          <w:p>
+            <w:pPr>
+              <w:spacing w:after="0"/>
+            </w:pPr>
+            <w:r>
+              <w:rPr>
+                <w:sz w:val="15"/>
+              </w:rPr>
+              <w:t>MR-ME-015</w:t>
+            </w:r>
+          </w:p>
+        </w:tc>
+        <w:tc>
+          <w:tcPr>
+            <w:tcW w:type="dxa" w:w="1587"/>
+          </w:tcPr>
+          <w:p>
+            <w:pPr>
+              <w:spacing w:after="0"/>
+            </w:pPr>
+            <w:r>
+              <w:rPr>
+                <w:sz w:val="15"/>
+              </w:rPr>
+              <w:t>PWP float</w:t>
+            </w:r>
+          </w:p>
+        </w:tc>
+        <w:tc>
+          <w:tcPr>
+            <w:tcW w:type="dxa" w:w="794"/>
+          </w:tcPr>
+          <w:p>
+            <w:pPr>
+              <w:spacing w:after="0"/>
+            </w:pPr>
+            <w:r>
+              <w:rPr>
+                <w:sz w:val="15"/>
+              </w:rPr>
+              <w:t>INFO</w:t>
+            </w:r>
+          </w:p>
+        </w:tc>
+        <w:tc>
+          <w:tcPr>
+            <w:tcW w:type="dxa" w:w="10602"/>
+          </w:tcPr>
+          <w:p>
+            <w:pPr>
+              <w:spacing w:after="0"/>
+            </w:pPr>
+            <w:r>
+              <w:rPr>
+                <w:sz w:val="15"/>
+              </w:rPr>
+              <w:t>PO 2027-01-14, on site 2027-11-18, needed 2027-11-29 (CWP-09-ME-01): float 7 wd</w:t>
+            </w:r>
+          </w:p>
+        </w:tc>
+      </w:tr>
+      <w:tr>
+        <w:trPr>
+          <w:cantSplit w:val="true"/>
+        </w:trPr>
+        <w:tc>
+          <w:tcPr>
+            <w:tcW w:type="dxa" w:w="1814"/>
+          </w:tcPr>
+          <w:p>
+            <w:pPr>
+              <w:spacing w:after="0"/>
+            </w:pPr>
+            <w:r>
+              <w:rPr>
+                <w:sz w:val="15"/>
+              </w:rPr>
+              <w:t>MR-ME-016</w:t>
+            </w:r>
+          </w:p>
+        </w:tc>
+        <w:tc>
+          <w:tcPr>
+            <w:tcW w:type="dxa" w:w="1587"/>
+          </w:tcPr>
+          <w:p>
+            <w:pPr>
+              <w:spacing w:after="0"/>
+            </w:pPr>
+            <w:r>
+              <w:rPr>
+                <w:sz w:val="15"/>
+              </w:rPr>
+              <w:t>PWP float</w:t>
+            </w:r>
+          </w:p>
+        </w:tc>
+        <w:tc>
+          <w:tcPr>
+            <w:tcW w:type="dxa" w:w="794"/>
+          </w:tcPr>
+          <w:p>
+            <w:pPr>
+              <w:spacing w:after="0"/>
+            </w:pPr>
+            <w:r>
+              <w:rPr>
+                <w:sz w:val="15"/>
+              </w:rPr>
+              <w:t>INFO</w:t>
+            </w:r>
+          </w:p>
+        </w:tc>
+        <w:tc>
+          <w:tcPr>
+            <w:tcW w:type="dxa" w:w="10602"/>
+          </w:tcPr>
+          <w:p>
+            <w:pPr>
+              <w:spacing w:after="0"/>
+            </w:pPr>
+            <w:r>
+              <w:rPr>
+                <w:sz w:val="15"/>
+              </w:rPr>
+              <w:t>PO 2027-01-14, on site 2027-10-21, needed 2027-11-01 (CWP-10-ME-01): float 7 wd</w:t>
+            </w:r>
+          </w:p>
+        </w:tc>
+      </w:tr>
+      <w:tr>
+        <w:trPr>
+          <w:cantSplit w:val="true"/>
+        </w:trPr>
+        <w:tc>
+          <w:tcPr>
+            <w:tcW w:type="dxa" w:w="1814"/>
+          </w:tcPr>
+          <w:p>
+            <w:pPr>
+              <w:spacing w:after="0"/>
+            </w:pPr>
+            <w:r>
+              <w:rPr>
+                <w:sz w:val="15"/>
+              </w:rPr>
+              <w:t>MR-ME-101</w:t>
+            </w:r>
+          </w:p>
+        </w:tc>
+        <w:tc>
+          <w:tcPr>
+            <w:tcW w:type="dxa" w:w="1587"/>
+          </w:tcPr>
+          <w:p>
+            <w:pPr>
+              <w:spacing w:after="0"/>
+            </w:pPr>
+            <w:r>
+              <w:rPr>
+                <w:sz w:val="15"/>
+              </w:rPr>
+              <w:t>PWP float</w:t>
+            </w:r>
+          </w:p>
+        </w:tc>
+        <w:tc>
+          <w:tcPr>
+            <w:tcW w:type="dxa" w:w="794"/>
+          </w:tcPr>
+          <w:p>
+            <w:pPr>
+              <w:spacing w:after="0"/>
+            </w:pPr>
+            <w:r>
+              <w:rPr>
+                <w:sz w:val="15"/>
+              </w:rPr>
+              <w:t>INFO</w:t>
+            </w:r>
+          </w:p>
+        </w:tc>
+        <w:tc>
+          <w:tcPr>
+            <w:tcW w:type="dxa" w:w="10602"/>
+          </w:tcPr>
+          <w:p>
+            <w:pPr>
+              <w:spacing w:after="0"/>
+            </w:pPr>
+            <w:r>
+              <w:rPr>
+                <w:sz w:val="15"/>
+              </w:rPr>
+              <w:t>PO 2026-11-02, on site 2027-11-15, needed 2027-11-15 (CWP-01-ME-01): float 0 wd</w:t>
+            </w:r>
+          </w:p>
+        </w:tc>
+      </w:tr>
+      <w:tr>
+        <w:trPr>
+          <w:cantSplit w:val="true"/>
+        </w:trPr>
+        <w:tc>
+          <w:tcPr>
+            <w:tcW w:type="dxa" w:w="1814"/>
+          </w:tcPr>
+          <w:p>
+            <w:pPr>
+              <w:spacing w:after="0"/>
+            </w:pPr>
+            <w:r>
+              <w:rPr>
+                <w:sz w:val="15"/>
+              </w:rPr>
+              <w:t>MR-ME-102</w:t>
+            </w:r>
+          </w:p>
+        </w:tc>
+        <w:tc>
+          <w:tcPr>
+            <w:tcW w:type="dxa" w:w="1587"/>
+          </w:tcPr>
+          <w:p>
+            <w:pPr>
+              <w:spacing w:after="0"/>
+            </w:pPr>
+            <w:r>
+              <w:rPr>
+                <w:sz w:val="15"/>
+              </w:rPr>
+              <w:t>PWP float</w:t>
+            </w:r>
+          </w:p>
+        </w:tc>
+        <w:tc>
+          <w:tcPr>
+            <w:tcW w:type="dxa" w:w="794"/>
+          </w:tcPr>
+          <w:p>
+            <w:pPr>
+              <w:spacing w:after="0"/>
+            </w:pPr>
+            <w:r>
+              <w:rPr>
+                <w:sz w:val="15"/>
+              </w:rPr>
+              <w:t>INFO</w:t>
+            </w:r>
+          </w:p>
+        </w:tc>
+        <w:tc>
+          <w:tcPr>
+            <w:tcW w:type="dxa" w:w="10602"/>
+          </w:tcPr>
+          <w:p>
+            <w:pPr>
+              <w:spacing w:after="0"/>
+            </w:pPr>
+            <w:r>
+              <w:rPr>
+                <w:sz w:val="15"/>
+              </w:rPr>
+              <w:t>PO 2026-11-02, on site 2027-11-15, needed 2027-11-15 (CWP-01-ME-01): float 0 wd</w:t>
+            </w:r>
+          </w:p>
+        </w:tc>
+      </w:tr>
+      <w:tr>
+        <w:trPr>
+          <w:cantSplit w:val="true"/>
+        </w:trPr>
+        <w:tc>
+          <w:tcPr>
+            <w:tcW w:type="dxa" w:w="1814"/>
+          </w:tcPr>
+          <w:p>
+            <w:pPr>
+              <w:spacing w:after="0"/>
+            </w:pPr>
+            <w:r>
+              <w:rPr>
+                <w:sz w:val="15"/>
+              </w:rPr>
+              <w:t>MR-ME-103</w:t>
+            </w:r>
+          </w:p>
+        </w:tc>
+        <w:tc>
+          <w:tcPr>
+            <w:tcW w:type="dxa" w:w="1587"/>
+          </w:tcPr>
+          <w:p>
+            <w:pPr>
+              <w:spacing w:after="0"/>
+            </w:pPr>
+            <w:r>
+              <w:rPr>
+                <w:sz w:val="15"/>
+              </w:rPr>
+              <w:t>PWP float</w:t>
+            </w:r>
+          </w:p>
+        </w:tc>
+        <w:tc>
+          <w:tcPr>
+            <w:tcW w:type="dxa" w:w="794"/>
+          </w:tcPr>
+          <w:p>
+            <w:pPr>
+              <w:spacing w:after="0"/>
+            </w:pPr>
+            <w:r>
+              <w:rPr>
+                <w:sz w:val="15"/>
+              </w:rPr>
+              <w:t>INFO</w:t>
+            </w:r>
+          </w:p>
+        </w:tc>
+        <w:tc>
+          <w:tcPr>
+            <w:tcW w:type="dxa" w:w="10602"/>
+          </w:tcPr>
+          <w:p>
+            <w:pPr>
+              <w:spacing w:after="0"/>
+            </w:pPr>
+            <w:r>
+              <w:rPr>
+                <w:sz w:val="15"/>
+              </w:rPr>
+              <w:t>PO 2026-11-02, on site 2028-01-10, needed 2028-01-17 (CWP-02-ME-01): float 5 wd</w:t>
+            </w:r>
+          </w:p>
+        </w:tc>
+      </w:tr>
+      <w:tr>
+        <w:trPr>
+          <w:cantSplit w:val="true"/>
+        </w:trPr>
+        <w:tc>
+          <w:tcPr>
+            <w:tcW w:type="dxa" w:w="1814"/>
+          </w:tcPr>
+          <w:p>
+            <w:pPr>
+              <w:spacing w:after="0"/>
+            </w:pPr>
+            <w:r>
+              <w:rPr>
+                <w:sz w:val="15"/>
+              </w:rPr>
               <w:t>MR-PI-002</w:t>
             </w:r>
           </w:p>
@@ -34986,7 +35607,7 @@
               <w:rPr>
                 <w:sz w:val="15"/>
               </w:rPr>
-              <w:t>INFO</w:t>
+              <w:t>WARN</w:t>
             </w:r>
           </w:p>
         </w:tc>
@@ -35002,7 +35623,7 @@
               <w:rPr>
                 <w:sz w:val="15"/>
               </w:rPr>
-              <w:t>PO 2027-02-11, on site 2027-12-30, needed 2028-01-10 (CWP-01-PI-01): float 7 wd</w:t>
+              <w:t>PO 2027-03-25, on site 2028-02-10, needed 2028-01-10 (CWP-01-PI-01): float -23 wd</w:t>
             </w:r>
           </w:p>
         </w:tc>
@@ -35035,7 +35656,7 @@
       <w:rPr>
         <w:sz w:val="14"/>
       </w:rPr>
-      <w:t>engine procedures v1.5.0 | data 3e6364188c510fbc | generated 2026-09-29 - generated from the project database; do not edit</w:t>
+      <w:t>engine procedures v1.5.0 | data 9d7e9332a96bd10a | generated 2026-09-29 - generated from the project database; do not edit</w:t>
     </w:r>
   </w:p>
 </w:ftr>
